--- a/доп материалы/пробные варианты/ekonomika_variant_3.docx
+++ b/доп материалы/пробные варианты/ekonomika_variant_3.docx
@@ -4,40 +4,46 @@
   <w:body>
     <w:p>
       <w:pPr>
-        <w:jc w:val="center"/>
+        <w:widowControl/>
+        <w:spacing w:line="240" w:lineRule="auto" w:after="120"/>
+        <w:jc w:val="left"/>
       </w:pPr>
       <w:r>
         <w:rPr>
+          <w:rFonts w:ascii="Times New Roman" w:hAnsi="Times New Roman" w:eastAsia="Times New Roman"/>
           <w:b/>
-          <w:color w:val="2975E5"/>
-          <w:sz w:val="32"/>
+          <w:color w:val="181A1F"/>
+          <w:sz w:val="28"/>
         </w:rPr>
-        <w:t>ЕГЭ ПО ОБЩЕСТВОЗНАНИЮ — 2026</w:t>
+        <w:t>Тематический пробный вариант № 3. Экономика + социология</w:t>
       </w:r>
     </w:p>
     <w:p>
       <w:pPr>
-        <w:jc w:val="center"/>
+        <w:widowControl/>
+        <w:spacing w:line="240" w:lineRule="auto" w:after="140"/>
+        <w:jc w:val="left"/>
       </w:pPr>
       <w:r>
         <w:rPr>
-          <w:b/>
-          <w:sz w:val="30"/>
+          <w:rFonts w:ascii="Times New Roman" w:hAnsi="Times New Roman" w:eastAsia="Times New Roman"/>
+          <w:color w:val="181A1F"/>
+          <w:sz w:val="28"/>
         </w:rPr>
-        <w:t>Тематический пробный вариант № 3</w:t>
-        <w:br/>
-        <w:t>Экономика + социология</w:t>
-      </w:r>
-    </w:p>
-    <w:p>
-      <w:r>
         <w:t>25 заданий • максимальный первичный балл — 58 • рекомендуемое время — 3 часа 30 минут</w:t>
       </w:r>
     </w:p>
     <w:p>
+      <w:pPr>
+        <w:widowControl/>
+        <w:spacing w:line="240" w:lineRule="auto" w:after="0"/>
+      </w:pPr>
       <w:r>
         <w:rPr>
+          <w:rFonts w:ascii="Times New Roman" w:hAnsi="Times New Roman" w:eastAsia="Times New Roman"/>
           <w:i/>
+          <w:color w:val="181A1F"/>
+          <w:sz w:val="28"/>
         </w:rPr>
         <w:t>Смешанный вариант: задания распределены между указанными разделами.</w:t>
       </w:r>
@@ -45,210 +51,363 @@
     <w:p>
       <w:pPr>
         <w:pStyle w:val="Heading1"/>
+        <w:keepNext/>
+        <w:widowControl/>
+        <w:spacing w:line="240" w:lineRule="auto" w:after="60" w:before="160"/>
       </w:pPr>
       <w:r>
+        <w:rPr>
+          <w:rFonts w:ascii="Times New Roman" w:hAnsi="Times New Roman" w:eastAsia="Times New Roman"/>
+          <w:b/>
+          <w:color w:val="181A1F"/>
+          <w:sz w:val="28"/>
+        </w:rPr>
         <w:t>Часть 1</w:t>
       </w:r>
     </w:p>
     <w:p>
+      <w:pPr>
+        <w:widowControl/>
+        <w:spacing w:line="240" w:lineRule="auto" w:after="0"/>
+      </w:pPr>
       <w:r>
+        <w:rPr>
+          <w:rFonts w:ascii="Times New Roman" w:hAnsi="Times New Roman" w:eastAsia="Times New Roman"/>
+          <w:color w:val="181A1F"/>
+          <w:sz w:val="28"/>
+        </w:rPr>
         <w:t>Ответами к заданиям 1–16 являются последовательности цифр. Запишите ответ без пробелов и дополнительных символов.</w:t>
       </w:r>
     </w:p>
     <w:p>
+      <w:pPr>
+        <w:keepNext/>
+        <w:widowControl/>
+        <w:spacing w:line="240" w:lineRule="auto" w:after="0" w:before="120"/>
+      </w:pPr>
       <w:r>
         <w:rPr>
+          <w:rFonts w:ascii="Times New Roman" w:hAnsi="Times New Roman" w:eastAsia="Times New Roman"/>
           <w:b/>
-          <w:sz w:val="24"/>
+          <w:color w:val="181A1F"/>
+          <w:sz w:val="28"/>
         </w:rPr>
         <w:t>1.</w:t>
       </w:r>
     </w:p>
     <w:p>
+      <w:pPr>
+        <w:widowControl/>
+        <w:spacing w:line="240" w:lineRule="auto" w:after="0"/>
+      </w:pPr>
       <w:r>
         <w:rPr>
+          <w:rFonts w:ascii="Times New Roman" w:hAnsi="Times New Roman" w:eastAsia="Times New Roman"/>
           <w:b w:val="0"/>
           <w:i w:val="0"/>
+          <w:color w:val="181A1F"/>
+          <w:sz w:val="28"/>
         </w:rPr>
         <w:t xml:space="preserve">Ниже приведён перечень доходов семьи. Все они, за исключением двух, относятся к денежным доходам. </w:t>
       </w:r>
     </w:p>
     <w:p>
+      <w:pPr>
+        <w:widowControl/>
+        <w:spacing w:line="240" w:lineRule="auto" w:after="0"/>
+      </w:pPr>
       <w:r>
         <w:rPr>
+          <w:rFonts w:ascii="Times New Roman" w:hAnsi="Times New Roman" w:eastAsia="Times New Roman"/>
           <w:b w:val="0"/>
           <w:i w:val="0"/>
+          <w:color w:val="181A1F"/>
+          <w:sz w:val="28"/>
         </w:rPr>
         <w:t xml:space="preserve">1) льготный проездной билет для студентов; </w:t>
       </w:r>
       <w:r>
+        <w:rPr>
+          <w:rFonts w:ascii="Times New Roman" w:hAnsi="Times New Roman" w:eastAsia="Times New Roman"/>
+          <w:color w:val="181A1F"/>
+          <w:sz w:val="28"/>
+        </w:rPr>
         <w:br/>
       </w:r>
       <w:r>
         <w:rPr>
+          <w:rFonts w:ascii="Times New Roman" w:hAnsi="Times New Roman" w:eastAsia="Times New Roman"/>
           <w:b w:val="0"/>
           <w:i w:val="0"/>
+          <w:color w:val="181A1F"/>
+          <w:sz w:val="28"/>
         </w:rPr>
         <w:t xml:space="preserve">2) подаренный друзьями кухонный комбайн; </w:t>
       </w:r>
       <w:r>
+        <w:rPr>
+          <w:rFonts w:ascii="Times New Roman" w:hAnsi="Times New Roman" w:eastAsia="Times New Roman"/>
+          <w:color w:val="181A1F"/>
+          <w:sz w:val="28"/>
+        </w:rPr>
         <w:br/>
       </w:r>
       <w:r>
         <w:rPr>
+          <w:rFonts w:ascii="Times New Roman" w:hAnsi="Times New Roman" w:eastAsia="Times New Roman"/>
           <w:b w:val="0"/>
           <w:i w:val="0"/>
+          <w:color w:val="181A1F"/>
+          <w:sz w:val="28"/>
         </w:rPr>
         <w:t xml:space="preserve">3) пенсия; </w:t>
       </w:r>
       <w:r>
+        <w:rPr>
+          <w:rFonts w:ascii="Times New Roman" w:hAnsi="Times New Roman" w:eastAsia="Times New Roman"/>
+          <w:color w:val="181A1F"/>
+          <w:sz w:val="28"/>
+        </w:rPr>
         <w:br/>
       </w:r>
       <w:r>
         <w:rPr>
+          <w:rFonts w:ascii="Times New Roman" w:hAnsi="Times New Roman" w:eastAsia="Times New Roman"/>
           <w:b w:val="0"/>
           <w:i w:val="0"/>
+          <w:color w:val="181A1F"/>
+          <w:sz w:val="28"/>
         </w:rPr>
         <w:t xml:space="preserve">4) заработная плата; </w:t>
       </w:r>
       <w:r>
+        <w:rPr>
+          <w:rFonts w:ascii="Times New Roman" w:hAnsi="Times New Roman" w:eastAsia="Times New Roman"/>
+          <w:color w:val="181A1F"/>
+          <w:sz w:val="28"/>
+        </w:rPr>
         <w:br/>
       </w:r>
       <w:r>
         <w:rPr>
+          <w:rFonts w:ascii="Times New Roman" w:hAnsi="Times New Roman" w:eastAsia="Times New Roman"/>
           <w:b w:val="0"/>
           <w:i w:val="0"/>
+          <w:color w:val="181A1F"/>
+          <w:sz w:val="28"/>
         </w:rPr>
         <w:t xml:space="preserve">5) стипендия; </w:t>
       </w:r>
       <w:r>
+        <w:rPr>
+          <w:rFonts w:ascii="Times New Roman" w:hAnsi="Times New Roman" w:eastAsia="Times New Roman"/>
+          <w:color w:val="181A1F"/>
+          <w:sz w:val="28"/>
+        </w:rPr>
         <w:br/>
       </w:r>
       <w:r>
         <w:rPr>
+          <w:rFonts w:ascii="Times New Roman" w:hAnsi="Times New Roman" w:eastAsia="Times New Roman"/>
           <w:b w:val="0"/>
           <w:i w:val="0"/>
+          <w:color w:val="181A1F"/>
+          <w:sz w:val="28"/>
         </w:rPr>
         <w:t>6) проценты по депозиту.</w:t>
       </w:r>
     </w:p>
     <w:p>
+      <w:pPr>
+        <w:widowControl/>
+        <w:spacing w:line="240" w:lineRule="auto" w:after="0"/>
+      </w:pPr>
       <w:r>
         <w:rPr>
+          <w:rFonts w:ascii="Times New Roman" w:hAnsi="Times New Roman" w:eastAsia="Times New Roman"/>
           <w:b w:val="0"/>
           <w:i w:val="0"/>
+          <w:color w:val="181A1F"/>
+          <w:sz w:val="28"/>
         </w:rPr>
         <w:t>Найдите два дохода, «выпадающих» из общего ряда, и запишите в таблицу цифры, под которыми они указаны.</w:t>
       </w:r>
     </w:p>
     <w:p>
-      <w:r>
-        <w:t>Ответ: ______________________________</w:t>
-      </w:r>
-    </w:p>
-    <w:p>
+      <w:pPr>
+        <w:keepNext/>
+        <w:widowControl/>
+        <w:spacing w:line="240" w:lineRule="auto" w:after="0" w:before="120"/>
+      </w:pPr>
       <w:r>
         <w:rPr>
+          <w:rFonts w:ascii="Times New Roman" w:hAnsi="Times New Roman" w:eastAsia="Times New Roman"/>
           <w:b/>
-          <w:sz w:val="24"/>
+          <w:color w:val="181A1F"/>
+          <w:sz w:val="28"/>
         </w:rPr>
         <w:t>2.</w:t>
       </w:r>
     </w:p>
     <w:p>
+      <w:pPr>
+        <w:widowControl/>
+        <w:spacing w:line="240" w:lineRule="auto" w:after="0"/>
+      </w:pPr>
       <w:r>
         <w:rPr>
+          <w:rFonts w:ascii="Times New Roman" w:hAnsi="Times New Roman" w:eastAsia="Times New Roman"/>
           <w:b w:val="0"/>
           <w:i w:val="0"/>
+          <w:color w:val="181A1F"/>
+          <w:sz w:val="28"/>
         </w:rPr>
         <w:t>Фирма Z планирует расширение производства. Что из приведённого ниже она может использовать как источники финансирования бизнеса? Запишите цифры, под которыми они указаны.</w:t>
       </w:r>
     </w:p>
     <w:p>
+      <w:pPr>
+        <w:widowControl/>
+        <w:spacing w:line="240" w:lineRule="auto" w:after="0"/>
+      </w:pPr>
       <w:r>
         <w:rPr>
+          <w:rFonts w:ascii="Times New Roman" w:hAnsi="Times New Roman" w:eastAsia="Times New Roman"/>
           <w:b w:val="0"/>
           <w:i w:val="0"/>
+          <w:color w:val="181A1F"/>
+          <w:sz w:val="28"/>
         </w:rPr>
         <w:t>1) привлечение кредитов</w:t>
       </w:r>
     </w:p>
     <w:p>
+      <w:pPr>
+        <w:widowControl/>
+        <w:spacing w:line="240" w:lineRule="auto" w:after="0"/>
+      </w:pPr>
       <w:r>
         <w:rPr>
+          <w:rFonts w:ascii="Times New Roman" w:hAnsi="Times New Roman" w:eastAsia="Times New Roman"/>
           <w:b w:val="0"/>
           <w:i w:val="0"/>
+          <w:color w:val="181A1F"/>
+          <w:sz w:val="28"/>
         </w:rPr>
         <w:t>2) налоговые отчисления</w:t>
       </w:r>
     </w:p>
     <w:p>
+      <w:pPr>
+        <w:widowControl/>
+        <w:spacing w:line="240" w:lineRule="auto" w:after="0"/>
+      </w:pPr>
       <w:r>
         <w:rPr>
+          <w:rFonts w:ascii="Times New Roman" w:hAnsi="Times New Roman" w:eastAsia="Times New Roman"/>
           <w:b w:val="0"/>
           <w:i w:val="0"/>
+          <w:color w:val="181A1F"/>
+          <w:sz w:val="28"/>
         </w:rPr>
         <w:t>3) повышение производительности труда</w:t>
       </w:r>
     </w:p>
     <w:p>
+      <w:pPr>
+        <w:widowControl/>
+        <w:spacing w:line="240" w:lineRule="auto" w:after="0"/>
+      </w:pPr>
       <w:r>
         <w:rPr>
+          <w:rFonts w:ascii="Times New Roman" w:hAnsi="Times New Roman" w:eastAsia="Times New Roman"/>
           <w:b w:val="0"/>
           <w:i w:val="0"/>
+          <w:color w:val="181A1F"/>
+          <w:sz w:val="28"/>
         </w:rPr>
         <w:t>4) прибыль от реализации продукции предприятия</w:t>
       </w:r>
     </w:p>
     <w:p>
+      <w:pPr>
+        <w:widowControl/>
+        <w:spacing w:line="240" w:lineRule="auto" w:after="0"/>
+      </w:pPr>
       <w:r>
         <w:rPr>
+          <w:rFonts w:ascii="Times New Roman" w:hAnsi="Times New Roman" w:eastAsia="Times New Roman"/>
           <w:b w:val="0"/>
           <w:i w:val="0"/>
+          <w:color w:val="181A1F"/>
+          <w:sz w:val="28"/>
         </w:rPr>
         <w:t>5) совершенствование производственных технологий</w:t>
       </w:r>
     </w:p>
     <w:p>
+      <w:pPr>
+        <w:widowControl/>
+        <w:spacing w:line="240" w:lineRule="auto" w:after="0"/>
+      </w:pPr>
       <w:r>
         <w:rPr>
+          <w:rFonts w:ascii="Times New Roman" w:hAnsi="Times New Roman" w:eastAsia="Times New Roman"/>
           <w:b w:val="0"/>
           <w:i w:val="0"/>
+          <w:color w:val="181A1F"/>
+          <w:sz w:val="28"/>
         </w:rPr>
         <w:t>6) выпуск и размещение акций предприятия</w:t>
       </w:r>
     </w:p>
     <w:p>
-      <w:r>
-        <w:t>Ответ: ______________________________</w:t>
-      </w:r>
-    </w:p>
-    <w:p>
+      <w:pPr>
+        <w:keepNext/>
+        <w:widowControl/>
+        <w:spacing w:line="240" w:lineRule="auto" w:after="0" w:before="120"/>
+      </w:pPr>
       <w:r>
         <w:rPr>
+          <w:rFonts w:ascii="Times New Roman" w:hAnsi="Times New Roman" w:eastAsia="Times New Roman"/>
           <w:b/>
-          <w:sz w:val="24"/>
+          <w:color w:val="181A1F"/>
+          <w:sz w:val="28"/>
         </w:rPr>
         <w:t>3.</w:t>
       </w:r>
     </w:p>
     <w:p>
+      <w:pPr>
+        <w:widowControl/>
+        <w:spacing w:line="240" w:lineRule="auto" w:after="0"/>
+      </w:pPr>
       <w:r>
         <w:rPr>
+          <w:rFonts w:ascii="Times New Roman" w:hAnsi="Times New Roman" w:eastAsia="Times New Roman"/>
           <w:b w:val="0"/>
           <w:i w:val="0"/>
+          <w:color w:val="181A1F"/>
+          <w:sz w:val="28"/>
         </w:rPr>
         <w:t>В ходе социологического опроса совершеннолетним юношам и девушкам страны Z задавали вопрос: «Кто в современном обществе имеет больше шансов добиться продвижения по службе?». Полученные результаты (в % от числа опрошенных) представлены в графическом виде.</w:t>
       </w:r>
     </w:p>
     <w:p>
       <w:pPr>
+        <w:widowControl/>
+        <w:spacing w:line="240" w:lineRule="auto" w:after="0"/>
         <w:jc w:val="center"/>
       </w:pPr>
       <w:r>
+        <w:rPr>
+          <w:rFonts w:ascii="Times New Roman" w:hAnsi="Times New Roman" w:eastAsia="Times New Roman"/>
+          <w:color w:val="181A1F"/>
+          <w:sz w:val="28"/>
+        </w:rPr>
         <w:drawing>
           <wp:inline xmlns:a="http://schemas.openxmlformats.org/drawingml/2006/main" xmlns:pic="http://schemas.openxmlformats.org/drawingml/2006/picture">
-            <wp:extent cx="5400000" cy="5400000"/>
+            <wp:extent cx="5400000" cy="4752000"/>
             <wp:docPr id="1" name="Picture 1"/>
             <wp:cNvGraphicFramePr>
               <a:graphicFrameLocks noChangeAspect="1"/>
@@ -262,6 +421,7 @@
                   </pic:nvPicPr>
                   <pic:blipFill>
                     <a:blip r:embed="rId9"/>
+                    <a:srcRect b="12000"/>
                     <a:stretch>
                       <a:fillRect/>
                     </a:stretch>
@@ -269,7 +429,7 @@
                   <pic:spPr>
                     <a:xfrm>
                       <a:off x="0" y="0"/>
-                      <a:ext cx="5400000" cy="5400000"/>
+                      <a:ext cx="5400000" cy="4752000"/>
                     </a:xfrm>
                     <a:prstGeom prst="rect"/>
                   </pic:spPr>
@@ -281,146 +441,241 @@
       </w:r>
     </w:p>
     <w:p>
+      <w:pPr>
+        <w:widowControl/>
+        <w:spacing w:line="240" w:lineRule="auto" w:after="0"/>
+      </w:pPr>
       <w:r>
         <w:rPr>
+          <w:rFonts w:ascii="Times New Roman" w:hAnsi="Times New Roman" w:eastAsia="Times New Roman"/>
           <w:b w:val="0"/>
           <w:i w:val="0"/>
+          <w:color w:val="181A1F"/>
+          <w:sz w:val="28"/>
         </w:rPr>
         <w:t>Найдите в приведённом списке выводы, которые можно сделать на основе диаграммы, и запишите цифры, под которыми они указаны.</w:t>
       </w:r>
     </w:p>
     <w:p>
+      <w:pPr>
+        <w:widowControl/>
+        <w:spacing w:line="240" w:lineRule="auto" w:after="0"/>
+      </w:pPr>
       <w:r>
         <w:rPr>
+          <w:rFonts w:ascii="Times New Roman" w:hAnsi="Times New Roman" w:eastAsia="Times New Roman"/>
           <w:b w:val="0"/>
           <w:i w:val="0"/>
+          <w:color w:val="181A1F"/>
+          <w:sz w:val="28"/>
         </w:rPr>
         <w:t>1) Равные доли опрошенных юношей и девушек затруднились с ответом.</w:t>
       </w:r>
     </w:p>
     <w:p>
+      <w:pPr>
+        <w:widowControl/>
+        <w:spacing w:line="240" w:lineRule="auto" w:after="0"/>
+      </w:pPr>
       <w:r>
         <w:rPr>
+          <w:rFonts w:ascii="Times New Roman" w:hAnsi="Times New Roman" w:eastAsia="Times New Roman"/>
           <w:b w:val="0"/>
           <w:i w:val="0"/>
+          <w:color w:val="181A1F"/>
+          <w:sz w:val="28"/>
         </w:rPr>
         <w:t>2) Доля тех, кто считают, что больше шансов продвинуться по службе у мужчин, среди юношей меньше, чем среди девушек.</w:t>
       </w:r>
     </w:p>
     <w:p>
+      <w:pPr>
+        <w:widowControl/>
+        <w:spacing w:line="240" w:lineRule="auto" w:after="0"/>
+      </w:pPr>
       <w:r>
         <w:rPr>
+          <w:rFonts w:ascii="Times New Roman" w:hAnsi="Times New Roman" w:eastAsia="Times New Roman"/>
           <w:b w:val="0"/>
           <w:i w:val="0"/>
+          <w:color w:val="181A1F"/>
+          <w:sz w:val="28"/>
         </w:rPr>
         <w:t>3) Доля тех, кто отметили, что шансы продвинуться по службе в современном обществе равны, среди юношей больше, чем среди девушек.</w:t>
       </w:r>
     </w:p>
     <w:p>
+      <w:pPr>
+        <w:widowControl/>
+        <w:spacing w:line="240" w:lineRule="auto" w:after="0"/>
+      </w:pPr>
       <w:r>
         <w:rPr>
+          <w:rFonts w:ascii="Times New Roman" w:hAnsi="Times New Roman" w:eastAsia="Times New Roman"/>
           <w:b w:val="0"/>
           <w:i w:val="0"/>
+          <w:color w:val="181A1F"/>
+          <w:sz w:val="28"/>
         </w:rPr>
         <w:t>4) Среди юношей мнение о преимуществе шансов мужчин менее популярно, чем мнение о преимуществе шансов женщин.</w:t>
       </w:r>
     </w:p>
     <w:p>
+      <w:pPr>
+        <w:widowControl/>
+        <w:spacing w:line="240" w:lineRule="auto" w:after="0"/>
+      </w:pPr>
       <w:r>
         <w:rPr>
+          <w:rFonts w:ascii="Times New Roman" w:hAnsi="Times New Roman" w:eastAsia="Times New Roman"/>
           <w:b w:val="0"/>
           <w:i w:val="0"/>
+          <w:color w:val="181A1F"/>
+          <w:sz w:val="28"/>
         </w:rPr>
         <w:t xml:space="preserve">5) Четверть опрошенных девушек ответила, что женщины имеют больше шансов продвинуться по службе, чем мужчины. </w:t>
       </w:r>
     </w:p>
     <w:p>
-      <w:r>
-        <w:t>Ответ: ______________________________</w:t>
-      </w:r>
-    </w:p>
-    <w:p>
+      <w:pPr>
+        <w:keepNext/>
+        <w:widowControl/>
+        <w:spacing w:line="240" w:lineRule="auto" w:after="0" w:before="120"/>
+      </w:pPr>
       <w:r>
         <w:rPr>
+          <w:rFonts w:ascii="Times New Roman" w:hAnsi="Times New Roman" w:eastAsia="Times New Roman"/>
           <w:b/>
-          <w:sz w:val="24"/>
+          <w:color w:val="181A1F"/>
+          <w:sz w:val="28"/>
         </w:rPr>
         <w:t>4.</w:t>
       </w:r>
     </w:p>
     <w:p>
+      <w:pPr>
+        <w:widowControl/>
+        <w:spacing w:line="240" w:lineRule="auto" w:after="0"/>
+      </w:pPr>
       <w:r>
         <w:rPr>
+          <w:rFonts w:ascii="Times New Roman" w:hAnsi="Times New Roman" w:eastAsia="Times New Roman"/>
           <w:b w:val="0"/>
           <w:i w:val="0"/>
+          <w:color w:val="181A1F"/>
+          <w:sz w:val="28"/>
         </w:rPr>
         <w:t>Выберите верные суждения о социальной мобильности и её видах и запишите цифры, под которыми они указаны.</w:t>
       </w:r>
     </w:p>
     <w:p>
+      <w:pPr>
+        <w:widowControl/>
+        <w:spacing w:line="240" w:lineRule="auto" w:after="0"/>
+      </w:pPr>
       <w:r>
         <w:rPr>
+          <w:rFonts w:ascii="Times New Roman" w:hAnsi="Times New Roman" w:eastAsia="Times New Roman"/>
           <w:b w:val="0"/>
           <w:i w:val="0"/>
+          <w:color w:val="181A1F"/>
+          <w:sz w:val="28"/>
         </w:rPr>
         <w:t>1) При помощи каналов социальной мобильности происходит перемещение людей по социальной лестнице.</w:t>
       </w:r>
     </w:p>
     <w:p>
+      <w:pPr>
+        <w:widowControl/>
+        <w:spacing w:line="240" w:lineRule="auto" w:after="0"/>
+      </w:pPr>
       <w:r>
         <w:rPr>
+          <w:rFonts w:ascii="Times New Roman" w:hAnsi="Times New Roman" w:eastAsia="Times New Roman"/>
           <w:b w:val="0"/>
           <w:i w:val="0"/>
+          <w:color w:val="181A1F"/>
+          <w:sz w:val="28"/>
         </w:rPr>
         <w:t>2) К горизонтальному виду мобильности относится получение офицером внеочередного воинского звания.</w:t>
       </w:r>
     </w:p>
     <w:p>
+      <w:pPr>
+        <w:widowControl/>
+        <w:spacing w:line="240" w:lineRule="auto" w:after="0"/>
+      </w:pPr>
       <w:r>
         <w:rPr>
+          <w:rFonts w:ascii="Times New Roman" w:hAnsi="Times New Roman" w:eastAsia="Times New Roman"/>
           <w:b w:val="0"/>
           <w:i w:val="0"/>
+          <w:color w:val="181A1F"/>
+          <w:sz w:val="28"/>
         </w:rPr>
         <w:t>3) Межпоколенная мобильность — сравнительное изменение социального статуса у различных поколений.</w:t>
       </w:r>
     </w:p>
     <w:p>
+      <w:pPr>
+        <w:widowControl/>
+        <w:spacing w:line="240" w:lineRule="auto" w:after="0"/>
+      </w:pPr>
       <w:r>
         <w:rPr>
+          <w:rFonts w:ascii="Times New Roman" w:hAnsi="Times New Roman" w:eastAsia="Times New Roman"/>
           <w:b w:val="0"/>
           <w:i w:val="0"/>
+          <w:color w:val="181A1F"/>
+          <w:sz w:val="28"/>
         </w:rPr>
         <w:t>4) Социальная мобильность — это разделение общества на группы, занимающие разное положение в социальной иерархии.</w:t>
       </w:r>
     </w:p>
     <w:p>
+      <w:pPr>
+        <w:widowControl/>
+        <w:spacing w:line="240" w:lineRule="auto" w:after="0"/>
+      </w:pPr>
       <w:r>
         <w:rPr>
+          <w:rFonts w:ascii="Times New Roman" w:hAnsi="Times New Roman" w:eastAsia="Times New Roman"/>
           <w:b w:val="0"/>
           <w:i w:val="0"/>
+          <w:color w:val="181A1F"/>
+          <w:sz w:val="28"/>
         </w:rPr>
         <w:t>5) Организованной мобильностью называют перемещения человека или целых групп вверх, вниз или по горизонтали, которые управляются государством, с согласия самих людей или без их согласия.</w:t>
       </w:r>
     </w:p>
     <w:p>
-      <w:r>
-        <w:t>Ответ: ______________________________</w:t>
-      </w:r>
-    </w:p>
-    <w:p>
+      <w:pPr>
+        <w:keepNext/>
+        <w:widowControl/>
+        <w:spacing w:line="240" w:lineRule="auto" w:after="0" w:before="120"/>
+      </w:pPr>
       <w:r>
         <w:rPr>
+          <w:rFonts w:ascii="Times New Roman" w:hAnsi="Times New Roman" w:eastAsia="Times New Roman"/>
           <w:b/>
-          <w:sz w:val="24"/>
+          <w:color w:val="181A1F"/>
+          <w:sz w:val="28"/>
         </w:rPr>
         <w:t>5.</w:t>
       </w:r>
     </w:p>
     <w:p>
+      <w:pPr>
+        <w:widowControl/>
+        <w:spacing w:line="240" w:lineRule="auto" w:after="0"/>
+      </w:pPr>
       <w:r>
         <w:rPr>
+          <w:rFonts w:ascii="Times New Roman" w:hAnsi="Times New Roman" w:eastAsia="Times New Roman"/>
           <w:b w:val="0"/>
           <w:i w:val="0"/>
+          <w:color w:val="181A1F"/>
+          <w:sz w:val="28"/>
         </w:rPr>
         <w:t>Установите соответствие между примерами и видами издержек фирмы в краткосрочном периоде: к каждой позиции, данной в первом столбце, подберите соответствующую позицию из второго столбца.</w:t>
       </w:r>
@@ -429,6 +684,7 @@
       <w:tblPr>
         <w:tblStyle w:val="TableGrid"/>
         <w:tblW w:type="auto" w:w="0"/>
+        <w:tblLayout w:type="autofit"/>
         <w:tblLook w:firstColumn="1" w:firstRow="1" w:lastColumn="0" w:lastRow="0" w:noHBand="0" w:noVBand="1" w:val="04A0"/>
       </w:tblPr>
       <w:tblGrid>
@@ -441,7 +697,16 @@
             <w:tcW w:type="dxa" w:w="5128"/>
           </w:tcPr>
           <w:p>
+            <w:pPr>
+              <w:spacing w:after="0" w:line="240" w:lineRule="auto"/>
+            </w:pPr>
             <w:r>
+              <w:rPr>
+                <w:rFonts w:ascii="Times New Roman" w:hAnsi="Times New Roman" w:eastAsia="Times New Roman"/>
+                <w:b/>
+                <w:color w:val="181A1F"/>
+                <w:sz w:val="28"/>
+              </w:rPr>
               <w:t>ПРИМЕРЫ</w:t>
             </w:r>
           </w:p>
@@ -451,7 +716,16 @@
             <w:tcW w:type="dxa" w:w="5128"/>
           </w:tcPr>
           <w:p>
+            <w:pPr>
+              <w:spacing w:after="0" w:line="240" w:lineRule="auto"/>
+            </w:pPr>
             <w:r>
+              <w:rPr>
+                <w:rFonts w:ascii="Times New Roman" w:hAnsi="Times New Roman" w:eastAsia="Times New Roman"/>
+                <w:b/>
+                <w:color w:val="181A1F"/>
+                <w:sz w:val="28"/>
+              </w:rPr>
               <w:t>ВИДЫ ИЗДЕРЖЕК</w:t>
             </w:r>
           </w:p>
@@ -463,8 +737,22 @@
             <w:tcW w:type="dxa" w:w="5128"/>
           </w:tcPr>
           <w:p>
+            <w:pPr>
+              <w:spacing w:after="0" w:line="240" w:lineRule="auto"/>
+            </w:pPr>
             <w:r>
-              <w:t>A) выплаты на застрахованное имуществоБ) приобретение сырьяB) оплата банковских кредитов и процентов по нимГ) сдельная оплата труда наёмных работниковД) арендная плата за помещение</w:t>
+              <w:rPr>
+                <w:rFonts w:ascii="Times New Roman" w:hAnsi="Times New Roman" w:eastAsia="Times New Roman"/>
+                <w:color w:val="181A1F"/>
+                <w:sz w:val="28"/>
+              </w:rPr>
+              <w:t>A) выплаты на застрахованное имущество</w:t>
+              <w:br/>
+              <w:t>Б) приобретение сырьяB) оплата банковских кредитов и процентов по ним</w:t>
+              <w:br/>
+              <w:t>Г) сдельная оплата труда наёмных работников</w:t>
+              <w:br/>
+              <w:t>Д) арендная плата за помещение</w:t>
             </w:r>
           </w:p>
         </w:tc>
@@ -473,18 +761,35 @@
             <w:tcW w:type="dxa" w:w="5128"/>
           </w:tcPr>
           <w:p>
+            <w:pPr>
+              <w:spacing w:after="0" w:line="240" w:lineRule="auto"/>
+            </w:pPr>
             <w:r>
-              <w:t>1) постоянные2) переменные</w:t>
+              <w:rPr>
+                <w:rFonts w:ascii="Times New Roman" w:hAnsi="Times New Roman" w:eastAsia="Times New Roman"/>
+                <w:color w:val="181A1F"/>
+                <w:sz w:val="28"/>
+              </w:rPr>
+              <w:t>1) постоянные</w:t>
+              <w:br/>
+              <w:t>2) переменные</w:t>
             </w:r>
           </w:p>
         </w:tc>
       </w:tr>
     </w:tbl>
     <w:p>
+      <w:pPr>
+        <w:widowControl/>
+        <w:spacing w:line="240" w:lineRule="auto" w:after="0"/>
+      </w:pPr>
       <w:r>
         <w:rPr>
+          <w:rFonts w:ascii="Times New Roman" w:hAnsi="Times New Roman" w:eastAsia="Times New Roman"/>
           <w:b w:val="0"/>
           <w:i w:val="0"/>
+          <w:color w:val="181A1F"/>
+          <w:sz w:val="28"/>
         </w:rPr>
         <w:t>Запишите в ответ цифры, расположив их в порядке, соответствующем буквам:</w:t>
       </w:r>
@@ -493,6 +798,7 @@
       <w:tblPr>
         <w:tblStyle w:val="TableGrid"/>
         <w:tblW w:type="auto" w:w="0"/>
+        <w:tblLayout w:type="autofit"/>
         <w:tblLook w:firstColumn="1" w:firstRow="1" w:lastColumn="0" w:lastRow="0" w:noHBand="0" w:noVBand="1" w:val="04A0"/>
       </w:tblPr>
       <w:tblGrid>
@@ -508,7 +814,16 @@
             <w:tcW w:type="dxa" w:w="2051"/>
           </w:tcPr>
           <w:p>
+            <w:pPr>
+              <w:spacing w:after="0" w:line="240" w:lineRule="auto"/>
+            </w:pPr>
             <w:r>
+              <w:rPr>
+                <w:rFonts w:ascii="Times New Roman" w:hAnsi="Times New Roman" w:eastAsia="Times New Roman"/>
+                <w:b/>
+                <w:color w:val="181A1F"/>
+                <w:sz w:val="28"/>
+              </w:rPr>
               <w:t>A</w:t>
             </w:r>
           </w:p>
@@ -518,7 +833,16 @@
             <w:tcW w:type="dxa" w:w="2051"/>
           </w:tcPr>
           <w:p>
+            <w:pPr>
+              <w:spacing w:after="0" w:line="240" w:lineRule="auto"/>
+            </w:pPr>
             <w:r>
+              <w:rPr>
+                <w:rFonts w:ascii="Times New Roman" w:hAnsi="Times New Roman" w:eastAsia="Times New Roman"/>
+                <w:b/>
+                <w:color w:val="181A1F"/>
+                <w:sz w:val="28"/>
+              </w:rPr>
               <w:t>Б</w:t>
             </w:r>
           </w:p>
@@ -528,7 +852,16 @@
             <w:tcW w:type="dxa" w:w="2051"/>
           </w:tcPr>
           <w:p>
+            <w:pPr>
+              <w:spacing w:after="0" w:line="240" w:lineRule="auto"/>
+            </w:pPr>
             <w:r>
+              <w:rPr>
+                <w:rFonts w:ascii="Times New Roman" w:hAnsi="Times New Roman" w:eastAsia="Times New Roman"/>
+                <w:b/>
+                <w:color w:val="181A1F"/>
+                <w:sz w:val="28"/>
+              </w:rPr>
               <w:t>В</w:t>
             </w:r>
           </w:p>
@@ -538,7 +871,16 @@
             <w:tcW w:type="dxa" w:w="2051"/>
           </w:tcPr>
           <w:p>
+            <w:pPr>
+              <w:spacing w:after="0" w:line="240" w:lineRule="auto"/>
+            </w:pPr>
             <w:r>
+              <w:rPr>
+                <w:rFonts w:ascii="Times New Roman" w:hAnsi="Times New Roman" w:eastAsia="Times New Roman"/>
+                <w:b/>
+                <w:color w:val="181A1F"/>
+                <w:sz w:val="28"/>
+              </w:rPr>
               <w:t>Г</w:t>
             </w:r>
           </w:p>
@@ -548,7 +890,16 @@
             <w:tcW w:type="dxa" w:w="2051"/>
           </w:tcPr>
           <w:p>
+            <w:pPr>
+              <w:spacing w:after="0" w:line="240" w:lineRule="auto"/>
+            </w:pPr>
             <w:r>
+              <w:rPr>
+                <w:rFonts w:ascii="Times New Roman" w:hAnsi="Times New Roman" w:eastAsia="Times New Roman"/>
+                <w:b/>
+                <w:color w:val="181A1F"/>
+                <w:sz w:val="28"/>
+              </w:rPr>
               <w:t>Д</w:t>
             </w:r>
           </w:p>
@@ -560,7 +911,16 @@
             <w:tcW w:type="dxa" w:w="2051"/>
           </w:tcPr>
           <w:p>
-            <w:r/>
+            <w:pPr>
+              <w:spacing w:after="0" w:line="240" w:lineRule="auto"/>
+            </w:pPr>
+            <w:r>
+              <w:rPr>
+                <w:rFonts w:ascii="Times New Roman" w:hAnsi="Times New Roman" w:eastAsia="Times New Roman"/>
+                <w:color w:val="181A1F"/>
+                <w:sz w:val="28"/>
+              </w:rPr>
+            </w:r>
           </w:p>
         </w:tc>
         <w:tc>
@@ -568,7 +928,16 @@
             <w:tcW w:type="dxa" w:w="2051"/>
           </w:tcPr>
           <w:p>
-            <w:r/>
+            <w:pPr>
+              <w:spacing w:after="0" w:line="240" w:lineRule="auto"/>
+            </w:pPr>
+            <w:r>
+              <w:rPr>
+                <w:rFonts w:ascii="Times New Roman" w:hAnsi="Times New Roman" w:eastAsia="Times New Roman"/>
+                <w:color w:val="181A1F"/>
+                <w:sz w:val="28"/>
+              </w:rPr>
+            </w:r>
           </w:p>
         </w:tc>
         <w:tc>
@@ -576,7 +945,16 @@
             <w:tcW w:type="dxa" w:w="2051"/>
           </w:tcPr>
           <w:p>
-            <w:r/>
+            <w:pPr>
+              <w:spacing w:after="0" w:line="240" w:lineRule="auto"/>
+            </w:pPr>
+            <w:r>
+              <w:rPr>
+                <w:rFonts w:ascii="Times New Roman" w:hAnsi="Times New Roman" w:eastAsia="Times New Roman"/>
+                <w:color w:val="181A1F"/>
+                <w:sz w:val="28"/>
+              </w:rPr>
+            </w:r>
           </w:p>
         </w:tc>
         <w:tc>
@@ -584,7 +962,16 @@
             <w:tcW w:type="dxa" w:w="2051"/>
           </w:tcPr>
           <w:p>
-            <w:r/>
+            <w:pPr>
+              <w:spacing w:after="0" w:line="240" w:lineRule="auto"/>
+            </w:pPr>
+            <w:r>
+              <w:rPr>
+                <w:rFonts w:ascii="Times New Roman" w:hAnsi="Times New Roman" w:eastAsia="Times New Roman"/>
+                <w:color w:val="181A1F"/>
+                <w:sz w:val="28"/>
+              </w:rPr>
+            </w:r>
           </w:p>
         </w:tc>
         <w:tc>
@@ -592,246 +979,403 @@
             <w:tcW w:type="dxa" w:w="2051"/>
           </w:tcPr>
           <w:p>
-            <w:r/>
+            <w:pPr>
+              <w:spacing w:after="0" w:line="240" w:lineRule="auto"/>
+            </w:pPr>
+            <w:r>
+              <w:rPr>
+                <w:rFonts w:ascii="Times New Roman" w:hAnsi="Times New Roman" w:eastAsia="Times New Roman"/>
+                <w:color w:val="181A1F"/>
+                <w:sz w:val="28"/>
+              </w:rPr>
+            </w:r>
           </w:p>
         </w:tc>
       </w:tr>
     </w:tbl>
     <w:p>
-      <w:r>
-        <w:t>Ответ: ______________________________</w:t>
-      </w:r>
-    </w:p>
-    <w:p>
+      <w:pPr>
+        <w:keepNext/>
+        <w:widowControl/>
+        <w:spacing w:line="240" w:lineRule="auto" w:after="0" w:before="120"/>
+      </w:pPr>
       <w:r>
         <w:rPr>
+          <w:rFonts w:ascii="Times New Roman" w:hAnsi="Times New Roman" w:eastAsia="Times New Roman"/>
           <w:b/>
-          <w:sz w:val="24"/>
+          <w:color w:val="181A1F"/>
+          <w:sz w:val="28"/>
         </w:rPr>
         <w:t>6.</w:t>
       </w:r>
     </w:p>
     <w:p>
+      <w:pPr>
+        <w:widowControl/>
+        <w:spacing w:line="240" w:lineRule="auto" w:after="0"/>
+      </w:pPr>
       <w:r>
         <w:rPr>
+          <w:rFonts w:ascii="Times New Roman" w:hAnsi="Times New Roman" w:eastAsia="Times New Roman"/>
           <w:b w:val="0"/>
           <w:i w:val="0"/>
+          <w:color w:val="181A1F"/>
+          <w:sz w:val="28"/>
         </w:rPr>
         <w:t>Выберите верные суждения о финансовых инструментах и услугах и запишите цифры, под которыми они указаны.</w:t>
       </w:r>
     </w:p>
     <w:p>
+      <w:pPr>
+        <w:widowControl/>
+        <w:spacing w:line="240" w:lineRule="auto" w:after="0"/>
+      </w:pPr>
       <w:r>
         <w:rPr>
+          <w:rFonts w:ascii="Times New Roman" w:hAnsi="Times New Roman" w:eastAsia="Times New Roman"/>
           <w:b w:val="0"/>
           <w:i w:val="0"/>
+          <w:color w:val="181A1F"/>
+          <w:sz w:val="28"/>
         </w:rPr>
         <w:t>1) К финансовым услугам относят услуги банков по привлечению денежных средств граждан.</w:t>
       </w:r>
     </w:p>
     <w:p>
+      <w:pPr>
+        <w:widowControl/>
+        <w:spacing w:line="240" w:lineRule="auto" w:after="0"/>
+      </w:pPr>
       <w:r>
         <w:rPr>
+          <w:rFonts w:ascii="Times New Roman" w:hAnsi="Times New Roman" w:eastAsia="Times New Roman"/>
           <w:b w:val="0"/>
           <w:i w:val="0"/>
+          <w:color w:val="181A1F"/>
+          <w:sz w:val="28"/>
         </w:rPr>
         <w:t>2) Страховые компании выдают кредиты юридическим и физическим лицам.</w:t>
       </w:r>
     </w:p>
     <w:p>
+      <w:pPr>
+        <w:widowControl/>
+        <w:spacing w:line="240" w:lineRule="auto" w:after="0"/>
+      </w:pPr>
       <w:r>
         <w:rPr>
+          <w:rFonts w:ascii="Times New Roman" w:hAnsi="Times New Roman" w:eastAsia="Times New Roman"/>
           <w:b w:val="0"/>
           <w:i w:val="0"/>
+          <w:color w:val="181A1F"/>
+          <w:sz w:val="28"/>
         </w:rPr>
         <w:t>3) Потребитель имеет право обратиться с иском в суд в случае, если при оказании финансовых услуг нарушены его права.</w:t>
       </w:r>
     </w:p>
     <w:p>
+      <w:pPr>
+        <w:widowControl/>
+        <w:spacing w:line="240" w:lineRule="auto" w:after="0"/>
+      </w:pPr>
       <w:r>
         <w:rPr>
+          <w:rFonts w:ascii="Times New Roman" w:hAnsi="Times New Roman" w:eastAsia="Times New Roman"/>
           <w:b w:val="0"/>
           <w:i w:val="0"/>
+          <w:color w:val="181A1F"/>
+          <w:sz w:val="28"/>
         </w:rPr>
         <w:t>4) Потребитель вправе обратиться с жалобой в органы государственной власти, имеющие право проводить проверки в отношении оказывающих финансовые услуги организаций и привлекать их к уголовной ответственности.</w:t>
       </w:r>
     </w:p>
     <w:p>
+      <w:pPr>
+        <w:widowControl/>
+        <w:spacing w:line="240" w:lineRule="auto" w:after="0"/>
+      </w:pPr>
       <w:r>
         <w:rPr>
+          <w:rFonts w:ascii="Times New Roman" w:hAnsi="Times New Roman" w:eastAsia="Times New Roman"/>
           <w:b w:val="0"/>
           <w:i w:val="0"/>
+          <w:color w:val="181A1F"/>
+          <w:sz w:val="28"/>
         </w:rPr>
         <w:t>5) Одна из основных особенностей кредита как финансового инструмента — обязательство заёмщика вернуть полученные деньги с процентами в будущем.</w:t>
       </w:r>
     </w:p>
     <w:p>
-      <w:r>
-        <w:t>Ответ: ______________________________</w:t>
-      </w:r>
-    </w:p>
-    <w:p>
+      <w:pPr>
+        <w:keepNext/>
+        <w:widowControl/>
+        <w:spacing w:line="240" w:lineRule="auto" w:after="0" w:before="120"/>
+      </w:pPr>
       <w:r>
         <w:rPr>
+          <w:rFonts w:ascii="Times New Roman" w:hAnsi="Times New Roman" w:eastAsia="Times New Roman"/>
           <w:b/>
-          <w:sz w:val="24"/>
+          <w:color w:val="181A1F"/>
+          <w:sz w:val="28"/>
         </w:rPr>
         <w:t>7.</w:t>
       </w:r>
     </w:p>
     <w:p>
+      <w:pPr>
+        <w:widowControl/>
+        <w:spacing w:line="240" w:lineRule="auto" w:after="0"/>
+      </w:pPr>
       <w:r>
         <w:rPr>
+          <w:rFonts w:ascii="Times New Roman" w:hAnsi="Times New Roman" w:eastAsia="Times New Roman"/>
           <w:b w:val="0"/>
           <w:i w:val="0"/>
+          <w:color w:val="181A1F"/>
+          <w:sz w:val="28"/>
         </w:rPr>
         <w:t>Выберите верные суждения об издержках в краткосрочном периоде и запишите цифры, под которыми они указаны.</w:t>
       </w:r>
     </w:p>
     <w:p>
+      <w:pPr>
+        <w:widowControl/>
+        <w:spacing w:line="240" w:lineRule="auto" w:after="0"/>
+      </w:pPr>
       <w:r>
         <w:rPr>
+          <w:rFonts w:ascii="Times New Roman" w:hAnsi="Times New Roman" w:eastAsia="Times New Roman"/>
           <w:b w:val="0"/>
           <w:i w:val="0"/>
+          <w:color w:val="181A1F"/>
+          <w:sz w:val="28"/>
         </w:rPr>
         <w:t>1) Переменные издержки в краткосрочном периоде непосредственно зависят от объёма производимой продукции.</w:t>
       </w:r>
     </w:p>
     <w:p>
+      <w:pPr>
+        <w:widowControl/>
+        <w:spacing w:line="240" w:lineRule="auto" w:after="0"/>
+      </w:pPr>
       <w:r>
         <w:rPr>
+          <w:rFonts w:ascii="Times New Roman" w:hAnsi="Times New Roman" w:eastAsia="Times New Roman"/>
           <w:b w:val="0"/>
           <w:i w:val="0"/>
+          <w:color w:val="181A1F"/>
+          <w:sz w:val="28"/>
         </w:rPr>
         <w:t>2) Постоянные издержки не зависят от объёма производства продукции.</w:t>
       </w:r>
     </w:p>
     <w:p>
+      <w:pPr>
+        <w:widowControl/>
+        <w:spacing w:line="240" w:lineRule="auto" w:after="0"/>
+      </w:pPr>
       <w:r>
         <w:rPr>
+          <w:rFonts w:ascii="Times New Roman" w:hAnsi="Times New Roman" w:eastAsia="Times New Roman"/>
           <w:b w:val="0"/>
           <w:i w:val="0"/>
+          <w:color w:val="181A1F"/>
+          <w:sz w:val="28"/>
         </w:rPr>
         <w:t>3) К переменным издержкам в краткосрочном периоде относят выплаты по ранее взятому кредиту.</w:t>
       </w:r>
     </w:p>
     <w:p>
+      <w:pPr>
+        <w:widowControl/>
+        <w:spacing w:line="240" w:lineRule="auto" w:after="0"/>
+      </w:pPr>
       <w:r>
         <w:rPr>
+          <w:rFonts w:ascii="Times New Roman" w:hAnsi="Times New Roman" w:eastAsia="Times New Roman"/>
           <w:b w:val="0"/>
           <w:i w:val="0"/>
+          <w:color w:val="181A1F"/>
+          <w:sz w:val="28"/>
         </w:rPr>
         <w:t>4) Себестоимость продукции называется также постоянными издержками.</w:t>
       </w:r>
     </w:p>
     <w:p>
+      <w:pPr>
+        <w:widowControl/>
+        <w:spacing w:line="240" w:lineRule="auto" w:after="0"/>
+      </w:pPr>
       <w:r>
         <w:rPr>
+          <w:rFonts w:ascii="Times New Roman" w:hAnsi="Times New Roman" w:eastAsia="Times New Roman"/>
           <w:b w:val="0"/>
           <w:i w:val="0"/>
+          <w:color w:val="181A1F"/>
+          <w:sz w:val="28"/>
         </w:rPr>
         <w:t>5) К постоянным издержкам в краткосрочном периоде относят страховые взносы и оплату охраны.</w:t>
       </w:r>
     </w:p>
     <w:p>
-      <w:r>
-        <w:t>Ответ: ______________________________</w:t>
-      </w:r>
-    </w:p>
-    <w:p>
+      <w:pPr>
+        <w:keepNext/>
+        <w:widowControl/>
+        <w:spacing w:line="240" w:lineRule="auto" w:after="0" w:before="120"/>
+      </w:pPr>
       <w:r>
         <w:rPr>
+          <w:rFonts w:ascii="Times New Roman" w:hAnsi="Times New Roman" w:eastAsia="Times New Roman"/>
           <w:b/>
-          <w:sz w:val="24"/>
+          <w:color w:val="181A1F"/>
+          <w:sz w:val="28"/>
         </w:rPr>
         <w:t>8.</w:t>
       </w:r>
     </w:p>
     <w:p>
+      <w:pPr>
+        <w:widowControl/>
+        <w:spacing w:line="240" w:lineRule="auto" w:after="0"/>
+      </w:pPr>
       <w:r>
         <w:rPr>
+          <w:rFonts w:ascii="Times New Roman" w:hAnsi="Times New Roman" w:eastAsia="Times New Roman"/>
           <w:b w:val="0"/>
           <w:i w:val="0"/>
+          <w:color w:val="181A1F"/>
+          <w:sz w:val="28"/>
         </w:rPr>
         <w:t>Выберите верные суждения о государственном бюджете и запишите цифры, под которыми они указаны.</w:t>
       </w:r>
     </w:p>
     <w:p>
+      <w:pPr>
+        <w:widowControl/>
+        <w:spacing w:line="240" w:lineRule="auto" w:after="0"/>
+      </w:pPr>
       <w:r>
         <w:rPr>
+          <w:rFonts w:ascii="Times New Roman" w:hAnsi="Times New Roman" w:eastAsia="Times New Roman"/>
           <w:b w:val="0"/>
           <w:i w:val="0"/>
+          <w:color w:val="181A1F"/>
+          <w:sz w:val="28"/>
         </w:rPr>
         <w:t>1) В структуру расходной части бюджета входят акцизы.</w:t>
       </w:r>
     </w:p>
     <w:p>
+      <w:pPr>
+        <w:widowControl/>
+        <w:spacing w:line="240" w:lineRule="auto" w:after="0"/>
+      </w:pPr>
       <w:r>
         <w:rPr>
+          <w:rFonts w:ascii="Times New Roman" w:hAnsi="Times New Roman" w:eastAsia="Times New Roman"/>
           <w:b w:val="0"/>
           <w:i w:val="0"/>
+          <w:color w:val="181A1F"/>
+          <w:sz w:val="28"/>
         </w:rPr>
         <w:t>2) К доходам бюджета относится предоставление дотаций предприятиям.</w:t>
       </w:r>
     </w:p>
     <w:p>
+      <w:pPr>
+        <w:widowControl/>
+        <w:spacing w:line="240" w:lineRule="auto" w:after="0"/>
+      </w:pPr>
       <w:r>
         <w:rPr>
+          <w:rFonts w:ascii="Times New Roman" w:hAnsi="Times New Roman" w:eastAsia="Times New Roman"/>
           <w:b w:val="0"/>
           <w:i w:val="0"/>
+          <w:color w:val="181A1F"/>
+          <w:sz w:val="28"/>
         </w:rPr>
         <w:t>3) Бюджет может быть сбалансированным, дефицитным или профицитным.</w:t>
       </w:r>
     </w:p>
     <w:p>
+      <w:pPr>
+        <w:widowControl/>
+        <w:spacing w:line="240" w:lineRule="auto" w:after="0"/>
+      </w:pPr>
       <w:r>
         <w:rPr>
+          <w:rFonts w:ascii="Times New Roman" w:hAnsi="Times New Roman" w:eastAsia="Times New Roman"/>
           <w:b w:val="0"/>
           <w:i w:val="0"/>
+          <w:color w:val="181A1F"/>
+          <w:sz w:val="28"/>
         </w:rPr>
         <w:t>4) Доходная часть бюджета сформирована различными источниками денежных средств.</w:t>
       </w:r>
     </w:p>
     <w:p>
+      <w:pPr>
+        <w:widowControl/>
+        <w:spacing w:line="240" w:lineRule="auto" w:after="0"/>
+      </w:pPr>
       <w:r>
         <w:rPr>
+          <w:rFonts w:ascii="Times New Roman" w:hAnsi="Times New Roman" w:eastAsia="Times New Roman"/>
           <w:b w:val="0"/>
           <w:i w:val="0"/>
+          <w:color w:val="181A1F"/>
+          <w:sz w:val="28"/>
         </w:rPr>
         <w:t>5) Государственный бюджет — это сводный план доходов государства и использования полученных средств на покрытие всех видов государственных расходов.</w:t>
       </w:r>
     </w:p>
     <w:p>
-      <w:r>
-        <w:t>Ответ: ______________________________</w:t>
-      </w:r>
-    </w:p>
-    <w:p>
+      <w:pPr>
+        <w:keepNext/>
+        <w:widowControl/>
+        <w:spacing w:line="240" w:lineRule="auto" w:after="0" w:before="120"/>
+      </w:pPr>
       <w:r>
         <w:rPr>
+          <w:rFonts w:ascii="Times New Roman" w:hAnsi="Times New Roman" w:eastAsia="Times New Roman"/>
           <w:b/>
-          <w:sz w:val="24"/>
+          <w:color w:val="181A1F"/>
+          <w:sz w:val="28"/>
         </w:rPr>
         <w:t>9.</w:t>
       </w:r>
     </w:p>
     <w:p>
+      <w:pPr>
+        <w:widowControl/>
+        <w:spacing w:line="240" w:lineRule="auto" w:after="0"/>
+      </w:pPr>
       <w:r>
         <w:rPr>
+          <w:rFonts w:ascii="Times New Roman" w:hAnsi="Times New Roman" w:eastAsia="Times New Roman"/>
           <w:b w:val="0"/>
           <w:i w:val="0"/>
+          <w:color w:val="181A1F"/>
+          <w:sz w:val="28"/>
         </w:rPr>
         <w:t>В странах Z и Y учёные проводили опросы общественного мнения. Совершеннолетним гражданам, участвующим в опросе, был задан вопрос: «Что Вы думаете об уплате налогов?». Полученные результаты (в % от числа опрошенных) представлены в виде диаграммы.</w:t>
       </w:r>
     </w:p>
     <w:p>
       <w:pPr>
+        <w:widowControl/>
+        <w:spacing w:line="240" w:lineRule="auto" w:after="0"/>
         <w:jc w:val="center"/>
       </w:pPr>
       <w:r>
+        <w:rPr>
+          <w:rFonts w:ascii="Times New Roman" w:hAnsi="Times New Roman" w:eastAsia="Times New Roman"/>
+          <w:color w:val="181A1F"/>
+          <w:sz w:val="28"/>
+        </w:rPr>
         <w:drawing>
           <wp:inline xmlns:a="http://schemas.openxmlformats.org/drawingml/2006/main" xmlns:pic="http://schemas.openxmlformats.org/drawingml/2006/picture">
-            <wp:extent cx="5400000" cy="5400000"/>
+            <wp:extent cx="5400000" cy="4752000"/>
             <wp:docPr id="2" name="Picture 2"/>
             <wp:cNvGraphicFramePr>
               <a:graphicFrameLocks noChangeAspect="1"/>
@@ -845,6 +1389,7 @@
                   </pic:nvPicPr>
                   <pic:blipFill>
                     <a:blip r:embed="rId10"/>
+                    <a:srcRect b="12000"/>
                     <a:stretch>
                       <a:fillRect/>
                     </a:stretch>
@@ -852,7 +1397,7 @@
                   <pic:spPr>
                     <a:xfrm>
                       <a:off x="0" y="0"/>
-                      <a:ext cx="5400000" cy="5400000"/>
+                      <a:ext cx="5400000" cy="4752000"/>
                     </a:xfrm>
                     <a:prstGeom prst="rect"/>
                   </pic:spPr>
@@ -864,2194 +1409,1919 @@
       </w:r>
     </w:p>
     <w:p>
+      <w:pPr>
+        <w:widowControl/>
+        <w:spacing w:line="240" w:lineRule="auto" w:after="0"/>
+      </w:pPr>
       <w:r>
         <w:rPr>
+          <w:rFonts w:ascii="Times New Roman" w:hAnsi="Times New Roman" w:eastAsia="Times New Roman"/>
           <w:b w:val="0"/>
           <w:i w:val="0"/>
+          <w:color w:val="181A1F"/>
+          <w:sz w:val="28"/>
         </w:rPr>
         <w:t>Найдите в приведённом списке выводы, которые можно сделать на основе диаграммы, и запишите цифры, под которыми они указаны.</w:t>
       </w:r>
     </w:p>
     <w:p>
+      <w:pPr>
+        <w:widowControl/>
+        <w:spacing w:line="240" w:lineRule="auto" w:after="0"/>
+      </w:pPr>
       <w:r>
         <w:rPr>
+          <w:rFonts w:ascii="Times New Roman" w:hAnsi="Times New Roman" w:eastAsia="Times New Roman"/>
           <w:b w:val="0"/>
           <w:i w:val="0"/>
+          <w:color w:val="181A1F"/>
+          <w:sz w:val="28"/>
         </w:rPr>
         <w:t>1) В стране Y, в отличие от страны Z, пропорциональная система налогообложения.</w:t>
       </w:r>
     </w:p>
     <w:p>
+      <w:pPr>
+        <w:widowControl/>
+        <w:spacing w:line="240" w:lineRule="auto" w:after="0"/>
+      </w:pPr>
       <w:r>
         <w:rPr>
+          <w:rFonts w:ascii="Times New Roman" w:hAnsi="Times New Roman" w:eastAsia="Times New Roman"/>
           <w:b w:val="0"/>
           <w:i w:val="0"/>
+          <w:color w:val="181A1F"/>
+          <w:sz w:val="28"/>
         </w:rPr>
         <w:t>2) В стране Z гражданам приходится платить больше налогов, чем в стране Y.</w:t>
       </w:r>
     </w:p>
     <w:p>
+      <w:pPr>
+        <w:widowControl/>
+        <w:spacing w:line="240" w:lineRule="auto" w:after="0"/>
+      </w:pPr>
       <w:r>
         <w:rPr>
+          <w:rFonts w:ascii="Times New Roman" w:hAnsi="Times New Roman" w:eastAsia="Times New Roman"/>
           <w:b w:val="0"/>
           <w:i w:val="0"/>
+          <w:color w:val="181A1F"/>
+          <w:sz w:val="28"/>
         </w:rPr>
         <w:t>3) В обеих странах есть граждане, которых от неуплаты налогов удерживает только страх наказания.</w:t>
       </w:r>
     </w:p>
     <w:p>
+      <w:pPr>
+        <w:widowControl/>
+        <w:spacing w:line="240" w:lineRule="auto" w:after="0"/>
+      </w:pPr>
       <w:r>
         <w:rPr>
+          <w:rFonts w:ascii="Times New Roman" w:hAnsi="Times New Roman" w:eastAsia="Times New Roman"/>
           <w:b w:val="0"/>
           <w:i w:val="0"/>
+          <w:color w:val="181A1F"/>
+          <w:sz w:val="28"/>
         </w:rPr>
         <w:t>4) В стране Z, в отличие от страны Y, законы предусматривают более жёсткое наказание за уклонение от уплаты налогов.</w:t>
       </w:r>
     </w:p>
     <w:p>
+      <w:pPr>
+        <w:widowControl/>
+        <w:spacing w:line="240" w:lineRule="auto" w:after="0"/>
+      </w:pPr>
       <w:r>
         <w:rPr>
+          <w:rFonts w:ascii="Times New Roman" w:hAnsi="Times New Roman" w:eastAsia="Times New Roman"/>
           <w:b w:val="0"/>
           <w:i w:val="0"/>
+          <w:color w:val="181A1F"/>
+          <w:sz w:val="28"/>
         </w:rPr>
         <w:t>5) Равные доли опрошенных обеих стран платят налоги, как как за их счёт финансируется здравоохранение и образование.</w:t>
       </w:r>
     </w:p>
     <w:p>
-      <w:r>
-        <w:t>Ответ: ______________________________</w:t>
-      </w:r>
-    </w:p>
-    <w:p>
+      <w:pPr>
+        <w:keepNext/>
+        <w:widowControl/>
+        <w:spacing w:line="240" w:lineRule="auto" w:after="0" w:before="120"/>
+      </w:pPr>
       <w:r>
         <w:rPr>
+          <w:rFonts w:ascii="Times New Roman" w:hAnsi="Times New Roman" w:eastAsia="Times New Roman"/>
           <w:b/>
-          <w:sz w:val="24"/>
+          <w:color w:val="181A1F"/>
+          <w:sz w:val="28"/>
         </w:rPr>
         <w:t>10.</w:t>
       </w:r>
     </w:p>
     <w:p>
+      <w:pPr>
+        <w:widowControl/>
+        <w:spacing w:line="240" w:lineRule="auto" w:after="0"/>
+      </w:pPr>
       <w:r>
         <w:rPr>
+          <w:rFonts w:ascii="Times New Roman" w:hAnsi="Times New Roman" w:eastAsia="Times New Roman"/>
           <w:b w:val="0"/>
           <w:i w:val="0"/>
+          <w:color w:val="181A1F"/>
+          <w:sz w:val="28"/>
         </w:rPr>
         <w:t>Фирма Y оказывает бытовые услуги населению. Найдите в приведённом списке примеры постоянных издержек фирмы Y в краткосрочном периоде и запишите цифры, под которыми они указаны.</w:t>
       </w:r>
     </w:p>
     <w:p>
+      <w:pPr>
+        <w:widowControl/>
+        <w:spacing w:line="240" w:lineRule="auto" w:after="0"/>
+      </w:pPr>
       <w:r>
         <w:rPr>
+          <w:rFonts w:ascii="Times New Roman" w:hAnsi="Times New Roman" w:eastAsia="Times New Roman"/>
           <w:b w:val="0"/>
           <w:i w:val="0"/>
+          <w:color w:val="181A1F"/>
+          <w:sz w:val="28"/>
         </w:rPr>
         <w:t>1) издержки на приобретение расходных материалов</w:t>
       </w:r>
     </w:p>
     <w:p>
+      <w:pPr>
+        <w:widowControl/>
+        <w:spacing w:line="240" w:lineRule="auto" w:after="0"/>
+      </w:pPr>
       <w:r>
         <w:rPr>
+          <w:rFonts w:ascii="Times New Roman" w:hAnsi="Times New Roman" w:eastAsia="Times New Roman"/>
           <w:b w:val="0"/>
           <w:i w:val="0"/>
+          <w:color w:val="181A1F"/>
+          <w:sz w:val="28"/>
         </w:rPr>
         <w:t>2) арендная плата за офис фирмы</w:t>
       </w:r>
     </w:p>
     <w:p>
+      <w:pPr>
+        <w:widowControl/>
+        <w:spacing w:line="240" w:lineRule="auto" w:after="0"/>
+      </w:pPr>
       <w:r>
         <w:rPr>
+          <w:rFonts w:ascii="Times New Roman" w:hAnsi="Times New Roman" w:eastAsia="Times New Roman"/>
           <w:b w:val="0"/>
           <w:i w:val="0"/>
+          <w:color w:val="181A1F"/>
+          <w:sz w:val="28"/>
         </w:rPr>
         <w:t>3) издержки на выплату окладов работникам административного аппарата</w:t>
       </w:r>
     </w:p>
     <w:p>
+      <w:pPr>
+        <w:widowControl/>
+        <w:spacing w:line="240" w:lineRule="auto" w:after="0"/>
+      </w:pPr>
       <w:r>
         <w:rPr>
+          <w:rFonts w:ascii="Times New Roman" w:hAnsi="Times New Roman" w:eastAsia="Times New Roman"/>
           <w:b w:val="0"/>
           <w:i w:val="0"/>
+          <w:color w:val="181A1F"/>
+          <w:sz w:val="28"/>
         </w:rPr>
         <w:t>4) издержки на погашение процентов по ранее взятому кредиту</w:t>
       </w:r>
     </w:p>
     <w:p>
+      <w:pPr>
+        <w:widowControl/>
+        <w:spacing w:line="240" w:lineRule="auto" w:after="0"/>
+      </w:pPr>
       <w:r>
         <w:rPr>
+          <w:rFonts w:ascii="Times New Roman" w:hAnsi="Times New Roman" w:eastAsia="Times New Roman"/>
           <w:b w:val="0"/>
           <w:i w:val="0"/>
+          <w:color w:val="181A1F"/>
+          <w:sz w:val="28"/>
         </w:rPr>
         <w:t>5) издержки на выплату сдельной заработной платы работников</w:t>
       </w:r>
     </w:p>
     <w:p>
+      <w:pPr>
+        <w:widowControl/>
+        <w:spacing w:line="240" w:lineRule="auto" w:after="0"/>
+      </w:pPr>
       <w:r>
         <w:rPr>
+          <w:rFonts w:ascii="Times New Roman" w:hAnsi="Times New Roman" w:eastAsia="Times New Roman"/>
           <w:b w:val="0"/>
           <w:i w:val="0"/>
+          <w:color w:val="181A1F"/>
+          <w:sz w:val="28"/>
         </w:rPr>
         <w:t>6) оплата потребления электроэнергии</w:t>
       </w:r>
     </w:p>
     <w:p>
-      <w:r>
-        <w:t>Ответ: ______________________________</w:t>
-      </w:r>
-    </w:p>
-    <w:p>
+      <w:pPr>
+        <w:keepNext/>
+        <w:widowControl/>
+        <w:spacing w:line="240" w:lineRule="auto" w:after="0" w:before="120"/>
+      </w:pPr>
       <w:r>
         <w:rPr>
+          <w:rFonts w:ascii="Times New Roman" w:hAnsi="Times New Roman" w:eastAsia="Times New Roman"/>
           <w:b/>
-          <w:sz w:val="24"/>
+          <w:color w:val="181A1F"/>
+          <w:sz w:val="28"/>
         </w:rPr>
         <w:t>11.</w:t>
       </w:r>
     </w:p>
     <w:p>
+      <w:pPr>
+        <w:widowControl/>
+        <w:spacing w:line="240" w:lineRule="auto" w:after="0"/>
+      </w:pPr>
       <w:r>
         <w:rPr>
+          <w:rFonts w:ascii="Times New Roman" w:hAnsi="Times New Roman" w:eastAsia="Times New Roman"/>
           <w:b w:val="0"/>
           <w:i w:val="0"/>
+          <w:color w:val="181A1F"/>
+          <w:sz w:val="28"/>
         </w:rPr>
         <w:t>Выберите верные суждения о социальной стратификации и социальной мобильности и запишите цифры, под которыми они указаны.</w:t>
       </w:r>
     </w:p>
     <w:p>
+      <w:pPr>
+        <w:widowControl/>
+        <w:spacing w:line="240" w:lineRule="auto" w:after="0"/>
+      </w:pPr>
       <w:r>
         <w:rPr>
+          <w:rFonts w:ascii="Times New Roman" w:hAnsi="Times New Roman" w:eastAsia="Times New Roman"/>
           <w:b w:val="0"/>
           <w:i w:val="0"/>
+          <w:color w:val="181A1F"/>
+          <w:sz w:val="28"/>
         </w:rPr>
         <w:t>1) Социологи различают индивидуальную и коллективную мобильность.</w:t>
       </w:r>
       <w:r>
+        <w:rPr>
+          <w:rFonts w:ascii="Times New Roman" w:hAnsi="Times New Roman" w:eastAsia="Times New Roman"/>
+          <w:color w:val="181A1F"/>
+          <w:sz w:val="28"/>
+        </w:rPr>
         <w:br/>
       </w:r>
       <w:r>
         <w:rPr>
+          <w:rFonts w:ascii="Times New Roman" w:hAnsi="Times New Roman" w:eastAsia="Times New Roman"/>
           <w:b w:val="0"/>
           <w:i w:val="0"/>
+          <w:color w:val="181A1F"/>
+          <w:sz w:val="28"/>
         </w:rPr>
         <w:t>2) Одним из критериев социальной стратификации общества служит объём власти.</w:t>
       </w:r>
     </w:p>
     <w:p>
+      <w:pPr>
+        <w:widowControl/>
+        <w:spacing w:line="240" w:lineRule="auto" w:after="0"/>
+      </w:pPr>
       <w:r>
         <w:rPr>
+          <w:rFonts w:ascii="Times New Roman" w:hAnsi="Times New Roman" w:eastAsia="Times New Roman"/>
           <w:b w:val="0"/>
           <w:i w:val="0"/>
+          <w:color w:val="181A1F"/>
+          <w:sz w:val="28"/>
         </w:rPr>
         <w:t>3) Личные качества человека выступают критерием социальной стратификации современного общества.</w:t>
       </w:r>
       <w:r>
+        <w:rPr>
+          <w:rFonts w:ascii="Times New Roman" w:hAnsi="Times New Roman" w:eastAsia="Times New Roman"/>
+          <w:color w:val="181A1F"/>
+          <w:sz w:val="28"/>
+        </w:rPr>
         <w:br/>
       </w:r>
       <w:r>
         <w:rPr>
+          <w:rFonts w:ascii="Times New Roman" w:hAnsi="Times New Roman" w:eastAsia="Times New Roman"/>
           <w:b w:val="0"/>
           <w:i w:val="0"/>
+          <w:color w:val="181A1F"/>
+          <w:sz w:val="28"/>
         </w:rPr>
         <w:t>4) Любой вид мобильности сопровождается перемещением по социальной лестнице вверх или вниз.</w:t>
       </w:r>
       <w:r>
+        <w:rPr>
+          <w:rFonts w:ascii="Times New Roman" w:hAnsi="Times New Roman" w:eastAsia="Times New Roman"/>
+          <w:color w:val="181A1F"/>
+          <w:sz w:val="28"/>
+        </w:rPr>
         <w:br/>
       </w:r>
       <w:r>
         <w:rPr>
+          <w:rFonts w:ascii="Times New Roman" w:hAnsi="Times New Roman" w:eastAsia="Times New Roman"/>
           <w:b w:val="0"/>
           <w:i w:val="0"/>
+          <w:color w:val="181A1F"/>
+          <w:sz w:val="28"/>
         </w:rPr>
         <w:t>5) Один из критериев дифференциации социальных групп — доход.</w:t>
       </w:r>
     </w:p>
     <w:p>
-      <w:r>
-        <w:t>Ответ: ______________________________</w:t>
-      </w:r>
-    </w:p>
-    <w:p>
+      <w:pPr>
+        <w:keepNext/>
+        <w:widowControl/>
+        <w:spacing w:line="240" w:lineRule="auto" w:after="0" w:before="120"/>
+      </w:pPr>
       <w:r>
         <w:rPr>
+          <w:rFonts w:ascii="Times New Roman" w:hAnsi="Times New Roman" w:eastAsia="Times New Roman"/>
           <w:b/>
-          <w:sz w:val="24"/>
+          <w:color w:val="181A1F"/>
+          <w:sz w:val="28"/>
         </w:rPr>
         <w:t>12.</w:t>
       </w:r>
     </w:p>
     <w:p>
+      <w:pPr>
+        <w:widowControl/>
+        <w:spacing w:line="240" w:lineRule="auto" w:after="0"/>
+      </w:pPr>
       <w:r>
         <w:rPr>
+          <w:rFonts w:ascii="Times New Roman" w:hAnsi="Times New Roman" w:eastAsia="Times New Roman"/>
           <w:b w:val="0"/>
           <w:i w:val="0"/>
+          <w:color w:val="181A1F"/>
+          <w:sz w:val="28"/>
         </w:rPr>
         <w:t>Ниже приведён перечень терминов. Все они, за исключением двух, относятся к понятию «социальный контроль».</w:t>
       </w:r>
     </w:p>
     <w:p>
+      <w:pPr>
+        <w:widowControl/>
+        <w:spacing w:line="240" w:lineRule="auto" w:after="0"/>
+      </w:pPr>
       <w:r>
         <w:rPr>
+          <w:rFonts w:ascii="Times New Roman" w:hAnsi="Times New Roman" w:eastAsia="Times New Roman"/>
           <w:b w:val="0"/>
           <w:i w:val="0"/>
+          <w:color w:val="181A1F"/>
+          <w:sz w:val="28"/>
         </w:rPr>
         <w:t xml:space="preserve">1) наказание; </w:t>
       </w:r>
     </w:p>
     <w:p>
+      <w:pPr>
+        <w:widowControl/>
+        <w:spacing w:line="240" w:lineRule="auto" w:after="0"/>
+      </w:pPr>
       <w:r>
         <w:rPr>
+          <w:rFonts w:ascii="Times New Roman" w:hAnsi="Times New Roman" w:eastAsia="Times New Roman"/>
           <w:b w:val="0"/>
           <w:i w:val="0"/>
+          <w:color w:val="181A1F"/>
+          <w:sz w:val="28"/>
         </w:rPr>
         <w:t xml:space="preserve">2) санкция; </w:t>
       </w:r>
     </w:p>
     <w:p>
+      <w:pPr>
+        <w:widowControl/>
+        <w:spacing w:line="240" w:lineRule="auto" w:after="0"/>
+      </w:pPr>
       <w:r>
         <w:rPr>
+          <w:rFonts w:ascii="Times New Roman" w:hAnsi="Times New Roman" w:eastAsia="Times New Roman"/>
           <w:b w:val="0"/>
           <w:i w:val="0"/>
+          <w:color w:val="181A1F"/>
+          <w:sz w:val="28"/>
         </w:rPr>
         <w:t xml:space="preserve">3) правило; </w:t>
       </w:r>
     </w:p>
     <w:p>
+      <w:pPr>
+        <w:widowControl/>
+        <w:spacing w:line="240" w:lineRule="auto" w:after="0"/>
+      </w:pPr>
       <w:r>
         <w:rPr>
+          <w:rFonts w:ascii="Times New Roman" w:hAnsi="Times New Roman" w:eastAsia="Times New Roman"/>
           <w:b w:val="0"/>
           <w:i w:val="0"/>
+          <w:color w:val="181A1F"/>
+          <w:sz w:val="28"/>
         </w:rPr>
         <w:t xml:space="preserve">4) неравенство; </w:t>
       </w:r>
     </w:p>
     <w:p>
+      <w:pPr>
+        <w:widowControl/>
+        <w:spacing w:line="240" w:lineRule="auto" w:after="0"/>
+      </w:pPr>
       <w:r>
         <w:rPr>
+          <w:rFonts w:ascii="Times New Roman" w:hAnsi="Times New Roman" w:eastAsia="Times New Roman"/>
           <w:b w:val="0"/>
           <w:i w:val="0"/>
+          <w:color w:val="181A1F"/>
+          <w:sz w:val="28"/>
         </w:rPr>
         <w:t xml:space="preserve">5) осуждение; </w:t>
       </w:r>
     </w:p>
     <w:p>
+      <w:pPr>
+        <w:widowControl/>
+        <w:spacing w:line="240" w:lineRule="auto" w:after="0"/>
+      </w:pPr>
       <w:r>
         <w:rPr>
+          <w:rFonts w:ascii="Times New Roman" w:hAnsi="Times New Roman" w:eastAsia="Times New Roman"/>
           <w:b w:val="0"/>
           <w:i w:val="0"/>
+          <w:color w:val="181A1F"/>
+          <w:sz w:val="28"/>
         </w:rPr>
         <w:t>6) мобильность.</w:t>
       </w:r>
     </w:p>
     <w:p>
+      <w:pPr>
+        <w:widowControl/>
+        <w:spacing w:line="240" w:lineRule="auto" w:after="0"/>
+      </w:pPr>
       <w:r>
         <w:rPr>
+          <w:rFonts w:ascii="Times New Roman" w:hAnsi="Times New Roman" w:eastAsia="Times New Roman"/>
           <w:b w:val="0"/>
           <w:i w:val="0"/>
+          <w:color w:val="181A1F"/>
+          <w:sz w:val="28"/>
         </w:rPr>
         <w:t>Найдите два термина, «выпадающих» из общего ряда, и запишите в таблицу цифры, под которыми они указаны.</w:t>
       </w:r>
     </w:p>
     <w:p>
-      <w:r>
-        <w:t>Ответ: ______________________________</w:t>
-      </w:r>
-    </w:p>
-    <w:p>
+      <w:pPr>
+        <w:keepNext/>
+        <w:widowControl/>
+        <w:spacing w:line="240" w:lineRule="auto" w:after="0" w:before="120"/>
+      </w:pPr>
       <w:r>
         <w:rPr>
+          <w:rFonts w:ascii="Times New Roman" w:hAnsi="Times New Roman" w:eastAsia="Times New Roman"/>
           <w:b/>
-          <w:sz w:val="24"/>
+          <w:color w:val="181A1F"/>
+          <w:sz w:val="28"/>
         </w:rPr>
         <w:t>13.</w:t>
       </w:r>
     </w:p>
     <w:p>
+      <w:pPr>
+        <w:widowControl/>
+        <w:spacing w:line="240" w:lineRule="auto" w:after="0"/>
+      </w:pPr>
       <w:r>
         <w:rPr>
+          <w:rFonts w:ascii="Times New Roman" w:hAnsi="Times New Roman" w:eastAsia="Times New Roman"/>
           <w:b w:val="0"/>
           <w:i w:val="0"/>
+          <w:color w:val="181A1F"/>
+          <w:sz w:val="28"/>
         </w:rPr>
         <w:t>В стране Z активно развивается крупное машинное производство, растут города. Работники добились от правительства принятия справедливого законодательства о труде. Какие признаки подтверждают наличие в стране Z рыночной экономики? Запишите цифры, под которыми они указаны.</w:t>
       </w:r>
     </w:p>
     <w:p>
+      <w:pPr>
+        <w:widowControl/>
+        <w:spacing w:line="240" w:lineRule="auto" w:after="0"/>
+      </w:pPr>
       <w:r>
         <w:rPr>
+          <w:rFonts w:ascii="Times New Roman" w:hAnsi="Times New Roman" w:eastAsia="Times New Roman"/>
           <w:b w:val="0"/>
           <w:i w:val="0"/>
+          <w:color w:val="181A1F"/>
+          <w:sz w:val="28"/>
         </w:rPr>
         <w:t>1) Сельское хозяйство производит широкий ассортимент продукции.</w:t>
       </w:r>
     </w:p>
     <w:p>
+      <w:pPr>
+        <w:widowControl/>
+        <w:spacing w:line="240" w:lineRule="auto" w:after="0"/>
+      </w:pPr>
       <w:r>
         <w:rPr>
+          <w:rFonts w:ascii="Times New Roman" w:hAnsi="Times New Roman" w:eastAsia="Times New Roman"/>
           <w:b w:val="0"/>
           <w:i w:val="0"/>
+          <w:color w:val="181A1F"/>
+          <w:sz w:val="28"/>
         </w:rPr>
         <w:t>2) Собственниками земли, предприятий являются частные лица, организации.</w:t>
       </w:r>
     </w:p>
     <w:p>
+      <w:pPr>
+        <w:widowControl/>
+        <w:spacing w:line="240" w:lineRule="auto" w:after="0"/>
+      </w:pPr>
       <w:r>
         <w:rPr>
+          <w:rFonts w:ascii="Times New Roman" w:hAnsi="Times New Roman" w:eastAsia="Times New Roman"/>
           <w:b w:val="0"/>
           <w:i w:val="0"/>
+          <w:color w:val="181A1F"/>
+          <w:sz w:val="28"/>
         </w:rPr>
         <w:t>3) Фирмы конкурируют за спрос потребителей.</w:t>
       </w:r>
     </w:p>
     <w:p>
+      <w:pPr>
+        <w:widowControl/>
+        <w:spacing w:line="240" w:lineRule="auto" w:after="0"/>
+      </w:pPr>
       <w:r>
         <w:rPr>
+          <w:rFonts w:ascii="Times New Roman" w:hAnsi="Times New Roman" w:eastAsia="Times New Roman"/>
           <w:b w:val="0"/>
           <w:i w:val="0"/>
+          <w:color w:val="181A1F"/>
+          <w:sz w:val="28"/>
         </w:rPr>
         <w:t>4) Промышленное производство растёт быстрыми темпами.</w:t>
       </w:r>
     </w:p>
     <w:p>
+      <w:pPr>
+        <w:widowControl/>
+        <w:spacing w:line="240" w:lineRule="auto" w:after="0"/>
+      </w:pPr>
       <w:r>
         <w:rPr>
+          <w:rFonts w:ascii="Times New Roman" w:hAnsi="Times New Roman" w:eastAsia="Times New Roman"/>
           <w:b w:val="0"/>
           <w:i w:val="0"/>
+          <w:color w:val="181A1F"/>
+          <w:sz w:val="28"/>
         </w:rPr>
         <w:t>5) Валюта страны Z высоко котируется по отношению к валютам других государств.</w:t>
       </w:r>
     </w:p>
     <w:p>
+      <w:pPr>
+        <w:widowControl/>
+        <w:spacing w:line="240" w:lineRule="auto" w:after="0"/>
+      </w:pPr>
       <w:r>
         <w:rPr>
+          <w:rFonts w:ascii="Times New Roman" w:hAnsi="Times New Roman" w:eastAsia="Times New Roman"/>
           <w:b w:val="0"/>
           <w:i w:val="0"/>
+          <w:color w:val="181A1F"/>
+          <w:sz w:val="28"/>
         </w:rPr>
         <w:t>6) В стране Z каждый собственник факторов производства свободно распоряжается ими.</w:t>
       </w:r>
     </w:p>
     <w:p>
-      <w:r>
-        <w:t>Ответ: ______________________________</w:t>
-      </w:r>
-    </w:p>
-    <w:p>
+      <w:pPr>
+        <w:keepNext/>
+        <w:widowControl/>
+        <w:spacing w:line="240" w:lineRule="auto" w:after="0" w:before="120"/>
+      </w:pPr>
       <w:r>
         <w:rPr>
+          <w:rFonts w:ascii="Times New Roman" w:hAnsi="Times New Roman" w:eastAsia="Times New Roman"/>
           <w:b/>
-          <w:sz w:val="24"/>
+          <w:color w:val="181A1F"/>
+          <w:sz w:val="28"/>
         </w:rPr>
         <w:t>14.</w:t>
       </w:r>
     </w:p>
     <w:p>
+      <w:pPr>
+        <w:widowControl/>
+        <w:spacing w:line="240" w:lineRule="auto" w:after="0"/>
+      </w:pPr>
       <w:r>
         <w:rPr>
+          <w:rFonts w:ascii="Times New Roman" w:hAnsi="Times New Roman" w:eastAsia="Times New Roman"/>
           <w:b w:val="0"/>
           <w:i w:val="0"/>
+          <w:color w:val="181A1F"/>
+          <w:sz w:val="28"/>
         </w:rPr>
         <w:t>Выберите верные суждения о социализации и запишите цифры, под которыми они указаны.</w:t>
       </w:r>
     </w:p>
     <w:p>
+      <w:pPr>
+        <w:widowControl/>
+        <w:spacing w:line="240" w:lineRule="auto" w:after="0"/>
+      </w:pPr>
       <w:r>
         <w:rPr>
+          <w:rFonts w:ascii="Times New Roman" w:hAnsi="Times New Roman" w:eastAsia="Times New Roman"/>
           <w:b w:val="0"/>
           <w:i w:val="0"/>
+          <w:color w:val="181A1F"/>
+          <w:sz w:val="28"/>
         </w:rPr>
         <w:t>1) Социализация индивида начинается с рождения и продолжается в течение всей его жизни.</w:t>
       </w:r>
     </w:p>
     <w:p>
+      <w:pPr>
+        <w:widowControl/>
+        <w:spacing w:line="240" w:lineRule="auto" w:after="0"/>
+      </w:pPr>
       <w:r>
         <w:rPr>
+          <w:rFonts w:ascii="Times New Roman" w:hAnsi="Times New Roman" w:eastAsia="Times New Roman"/>
           <w:b w:val="0"/>
           <w:i w:val="0"/>
+          <w:color w:val="181A1F"/>
+          <w:sz w:val="28"/>
         </w:rPr>
         <w:t>2) Институтами первичной социализации индивидов являются политические партии и общественные движения.</w:t>
       </w:r>
     </w:p>
     <w:p>
+      <w:pPr>
+        <w:widowControl/>
+        <w:spacing w:line="240" w:lineRule="auto" w:after="0"/>
+      </w:pPr>
       <w:r>
         <w:rPr>
+          <w:rFonts w:ascii="Times New Roman" w:hAnsi="Times New Roman" w:eastAsia="Times New Roman"/>
           <w:b w:val="0"/>
           <w:i w:val="0"/>
+          <w:color w:val="181A1F"/>
+          <w:sz w:val="28"/>
         </w:rPr>
         <w:t>3) Социализация индивида проходит всегда в организованной форме.</w:t>
       </w:r>
     </w:p>
     <w:p>
+      <w:pPr>
+        <w:widowControl/>
+        <w:spacing w:line="240" w:lineRule="auto" w:after="0"/>
+      </w:pPr>
       <w:r>
         <w:rPr>
+          <w:rFonts w:ascii="Times New Roman" w:hAnsi="Times New Roman" w:eastAsia="Times New Roman"/>
           <w:b w:val="0"/>
           <w:i w:val="0"/>
+          <w:color w:val="181A1F"/>
+          <w:sz w:val="28"/>
         </w:rPr>
         <w:t>4) Семья является одним из главных социальных институтов, влияющих на социализацию индивида.</w:t>
       </w:r>
     </w:p>
     <w:p>
+      <w:pPr>
+        <w:widowControl/>
+        <w:spacing w:line="240" w:lineRule="auto" w:after="0"/>
+      </w:pPr>
       <w:r>
         <w:rPr>
+          <w:rFonts w:ascii="Times New Roman" w:hAnsi="Times New Roman" w:eastAsia="Times New Roman"/>
           <w:b w:val="0"/>
           <w:i w:val="0"/>
+          <w:color w:val="181A1F"/>
+          <w:sz w:val="28"/>
         </w:rPr>
         <w:t>5) Социализация представляет собой усвоение индивидом социальных ценностей, норм и образцов поведения.</w:t>
       </w:r>
     </w:p>
     <w:p>
-      <w:r>
-        <w:t>Ответ: ______________________________</w:t>
-      </w:r>
-    </w:p>
-    <w:p>
+      <w:pPr>
+        <w:keepNext/>
+        <w:widowControl/>
+        <w:spacing w:line="240" w:lineRule="auto" w:after="0" w:before="120"/>
+      </w:pPr>
       <w:r>
         <w:rPr>
+          <w:rFonts w:ascii="Times New Roman" w:hAnsi="Times New Roman" w:eastAsia="Times New Roman"/>
           <w:b/>
-          <w:sz w:val="24"/>
+          <w:color w:val="181A1F"/>
+          <w:sz w:val="28"/>
         </w:rPr>
         <w:t>15.</w:t>
       </w:r>
     </w:p>
     <w:p>
+      <w:pPr>
+        <w:widowControl/>
+        <w:spacing w:line="240" w:lineRule="auto" w:after="0"/>
+      </w:pPr>
       <w:r>
         <w:rPr>
+          <w:rFonts w:ascii="Times New Roman" w:hAnsi="Times New Roman" w:eastAsia="Times New Roman"/>
           <w:b w:val="0"/>
           <w:i w:val="0"/>
+          <w:color w:val="181A1F"/>
+          <w:sz w:val="28"/>
         </w:rPr>
         <w:t>Выберите верные суждения о социальной стратификации. Запишите цифры, под которыми они указаны.</w:t>
       </w:r>
     </w:p>
     <w:p>
+      <w:pPr>
+        <w:widowControl/>
+        <w:spacing w:line="240" w:lineRule="auto" w:after="0"/>
+      </w:pPr>
       <w:r>
         <w:rPr>
+          <w:rFonts w:ascii="Times New Roman" w:hAnsi="Times New Roman" w:eastAsia="Times New Roman"/>
           <w:b w:val="0"/>
           <w:i w:val="0"/>
+          <w:color w:val="181A1F"/>
+          <w:sz w:val="28"/>
         </w:rPr>
         <w:t xml:space="preserve">1) Понятие «социальная стратификация» обозначает систему признаков и критериев социального расслоения в обществе. </w:t>
       </w:r>
     </w:p>
     <w:p>
+      <w:pPr>
+        <w:widowControl/>
+        <w:spacing w:line="240" w:lineRule="auto" w:after="0"/>
+      </w:pPr>
       <w:r>
         <w:rPr>
+          <w:rFonts w:ascii="Times New Roman" w:hAnsi="Times New Roman" w:eastAsia="Times New Roman"/>
           <w:b w:val="0"/>
           <w:i w:val="0"/>
+          <w:color w:val="181A1F"/>
+          <w:sz w:val="28"/>
         </w:rPr>
         <w:t>2) Доход как критерий социальной стратификации учитывает количество денежных поступлений индивида или семьи за определённый период времени.</w:t>
       </w:r>
     </w:p>
     <w:p>
+      <w:pPr>
+        <w:widowControl/>
+        <w:spacing w:line="240" w:lineRule="auto" w:after="0"/>
+      </w:pPr>
       <w:r>
         <w:rPr>
+          <w:rFonts w:ascii="Times New Roman" w:hAnsi="Times New Roman" w:eastAsia="Times New Roman"/>
           <w:b w:val="0"/>
           <w:i w:val="0"/>
+          <w:color w:val="181A1F"/>
+          <w:sz w:val="28"/>
         </w:rPr>
         <w:t>3) Динамический характер общества — основной критерий социальной стратификации.</w:t>
       </w:r>
     </w:p>
     <w:p>
+      <w:pPr>
+        <w:widowControl/>
+        <w:spacing w:line="240" w:lineRule="auto" w:after="0"/>
+      </w:pPr>
       <w:r>
         <w:rPr>
+          <w:rFonts w:ascii="Times New Roman" w:hAnsi="Times New Roman" w:eastAsia="Times New Roman"/>
           <w:b w:val="0"/>
           <w:i w:val="0"/>
+          <w:color w:val="181A1F"/>
+          <w:sz w:val="28"/>
         </w:rPr>
         <w:t>4) Стратификационная структура общества отражает сложившееся в нём социальное неравенство.</w:t>
       </w:r>
     </w:p>
     <w:p>
+      <w:pPr>
+        <w:widowControl/>
+        <w:spacing w:line="240" w:lineRule="auto" w:after="0"/>
+      </w:pPr>
       <w:r>
         <w:rPr>
+          <w:rFonts w:ascii="Times New Roman" w:hAnsi="Times New Roman" w:eastAsia="Times New Roman"/>
           <w:b w:val="0"/>
           <w:i w:val="0"/>
+          <w:color w:val="181A1F"/>
+          <w:sz w:val="28"/>
         </w:rPr>
         <w:t>5) Учёные выделяют два вида социальной стратификации: прогрессивную и регрессивную.</w:t>
       </w:r>
     </w:p>
     <w:p>
-      <w:r>
-        <w:t>Ответ: ______________________________</w:t>
-      </w:r>
-    </w:p>
-    <w:p>
+      <w:pPr>
+        <w:keepNext/>
+        <w:widowControl/>
+        <w:spacing w:line="240" w:lineRule="auto" w:after="0" w:before="120"/>
+      </w:pPr>
       <w:r>
         <w:rPr>
+          <w:rFonts w:ascii="Times New Roman" w:hAnsi="Times New Roman" w:eastAsia="Times New Roman"/>
           <w:b/>
-          <w:sz w:val="24"/>
+          <w:color w:val="181A1F"/>
+          <w:sz w:val="28"/>
         </w:rPr>
         <w:t>16.</w:t>
       </w:r>
     </w:p>
     <w:p>
+      <w:pPr>
+        <w:widowControl/>
+        <w:spacing w:line="240" w:lineRule="auto" w:after="0"/>
+      </w:pPr>
       <w:r>
         <w:rPr>
+          <w:rFonts w:ascii="Times New Roman" w:hAnsi="Times New Roman" w:eastAsia="Times New Roman"/>
           <w:b w:val="0"/>
           <w:i w:val="0"/>
+          <w:color w:val="181A1F"/>
+          <w:sz w:val="28"/>
         </w:rPr>
         <w:t>Выберите верные суждения о социальном конфликте и запишите цифры, под которыми они указаны.</w:t>
       </w:r>
     </w:p>
     <w:p>
+      <w:pPr>
+        <w:widowControl/>
+        <w:spacing w:line="240" w:lineRule="auto" w:after="0"/>
+      </w:pPr>
       <w:r>
         <w:rPr>
+          <w:rFonts w:ascii="Times New Roman" w:hAnsi="Times New Roman" w:eastAsia="Times New Roman"/>
           <w:b w:val="0"/>
           <w:i w:val="0"/>
+          <w:color w:val="181A1F"/>
+          <w:sz w:val="28"/>
         </w:rPr>
         <w:t>1) Институциональные конфликты запрещены во всех обществах.</w:t>
       </w:r>
       <w:r>
+        <w:rPr>
+          <w:rFonts w:ascii="Times New Roman" w:hAnsi="Times New Roman" w:eastAsia="Times New Roman"/>
+          <w:color w:val="181A1F"/>
+          <w:sz w:val="28"/>
+        </w:rPr>
         <w:br/>
       </w:r>
       <w:r>
         <w:rPr>
+          <w:rFonts w:ascii="Times New Roman" w:hAnsi="Times New Roman" w:eastAsia="Times New Roman"/>
           <w:b w:val="0"/>
           <w:i w:val="0"/>
+          <w:color w:val="181A1F"/>
+          <w:sz w:val="28"/>
         </w:rPr>
         <w:t>2) Социальный конфликт — это наивысшая стадия развития противоречий в отношениях между людьми, социальными группами, общества в целом.</w:t>
       </w:r>
       <w:r>
+        <w:rPr>
+          <w:rFonts w:ascii="Times New Roman" w:hAnsi="Times New Roman" w:eastAsia="Times New Roman"/>
+          <w:color w:val="181A1F"/>
+          <w:sz w:val="28"/>
+        </w:rPr>
         <w:br/>
       </w:r>
       <w:r>
         <w:rPr>
+          <w:rFonts w:ascii="Times New Roman" w:hAnsi="Times New Roman" w:eastAsia="Times New Roman"/>
           <w:b w:val="0"/>
           <w:i w:val="0"/>
+          <w:color w:val="181A1F"/>
+          <w:sz w:val="28"/>
         </w:rPr>
         <w:t>3) В зависимости от масштабов социальных коллизий выделяют легитимные и противоправные конфликты.</w:t>
       </w:r>
       <w:r>
+        <w:rPr>
+          <w:rFonts w:ascii="Times New Roman" w:hAnsi="Times New Roman" w:eastAsia="Times New Roman"/>
+          <w:color w:val="181A1F"/>
+          <w:sz w:val="28"/>
+        </w:rPr>
         <w:br/>
       </w:r>
       <w:r>
         <w:rPr>
+          <w:rFonts w:ascii="Times New Roman" w:hAnsi="Times New Roman" w:eastAsia="Times New Roman"/>
           <w:b w:val="0"/>
           <w:i w:val="0"/>
+          <w:color w:val="181A1F"/>
+          <w:sz w:val="28"/>
         </w:rPr>
         <w:t>4) Социальный конфликт характеризуется столкновением противоположно направленных интересов, целей, позиций субъектов взаимодействия.</w:t>
       </w:r>
       <w:r>
+        <w:rPr>
+          <w:rFonts w:ascii="Times New Roman" w:hAnsi="Times New Roman" w:eastAsia="Times New Roman"/>
+          <w:color w:val="181A1F"/>
+          <w:sz w:val="28"/>
+        </w:rPr>
         <w:br/>
       </w:r>
       <w:r>
         <w:rPr>
+          <w:rFonts w:ascii="Times New Roman" w:hAnsi="Times New Roman" w:eastAsia="Times New Roman"/>
           <w:b w:val="0"/>
           <w:i w:val="0"/>
+          <w:color w:val="181A1F"/>
+          <w:sz w:val="28"/>
         </w:rPr>
         <w:t>5) Конфликтное взаимодействие может проявляться в таких формах, как спор, ультиматум, демонстрация силы, вооружённое столкновение и т.п.</w:t>
       </w:r>
     </w:p>
     <w:p>
+      <w:pPr>
+        <w:widowControl/>
+        <w:spacing w:line="240" w:lineRule="auto" w:after="0"/>
+      </w:pPr>
       <w:r>
-        <w:t>Ответ: ______________________________</w:t>
-      </w:r>
-    </w:p>
-    <w:p>
-      <w:r>
+        <w:rPr>
+          <w:rFonts w:ascii="Times New Roman" w:hAnsi="Times New Roman" w:eastAsia="Times New Roman"/>
+          <w:color w:val="181A1F"/>
+          <w:sz w:val="28"/>
+        </w:rPr>
         <w:br w:type="page"/>
       </w:r>
     </w:p>
     <w:p>
       <w:pPr>
         <w:pStyle w:val="Heading1"/>
+        <w:keepNext/>
+        <w:widowControl/>
+        <w:spacing w:line="240" w:lineRule="auto" w:after="60" w:before="160"/>
       </w:pPr>
       <w:r>
+        <w:rPr>
+          <w:rFonts w:ascii="Times New Roman" w:hAnsi="Times New Roman" w:eastAsia="Times New Roman"/>
+          <w:b/>
+          <w:color w:val="181A1F"/>
+          <w:sz w:val="28"/>
+        </w:rPr>
         <w:t>Часть 2</w:t>
       </w:r>
     </w:p>
     <w:p>
+      <w:pPr>
+        <w:widowControl/>
+        <w:spacing w:line="240" w:lineRule="auto" w:after="0"/>
+      </w:pPr>
       <w:r>
+        <w:rPr>
+          <w:rFonts w:ascii="Times New Roman" w:hAnsi="Times New Roman" w:eastAsia="Times New Roman"/>
+          <w:color w:val="181A1F"/>
+          <w:sz w:val="28"/>
+        </w:rPr>
         <w:t>Для заданий 17–25 запишите полный развёрнутый ответ. Каждый вопрос самодостаточен и тематически соответствует варианту.</w:t>
       </w:r>
     </w:p>
     <w:p>
+      <w:pPr>
+        <w:keepNext/>
+        <w:widowControl/>
+        <w:spacing w:line="240" w:lineRule="auto" w:after="0" w:before="120"/>
+      </w:pPr>
       <w:r>
         <w:rPr>
+          <w:rFonts w:ascii="Times New Roman" w:hAnsi="Times New Roman" w:eastAsia="Times New Roman"/>
           <w:b/>
-          <w:sz w:val="24"/>
+          <w:color w:val="181A1F"/>
+          <w:sz w:val="28"/>
         </w:rPr>
         <w:t>17.</w:t>
       </w:r>
     </w:p>
     <w:p>
+      <w:pPr>
+        <w:widowControl/>
+        <w:spacing w:line="240" w:lineRule="auto" w:after="0"/>
+      </w:pPr>
       <w:r>
         <w:rPr>
+          <w:rFonts w:ascii="Times New Roman" w:hAnsi="Times New Roman" w:eastAsia="Times New Roman"/>
           <w:b w:val="0"/>
           <w:i w:val="0"/>
+          <w:color w:val="181A1F"/>
+          <w:sz w:val="28"/>
         </w:rPr>
         <w:t>Применительно к рынку (рыночной экономике) инфраструктура представляет собой совокупность организационно-правовых и экономических отношений, связывающую эти отношения при всём их многообразии в одно целое.</w:t>
       </w:r>
     </w:p>
     <w:p>
+      <w:pPr>
+        <w:widowControl/>
+        <w:spacing w:line="240" w:lineRule="auto" w:after="0"/>
+      </w:pPr>
       <w:r>
         <w:rPr>
+          <w:rFonts w:ascii="Times New Roman" w:hAnsi="Times New Roman" w:eastAsia="Times New Roman"/>
           <w:b w:val="0"/>
           <w:i w:val="0"/>
+          <w:color w:val="181A1F"/>
+          <w:sz w:val="28"/>
         </w:rPr>
         <w:t>Полноправными субъектами рыночной инфраструктуры выступают предприятия оптовой и розничной торговли, фондовые и товарные биржи, коммерческие банки, инвестиционные и страховые организации, ипотечные банки, биржи труда.</w:t>
       </w:r>
     </w:p>
     <w:p>
+      <w:pPr>
+        <w:widowControl/>
+        <w:spacing w:line="240" w:lineRule="auto" w:after="0"/>
+      </w:pPr>
       <w:r>
         <w:rPr>
+          <w:rFonts w:ascii="Times New Roman" w:hAnsi="Times New Roman" w:eastAsia="Times New Roman"/>
           <w:b w:val="0"/>
           <w:i w:val="0"/>
+          <w:color w:val="181A1F"/>
+          <w:sz w:val="28"/>
         </w:rPr>
         <w:t>Субъектами рыночной инфраструктуры могут быть как частные, так и государственные предприятия и организации. Критерием отнесения последних к инфраструктуре рынка может служить их реальная хозяйственная самостоятельность, нацеленность на максимизацию конечных результатов при минимуме затрат, выполнение своих задач на основе купли продажи товаров и услуг.</w:t>
       </w:r>
     </w:p>
     <w:p>
+      <w:pPr>
+        <w:widowControl/>
+        <w:spacing w:line="240" w:lineRule="auto" w:after="0"/>
+      </w:pPr>
       <w:r>
         <w:rPr>
+          <w:rFonts w:ascii="Times New Roman" w:hAnsi="Times New Roman" w:eastAsia="Times New Roman"/>
           <w:b w:val="0"/>
           <w:i w:val="0"/>
+          <w:color w:val="181A1F"/>
+          <w:sz w:val="28"/>
         </w:rPr>
         <w:t>Предприятия и организации рыночной инфраструктуры выполняют многообразные функции. Они обеспечивают экономию времени и финансовых средств при заключении сделок купли-продажи; ускорение распространения во времени и пространстве коммерческой, научно технической и другой информации; формирование равновесных цен на все виды товаров и услуг; ускорение процессов концентрации капитала.</w:t>
       </w:r>
     </w:p>
     <w:p>
+      <w:pPr>
+        <w:widowControl/>
+        <w:spacing w:line="240" w:lineRule="auto" w:after="0"/>
+      </w:pPr>
       <w:r>
         <w:rPr>
+          <w:rFonts w:ascii="Times New Roman" w:hAnsi="Times New Roman" w:eastAsia="Times New Roman"/>
           <w:b w:val="0"/>
           <w:i w:val="0"/>
+          <w:color w:val="181A1F"/>
+          <w:sz w:val="28"/>
         </w:rPr>
         <w:t>Формой организации рыночной инфраструктуры выступают разнообразные биржи.</w:t>
       </w:r>
     </w:p>
     <w:p>
+      <w:pPr>
+        <w:widowControl/>
+        <w:spacing w:line="240" w:lineRule="auto" w:after="0"/>
+      </w:pPr>
       <w:r>
         <w:rPr>
+          <w:rFonts w:ascii="Times New Roman" w:hAnsi="Times New Roman" w:eastAsia="Times New Roman"/>
           <w:b w:val="0"/>
           <w:i w:val="0"/>
+          <w:color w:val="181A1F"/>
+          <w:sz w:val="28"/>
         </w:rPr>
         <w:t>Биржа — организованный оптовый рынок. По типу биржевого товара различают товарные, фондовые и валютные биржи, биржи труда. Биржа, как барометр, характеризует состояние всего народного хозяйства, индикаторами которого являются биржевые курсы (рыночные цены). Они формируются под влиянием спроса и предложения. Структура спроса на ценные бумаги во многом определяется общеэкономическими факторами, динамику которых предугадать довольно сложно. Структура предложения ценных бумаг зависит от микроэкономических факторов.</w:t>
       </w:r>
     </w:p>
     <w:p>
+      <w:pPr>
+        <w:widowControl/>
+        <w:spacing w:line="240" w:lineRule="auto" w:after="0"/>
+      </w:pPr>
       <w:r>
         <w:rPr>
+          <w:rFonts w:ascii="Times New Roman" w:hAnsi="Times New Roman" w:eastAsia="Times New Roman"/>
           <w:b w:val="0"/>
           <w:i w:val="0"/>
+          <w:color w:val="181A1F"/>
+          <w:sz w:val="28"/>
         </w:rPr>
         <w:t xml:space="preserve">На фондовом рынке (рынке ценных бумаг) в качестве объектов сделок представлены различные виды ценных бумаг. Ценные бумаги представляют собой накопленное в результате прошлого труда богатство, вновь вложенное (инвестированное) в расширенное воспроизводство. На покупку ценных бумаг инвестор тратит деньги сверх тех, которые он использовал для удовлетворения текущих потребностей. Это накопленные деньги. Для экономики страны в целом приобретение инвесторами ценных бумаг означает дополнительный приток в хозяйственный оборот страны инвестиционных ресурсов, которые направляются предпринимателями на приобретение дополнительных факторов производства и на его модернизацию. </w:t>
       </w:r>
     </w:p>
     <w:p>
+      <w:pPr>
+        <w:widowControl/>
+        <w:spacing w:line="240" w:lineRule="auto" w:after="0"/>
+      </w:pPr>
       <w:r>
         <w:rPr>
+          <w:rFonts w:ascii="Times New Roman" w:hAnsi="Times New Roman" w:eastAsia="Times New Roman"/>
           <w:b w:val="0"/>
           <w:i w:val="0"/>
+          <w:color w:val="181A1F"/>
+          <w:sz w:val="28"/>
         </w:rPr>
         <w:t>Под механизмом рынка ценных бумаг понимается регулируемое посредниками движение потоков денежных средств от продавцов (инвесторов) к покупателю (эмитенту) посредством совершения сделок. Цель существования рынка ценных бумаг — обеспечение инвестиционного процесса посредством привлечения дополнительных финансовых ресурсов в инвестиционную сферу и перелива денежных ресурсов из менее эффективных сфер хозяйствования в более эффективные. (По О.В. Касимову)</w:t>
       </w:r>
     </w:p>
     <w:p>
+      <w:pPr>
+        <w:widowControl/>
+        <w:spacing w:line="240" w:lineRule="auto" w:after="0"/>
+      </w:pPr>
       <w:r>
         <w:rPr>
+          <w:rFonts w:ascii="Times New Roman" w:hAnsi="Times New Roman" w:eastAsia="Times New Roman"/>
           <w:b w:val="0"/>
           <w:i w:val="0"/>
+          <w:color w:val="181A1F"/>
+          <w:sz w:val="28"/>
         </w:rPr>
         <w:t>В тексте упомянуты ключевые понятия социально-гуманитарных наук.</w:t>
       </w:r>
     </w:p>
     <w:p>
+      <w:pPr>
+        <w:widowControl/>
+        <w:spacing w:line="240" w:lineRule="auto" w:after="0"/>
+      </w:pPr>
       <w:r>
         <w:rPr>
+          <w:rFonts w:ascii="Times New Roman" w:hAnsi="Times New Roman" w:eastAsia="Times New Roman"/>
           <w:b w:val="0"/>
           <w:i w:val="0"/>
+          <w:color w:val="181A1F"/>
+          <w:sz w:val="28"/>
         </w:rPr>
         <w:t>Используя обществоведческие знания,</w:t>
       </w:r>
     </w:p>
     <w:p>
+      <w:pPr>
+        <w:widowControl/>
+        <w:spacing w:line="240" w:lineRule="auto" w:after="0"/>
+      </w:pPr>
       <w:r>
         <w:rPr>
+          <w:rFonts w:ascii="Times New Roman" w:hAnsi="Times New Roman" w:eastAsia="Times New Roman"/>
           <w:b w:val="0"/>
           <w:i w:val="0"/>
+          <w:color w:val="181A1F"/>
+          <w:sz w:val="28"/>
         </w:rPr>
         <w:t>— укажите не менее двух основных характеристик факторов производства;</w:t>
       </w:r>
     </w:p>
     <w:p>
+      <w:pPr>
+        <w:widowControl/>
+        <w:spacing w:line="240" w:lineRule="auto" w:after="0"/>
+      </w:pPr>
       <w:r>
         <w:rPr>
+          <w:rFonts w:ascii="Times New Roman" w:hAnsi="Times New Roman" w:eastAsia="Times New Roman"/>
           <w:b w:val="0"/>
           <w:i w:val="0"/>
+          <w:color w:val="181A1F"/>
+          <w:sz w:val="28"/>
         </w:rPr>
         <w:t>— объясните влияние цикличности экономического развития на реализацию рассмотренной автором роли приобретения инвестором ценных бумаг в экономике страны. (Объяснение может быть дано в одном или нескольких распространённых предложениях.)</w:t>
       </w:r>
     </w:p>
     <w:p>
+      <w:pPr>
+        <w:widowControl/>
+        <w:spacing w:line="240" w:lineRule="auto" w:after="0"/>
+      </w:pPr>
       <w:r>
+        <w:rPr>
+          <w:rFonts w:ascii="Times New Roman" w:hAnsi="Times New Roman" w:eastAsia="Times New Roman"/>
+          <w:color w:val="181A1F"/>
+          <w:sz w:val="28"/>
+        </w:rPr>
         <w:t>Ответ:</w:t>
       </w:r>
     </w:p>
     <w:p>
-      <w:r>
-        <w:t>__________________________________________________________________________________________</w:t>
-      </w:r>
-    </w:p>
-    <w:p>
-      <w:r>
-        <w:t>__________________________________________________________________________________________</w:t>
-      </w:r>
-    </w:p>
-    <w:p>
-      <w:r>
-        <w:t>__________________________________________________________________________________________</w:t>
-      </w:r>
-    </w:p>
-    <w:p>
+      <w:pPr>
+        <w:keepNext/>
+        <w:widowControl/>
+        <w:spacing w:line="240" w:lineRule="auto" w:after="0" w:before="120"/>
+      </w:pPr>
       <w:r>
         <w:rPr>
+          <w:rFonts w:ascii="Times New Roman" w:hAnsi="Times New Roman" w:eastAsia="Times New Roman"/>
           <w:b/>
-          <w:sz w:val="24"/>
+          <w:color w:val="181A1F"/>
+          <w:sz w:val="28"/>
         </w:rPr>
         <w:t>18.</w:t>
       </w:r>
     </w:p>
     <w:p>
+      <w:pPr>
+        <w:widowControl/>
+        <w:spacing w:line="240" w:lineRule="auto" w:after="0"/>
+      </w:pPr>
       <w:r>
         <w:rPr>
+          <w:rFonts w:ascii="Times New Roman" w:hAnsi="Times New Roman" w:eastAsia="Times New Roman"/>
           <w:b w:val="0"/>
           <w:i w:val="0"/>
+          <w:color w:val="181A1F"/>
+          <w:sz w:val="28"/>
         </w:rPr>
         <w:t>Какие изменения социальной структуры на микроуровне отмечены в тексте? Какой пример излишней социальной мобильности приводит автор? Какие показатели, по его мнению, не влияют на положение человека в демократическом обществе? (Назовите любые два показателя.)</w:t>
       </w:r>
     </w:p>
     <w:p>
+      <w:pPr>
+        <w:widowControl/>
+        <w:spacing w:line="240" w:lineRule="auto" w:after="0"/>
+      </w:pPr>
       <w:r>
         <w:rPr>
+          <w:rFonts w:ascii="Times New Roman" w:hAnsi="Times New Roman" w:eastAsia="Times New Roman"/>
           <w:b w:val="0"/>
           <w:i w:val="0"/>
+          <w:color w:val="181A1F"/>
+          <w:sz w:val="28"/>
         </w:rPr>
         <w:t>В процессе развития общества его социальная структура не остаётся неизменной. На микроуровне меняются взаимоотношения, социальные связи, состав групп, статусы и роли, отношения между группами. На макроуровне количественный состав нижних и средних слоёв изменяют экономическая конъюнктура и политические решения власти, юридические и нравственные нормы.</w:t>
       </w:r>
     </w:p>
     <w:p>
+      <w:pPr>
+        <w:widowControl/>
+        <w:spacing w:line="240" w:lineRule="auto" w:after="0"/>
+      </w:pPr>
       <w:r>
         <w:rPr>
+          <w:rFonts w:ascii="Times New Roman" w:hAnsi="Times New Roman" w:eastAsia="Times New Roman"/>
           <w:b w:val="0"/>
           <w:i w:val="0"/>
+          <w:color w:val="181A1F"/>
+          <w:sz w:val="28"/>
         </w:rPr>
         <w:t>Кроме того, каждый человек устремлён к повышению своего статуса. Всё это создаёт уже не застывшую, не статическую, а динамическую картину общества. Одним из процессов социальной динамики является социальная мобильность. Интенсивность социальной мобильности зависит от уровня развития общества, экономической конъюнктуры, демократичности отношений, уровня жизни населения.</w:t>
       </w:r>
     </w:p>
     <w:p>
+      <w:pPr>
+        <w:widowControl/>
+        <w:spacing w:line="240" w:lineRule="auto" w:after="0"/>
+      </w:pPr>
       <w:r>
         <w:rPr>
+          <w:rFonts w:ascii="Times New Roman" w:hAnsi="Times New Roman" w:eastAsia="Times New Roman"/>
           <w:b w:val="0"/>
           <w:i w:val="0"/>
+          <w:color w:val="181A1F"/>
+          <w:sz w:val="28"/>
         </w:rPr>
         <w:t>Постиндустриальное общество характеризуется интенсивной вертикальной мобильностью. В демократическом обществе, где положение человека не зависит от его предписанного статуса, национальности, вероисповедания, каналы вертикальной мобильности открыты, и каждый, кто удовлетворяет определённым требованиям, имеет возможность повысить свой социальный статус.</w:t>
       </w:r>
     </w:p>
     <w:p>
+      <w:pPr>
+        <w:widowControl/>
+        <w:spacing w:line="240" w:lineRule="auto" w:after="0"/>
+      </w:pPr>
       <w:r>
         <w:rPr>
+          <w:rFonts w:ascii="Times New Roman" w:hAnsi="Times New Roman" w:eastAsia="Times New Roman"/>
           <w:b w:val="0"/>
           <w:i w:val="0"/>
+          <w:color w:val="181A1F"/>
+          <w:sz w:val="28"/>
         </w:rPr>
         <w:t>По выражению П. Сорокина, в демократическом обществе «много отверстий и лифтов для подъёма и спуска…» Излишняя социальная мобильность, например большое число людей из низших слоёв в управленческих структурах, говорит о какой-то ненормальности, социальном катаклизме (революции, войне, эпидемии, уничтожившей сразу многих представителей высших слоёв).</w:t>
       </w:r>
     </w:p>
     <w:p>
+      <w:pPr>
+        <w:widowControl/>
+        <w:spacing w:line="240" w:lineRule="auto" w:after="0"/>
+      </w:pPr>
       <w:r>
         <w:rPr>
+          <w:rFonts w:ascii="Times New Roman" w:hAnsi="Times New Roman" w:eastAsia="Times New Roman"/>
           <w:b w:val="0"/>
           <w:i w:val="0"/>
+          <w:color w:val="181A1F"/>
+          <w:sz w:val="28"/>
         </w:rPr>
         <w:t>В демократическом обществе, где нет социальных, национальных и других ограничений, тем не менее действует определённый социальный механизм, сдерживающий мобильность... Это механизм конкуренции, которая проявляется не только в экономической борьбе, но и в любой борьбе за повышение социального статуса.</w:t>
       </w:r>
     </w:p>
     <w:p>
+      <w:pPr>
+        <w:widowControl/>
+        <w:spacing w:line="240" w:lineRule="auto" w:after="0"/>
+      </w:pPr>
       <w:r>
         <w:rPr>
+          <w:rFonts w:ascii="Times New Roman" w:hAnsi="Times New Roman" w:eastAsia="Times New Roman"/>
           <w:b w:val="0"/>
           <w:i w:val="0"/>
+          <w:color w:val="181A1F"/>
+          <w:sz w:val="28"/>
         </w:rPr>
         <w:t>(Б.А. Исаев)</w:t>
       </w:r>
     </w:p>
     <w:p>
+      <w:pPr>
+        <w:widowControl/>
+        <w:spacing w:line="240" w:lineRule="auto" w:after="0"/>
+      </w:pPr>
       <w:r>
+        <w:rPr>
+          <w:rFonts w:ascii="Times New Roman" w:hAnsi="Times New Roman" w:eastAsia="Times New Roman"/>
+          <w:color w:val="181A1F"/>
+          <w:sz w:val="28"/>
+        </w:rPr>
         <w:t>Ответ:</w:t>
       </w:r>
     </w:p>
     <w:p>
-      <w:r>
-        <w:t>__________________________________________________________________________________________</w:t>
-      </w:r>
-    </w:p>
-    <w:p>
-      <w:r>
-        <w:t>__________________________________________________________________________________________</w:t>
-      </w:r>
-    </w:p>
-    <w:p>
-      <w:r>
-        <w:t>__________________________________________________________________________________________</w:t>
-      </w:r>
-    </w:p>
-    <w:p>
+      <w:pPr>
+        <w:keepNext/>
+        <w:widowControl/>
+        <w:spacing w:line="240" w:lineRule="auto" w:after="0" w:before="120"/>
+      </w:pPr>
       <w:r>
         <w:rPr>
+          <w:rFonts w:ascii="Times New Roman" w:hAnsi="Times New Roman" w:eastAsia="Times New Roman"/>
           <w:b/>
-          <w:sz w:val="24"/>
+          <w:color w:val="181A1F"/>
+          <w:sz w:val="28"/>
         </w:rPr>
         <w:t>19.</w:t>
       </w:r>
     </w:p>
     <w:p>
+      <w:pPr>
+        <w:widowControl/>
+        <w:spacing w:line="240" w:lineRule="auto" w:after="0"/>
+      </w:pPr>
       <w:r>
         <w:rPr>
+          <w:rFonts w:ascii="Times New Roman" w:hAnsi="Times New Roman" w:eastAsia="Times New Roman"/>
           <w:b w:val="0"/>
           <w:i w:val="0"/>
+          <w:color w:val="181A1F"/>
+          <w:sz w:val="28"/>
         </w:rPr>
         <w:t>Используя обществоведческие знания, назовите и проиллюстрируйте примерами любые три различных способа, которыми фирма может бороться за потребителя. (В каждом случае сначала назовите способ, а затем приведите соответствующий пример. Каждый пример должен быть сформулирован развёрнуто.)</w:t>
       </w:r>
     </w:p>
     <w:p>
+      <w:pPr>
+        <w:widowControl/>
+        <w:spacing w:line="240" w:lineRule="auto" w:after="0"/>
+      </w:pPr>
       <w:r>
+        <w:rPr>
+          <w:rFonts w:ascii="Times New Roman" w:hAnsi="Times New Roman" w:eastAsia="Times New Roman"/>
+          <w:color w:val="181A1F"/>
+          <w:sz w:val="28"/>
+        </w:rPr>
         <w:t>Ответ:</w:t>
       </w:r>
     </w:p>
     <w:p>
-      <w:r>
-        <w:t>__________________________________________________________________________________________</w:t>
-      </w:r>
-    </w:p>
-    <w:p>
-      <w:r>
-        <w:t>__________________________________________________________________________________________</w:t>
-      </w:r>
-    </w:p>
-    <w:p>
-      <w:r>
-        <w:t>__________________________________________________________________________________________</w:t>
-      </w:r>
-    </w:p>
-    <w:p>
+      <w:pPr>
+        <w:keepNext/>
+        <w:widowControl/>
+        <w:spacing w:line="240" w:lineRule="auto" w:after="0" w:before="120"/>
+      </w:pPr>
       <w:r>
         <w:rPr>
+          <w:rFonts w:ascii="Times New Roman" w:hAnsi="Times New Roman" w:eastAsia="Times New Roman"/>
           <w:b/>
-          <w:sz w:val="24"/>
+          <w:color w:val="181A1F"/>
+          <w:sz w:val="28"/>
         </w:rPr>
         <w:t>20.</w:t>
       </w:r>
     </w:p>
     <w:p>
+      <w:pPr>
+        <w:widowControl/>
+        <w:spacing w:line="240" w:lineRule="auto" w:after="0"/>
+      </w:pPr>
       <w:r>
         <w:rPr>
+          <w:rFonts w:ascii="Times New Roman" w:hAnsi="Times New Roman" w:eastAsia="Times New Roman"/>
           <w:b w:val="0"/>
           <w:i w:val="0"/>
+          <w:color w:val="181A1F"/>
+          <w:sz w:val="28"/>
         </w:rPr>
         <w:t>Используя обществоведческие знания и факты общественной жизни, приведите примеры, иллюстрирующие три разных меры, которые может принять работник для повышения своей конкурентоспособности на рынке труда. (В каждом случае сначала укажите меру, затем приведите соответствующий пример. Каждый пример должен быть сформулирован развёрнуто.)</w:t>
       </w:r>
     </w:p>
     <w:p>
+      <w:pPr>
+        <w:widowControl/>
+        <w:spacing w:line="240" w:lineRule="auto" w:after="0"/>
+      </w:pPr>
       <w:r>
+        <w:rPr>
+          <w:rFonts w:ascii="Times New Roman" w:hAnsi="Times New Roman" w:eastAsia="Times New Roman"/>
+          <w:color w:val="181A1F"/>
+          <w:sz w:val="28"/>
+        </w:rPr>
         <w:t>Ответ:</w:t>
       </w:r>
     </w:p>
     <w:p>
-      <w:r>
-        <w:t>__________________________________________________________________________________________</w:t>
-      </w:r>
-    </w:p>
-    <w:p>
-      <w:r>
-        <w:t>__________________________________________________________________________________________</w:t>
-      </w:r>
-    </w:p>
-    <w:p>
-      <w:r>
-        <w:t>__________________________________________________________________________________________</w:t>
-      </w:r>
-    </w:p>
-    <w:p>
+      <w:pPr>
+        <w:keepNext/>
+        <w:widowControl/>
+        <w:spacing w:line="240" w:lineRule="auto" w:after="0" w:before="120"/>
+      </w:pPr>
       <w:r>
         <w:rPr>
+          <w:rFonts w:ascii="Times New Roman" w:hAnsi="Times New Roman" w:eastAsia="Times New Roman"/>
           <w:b/>
-          <w:sz w:val="24"/>
+          <w:color w:val="181A1F"/>
+          <w:sz w:val="28"/>
         </w:rPr>
         <w:t>21.</w:t>
       </w:r>
     </w:p>
     <w:p>
+      <w:pPr>
+        <w:widowControl/>
+        <w:spacing w:line="240" w:lineRule="auto" w:after="0"/>
+      </w:pPr>
       <w:r>
         <w:rPr>
+          <w:rFonts w:ascii="Times New Roman" w:hAnsi="Times New Roman" w:eastAsia="Times New Roman"/>
           <w:b w:val="0"/>
           <w:i w:val="0"/>
+          <w:color w:val="181A1F"/>
+          <w:sz w:val="28"/>
         </w:rPr>
         <w:t>Используя обществоведческие знания, приведите три аргумента в пользу высокого значения деятельности государства по борьбе с несовершенствами рынка. (Каждое суждение должно быть сформулировано как распространённое предложение.)</w:t>
       </w:r>
     </w:p>
     <w:p>
+      <w:pPr>
+        <w:widowControl/>
+        <w:spacing w:line="240" w:lineRule="auto" w:after="0"/>
+      </w:pPr>
       <w:r>
+        <w:rPr>
+          <w:rFonts w:ascii="Times New Roman" w:hAnsi="Times New Roman" w:eastAsia="Times New Roman"/>
+          <w:color w:val="181A1F"/>
+          <w:sz w:val="28"/>
+        </w:rPr>
         <w:t>Ответ:</w:t>
       </w:r>
     </w:p>
     <w:p>
-      <w:r>
-        <w:t>__________________________________________________________________________________________</w:t>
-      </w:r>
-    </w:p>
-    <w:p>
-      <w:r>
-        <w:t>__________________________________________________________________________________________</w:t>
-      </w:r>
-    </w:p>
-    <w:p>
-      <w:r>
-        <w:t>__________________________________________________________________________________________</w:t>
-      </w:r>
-    </w:p>
-    <w:p>
+      <w:pPr>
+        <w:keepNext/>
+        <w:widowControl/>
+        <w:spacing w:line="240" w:lineRule="auto" w:after="0" w:before="120"/>
+      </w:pPr>
       <w:r>
         <w:rPr>
+          <w:rFonts w:ascii="Times New Roman" w:hAnsi="Times New Roman" w:eastAsia="Times New Roman"/>
           <w:b/>
-          <w:sz w:val="24"/>
+          <w:color w:val="181A1F"/>
+          <w:sz w:val="28"/>
         </w:rPr>
         <w:t>22.</w:t>
       </w:r>
     </w:p>
     <w:p>
+      <w:pPr>
+        <w:widowControl/>
+        <w:spacing w:line="240" w:lineRule="auto" w:after="0"/>
+      </w:pPr>
       <w:r>
         <w:rPr>
+          <w:rFonts w:ascii="Times New Roman" w:hAnsi="Times New Roman" w:eastAsia="Times New Roman"/>
           <w:b w:val="0"/>
           <w:i w:val="0"/>
+          <w:color w:val="181A1F"/>
+          <w:sz w:val="28"/>
         </w:rPr>
         <w:t xml:space="preserve">Иван, используя мобильные приложения, оплачивает услуги ЖКХ, управляет своими банковскими счетами, оформляет страховку на квартиру и автомобиль. </w:t>
       </w:r>
     </w:p>
     <w:p>
+      <w:pPr>
+        <w:widowControl/>
+        <w:spacing w:line="240" w:lineRule="auto" w:after="0"/>
+      </w:pPr>
       <w:r>
         <w:rPr>
+          <w:rFonts w:ascii="Times New Roman" w:hAnsi="Times New Roman" w:eastAsia="Times New Roman"/>
           <w:b w:val="0"/>
           <w:i w:val="0"/>
+          <w:color w:val="181A1F"/>
+          <w:sz w:val="28"/>
         </w:rPr>
         <w:t>Какое понятие используют экономисты для обозначения получаемых Иваном услуг? (Дайте наиболее общее название). Как называют процесс внедрения в экономику информационно-коммуникационных технологий, благодаря которым стало возможным дистанционное получение потребителем различных услуг? Какие действия может включать в себя управления банковским счётом? Почему банки заинтересованы в развитии технологий дистанционного оказания услуг?</w:t>
       </w:r>
     </w:p>
     <w:p>
+      <w:pPr>
+        <w:widowControl/>
+        <w:spacing w:line="240" w:lineRule="auto" w:after="0"/>
+      </w:pPr>
       <w:r>
+        <w:rPr>
+          <w:rFonts w:ascii="Times New Roman" w:hAnsi="Times New Roman" w:eastAsia="Times New Roman"/>
+          <w:color w:val="181A1F"/>
+          <w:sz w:val="28"/>
+        </w:rPr>
         <w:t>Ответ:</w:t>
       </w:r>
     </w:p>
     <w:p>
-      <w:r>
-        <w:t>__________________________________________________________________________________________</w:t>
-      </w:r>
-    </w:p>
-    <w:p>
-      <w:r>
-        <w:t>__________________________________________________________________________________________</w:t>
-      </w:r>
-    </w:p>
-    <w:p>
-      <w:r>
-        <w:t>__________________________________________________________________________________________</w:t>
-      </w:r>
-    </w:p>
-    <w:p>
+      <w:pPr>
+        <w:keepNext/>
+        <w:widowControl/>
+        <w:spacing w:line="240" w:lineRule="auto" w:after="0" w:before="120"/>
+      </w:pPr>
       <w:r>
         <w:rPr>
+          <w:rFonts w:ascii="Times New Roman" w:hAnsi="Times New Roman" w:eastAsia="Times New Roman"/>
           <w:b/>
-          <w:sz w:val="24"/>
+          <w:color w:val="181A1F"/>
+          <w:sz w:val="28"/>
         </w:rPr>
         <w:t>23.</w:t>
       </w:r>
     </w:p>
     <w:p>
+      <w:pPr>
+        <w:widowControl/>
+        <w:spacing w:line="240" w:lineRule="auto" w:after="0"/>
+      </w:pPr>
       <w:r>
         <w:rPr>
+          <w:rFonts w:ascii="Times New Roman" w:hAnsi="Times New Roman" w:eastAsia="Times New Roman"/>
           <w:b w:val="0"/>
           <w:i w:val="0"/>
+          <w:color w:val="181A1F"/>
+          <w:sz w:val="28"/>
         </w:rPr>
         <w:t>Предпринимательство допускается в любой отрасли хозяйственной деятельности, не запрещенной законом: промышленности, сельском хозяйстве, торговле, бытовом обслуживании, юридической, издательской, банковской и консультационной деятельности, в сфере операций с ценными бумагами и т. д.</w:t>
       </w:r>
     </w:p>
     <w:p>
+      <w:pPr>
+        <w:widowControl/>
+        <w:spacing w:line="240" w:lineRule="auto" w:after="0"/>
+      </w:pPr>
       <w:r>
         <w:rPr>
+          <w:rFonts w:ascii="Times New Roman" w:hAnsi="Times New Roman" w:eastAsia="Times New Roman"/>
           <w:b w:val="0"/>
           <w:i w:val="0"/>
+          <w:color w:val="181A1F"/>
+          <w:sz w:val="28"/>
         </w:rPr>
         <w:t>Основными сферами предпринимательской деятельности являются: производство (продукции, услуг), коммерция (торговля) и коммерческое посредничество. Следовательно, предпринимательство — это организация полезной производственной деятельности, направленной на производство товаров или оказание услуг.</w:t>
       </w:r>
     </w:p>
     <w:p>
+      <w:pPr>
+        <w:widowControl/>
+        <w:spacing w:line="240" w:lineRule="auto" w:after="0"/>
+      </w:pPr>
       <w:r>
         <w:rPr>
+          <w:rFonts w:ascii="Times New Roman" w:hAnsi="Times New Roman" w:eastAsia="Times New Roman"/>
           <w:b w:val="0"/>
           <w:i w:val="0"/>
+          <w:color w:val="181A1F"/>
+          <w:sz w:val="28"/>
         </w:rPr>
         <w:t>Предприниматель реализует свой деловой интерес (получение прибыли) через новаторство, стремясь вводить в дело на коммерческой основе новые производственные технологии, новые формы организации бизнеса, новые товары. Кроме того, его деловой интерес реализуется через риск, причем предприниматель рискует не только своим временем, трудом и деловой репутацией, но и вложенными средствами.</w:t>
       </w:r>
     </w:p>
     <w:p>
+      <w:pPr>
+        <w:widowControl/>
+        <w:spacing w:line="240" w:lineRule="auto" w:after="0"/>
+      </w:pPr>
       <w:r>
         <w:rPr>
+          <w:rFonts w:ascii="Times New Roman" w:hAnsi="Times New Roman" w:eastAsia="Times New Roman"/>
           <w:b w:val="0"/>
           <w:i w:val="0"/>
+          <w:color w:val="181A1F"/>
+          <w:sz w:val="28"/>
         </w:rPr>
         <w:t>Предпринимательская деятельность в любой сфере регулируется государством через механизм финансовой системы (через налоги, кредиты, страхование и т. п.). В то же время она опирается на правовую базу независимо от видов предпринимательской деятельности и от форм собственности.</w:t>
       </w:r>
     </w:p>
     <w:p>
+      <w:pPr>
+        <w:widowControl/>
+        <w:spacing w:line="240" w:lineRule="auto" w:after="0"/>
+      </w:pPr>
       <w:r>
         <w:rPr>
+          <w:rFonts w:ascii="Times New Roman" w:hAnsi="Times New Roman" w:eastAsia="Times New Roman"/>
           <w:b w:val="0"/>
           <w:i w:val="0"/>
+          <w:color w:val="181A1F"/>
+          <w:sz w:val="28"/>
         </w:rPr>
         <w:t>В современных условиях предпринимательская деятельность — это средство не только дохода, заработка, но и самовыражения. Отсюда огромное стремление многих людей начать свое дело. Конечно, не любое деловое предприятие приносит успех. Более 50% новых фирм закрываются в первый же год своей деятельности из-за низкой рентабельности. Но есть и другая статистика: 90% всех американских миллионеров (их около 2 млн. человек) обязаны своим состоянием созданию собственной фирмы.</w:t>
       </w:r>
     </w:p>
     <w:p>
+      <w:pPr>
+        <w:widowControl/>
+        <w:spacing w:line="240" w:lineRule="auto" w:after="0"/>
+      </w:pPr>
       <w:r>
         <w:rPr>
+          <w:rFonts w:ascii="Times New Roman" w:hAnsi="Times New Roman" w:eastAsia="Times New Roman"/>
           <w:b w:val="0"/>
           <w:i w:val="0"/>
+          <w:color w:val="181A1F"/>
+          <w:sz w:val="28"/>
         </w:rPr>
         <w:t xml:space="preserve">Функционирование современного предпринимательства невозможно без благоприятного социально-экономического климата, который формируется в результате целенаправленных усилий государства. Он характеризуется стабильностью государственной экономической и социальной политики, направленной на поддержку предпринимательства; льготным налоговым режимом, который способствует притоку в предпринимательскую сферу финансовых средств; развитием инфраструктуры предпринимательства: инновационных и внедренческих центров; специальных фирм, оказывающих помощь начинающим предпринимателям; консультационных центров по вопросам управления, маркетинга, рекламы; курсов и школ подготовки предпринимателей; созданием эффективной системы защиты интеллектуальной собственности, формированием позитивного отношения общества к предпринимательской деятельности. Предпринимательские инициативы деловых людей при поддержке государства способствуют эффективному функционированию современной рыночной экономике. (По М. А. Сажиной, Г.Г. Чибрикову) </w:t>
       </w:r>
     </w:p>
     <w:p>
+      <w:pPr>
+        <w:widowControl/>
+        <w:spacing w:line="240" w:lineRule="auto" w:after="0"/>
+      </w:pPr>
       <w:r>
         <w:rPr>
+          <w:rFonts w:ascii="Times New Roman" w:hAnsi="Times New Roman" w:eastAsia="Times New Roman"/>
           <w:b w:val="0"/>
           <w:i w:val="0"/>
+          <w:color w:val="181A1F"/>
+          <w:sz w:val="28"/>
         </w:rPr>
         <w:t>Авторы приводят несколько характеристик благоприятного социально-экономического климата. Найдите и проиллюстрируйте примером три любые из них на примере Российской Федерации. (В каждом случае сначала назовите характеристику, затем приведите соответствующий пример).</w:t>
       </w:r>
     </w:p>
     <w:p>
+      <w:pPr>
+        <w:widowControl/>
+        <w:spacing w:line="240" w:lineRule="auto" w:after="0"/>
+      </w:pPr>
       <w:r>
+        <w:rPr>
+          <w:rFonts w:ascii="Times New Roman" w:hAnsi="Times New Roman" w:eastAsia="Times New Roman"/>
+          <w:color w:val="181A1F"/>
+          <w:sz w:val="28"/>
+        </w:rPr>
         <w:t>Ответ:</w:t>
       </w:r>
     </w:p>
     <w:p>
-      <w:r>
-        <w:t>__________________________________________________________________________________________</w:t>
-      </w:r>
-    </w:p>
-    <w:p>
-      <w:r>
-        <w:t>__________________________________________________________________________________________</w:t>
-      </w:r>
-    </w:p>
-    <w:p>
-      <w:r>
-        <w:t>__________________________________________________________________________________________</w:t>
-      </w:r>
-    </w:p>
-    <w:p>
+      <w:pPr>
+        <w:keepNext/>
+        <w:widowControl/>
+        <w:spacing w:line="240" w:lineRule="auto" w:after="0" w:before="120"/>
+      </w:pPr>
       <w:r>
         <w:rPr>
+          <w:rFonts w:ascii="Times New Roman" w:hAnsi="Times New Roman" w:eastAsia="Times New Roman"/>
           <w:b/>
-          <w:sz w:val="24"/>
+          <w:color w:val="181A1F"/>
+          <w:sz w:val="28"/>
         </w:rPr>
         <w:t>24.</w:t>
       </w:r>
     </w:p>
     <w:p>
+      <w:pPr>
+        <w:widowControl/>
+        <w:spacing w:line="240" w:lineRule="auto" w:after="0"/>
+      </w:pPr>
       <w:r>
         <w:rPr>
+          <w:rFonts w:ascii="Times New Roman" w:hAnsi="Times New Roman" w:eastAsia="Times New Roman"/>
           <w:b w:val="0"/>
           <w:i w:val="0"/>
+          <w:color w:val="181A1F"/>
+          <w:sz w:val="28"/>
         </w:rPr>
         <w:t xml:space="preserve">Гражданин РФ Л.А. Кирпичников работает поваром. За выполнение работы, предусмотренной трудовым договором, должностной инструкцией и типовым положением об оплате труда, он ежемесячно получает фиксированный размер денежных средств. Ежемесячно в бюджет происходит отчисление налога на доходы физических лиц (НДФЛ). Размер его составляет 13% заработной платы. Кирпичников открыл депозит в банке, предпочитает срочные вклады вкладам до востребования. </w:t>
       </w:r>
     </w:p>
     <w:p>
+      <w:pPr>
+        <w:widowControl/>
+        <w:spacing w:line="240" w:lineRule="auto" w:after="0"/>
+      </w:pPr>
       <w:r>
         <w:rPr>
+          <w:rFonts w:ascii="Times New Roman" w:hAnsi="Times New Roman" w:eastAsia="Times New Roman"/>
           <w:b w:val="0"/>
           <w:i w:val="0"/>
+          <w:color w:val="181A1F"/>
+          <w:sz w:val="28"/>
         </w:rPr>
         <w:t xml:space="preserve">Какую форму заработной платы иллюстрирует приведённый пример? К какому виду налогов в зависимости от того, в какой бюджет он поступает, относится НДФЛ? </w:t>
       </w:r>
     </w:p>
     <w:p>
+      <w:pPr>
+        <w:widowControl/>
+        <w:spacing w:line="240" w:lineRule="auto" w:after="0"/>
+      </w:pPr>
       <w:r>
         <w:rPr>
+          <w:rFonts w:ascii="Times New Roman" w:hAnsi="Times New Roman" w:eastAsia="Times New Roman"/>
           <w:b w:val="0"/>
           <w:i w:val="0"/>
+          <w:color w:val="181A1F"/>
+          <w:sz w:val="28"/>
         </w:rPr>
         <w:t xml:space="preserve">Какие ещё налоги/сборы относятся к этому виду (в соответствии с Налоговым кодексом РФ)? (Укажите любые три других налога/сбора этого вида.) </w:t>
       </w:r>
     </w:p>
     <w:p>
+      <w:pPr>
+        <w:widowControl/>
+        <w:spacing w:line="240" w:lineRule="auto" w:after="0"/>
+      </w:pPr>
       <w:r>
         <w:rPr>
+          <w:rFonts w:ascii="Times New Roman" w:hAnsi="Times New Roman" w:eastAsia="Times New Roman"/>
           <w:b w:val="0"/>
           <w:i w:val="0"/>
+          <w:color w:val="181A1F"/>
+          <w:sz w:val="28"/>
         </w:rPr>
         <w:t>Объясните, чем срочный вклад отличается от вклада до востребования?</w:t>
       </w:r>
     </w:p>
     <w:p>
+      <w:pPr>
+        <w:widowControl/>
+        <w:spacing w:line="240" w:lineRule="auto" w:after="0"/>
+      </w:pPr>
       <w:r>
+        <w:rPr>
+          <w:rFonts w:ascii="Times New Roman" w:hAnsi="Times New Roman" w:eastAsia="Times New Roman"/>
+          <w:color w:val="181A1F"/>
+          <w:sz w:val="28"/>
+        </w:rPr>
         <w:t>Ответ:</w:t>
       </w:r>
     </w:p>
     <w:p>
-      <w:r>
-        <w:t>__________________________________________________________________________________________</w:t>
-      </w:r>
-    </w:p>
-    <w:p>
-      <w:r>
-        <w:t>__________________________________________________________________________________________</w:t>
-      </w:r>
-    </w:p>
-    <w:p>
-      <w:r>
-        <w:t>__________________________________________________________________________________________</w:t>
-      </w:r>
-    </w:p>
-    <w:p>
-      <w:r>
-        <w:t>__________________________________________________________________________________________</w:t>
-      </w:r>
-    </w:p>
-    <w:p>
-      <w:r>
-        <w:t>__________________________________________________________________________________________</w:t>
-      </w:r>
-    </w:p>
-    <w:p>
+      <w:pPr>
+        <w:keepNext/>
+        <w:widowControl/>
+        <w:spacing w:line="240" w:lineRule="auto" w:after="0" w:before="120"/>
+      </w:pPr>
       <w:r>
         <w:rPr>
+          <w:rFonts w:ascii="Times New Roman" w:hAnsi="Times New Roman" w:eastAsia="Times New Roman"/>
           <w:b/>
-          <w:sz w:val="24"/>
+          <w:color w:val="181A1F"/>
+          <w:sz w:val="28"/>
         </w:rPr>
         <w:t>25.</w:t>
       </w:r>
     </w:p>
     <w:p>
+      <w:pPr>
+        <w:widowControl/>
+        <w:spacing w:line="240" w:lineRule="auto" w:after="0"/>
+      </w:pPr>
       <w:r>
         <w:rPr>
+          <w:rFonts w:ascii="Times New Roman" w:hAnsi="Times New Roman" w:eastAsia="Times New Roman"/>
           <w:b w:val="0"/>
           <w:i w:val="0"/>
+          <w:color w:val="181A1F"/>
+          <w:sz w:val="28"/>
         </w:rPr>
         <w:t>Обоснуйте необходимость участия государства в современной экономике. (Обоснование должно быть дано с опорой на обществоведческие знания в нескольких связанных между собой распространённых предложениях, раскрывать причинно- следственные и (или) функциональные связи.)</w:t>
       </w:r>
     </w:p>
     <w:p>
+      <w:pPr>
+        <w:widowControl/>
+        <w:spacing w:line="240" w:lineRule="auto" w:after="0"/>
+      </w:pPr>
       <w:r>
         <w:rPr>
+          <w:rFonts w:ascii="Times New Roman" w:hAnsi="Times New Roman" w:eastAsia="Times New Roman"/>
           <w:b w:val="0"/>
           <w:i w:val="0"/>
+          <w:color w:val="181A1F"/>
+          <w:sz w:val="28"/>
         </w:rPr>
         <w:t>Что относят к общественным благам? (Назовите любые три общественных блага.)</w:t>
       </w:r>
     </w:p>
     <w:p>
+      <w:pPr>
+        <w:widowControl/>
+        <w:spacing w:line="240" w:lineRule="auto" w:after="0"/>
+      </w:pPr>
       <w:r>
         <w:rPr>
+          <w:rFonts w:ascii="Times New Roman" w:hAnsi="Times New Roman" w:eastAsia="Times New Roman"/>
           <w:b w:val="0"/>
           <w:i w:val="0"/>
+          <w:color w:val="181A1F"/>
+          <w:sz w:val="28"/>
         </w:rPr>
         <w:t>Для каждого из них приведите по одному примеру, иллюстрирующему использование данного блага. (Каждый пример должен быть сформулирован развёрнуто. В совокупности примеры должны иллюстрировать три различных признака общественного блага.)</w:t>
       </w:r>
     </w:p>
     <w:p>
+      <w:pPr>
+        <w:widowControl/>
+        <w:spacing w:line="240" w:lineRule="auto" w:after="0"/>
+      </w:pPr>
       <w:r>
+        <w:rPr>
+          <w:rFonts w:ascii="Times New Roman" w:hAnsi="Times New Roman" w:eastAsia="Times New Roman"/>
+          <w:color w:val="181A1F"/>
+          <w:sz w:val="28"/>
+        </w:rPr>
         <w:t>Ответ:</w:t>
       </w:r>
     </w:p>
     <w:p>
+      <w:pPr>
+        <w:widowControl/>
+        <w:spacing w:line="240" w:lineRule="auto" w:after="0"/>
+      </w:pPr>
       <w:r>
-        <w:t>__________________________________________________________________________________________</w:t>
-      </w:r>
-    </w:p>
-    <w:p>
-      <w:r>
-        <w:t>__________________________________________________________________________________________</w:t>
-      </w:r>
-    </w:p>
-    <w:p>
-      <w:r>
-        <w:t>__________________________________________________________________________________________</w:t>
-      </w:r>
-    </w:p>
-    <w:p>
-      <w:r>
-        <w:t>__________________________________________________________________________________________</w:t>
-      </w:r>
-    </w:p>
-    <w:p>
-      <w:r>
-        <w:t>__________________________________________________________________________________________</w:t>
-      </w:r>
-    </w:p>
-    <w:p>
-      <w:r>
+        <w:rPr>
+          <w:rFonts w:ascii="Times New Roman" w:hAnsi="Times New Roman" w:eastAsia="Times New Roman"/>
+          <w:color w:val="181A1F"/>
+          <w:sz w:val="28"/>
+        </w:rPr>
         <w:br w:type="page"/>
       </w:r>
     </w:p>
-    <w:p>
-      <w:pPr>
-        <w:pStyle w:val="Heading1"/>
-      </w:pPr>
-      <w:r>
-        <w:t>Ответы и критерии</w:t>
-      </w:r>
-    </w:p>
-    <w:tbl>
-      <w:tblPr>
-        <w:tblStyle w:val="TableGrid"/>
-        <w:tblW w:type="auto" w:w="0"/>
-        <w:tblLook w:firstColumn="1" w:firstRow="1" w:lastColumn="0" w:lastRow="0" w:noHBand="0" w:noVBand="1" w:val="04A0"/>
-      </w:tblPr>
-      <w:tblGrid>
-        <w:gridCol w:w="3419"/>
-        <w:gridCol w:w="3419"/>
-        <w:gridCol w:w="3419"/>
-      </w:tblGrid>
-      <w:tr>
-        <w:tc>
-          <w:tcPr>
-            <w:tcW w:type="dxa" w:w="3419"/>
-            <w:shd w:fill="DCE9FA"/>
-          </w:tcPr>
-          <w:p>
-            <w:r>
-              <w:t>№</w:t>
-            </w:r>
-          </w:p>
-        </w:tc>
-        <w:tc>
-          <w:tcPr>
-            <w:tcW w:type="dxa" w:w="3419"/>
-            <w:shd w:fill="DCE9FA"/>
-          </w:tcPr>
-          <w:p>
-            <w:r>
-              <w:t>Ответ</w:t>
-            </w:r>
-          </w:p>
-        </w:tc>
-        <w:tc>
-          <w:tcPr>
-            <w:tcW w:type="dxa" w:w="3419"/>
-            <w:shd w:fill="DCE9FA"/>
-          </w:tcPr>
-          <w:p>
-            <w:r>
-              <w:t>Макс. балл</w:t>
-            </w:r>
-          </w:p>
-        </w:tc>
-      </w:tr>
-      <w:tr>
-        <w:tc>
-          <w:tcPr>
-            <w:tcW w:type="dxa" w:w="3419"/>
-          </w:tcPr>
-          <w:p>
-            <w:r>
-              <w:t>1</w:t>
-            </w:r>
-          </w:p>
-        </w:tc>
-        <w:tc>
-          <w:tcPr>
-            <w:tcW w:type="dxa" w:w="3419"/>
-          </w:tcPr>
-          <w:p>
-            <w:r>
-              <w:t>12</w:t>
-            </w:r>
-          </w:p>
-        </w:tc>
-        <w:tc>
-          <w:tcPr>
-            <w:tcW w:type="dxa" w:w="3419"/>
-          </w:tcPr>
-          <w:p>
-            <w:r>
-              <w:t>1</w:t>
-            </w:r>
-          </w:p>
-        </w:tc>
-      </w:tr>
-      <w:tr>
-        <w:tc>
-          <w:tcPr>
-            <w:tcW w:type="dxa" w:w="3419"/>
-          </w:tcPr>
-          <w:p>
-            <w:r>
-              <w:t>2</w:t>
-            </w:r>
-          </w:p>
-        </w:tc>
-        <w:tc>
-          <w:tcPr>
-            <w:tcW w:type="dxa" w:w="3419"/>
-          </w:tcPr>
-          <w:p>
-            <w:r>
-              <w:t>146</w:t>
-            </w:r>
-          </w:p>
-        </w:tc>
-        <w:tc>
-          <w:tcPr>
-            <w:tcW w:type="dxa" w:w="3419"/>
-          </w:tcPr>
-          <w:p>
-            <w:r>
-              <w:t>2</w:t>
-            </w:r>
-          </w:p>
-        </w:tc>
-      </w:tr>
-      <w:tr>
-        <w:tc>
-          <w:tcPr>
-            <w:tcW w:type="dxa" w:w="3419"/>
-          </w:tcPr>
-          <w:p>
-            <w:r>
-              <w:t>3</w:t>
-            </w:r>
-          </w:p>
-        </w:tc>
-        <w:tc>
-          <w:tcPr>
-            <w:tcW w:type="dxa" w:w="3419"/>
-          </w:tcPr>
-          <w:p>
-            <w:r>
-              <w:t>235</w:t>
-            </w:r>
-          </w:p>
-        </w:tc>
-        <w:tc>
-          <w:tcPr>
-            <w:tcW w:type="dxa" w:w="3419"/>
-          </w:tcPr>
-          <w:p>
-            <w:r>
-              <w:t>1</w:t>
-            </w:r>
-          </w:p>
-        </w:tc>
-      </w:tr>
-      <w:tr>
-        <w:tc>
-          <w:tcPr>
-            <w:tcW w:type="dxa" w:w="3419"/>
-          </w:tcPr>
-          <w:p>
-            <w:r>
-              <w:t>4</w:t>
-            </w:r>
-          </w:p>
-        </w:tc>
-        <w:tc>
-          <w:tcPr>
-            <w:tcW w:type="dxa" w:w="3419"/>
-          </w:tcPr>
-          <w:p>
-            <w:r>
-              <w:t>135</w:t>
-            </w:r>
-          </w:p>
-        </w:tc>
-        <w:tc>
-          <w:tcPr>
-            <w:tcW w:type="dxa" w:w="3419"/>
-          </w:tcPr>
-          <w:p>
-            <w:r>
-              <w:t>2</w:t>
-            </w:r>
-          </w:p>
-        </w:tc>
-      </w:tr>
-      <w:tr>
-        <w:tc>
-          <w:tcPr>
-            <w:tcW w:type="dxa" w:w="3419"/>
-          </w:tcPr>
-          <w:p>
-            <w:r>
-              <w:t>5</w:t>
-            </w:r>
-          </w:p>
-        </w:tc>
-        <w:tc>
-          <w:tcPr>
-            <w:tcW w:type="dxa" w:w="3419"/>
-          </w:tcPr>
-          <w:p>
-            <w:r>
-              <w:t>12121</w:t>
-            </w:r>
-          </w:p>
-        </w:tc>
-        <w:tc>
-          <w:tcPr>
-            <w:tcW w:type="dxa" w:w="3419"/>
-          </w:tcPr>
-          <w:p>
-            <w:r>
-              <w:t>2</w:t>
-            </w:r>
-          </w:p>
-        </w:tc>
-      </w:tr>
-      <w:tr>
-        <w:tc>
-          <w:tcPr>
-            <w:tcW w:type="dxa" w:w="3419"/>
-          </w:tcPr>
-          <w:p>
-            <w:r>
-              <w:t>6</w:t>
-            </w:r>
-          </w:p>
-        </w:tc>
-        <w:tc>
-          <w:tcPr>
-            <w:tcW w:type="dxa" w:w="3419"/>
-          </w:tcPr>
-          <w:p>
-            <w:r>
-              <w:t>135</w:t>
-            </w:r>
-          </w:p>
-        </w:tc>
-        <w:tc>
-          <w:tcPr>
-            <w:tcW w:type="dxa" w:w="3419"/>
-          </w:tcPr>
-          <w:p>
-            <w:r>
-              <w:t>2</w:t>
-            </w:r>
-          </w:p>
-        </w:tc>
-      </w:tr>
-      <w:tr>
-        <w:tc>
-          <w:tcPr>
-            <w:tcW w:type="dxa" w:w="3419"/>
-          </w:tcPr>
-          <w:p>
-            <w:r>
-              <w:t>7</w:t>
-            </w:r>
-          </w:p>
-        </w:tc>
-        <w:tc>
-          <w:tcPr>
-            <w:tcW w:type="dxa" w:w="3419"/>
-          </w:tcPr>
-          <w:p>
-            <w:r>
-              <w:t>125</w:t>
-            </w:r>
-          </w:p>
-        </w:tc>
-        <w:tc>
-          <w:tcPr>
-            <w:tcW w:type="dxa" w:w="3419"/>
-          </w:tcPr>
-          <w:p>
-            <w:r>
-              <w:t>2</w:t>
-            </w:r>
-          </w:p>
-        </w:tc>
-      </w:tr>
-      <w:tr>
-        <w:tc>
-          <w:tcPr>
-            <w:tcW w:type="dxa" w:w="3419"/>
-          </w:tcPr>
-          <w:p>
-            <w:r>
-              <w:t>8</w:t>
-            </w:r>
-          </w:p>
-        </w:tc>
-        <w:tc>
-          <w:tcPr>
-            <w:tcW w:type="dxa" w:w="3419"/>
-          </w:tcPr>
-          <w:p>
-            <w:r>
-              <w:t>345</w:t>
-            </w:r>
-          </w:p>
-        </w:tc>
-        <w:tc>
-          <w:tcPr>
-            <w:tcW w:type="dxa" w:w="3419"/>
-          </w:tcPr>
-          <w:p>
-            <w:r>
-              <w:t>2</w:t>
-            </w:r>
-          </w:p>
-        </w:tc>
-      </w:tr>
-      <w:tr>
-        <w:tc>
-          <w:tcPr>
-            <w:tcW w:type="dxa" w:w="3419"/>
-          </w:tcPr>
-          <w:p>
-            <w:r>
-              <w:t>9</w:t>
-            </w:r>
-          </w:p>
-        </w:tc>
-        <w:tc>
-          <w:tcPr>
-            <w:tcW w:type="dxa" w:w="3419"/>
-          </w:tcPr>
-          <w:p>
-            <w:r>
-              <w:t>35</w:t>
-            </w:r>
-          </w:p>
-        </w:tc>
-        <w:tc>
-          <w:tcPr>
-            <w:tcW w:type="dxa" w:w="3419"/>
-          </w:tcPr>
-          <w:p>
-            <w:r>
-              <w:t>1</w:t>
-            </w:r>
-          </w:p>
-        </w:tc>
-      </w:tr>
-      <w:tr>
-        <w:tc>
-          <w:tcPr>
-            <w:tcW w:type="dxa" w:w="3419"/>
-          </w:tcPr>
-          <w:p>
-            <w:r>
-              <w:t>10</w:t>
-            </w:r>
-          </w:p>
-        </w:tc>
-        <w:tc>
-          <w:tcPr>
-            <w:tcW w:type="dxa" w:w="3419"/>
-          </w:tcPr>
-          <w:p>
-            <w:r>
-              <w:t>234</w:t>
-            </w:r>
-          </w:p>
-        </w:tc>
-        <w:tc>
-          <w:tcPr>
-            <w:tcW w:type="dxa" w:w="3419"/>
-          </w:tcPr>
-          <w:p>
-            <w:r>
-              <w:t>2</w:t>
-            </w:r>
-          </w:p>
-        </w:tc>
-      </w:tr>
-      <w:tr>
-        <w:tc>
-          <w:tcPr>
-            <w:tcW w:type="dxa" w:w="3419"/>
-          </w:tcPr>
-          <w:p>
-            <w:r>
-              <w:t>11</w:t>
-            </w:r>
-          </w:p>
-        </w:tc>
-        <w:tc>
-          <w:tcPr>
-            <w:tcW w:type="dxa" w:w="3419"/>
-          </w:tcPr>
-          <w:p>
-            <w:r>
-              <w:t>125</w:t>
-            </w:r>
-          </w:p>
-        </w:tc>
-        <w:tc>
-          <w:tcPr>
-            <w:tcW w:type="dxa" w:w="3419"/>
-          </w:tcPr>
-          <w:p>
-            <w:r>
-              <w:t>2</w:t>
-            </w:r>
-          </w:p>
-        </w:tc>
-      </w:tr>
-      <w:tr>
-        <w:tc>
-          <w:tcPr>
-            <w:tcW w:type="dxa" w:w="3419"/>
-          </w:tcPr>
-          <w:p>
-            <w:r>
-              <w:t>12</w:t>
-            </w:r>
-          </w:p>
-        </w:tc>
-        <w:tc>
-          <w:tcPr>
-            <w:tcW w:type="dxa" w:w="3419"/>
-          </w:tcPr>
-          <w:p>
-            <w:r>
-              <w:t>46</w:t>
-            </w:r>
-          </w:p>
-        </w:tc>
-        <w:tc>
-          <w:tcPr>
-            <w:tcW w:type="dxa" w:w="3419"/>
-          </w:tcPr>
-          <w:p>
-            <w:r>
-              <w:t>1</w:t>
-            </w:r>
-          </w:p>
-        </w:tc>
-      </w:tr>
-      <w:tr>
-        <w:tc>
-          <w:tcPr>
-            <w:tcW w:type="dxa" w:w="3419"/>
-          </w:tcPr>
-          <w:p>
-            <w:r>
-              <w:t>13</w:t>
-            </w:r>
-          </w:p>
-        </w:tc>
-        <w:tc>
-          <w:tcPr>
-            <w:tcW w:type="dxa" w:w="3419"/>
-          </w:tcPr>
-          <w:p>
-            <w:r>
-              <w:t>236</w:t>
-            </w:r>
-          </w:p>
-        </w:tc>
-        <w:tc>
-          <w:tcPr>
-            <w:tcW w:type="dxa" w:w="3419"/>
-          </w:tcPr>
-          <w:p>
-            <w:r>
-              <w:t>2</w:t>
-            </w:r>
-          </w:p>
-        </w:tc>
-      </w:tr>
-      <w:tr>
-        <w:tc>
-          <w:tcPr>
-            <w:tcW w:type="dxa" w:w="3419"/>
-          </w:tcPr>
-          <w:p>
-            <w:r>
-              <w:t>14</w:t>
-            </w:r>
-          </w:p>
-        </w:tc>
-        <w:tc>
-          <w:tcPr>
-            <w:tcW w:type="dxa" w:w="3419"/>
-          </w:tcPr>
-          <w:p>
-            <w:r>
-              <w:t>145</w:t>
-            </w:r>
-          </w:p>
-        </w:tc>
-        <w:tc>
-          <w:tcPr>
-            <w:tcW w:type="dxa" w:w="3419"/>
-          </w:tcPr>
-          <w:p>
-            <w:r>
-              <w:t>2</w:t>
-            </w:r>
-          </w:p>
-        </w:tc>
-      </w:tr>
-      <w:tr>
-        <w:tc>
-          <w:tcPr>
-            <w:tcW w:type="dxa" w:w="3419"/>
-          </w:tcPr>
-          <w:p>
-            <w:r>
-              <w:t>15</w:t>
-            </w:r>
-          </w:p>
-        </w:tc>
-        <w:tc>
-          <w:tcPr>
-            <w:tcW w:type="dxa" w:w="3419"/>
-          </w:tcPr>
-          <w:p>
-            <w:r>
-              <w:t>124</w:t>
-            </w:r>
-          </w:p>
-        </w:tc>
-        <w:tc>
-          <w:tcPr>
-            <w:tcW w:type="dxa" w:w="3419"/>
-          </w:tcPr>
-          <w:p>
-            <w:r>
-              <w:t>2</w:t>
-            </w:r>
-          </w:p>
-        </w:tc>
-      </w:tr>
-      <w:tr>
-        <w:tc>
-          <w:tcPr>
-            <w:tcW w:type="dxa" w:w="3419"/>
-          </w:tcPr>
-          <w:p>
-            <w:r>
-              <w:t>16</w:t>
-            </w:r>
-          </w:p>
-        </w:tc>
-        <w:tc>
-          <w:tcPr>
-            <w:tcW w:type="dxa" w:w="3419"/>
-          </w:tcPr>
-          <w:p>
-            <w:r>
-              <w:t>245</w:t>
-            </w:r>
-          </w:p>
-        </w:tc>
-        <w:tc>
-          <w:tcPr>
-            <w:tcW w:type="dxa" w:w="3419"/>
-          </w:tcPr>
-          <w:p>
-            <w:r>
-              <w:t>2</w:t>
-            </w:r>
-          </w:p>
-        </w:tc>
-      </w:tr>
-    </w:tbl>
-    <w:p>
-      <w:r>
-        <w:rPr>
-          <w:b/>
-        </w:rPr>
-        <w:t>Задание 17 — до 2 баллов</w:t>
-      </w:r>
-    </w:p>
-    <w:p>
-      <w:r>
-        <w:rPr>
-          <w:b w:val="0"/>
-          <w:i w:val="0"/>
-        </w:rPr>
-        <w:t>1) Основные характеристики факторов производства:</w:t>
-      </w:r>
-      <w:r>
-        <w:br/>
-      </w:r>
-      <w:r>
-        <w:rPr>
-          <w:b w:val="0"/>
-          <w:i w:val="0"/>
-        </w:rPr>
-        <w:t>— необходимы для создания товаров и услуг;</w:t>
-      </w:r>
-      <w:r>
-        <w:br/>
-      </w:r>
-      <w:r>
-        <w:rPr>
-          <w:b w:val="0"/>
-          <w:i w:val="0"/>
-        </w:rPr>
-        <w:t>— имеются в ограниченном количестве;</w:t>
-      </w:r>
-      <w:r>
-        <w:br/>
-      </w:r>
-      <w:r>
-        <w:rPr>
-          <w:b w:val="0"/>
-          <w:i w:val="0"/>
-        </w:rPr>
-        <w:t>— предполагают получение факторного дохода.</w:t>
-      </w:r>
-    </w:p>
-    <w:p>
-      <w:r>
-        <w:rPr>
-          <w:b w:val="0"/>
-          <w:i w:val="0"/>
-        </w:rPr>
-        <w:t>2) Цикличность экономики влияет на реализацию такой роли приобретения инвесторами ценных бумаг, как «дополнительный приток в хозяйственный оборот страны инвестиционных ресурсов». В период экономического подъёма инвесторы активнее приобретают ценные бумаги, поэтому объём инвестиционных ресурсов, поступающих в экономику, увеличивается, что расширяет возможности предпринимателей модернизировать производство и увеличивать объёмы выпуска продукции. В период экономического спада инвестиционная активность снижается, поэтому дополнительный приток инвестиционных ресурсов в хозяйственный оборот страны сокращается.</w:t>
-      </w:r>
-    </w:p>
-    <w:p>
-      <w:r>
-        <w:rPr>
-          <w:b/>
-        </w:rPr>
-        <w:t>Задание 18 — до 2 баллов</w:t>
-      </w:r>
-    </w:p>
-    <w:p>
-      <w:r>
-        <w:rPr>
-          <w:b w:val="0"/>
-          <w:i w:val="0"/>
-        </w:rPr>
-        <w:t>1) На микроуровне меняются взаимоотношения, социальные связи, состав групп, статусы и роли, отношения между группами;</w:t>
-      </w:r>
-    </w:p>
-    <w:p>
-      <w:r>
-        <w:rPr>
-          <w:b w:val="0"/>
-          <w:i w:val="0"/>
-        </w:rPr>
-        <w:t>2) Излишняя социальная мобильность, например большое число людей из низших слоёв в управленческих структурах, говорит о какой-то ненормальности, социальном катаклизме;</w:t>
-      </w:r>
-    </w:p>
-    <w:p>
-      <w:r>
-        <w:rPr>
-          <w:b w:val="0"/>
-          <w:i w:val="0"/>
-        </w:rPr>
-        <w:t>3) Не зависит от его предписанного статуса, национальности.</w:t>
-      </w:r>
-    </w:p>
-    <w:p>
-      <w:r>
-        <w:rPr>
-          <w:b/>
-        </w:rPr>
-        <w:t>Задание 19 — до 3 баллов</w:t>
-      </w:r>
-    </w:p>
-    <w:p>
-      <w:r>
-        <w:rPr>
-          <w:b w:val="0"/>
-          <w:i w:val="0"/>
-        </w:rPr>
-        <w:t>1) Реклама (Компания “Aviasales” проводит яркие рекламные акции, часто привлекает различных публичных людей для участия в своих рекламных проектах, связи с чем “Aviasales” стала самым успешным агрегатором для поиска дешевых авиабилетов на российском рынке);</w:t>
-      </w:r>
-    </w:p>
-    <w:p>
-      <w:r>
-        <w:rPr>
-          <w:b w:val="0"/>
-          <w:i w:val="0"/>
-        </w:rPr>
-        <w:t>2) Внедрение инноваций (Тинькофф-банк на момент своего запуска стал первым банком, не имеющим отделений, а работающий исключительно через онлайн-банкинг. Огромную популярность Тинькофф-банк набрал за счет удобства своего банковского приложения и скорости предоставления дистанционных банковских услуг);</w:t>
-      </w:r>
-    </w:p>
-    <w:p>
-      <w:r>
-        <w:rPr>
-          <w:b w:val="0"/>
-          <w:i w:val="0"/>
-        </w:rPr>
-        <w:t>3) Предоставление скидок (Пиццерия “Додо” часто распространяет промокоды, которые можно использовать при оформлении заказов в пиццерии. Промокоды предоставляют скидку покупателю в районе 10-20 процентов, что делает цены более привлекательными для покупателя. Благодаря этому “Додо” имеет большое число покупателей).</w:t>
-      </w:r>
-    </w:p>
-    <w:p>
-      <w:r>
-        <w:rPr>
-          <w:b/>
-        </w:rPr>
-        <w:t>Задание 20 — до 3 баллов</w:t>
-      </w:r>
-    </w:p>
-    <w:p>
-      <w:r>
-        <w:rPr>
-          <w:b w:val="0"/>
-          <w:i w:val="0"/>
-        </w:rPr>
-        <w:t>1) Повышение квалификации (Олег захотел получить более высокооплачиваемую работу, поэтому он пошёл в университет и получил еще одно образование. Благодаря тому, что он стал специалистом высокого уровня, его быстро взяли на работу);</w:t>
-      </w:r>
-    </w:p>
-    <w:p>
-      <w:r>
-        <w:rPr>
-          <w:b w:val="0"/>
-          <w:i w:val="0"/>
-        </w:rPr>
-        <w:t>2) Получение навыков работы с информационными технологиями (Никита потерял работу из-за того, что он не умел работать с современными технологиями. Это сподвигло его пройти курсы по работе с компьютерами. После того, как он получил навыки в этой сфере, его быстро взяли на работу);</w:t>
-      </w:r>
-    </w:p>
-    <w:p>
-      <w:r>
-        <w:rPr>
-          <w:b w:val="0"/>
-          <w:i w:val="0"/>
-        </w:rPr>
-        <w:t>3) Получение дополнительных навыков (Тимур прошёл курсы по ораторскому искусству и по созданию презентаций. Благодаря этому помимо своих профессиональных навыков, мужчина получил дополнительные навыки, которые будут востребованы в его работе).</w:t>
-      </w:r>
-    </w:p>
-    <w:p>
-      <w:r>
-        <w:rPr>
-          <w:b/>
-        </w:rPr>
-        <w:t>Задание 21 — до 3 баллов</w:t>
-      </w:r>
-    </w:p>
-    <w:p>
-      <w:r>
-        <w:rPr>
-          <w:b w:val="0"/>
-          <w:i w:val="0"/>
-        </w:rPr>
-        <w:t>Три аргумента в пользу высокого значения деятельности государства по борьбе с несовершенствами рынка:</w:t>
-      </w:r>
-    </w:p>
-    <w:p>
-      <w:r>
-        <w:rPr>
-          <w:b w:val="0"/>
-          <w:i w:val="0"/>
-        </w:rPr>
-        <w:t>1) Государство решает проблему неравенства доходов и богатства за счет их частичного перераспределения с помощью налогов, направляя на общегосударственные, в том числе социальные нужды, выплачивая высокие пенсии, пособия, тем самым компенсирует такой недостаток рынка как появление социального неравенства;</w:t>
-      </w:r>
-    </w:p>
-    <w:p>
-      <w:r>
-        <w:rPr>
-          <w:b w:val="0"/>
-          <w:i w:val="0"/>
-        </w:rPr>
-        <w:t>2) Рынок не может самостоятельно решить проблему с инфляцией, а ее высокий уровень негативно сказывается на всю экономику, государство берет эту функцию на себя для обеспечения устойчивого экономического развития;</w:t>
-      </w:r>
-    </w:p>
-    <w:p>
-      <w:r>
-        <w:rPr>
-          <w:b w:val="0"/>
-          <w:i w:val="0"/>
-        </w:rPr>
-        <w:t>3) Государство обеспечивает предоставление населению страны общественных благ, который рынок не производит самостоятельно, что показывает как государство компенсирует несовершенства рыночного механизма, в чем заключается его высокое значение деятельности.</w:t>
-      </w:r>
-    </w:p>
-    <w:p>
-      <w:r>
-        <w:rPr>
-          <w:b/>
-        </w:rPr>
-        <w:t>Задание 22 — до 4 баллов</w:t>
-      </w:r>
-    </w:p>
-    <w:p>
-      <w:r>
-        <w:rPr>
-          <w:b w:val="0"/>
-          <w:i w:val="0"/>
-        </w:rPr>
-        <w:t>1) Финансовые услуги.</w:t>
-      </w:r>
-    </w:p>
-    <w:p>
-      <w:r>
-        <w:rPr>
-          <w:b w:val="0"/>
-          <w:i w:val="0"/>
-        </w:rPr>
-        <w:t>2) Цифровизация.</w:t>
-      </w:r>
-    </w:p>
-    <w:p>
-      <w:r>
-        <w:rPr>
-          <w:b w:val="0"/>
-          <w:i w:val="0"/>
-        </w:rPr>
-        <w:t>3) В зависимости от вида счёта — пополнение, перевод средств, снятие процентов, проведение оплаты товаров и услуг и т.п.</w:t>
-      </w:r>
-    </w:p>
-    <w:p>
-      <w:r>
-        <w:rPr>
-          <w:b w:val="0"/>
-          <w:i w:val="0"/>
-        </w:rPr>
-        <w:t>4) Позволяет сократить затраты на содержание офисов банка ИЛИ расширить круг клиентов за счёт проживающих в отдалённых районах, маломобильных граждан и т.п.</w:t>
-      </w:r>
-    </w:p>
-    <w:p>
-      <w:r>
-        <w:rPr>
-          <w:b/>
-        </w:rPr>
-        <w:t>Задание 23 — до 3 баллов</w:t>
-      </w:r>
-    </w:p>
-    <w:p>
-      <w:r>
-        <w:rPr>
-          <w:b w:val="0"/>
-          <w:i w:val="0"/>
-        </w:rPr>
-        <w:t>1) Льготный налоговый режим (в РФ действует «Упрощенная система налогообложения», которая позволяет снизить налоговую нагрузку на малый бизнес путем предоставления возможности не платить НДС, налог на прибыль организаций или НДФЛ. Это способствует ежегодному появлению множества новых предприятий).</w:t>
-      </w:r>
-    </w:p>
-    <w:p>
-      <w:r>
-        <w:rPr>
-          <w:b w:val="0"/>
-          <w:i w:val="0"/>
-        </w:rPr>
-        <w:t>2) Развитие инфраструктуры предпринимательства (в РФ реализуются программы Фонда развития инноваций: «Бизнес-старт», «Развитие»; а также льготное кредитование по программам рефинансирования. Это создает комфортные условия для развития бизнеса и приводит к росту числа малых и крупных предприятий).</w:t>
-      </w:r>
-    </w:p>
-    <w:p>
-      <w:r>
-        <w:rPr>
-          <w:b w:val="0"/>
-          <w:i w:val="0"/>
-        </w:rPr>
-        <w:t>3) Формирование позитивного отношения общества к предпринимательской деятельности (в РФ ежегодно проводится форум по маркетингу в сфере «B2B», где обсуждаются актуальные вопросы экономики и развития бизнеса. Это формирует позитивное отношение к предпринимательству, и граждане охотно открывают собственный бизнес).</w:t>
-      </w:r>
-    </w:p>
-    <w:p>
-      <w:r>
-        <w:rPr>
-          <w:b/>
-        </w:rPr>
-        <w:t>Задание 24 — до 4 баллов</w:t>
-      </w:r>
-    </w:p>
-    <w:p>
-      <w:r>
-        <w:rPr>
-          <w:b w:val="0"/>
-          <w:i w:val="0"/>
-        </w:rPr>
-        <w:t>1. Оклад;</w:t>
-      </w:r>
-    </w:p>
-    <w:p>
-      <w:r>
-        <w:rPr>
-          <w:b w:val="0"/>
-          <w:i w:val="0"/>
-        </w:rPr>
-        <w:t>2. Федеральный;</w:t>
-      </w:r>
-    </w:p>
-    <w:p>
-      <w:r>
-        <w:rPr>
-          <w:b w:val="0"/>
-          <w:i w:val="0"/>
-        </w:rPr>
-        <w:t>3. НДС, Налог на добычу полезных ископаемых, Водный налог;</w:t>
-      </w:r>
-    </w:p>
-    <w:p>
-      <w:r>
-        <w:rPr>
-          <w:b w:val="0"/>
-          <w:i w:val="0"/>
-        </w:rPr>
-        <w:t>4. Срочный вклад не предоставляет возможности частичного вывода средств и пополнения, а вклад до востребования предоставляет возможность вывести средства в любой момент времени.</w:t>
-      </w:r>
-    </w:p>
-    <w:p>
-      <w:r>
-        <w:rPr>
-          <w:b/>
-        </w:rPr>
-        <w:t>Задание 25 — до 6 баллов</w:t>
-      </w:r>
-    </w:p>
-    <w:p>
-      <w:r>
-        <w:rPr>
-          <w:b w:val="0"/>
-          <w:i w:val="0"/>
-        </w:rPr>
-        <w:t>1) Обоснование: Необходимость участия государства в современной экономике заключается в том, что рынок имеет ряд недостатков, которые с помощью рыночных механизмов невозможно нейтрализовать. Именно поэтому государство проводит монетарную и фискальную политику, а также правовое регулирования для устранения этих несовершенств и обеспечивает уровень максимальной эффективности экономики. Также государство создает достойный уровень жизни граждан, обеспечивая защиту незащищенных слоев населения, создавая общественные блага, и оказывая социальную поддержку, что способствует увеличению уровня жизни граждан  и, как следствие,  повышает эффективность экономических процессов.</w:t>
-      </w:r>
-    </w:p>
-    <w:p>
-      <w:r>
-        <w:rPr>
-          <w:b w:val="0"/>
-          <w:i w:val="0"/>
-        </w:rPr>
-        <w:t>2) Общественные блага: школа, больница, фонарное освещение.</w:t>
-      </w:r>
-    </w:p>
-    <w:p>
-      <w:r>
-        <w:rPr>
-          <w:b w:val="0"/>
-          <w:i w:val="0"/>
-        </w:rPr>
-        <w:t>3) Примеры, иллюстрирующие использование общественных благ:</w:t>
-      </w:r>
-    </w:p>
-    <w:p>
-      <w:r>
-        <w:rPr>
-          <w:b w:val="0"/>
-          <w:i w:val="0"/>
-        </w:rPr>
-        <w:t>а) Школа (бесплатное образование): Анастасия учится в 1 классе школы №47 Чебоксар, где получает бесплатное образование по основным предметам, что демонстрирует доступность школьного образования как общественного блага.</w:t>
-      </w:r>
-    </w:p>
-    <w:p>
-      <w:r>
-        <w:rPr>
-          <w:b w:val="0"/>
-          <w:i w:val="0"/>
-        </w:rPr>
-        <w:t>б) Больница (бесплатная медицина): Семён Булочкин получил бесплатную медицинскую помощь в городской больнице после травмы, включая операцию и реабилитацию, что показывает значение общедоступной медицины.</w:t>
-      </w:r>
-    </w:p>
-    <w:p>
-      <w:r>
-        <w:rPr>
-          <w:b w:val="0"/>
-          <w:i w:val="0"/>
-        </w:rPr>
-        <w:t>в) Фонарное освещение: Иван Петров безопасно гуляет вечером благодаря уличному освещению, которое обеспечивает комфорт и безопасность в общественных пространствах.</w:t>
-      </w:r>
-    </w:p>
     <w:sectPr>
-      <w:pgSz w:w="12240" w:h="15840"/>
-      <w:pgMar w:top="964" w:right="850" w:bottom="964" w:left="1134" w:header="720" w:footer="720" w:gutter="0"/>
+      <w:footerReference w:type="default" r:id="rId11"/>
+      <w:pgSz w:w="11906" w:h="16838"/>
+      <w:pgMar w:top="935" w:right="879" w:bottom="879" w:left="992" w:header="397" w:footer="397" w:gutter="0"/>
       <w:cols w:space="720"/>
       <w:docGrid w:linePitch="360"/>
     </w:sectPr>
   </w:body>
 </w:document>
+</file>
+
+<file path=word/footer1.xml><?xml version="1.0" encoding="utf-8"?>
+<w:ftr xmlns:m="http://schemas.openxmlformats.org/officeDocument/2006/math" xmlns:mc="http://schemas.openxmlformats.org/markup-compatibility/2006" xmlns:mo="http://schemas.microsoft.com/office/mac/office/2008/main" xmlns:mv="urn:schemas-microsoft-com:mac:vml" xmlns:o="urn:schemas-microsoft-com:office:office" xmlns:r="http://schemas.openxmlformats.org/officeDocument/2006/relationships" xmlns:v="urn:schemas-microsoft-com:vml" xmlns:w10="urn:schemas-microsoft-com:office:word" xmlns:w14="http://schemas.microsoft.com/office/word/2010/wordml" xmlns:w="http://schemas.openxmlformats.org/wordprocessingml/2006/main" xmlns:wne="http://schemas.microsoft.com/office/word/2006/wordml" xmlns:wp14="http://schemas.microsoft.com/office/word/2010/wordprocessingDrawing" xmlns:wp="http://schemas.openxmlformats.org/drawingml/2006/wordprocessingDrawing" xmlns:wpc="http://schemas.microsoft.com/office/word/2010/wordprocessingCanvas" xmlns:wpg="http://schemas.microsoft.com/office/word/2010/wordprocessingGroup" xmlns:wpi="http://schemas.microsoft.com/office/word/2010/wordprocessingInk" xmlns:wps="http://schemas.microsoft.com/office/word/2010/wordprocessingShape" mc:Ignorable="w14 wp14">
+  <w:p>
+    <w:pPr>
+      <w:pStyle w:val="Footer"/>
+    </w:pPr>
+  </w:p>
+</w:ftr>
 </file>
 
 <file path=word/numbering.xml><?xml version="1.0" encoding="utf-8"?>
@@ -3418,11 +3688,12 @@
     <w:qFormat/>
     <w:rsid w:val="00FC693F"/>
     <w:pPr>
-      <w:spacing w:after="100"/>
+      <w:spacing w:after="0" w:line="240" w:lineRule="auto"/>
     </w:pPr>
     <w:rPr>
-      <w:rFonts w:ascii="Arial" w:hAnsi="Arial"/>
-      <w:sz w:val="22"/>
+      <w:rFonts w:ascii="Times New Roman" w:hAnsi="Times New Roman"/>
+      <w:color w:val="181A1F"/>
+      <w:sz w:val="28"/>
     </w:rPr>
   </w:style>
   <w:style w:type="paragraph" w:styleId="Header">
@@ -3484,10 +3755,10 @@
       <w:outlineLvl w:val="0"/>
     </w:pPr>
     <w:rPr>
-      <w:rFonts w:asciiTheme="majorHAnsi" w:eastAsiaTheme="majorEastAsia" w:hAnsiTheme="majorHAnsi" w:cstheme="majorBidi" w:ascii="Arial" w:hAnsi="Arial"/>
+      <w:rFonts w:asciiTheme="majorHAnsi" w:eastAsiaTheme="majorEastAsia" w:hAnsiTheme="majorHAnsi" w:cstheme="majorBidi" w:ascii="Times New Roman" w:hAnsi="Times New Roman"/>
       <w:b/>
       <w:bCs/>
-      <w:color w:val="365F91" w:themeColor="accent1" w:themeShade="BF"/>
+      <w:color w:val="181A1F"/>
       <w:sz w:val="28"/>
       <w:szCs w:val="28"/>
     </w:rPr>

--- a/доп материалы/пробные варианты/ekonomika_variant_3.docx
+++ b/доп материалы/пробные варианты/ekonomika_variant_3.docx
@@ -4,680 +4,346 @@
   <w:body>
     <w:p>
       <w:pPr>
-        <w:widowControl/>
-        <w:spacing w:line="240" w:lineRule="auto" w:after="120"/>
-        <w:jc w:val="left"/>
+        <w:keepNext/>
+        <w:spacing w:after="60" w:line="240" w:lineRule="auto"/>
+        <w:jc w:val="center"/>
       </w:pPr>
       <w:r>
         <w:rPr>
           <w:rFonts w:ascii="Times New Roman" w:hAnsi="Times New Roman" w:eastAsia="Times New Roman"/>
           <w:b/>
-          <w:color w:val="181A1F"/>
+          <w:i w:val="0"/>
           <w:sz w:val="28"/>
         </w:rPr>
-        <w:t>Тематический пробный вариант № 3. Экономика + социология</w:t>
+        <w:t>Пробный ЕГЭ по обществознанию</w:t>
       </w:r>
     </w:p>
     <w:p>
       <w:pPr>
-        <w:widowControl/>
-        <w:spacing w:line="240" w:lineRule="auto" w:after="140"/>
-        <w:jc w:val="left"/>
-      </w:pPr>
-      <w:r>
-        <w:rPr>
-          <w:rFonts w:ascii="Times New Roman" w:hAnsi="Times New Roman" w:eastAsia="Times New Roman"/>
-          <w:color w:val="181A1F"/>
-          <w:sz w:val="28"/>
-        </w:rPr>
-        <w:t>25 заданий • максимальный первичный балл — 58 • рекомендуемое время — 3 часа 30 минут</w:t>
-      </w:r>
-    </w:p>
-    <w:p>
-      <w:pPr>
-        <w:widowControl/>
-        <w:spacing w:line="240" w:lineRule="auto" w:after="0"/>
-      </w:pPr>
-      <w:r>
-        <w:rPr>
-          <w:rFonts w:ascii="Times New Roman" w:hAnsi="Times New Roman" w:eastAsia="Times New Roman"/>
-          <w:i/>
-          <w:color w:val="181A1F"/>
-          <w:sz w:val="28"/>
-        </w:rPr>
-        <w:t>Смешанный вариант: задания распределены между указанными разделами.</w:t>
-      </w:r>
-    </w:p>
-    <w:p>
-      <w:pPr>
-        <w:pStyle w:val="Heading1"/>
-        <w:keepNext/>
-        <w:widowControl/>
-        <w:spacing w:line="240" w:lineRule="auto" w:after="60" w:before="160"/>
-      </w:pPr>
-      <w:r>
-        <w:rPr>
-          <w:rFonts w:ascii="Times New Roman" w:hAnsi="Times New Roman" w:eastAsia="Times New Roman"/>
-          <w:b/>
-          <w:color w:val="181A1F"/>
-          <w:sz w:val="28"/>
-        </w:rPr>
-        <w:t>Часть 1</w:t>
-      </w:r>
-    </w:p>
-    <w:p>
-      <w:pPr>
-        <w:widowControl/>
-        <w:spacing w:line="240" w:lineRule="auto" w:after="0"/>
-      </w:pPr>
-      <w:r>
-        <w:rPr>
-          <w:rFonts w:ascii="Times New Roman" w:hAnsi="Times New Roman" w:eastAsia="Times New Roman"/>
-          <w:color w:val="181A1F"/>
-          <w:sz w:val="28"/>
-        </w:rPr>
-        <w:t>Ответами к заданиям 1–16 являются последовательности цифр. Запишите ответ без пробелов и дополнительных символов.</w:t>
-      </w:r>
-    </w:p>
-    <w:p>
-      <w:pPr>
-        <w:keepNext/>
-        <w:widowControl/>
-        <w:spacing w:line="240" w:lineRule="auto" w:after="0" w:before="120"/>
-      </w:pPr>
-      <w:r>
-        <w:rPr>
-          <w:rFonts w:ascii="Times New Roman" w:hAnsi="Times New Roman" w:eastAsia="Times New Roman"/>
-          <w:b/>
-          <w:color w:val="181A1F"/>
-          <w:sz w:val="28"/>
-        </w:rPr>
-        <w:t>1.</w:t>
-      </w:r>
-    </w:p>
-    <w:p>
-      <w:pPr>
-        <w:widowControl/>
-        <w:spacing w:line="240" w:lineRule="auto" w:after="0"/>
+        <w:keepNext w:val="0"/>
+        <w:spacing w:after="60" w:line="240" w:lineRule="auto"/>
+        <w:jc w:val="center"/>
       </w:pPr>
       <w:r>
         <w:rPr>
           <w:rFonts w:ascii="Times New Roman" w:hAnsi="Times New Roman" w:eastAsia="Times New Roman"/>
           <w:b w:val="0"/>
           <w:i w:val="0"/>
-          <w:color w:val="181A1F"/>
           <w:sz w:val="28"/>
         </w:rPr>
-        <w:t xml:space="preserve">Ниже приведён перечень доходов семьи. Все они, за исключением двух, относятся к денежным доходам. </w:t>
+        <w:t>Экономика. Вариант № 3</w:t>
       </w:r>
     </w:p>
     <w:p>
       <w:pPr>
-        <w:widowControl/>
-        <w:spacing w:line="240" w:lineRule="auto" w:after="0"/>
+        <w:keepNext/>
+        <w:spacing w:after="60" w:line="240" w:lineRule="auto"/>
+        <w:jc w:val="both"/>
       </w:pPr>
       <w:r>
         <w:rPr>
           <w:rFonts w:ascii="Times New Roman" w:hAnsi="Times New Roman" w:eastAsia="Times New Roman"/>
-          <w:b w:val="0"/>
+          <w:b/>
           <w:i w:val="0"/>
-          <w:color w:val="181A1F"/>
           <w:sz w:val="28"/>
         </w:rPr>
-        <w:t xml:space="preserve">1) льготный проездной билет для студентов; </w:t>
+        <w:t>Первая часть</w:t>
       </w:r>
+    </w:p>
+    <w:p>
+      <w:pPr>
+        <w:keepNext w:val="0"/>
+        <w:spacing w:after="60" w:line="240" w:lineRule="auto"/>
+        <w:jc w:val="both"/>
+      </w:pPr>
       <w:r>
         <w:rPr>
           <w:rFonts w:ascii="Times New Roman" w:hAnsi="Times New Roman" w:eastAsia="Times New Roman"/>
-          <w:color w:val="181A1F"/>
+          <w:b/>
           <w:sz w:val="28"/>
         </w:rPr>
-        <w:br/>
+        <w:t xml:space="preserve">№1 </w:t>
       </w:r>
       <w:r>
         <w:rPr>
           <w:rFonts w:ascii="Times New Roman" w:hAnsi="Times New Roman" w:eastAsia="Times New Roman"/>
           <w:b w:val="0"/>
           <w:i w:val="0"/>
-          <w:color w:val="181A1F"/>
           <w:sz w:val="28"/>
         </w:rPr>
-        <w:t xml:space="preserve">2) подаренный друзьями кухонный комбайн; </w:t>
+        <w:t>Ниже приведён перечень признаков. Все они, за исключением двух, характеризуют рынок монополистической конкуренции.</w:t>
       </w:r>
+    </w:p>
+    <w:p>
+      <w:pPr>
+        <w:keepNext w:val="0"/>
+        <w:spacing w:after="60" w:line="240" w:lineRule="auto"/>
+        <w:jc w:val="both"/>
+      </w:pPr>
       <w:r>
         <w:rPr>
           <w:rFonts w:ascii="Times New Roman" w:hAnsi="Times New Roman" w:eastAsia="Times New Roman"/>
-          <w:color w:val="181A1F"/>
+          <w:b w:val="0"/>
+          <w:i w:val="0"/>
           <w:sz w:val="28"/>
         </w:rPr>
-        <w:br/>
+        <w:t>1) существует множество мелких фирм;</w:t>
+      </w:r>
+    </w:p>
+    <w:p>
+      <w:pPr>
+        <w:keepNext w:val="0"/>
+        <w:spacing w:after="60" w:line="240" w:lineRule="auto"/>
+        <w:jc w:val="both"/>
+      </w:pPr>
+      <w:r>
+        <w:rPr>
+          <w:rFonts w:ascii="Times New Roman" w:hAnsi="Times New Roman" w:eastAsia="Times New Roman"/>
+          <w:b w:val="0"/>
+          <w:i w:val="0"/>
+          <w:sz w:val="28"/>
+        </w:rPr>
+        <w:t>2) фирмы выпускают схожие (но не идентичные) товары;</w:t>
+      </w:r>
+    </w:p>
+    <w:p>
+      <w:pPr>
+        <w:keepNext w:val="0"/>
+        <w:spacing w:after="60" w:line="240" w:lineRule="auto"/>
+        <w:jc w:val="both"/>
+      </w:pPr>
+      <w:r>
+        <w:rPr>
+          <w:rFonts w:ascii="Times New Roman" w:hAnsi="Times New Roman" w:eastAsia="Times New Roman"/>
+          <w:b w:val="0"/>
+          <w:i w:val="0"/>
+          <w:sz w:val="28"/>
+        </w:rPr>
+        <w:t>3) существуют высокие барьеры для входа в отрасль;</w:t>
+      </w:r>
+    </w:p>
+    <w:p>
+      <w:pPr>
+        <w:keepNext w:val="0"/>
+        <w:spacing w:after="60" w:line="240" w:lineRule="auto"/>
+        <w:jc w:val="both"/>
+      </w:pPr>
+      <w:r>
+        <w:rPr>
+          <w:rFonts w:ascii="Times New Roman" w:hAnsi="Times New Roman" w:eastAsia="Times New Roman"/>
+          <w:b w:val="0"/>
+          <w:i w:val="0"/>
+          <w:sz w:val="28"/>
+        </w:rPr>
+        <w:t>4) цены на товары устанавливаются по принципу ценового лидерства;</w:t>
+      </w:r>
+    </w:p>
+    <w:p>
+      <w:pPr>
+        <w:keepNext w:val="0"/>
+        <w:spacing w:after="60" w:line="240" w:lineRule="auto"/>
+        <w:jc w:val="both"/>
+      </w:pPr>
+      <w:r>
+        <w:rPr>
+          <w:rFonts w:ascii="Times New Roman" w:hAnsi="Times New Roman" w:eastAsia="Times New Roman"/>
+          <w:b w:val="0"/>
+          <w:i w:val="0"/>
+          <w:sz w:val="28"/>
+        </w:rPr>
+        <w:t>5) фирмы имеют возможность отчасти контролировать цены на продукцию;</w:t>
+      </w:r>
+    </w:p>
+    <w:p>
+      <w:pPr>
+        <w:keepNext w:val="0"/>
+        <w:spacing w:after="60" w:line="240" w:lineRule="auto"/>
+        <w:jc w:val="both"/>
+      </w:pPr>
+      <w:r>
+        <w:rPr>
+          <w:rFonts w:ascii="Times New Roman" w:hAnsi="Times New Roman" w:eastAsia="Times New Roman"/>
+          <w:b w:val="0"/>
+          <w:i w:val="0"/>
+          <w:sz w:val="28"/>
+        </w:rPr>
+        <w:t>6) каждая фирма обладает относительно небольшой долей всего рынка.</w:t>
+      </w:r>
+    </w:p>
+    <w:p>
+      <w:pPr>
+        <w:keepNext w:val="0"/>
+        <w:spacing w:after="60" w:line="240" w:lineRule="auto"/>
+        <w:jc w:val="both"/>
+      </w:pPr>
+      <w:r>
+        <w:rPr>
+          <w:rFonts w:ascii="Times New Roman" w:hAnsi="Times New Roman" w:eastAsia="Times New Roman"/>
+          <w:b w:val="0"/>
+          <w:i w:val="0"/>
+          <w:sz w:val="28"/>
+        </w:rPr>
+        <w:t>Найдите два признака, «выпадающих» из общего ряда, и запишите в таблицу цифры, под которыми они указаны.</w:t>
+      </w:r>
+    </w:p>
+    <w:p>
+      <w:pPr>
+        <w:keepNext w:val="0"/>
+        <w:spacing w:after="60" w:line="240" w:lineRule="auto"/>
+        <w:jc w:val="both"/>
+      </w:pPr>
+      <w:r>
+        <w:rPr>
+          <w:rFonts w:ascii="Times New Roman" w:hAnsi="Times New Roman" w:eastAsia="Times New Roman"/>
+          <w:b w:val="0"/>
+          <w:i w:val="0"/>
+          <w:sz w:val="28"/>
+        </w:rPr>
+        <w:t>Ответ:</w:t>
+      </w:r>
+    </w:p>
+    <w:p>
+      <w:pPr>
+        <w:keepNext w:val="0"/>
+        <w:spacing w:after="60" w:line="240" w:lineRule="auto"/>
+        <w:jc w:val="both"/>
+      </w:pPr>
+      <w:r>
+        <w:rPr>
+          <w:rFonts w:ascii="Times New Roman" w:hAnsi="Times New Roman" w:eastAsia="Times New Roman"/>
+          <w:b/>
+          <w:sz w:val="28"/>
+        </w:rPr>
+        <w:t xml:space="preserve">№2 </w:t>
       </w:r>
       <w:r>
         <w:rPr>
           <w:rFonts w:ascii="Times New Roman" w:hAnsi="Times New Roman" w:eastAsia="Times New Roman"/>
           <w:b w:val="0"/>
           <w:i w:val="0"/>
-          <w:color w:val="181A1F"/>
           <w:sz w:val="28"/>
         </w:rPr>
-        <w:t xml:space="preserve">3) пенсия; </w:t>
+        <w:t>Выберите верные суждения о потребностях человека и запишите цифры, под которыми они указаны.</w:t>
       </w:r>
+    </w:p>
+    <w:p>
+      <w:pPr>
+        <w:keepNext w:val="0"/>
+        <w:spacing w:after="60" w:line="240" w:lineRule="auto"/>
+        <w:jc w:val="both"/>
+      </w:pPr>
       <w:r>
         <w:rPr>
           <w:rFonts w:ascii="Times New Roman" w:hAnsi="Times New Roman" w:eastAsia="Times New Roman"/>
-          <w:color w:val="181A1F"/>
+          <w:b w:val="0"/>
+          <w:i w:val="0"/>
           <w:sz w:val="28"/>
         </w:rPr>
-        <w:br/>
+        <w:t>1) Индивидуальные потребности человека всегда совпадают с потребностями общества, в котором он живёт.</w:t>
+      </w:r>
+    </w:p>
+    <w:p>
+      <w:pPr>
+        <w:keepNext w:val="0"/>
+        <w:spacing w:after="60" w:line="240" w:lineRule="auto"/>
+        <w:jc w:val="both"/>
+      </w:pPr>
+      <w:r>
+        <w:rPr>
+          <w:rFonts w:ascii="Times New Roman" w:hAnsi="Times New Roman" w:eastAsia="Times New Roman"/>
+          <w:b w:val="0"/>
+          <w:i w:val="0"/>
+          <w:sz w:val="28"/>
+        </w:rPr>
+        <w:t>2) Потребности в общении, труде относятся к социальным потребностям.</w:t>
+      </w:r>
+    </w:p>
+    <w:p>
+      <w:pPr>
+        <w:keepNext w:val="0"/>
+        <w:spacing w:after="60" w:line="240" w:lineRule="auto"/>
+        <w:jc w:val="both"/>
+      </w:pPr>
+      <w:r>
+        <w:rPr>
+          <w:rFonts w:ascii="Times New Roman" w:hAnsi="Times New Roman" w:eastAsia="Times New Roman"/>
+          <w:b w:val="0"/>
+          <w:i w:val="0"/>
+          <w:sz w:val="28"/>
+        </w:rPr>
+        <w:t>3) Естественные потребности человека связаны с его биологической сущностью.</w:t>
+      </w:r>
+    </w:p>
+    <w:p>
+      <w:pPr>
+        <w:keepNext w:val="0"/>
+        <w:spacing w:after="60" w:line="240" w:lineRule="auto"/>
+        <w:jc w:val="both"/>
+      </w:pPr>
+      <w:r>
+        <w:rPr>
+          <w:rFonts w:ascii="Times New Roman" w:hAnsi="Times New Roman" w:eastAsia="Times New Roman"/>
+          <w:b w:val="0"/>
+          <w:i w:val="0"/>
+          <w:sz w:val="28"/>
+        </w:rPr>
+        <w:t>4) Социальная природа человека проявляется в анатомо-физиологических чертах, строении различных систем и органов, инстинктах и рефлексах.</w:t>
+      </w:r>
+    </w:p>
+    <w:p>
+      <w:pPr>
+        <w:keepNext w:val="0"/>
+        <w:spacing w:after="60" w:line="240" w:lineRule="auto"/>
+        <w:jc w:val="both"/>
+      </w:pPr>
+      <w:r>
+        <w:rPr>
+          <w:rFonts w:ascii="Times New Roman" w:hAnsi="Times New Roman" w:eastAsia="Times New Roman"/>
+          <w:b w:val="0"/>
+          <w:i w:val="0"/>
+          <w:sz w:val="28"/>
+        </w:rPr>
+        <w:t>5) К духовным (идеальным) потребностям относят потребности в приобретении новых знаний, художественном творчестве, нравственном комфорте, религиозной вере и др.</w:t>
+      </w:r>
+    </w:p>
+    <w:p>
+      <w:pPr>
+        <w:keepNext w:val="0"/>
+        <w:spacing w:after="60" w:line="240" w:lineRule="auto"/>
+        <w:jc w:val="both"/>
+      </w:pPr>
+      <w:r>
+        <w:rPr>
+          <w:rFonts w:ascii="Times New Roman" w:hAnsi="Times New Roman" w:eastAsia="Times New Roman"/>
+          <w:b w:val="0"/>
+          <w:i w:val="0"/>
+          <w:sz w:val="28"/>
+        </w:rPr>
+        <w:t>Ответ:</w:t>
+      </w:r>
+    </w:p>
+    <w:p>
+      <w:pPr>
+        <w:keepNext w:val="0"/>
+        <w:spacing w:after="60" w:line="240" w:lineRule="auto"/>
+        <w:jc w:val="both"/>
+      </w:pPr>
+      <w:r>
+        <w:rPr>
+          <w:rFonts w:ascii="Times New Roman" w:hAnsi="Times New Roman" w:eastAsia="Times New Roman"/>
+          <w:b/>
+          <w:sz w:val="28"/>
+        </w:rPr>
+        <w:t xml:space="preserve">№3 </w:t>
       </w:r>
       <w:r>
         <w:rPr>
           <w:rFonts w:ascii="Times New Roman" w:hAnsi="Times New Roman" w:eastAsia="Times New Roman"/>
           <w:b w:val="0"/>
           <w:i w:val="0"/>
-          <w:color w:val="181A1F"/>
           <w:sz w:val="28"/>
         </w:rPr>
-        <w:t xml:space="preserve">4) заработная плата; </w:t>
-      </w:r>
-      <w:r>
-        <w:rPr>
-          <w:rFonts w:ascii="Times New Roman" w:hAnsi="Times New Roman" w:eastAsia="Times New Roman"/>
-          <w:color w:val="181A1F"/>
-          <w:sz w:val="28"/>
-        </w:rPr>
-        <w:br/>
-      </w:r>
-      <w:r>
-        <w:rPr>
-          <w:rFonts w:ascii="Times New Roman" w:hAnsi="Times New Roman" w:eastAsia="Times New Roman"/>
-          <w:b w:val="0"/>
-          <w:i w:val="0"/>
-          <w:color w:val="181A1F"/>
-          <w:sz w:val="28"/>
-        </w:rPr>
-        <w:t xml:space="preserve">5) стипендия; </w:t>
-      </w:r>
-      <w:r>
-        <w:rPr>
-          <w:rFonts w:ascii="Times New Roman" w:hAnsi="Times New Roman" w:eastAsia="Times New Roman"/>
-          <w:color w:val="181A1F"/>
-          <w:sz w:val="28"/>
-        </w:rPr>
-        <w:br/>
-      </w:r>
-      <w:r>
-        <w:rPr>
-          <w:rFonts w:ascii="Times New Roman" w:hAnsi="Times New Roman" w:eastAsia="Times New Roman"/>
-          <w:b w:val="0"/>
-          <w:i w:val="0"/>
-          <w:color w:val="181A1F"/>
-          <w:sz w:val="28"/>
-        </w:rPr>
-        <w:t>6) проценты по депозиту.</w:t>
-      </w:r>
-    </w:p>
-    <w:p>
-      <w:pPr>
-        <w:widowControl/>
-        <w:spacing w:line="240" w:lineRule="auto" w:after="0"/>
-      </w:pPr>
-      <w:r>
-        <w:rPr>
-          <w:rFonts w:ascii="Times New Roman" w:hAnsi="Times New Roman" w:eastAsia="Times New Roman"/>
-          <w:b w:val="0"/>
-          <w:i w:val="0"/>
-          <w:color w:val="181A1F"/>
-          <w:sz w:val="28"/>
-        </w:rPr>
-        <w:t>Найдите два дохода, «выпадающих» из общего ряда, и запишите в таблицу цифры, под которыми они указаны.</w:t>
-      </w:r>
-    </w:p>
-    <w:p>
-      <w:pPr>
-        <w:keepNext/>
-        <w:widowControl/>
-        <w:spacing w:line="240" w:lineRule="auto" w:after="0" w:before="120"/>
-      </w:pPr>
-      <w:r>
-        <w:rPr>
-          <w:rFonts w:ascii="Times New Roman" w:hAnsi="Times New Roman" w:eastAsia="Times New Roman"/>
-          <w:b/>
-          <w:color w:val="181A1F"/>
-          <w:sz w:val="28"/>
-        </w:rPr>
-        <w:t>2.</w:t>
-      </w:r>
-    </w:p>
-    <w:p>
-      <w:pPr>
-        <w:widowControl/>
-        <w:spacing w:line="240" w:lineRule="auto" w:after="0"/>
-      </w:pPr>
-      <w:r>
-        <w:rPr>
-          <w:rFonts w:ascii="Times New Roman" w:hAnsi="Times New Roman" w:eastAsia="Times New Roman"/>
-          <w:b w:val="0"/>
-          <w:i w:val="0"/>
-          <w:color w:val="181A1F"/>
-          <w:sz w:val="28"/>
-        </w:rPr>
-        <w:t>Фирма Z планирует расширение производства. Что из приведённого ниже она может использовать как источники финансирования бизнеса? Запишите цифры, под которыми они указаны.</w:t>
-      </w:r>
-    </w:p>
-    <w:p>
-      <w:pPr>
-        <w:widowControl/>
-        <w:spacing w:line="240" w:lineRule="auto" w:after="0"/>
-      </w:pPr>
-      <w:r>
-        <w:rPr>
-          <w:rFonts w:ascii="Times New Roman" w:hAnsi="Times New Roman" w:eastAsia="Times New Roman"/>
-          <w:b w:val="0"/>
-          <w:i w:val="0"/>
-          <w:color w:val="181A1F"/>
-          <w:sz w:val="28"/>
-        </w:rPr>
-        <w:t>1) привлечение кредитов</w:t>
-      </w:r>
-    </w:p>
-    <w:p>
-      <w:pPr>
-        <w:widowControl/>
-        <w:spacing w:line="240" w:lineRule="auto" w:after="0"/>
-      </w:pPr>
-      <w:r>
-        <w:rPr>
-          <w:rFonts w:ascii="Times New Roman" w:hAnsi="Times New Roman" w:eastAsia="Times New Roman"/>
-          <w:b w:val="0"/>
-          <w:i w:val="0"/>
-          <w:color w:val="181A1F"/>
-          <w:sz w:val="28"/>
-        </w:rPr>
-        <w:t>2) налоговые отчисления</w:t>
-      </w:r>
-    </w:p>
-    <w:p>
-      <w:pPr>
-        <w:widowControl/>
-        <w:spacing w:line="240" w:lineRule="auto" w:after="0"/>
-      </w:pPr>
-      <w:r>
-        <w:rPr>
-          <w:rFonts w:ascii="Times New Roman" w:hAnsi="Times New Roman" w:eastAsia="Times New Roman"/>
-          <w:b w:val="0"/>
-          <w:i w:val="0"/>
-          <w:color w:val="181A1F"/>
-          <w:sz w:val="28"/>
-        </w:rPr>
-        <w:t>3) повышение производительности труда</w:t>
-      </w:r>
-    </w:p>
-    <w:p>
-      <w:pPr>
-        <w:widowControl/>
-        <w:spacing w:line="240" w:lineRule="auto" w:after="0"/>
-      </w:pPr>
-      <w:r>
-        <w:rPr>
-          <w:rFonts w:ascii="Times New Roman" w:hAnsi="Times New Roman" w:eastAsia="Times New Roman"/>
-          <w:b w:val="0"/>
-          <w:i w:val="0"/>
-          <w:color w:val="181A1F"/>
-          <w:sz w:val="28"/>
-        </w:rPr>
-        <w:t>4) прибыль от реализации продукции предприятия</w:t>
-      </w:r>
-    </w:p>
-    <w:p>
-      <w:pPr>
-        <w:widowControl/>
-        <w:spacing w:line="240" w:lineRule="auto" w:after="0"/>
-      </w:pPr>
-      <w:r>
-        <w:rPr>
-          <w:rFonts w:ascii="Times New Roman" w:hAnsi="Times New Roman" w:eastAsia="Times New Roman"/>
-          <w:b w:val="0"/>
-          <w:i w:val="0"/>
-          <w:color w:val="181A1F"/>
-          <w:sz w:val="28"/>
-        </w:rPr>
-        <w:t>5) совершенствование производственных технологий</w:t>
-      </w:r>
-    </w:p>
-    <w:p>
-      <w:pPr>
-        <w:widowControl/>
-        <w:spacing w:line="240" w:lineRule="auto" w:after="0"/>
-      </w:pPr>
-      <w:r>
-        <w:rPr>
-          <w:rFonts w:ascii="Times New Roman" w:hAnsi="Times New Roman" w:eastAsia="Times New Roman"/>
-          <w:b w:val="0"/>
-          <w:i w:val="0"/>
-          <w:color w:val="181A1F"/>
-          <w:sz w:val="28"/>
-        </w:rPr>
-        <w:t>6) выпуск и размещение акций предприятия</w:t>
-      </w:r>
-    </w:p>
-    <w:p>
-      <w:pPr>
-        <w:keepNext/>
-        <w:widowControl/>
-        <w:spacing w:line="240" w:lineRule="auto" w:after="0" w:before="120"/>
-      </w:pPr>
-      <w:r>
-        <w:rPr>
-          <w:rFonts w:ascii="Times New Roman" w:hAnsi="Times New Roman" w:eastAsia="Times New Roman"/>
-          <w:b/>
-          <w:color w:val="181A1F"/>
-          <w:sz w:val="28"/>
-        </w:rPr>
-        <w:t>3.</w:t>
-      </w:r>
-    </w:p>
-    <w:p>
-      <w:pPr>
-        <w:widowControl/>
-        <w:spacing w:line="240" w:lineRule="auto" w:after="0"/>
-      </w:pPr>
-      <w:r>
-        <w:rPr>
-          <w:rFonts w:ascii="Times New Roman" w:hAnsi="Times New Roman" w:eastAsia="Times New Roman"/>
-          <w:b w:val="0"/>
-          <w:i w:val="0"/>
-          <w:color w:val="181A1F"/>
-          <w:sz w:val="28"/>
-        </w:rPr>
-        <w:t>В ходе социологического опроса совершеннолетним юношам и девушкам страны Z задавали вопрос: «Кто в современном обществе имеет больше шансов добиться продвижения по службе?». Полученные результаты (в % от числа опрошенных) представлены в графическом виде.</w:t>
-      </w:r>
-    </w:p>
-    <w:p>
-      <w:pPr>
-        <w:widowControl/>
-        <w:spacing w:line="240" w:lineRule="auto" w:after="0"/>
-        <w:jc w:val="center"/>
-      </w:pPr>
-      <w:r>
-        <w:rPr>
-          <w:rFonts w:ascii="Times New Roman" w:hAnsi="Times New Roman" w:eastAsia="Times New Roman"/>
-          <w:color w:val="181A1F"/>
-          <w:sz w:val="28"/>
-        </w:rPr>
-        <w:drawing>
-          <wp:inline xmlns:a="http://schemas.openxmlformats.org/drawingml/2006/main" xmlns:pic="http://schemas.openxmlformats.org/drawingml/2006/picture">
-            <wp:extent cx="5400000" cy="4752000"/>
-            <wp:docPr id="1" name="Picture 1"/>
-            <wp:cNvGraphicFramePr>
-              <a:graphicFrameLocks noChangeAspect="1"/>
-            </wp:cNvGraphicFramePr>
-            <a:graphic>
-              <a:graphicData uri="http://schemas.openxmlformats.org/drawingml/2006/picture">
-                <pic:pic>
-                  <pic:nvPicPr>
-                    <pic:cNvPr id="0" name="asset-0100.png"/>
-                    <pic:cNvPicPr/>
-                  </pic:nvPicPr>
-                  <pic:blipFill>
-                    <a:blip r:embed="rId9"/>
-                    <a:srcRect b="12000"/>
-                    <a:stretch>
-                      <a:fillRect/>
-                    </a:stretch>
-                  </pic:blipFill>
-                  <pic:spPr>
-                    <a:xfrm>
-                      <a:off x="0" y="0"/>
-                      <a:ext cx="5400000" cy="4752000"/>
-                    </a:xfrm>
-                    <a:prstGeom prst="rect"/>
-                  </pic:spPr>
-                </pic:pic>
-              </a:graphicData>
-            </a:graphic>
-          </wp:inline>
-        </w:drawing>
-      </w:r>
-    </w:p>
-    <w:p>
-      <w:pPr>
-        <w:widowControl/>
-        <w:spacing w:line="240" w:lineRule="auto" w:after="0"/>
-      </w:pPr>
-      <w:r>
-        <w:rPr>
-          <w:rFonts w:ascii="Times New Roman" w:hAnsi="Times New Roman" w:eastAsia="Times New Roman"/>
-          <w:b w:val="0"/>
-          <w:i w:val="0"/>
-          <w:color w:val="181A1F"/>
-          <w:sz w:val="28"/>
-        </w:rPr>
-        <w:t>Найдите в приведённом списке выводы, которые можно сделать на основе диаграммы, и запишите цифры, под которыми они указаны.</w:t>
-      </w:r>
-    </w:p>
-    <w:p>
-      <w:pPr>
-        <w:widowControl/>
-        <w:spacing w:line="240" w:lineRule="auto" w:after="0"/>
-      </w:pPr>
-      <w:r>
-        <w:rPr>
-          <w:rFonts w:ascii="Times New Roman" w:hAnsi="Times New Roman" w:eastAsia="Times New Roman"/>
-          <w:b w:val="0"/>
-          <w:i w:val="0"/>
-          <w:color w:val="181A1F"/>
-          <w:sz w:val="28"/>
-        </w:rPr>
-        <w:t>1) Равные доли опрошенных юношей и девушек затруднились с ответом.</w:t>
-      </w:r>
-    </w:p>
-    <w:p>
-      <w:pPr>
-        <w:widowControl/>
-        <w:spacing w:line="240" w:lineRule="auto" w:after="0"/>
-      </w:pPr>
-      <w:r>
-        <w:rPr>
-          <w:rFonts w:ascii="Times New Roman" w:hAnsi="Times New Roman" w:eastAsia="Times New Roman"/>
-          <w:b w:val="0"/>
-          <w:i w:val="0"/>
-          <w:color w:val="181A1F"/>
-          <w:sz w:val="28"/>
-        </w:rPr>
-        <w:t>2) Доля тех, кто считают, что больше шансов продвинуться по службе у мужчин, среди юношей меньше, чем среди девушек.</w:t>
-      </w:r>
-    </w:p>
-    <w:p>
-      <w:pPr>
-        <w:widowControl/>
-        <w:spacing w:line="240" w:lineRule="auto" w:after="0"/>
-      </w:pPr>
-      <w:r>
-        <w:rPr>
-          <w:rFonts w:ascii="Times New Roman" w:hAnsi="Times New Roman" w:eastAsia="Times New Roman"/>
-          <w:b w:val="0"/>
-          <w:i w:val="0"/>
-          <w:color w:val="181A1F"/>
-          <w:sz w:val="28"/>
-        </w:rPr>
-        <w:t>3) Доля тех, кто отметили, что шансы продвинуться по службе в современном обществе равны, среди юношей больше, чем среди девушек.</w:t>
-      </w:r>
-    </w:p>
-    <w:p>
-      <w:pPr>
-        <w:widowControl/>
-        <w:spacing w:line="240" w:lineRule="auto" w:after="0"/>
-      </w:pPr>
-      <w:r>
-        <w:rPr>
-          <w:rFonts w:ascii="Times New Roman" w:hAnsi="Times New Roman" w:eastAsia="Times New Roman"/>
-          <w:b w:val="0"/>
-          <w:i w:val="0"/>
-          <w:color w:val="181A1F"/>
-          <w:sz w:val="28"/>
-        </w:rPr>
-        <w:t>4) Среди юношей мнение о преимуществе шансов мужчин менее популярно, чем мнение о преимуществе шансов женщин.</w:t>
-      </w:r>
-    </w:p>
-    <w:p>
-      <w:pPr>
-        <w:widowControl/>
-        <w:spacing w:line="240" w:lineRule="auto" w:after="0"/>
-      </w:pPr>
-      <w:r>
-        <w:rPr>
-          <w:rFonts w:ascii="Times New Roman" w:hAnsi="Times New Roman" w:eastAsia="Times New Roman"/>
-          <w:b w:val="0"/>
-          <w:i w:val="0"/>
-          <w:color w:val="181A1F"/>
-          <w:sz w:val="28"/>
-        </w:rPr>
-        <w:t xml:space="preserve">5) Четверть опрошенных девушек ответила, что женщины имеют больше шансов продвинуться по службе, чем мужчины. </w:t>
-      </w:r>
-    </w:p>
-    <w:p>
-      <w:pPr>
-        <w:keepNext/>
-        <w:widowControl/>
-        <w:spacing w:line="240" w:lineRule="auto" w:after="0" w:before="120"/>
-      </w:pPr>
-      <w:r>
-        <w:rPr>
-          <w:rFonts w:ascii="Times New Roman" w:hAnsi="Times New Roman" w:eastAsia="Times New Roman"/>
-          <w:b/>
-          <w:color w:val="181A1F"/>
-          <w:sz w:val="28"/>
-        </w:rPr>
-        <w:t>4.</w:t>
-      </w:r>
-    </w:p>
-    <w:p>
-      <w:pPr>
-        <w:widowControl/>
-        <w:spacing w:line="240" w:lineRule="auto" w:after="0"/>
-      </w:pPr>
-      <w:r>
-        <w:rPr>
-          <w:rFonts w:ascii="Times New Roman" w:hAnsi="Times New Roman" w:eastAsia="Times New Roman"/>
-          <w:b w:val="0"/>
-          <w:i w:val="0"/>
-          <w:color w:val="181A1F"/>
-          <w:sz w:val="28"/>
-        </w:rPr>
-        <w:t>Выберите верные суждения о социальной мобильности и её видах и запишите цифры, под которыми они указаны.</w:t>
-      </w:r>
-    </w:p>
-    <w:p>
-      <w:pPr>
-        <w:widowControl/>
-        <w:spacing w:line="240" w:lineRule="auto" w:after="0"/>
-      </w:pPr>
-      <w:r>
-        <w:rPr>
-          <w:rFonts w:ascii="Times New Roman" w:hAnsi="Times New Roman" w:eastAsia="Times New Roman"/>
-          <w:b w:val="0"/>
-          <w:i w:val="0"/>
-          <w:color w:val="181A1F"/>
-          <w:sz w:val="28"/>
-        </w:rPr>
-        <w:t>1) При помощи каналов социальной мобильности происходит перемещение людей по социальной лестнице.</w:t>
-      </w:r>
-    </w:p>
-    <w:p>
-      <w:pPr>
-        <w:widowControl/>
-        <w:spacing w:line="240" w:lineRule="auto" w:after="0"/>
-      </w:pPr>
-      <w:r>
-        <w:rPr>
-          <w:rFonts w:ascii="Times New Roman" w:hAnsi="Times New Roman" w:eastAsia="Times New Roman"/>
-          <w:b w:val="0"/>
-          <w:i w:val="0"/>
-          <w:color w:val="181A1F"/>
-          <w:sz w:val="28"/>
-        </w:rPr>
-        <w:t>2) К горизонтальному виду мобильности относится получение офицером внеочередного воинского звания.</w:t>
-      </w:r>
-    </w:p>
-    <w:p>
-      <w:pPr>
-        <w:widowControl/>
-        <w:spacing w:line="240" w:lineRule="auto" w:after="0"/>
-      </w:pPr>
-      <w:r>
-        <w:rPr>
-          <w:rFonts w:ascii="Times New Roman" w:hAnsi="Times New Roman" w:eastAsia="Times New Roman"/>
-          <w:b w:val="0"/>
-          <w:i w:val="0"/>
-          <w:color w:val="181A1F"/>
-          <w:sz w:val="28"/>
-        </w:rPr>
-        <w:t>3) Межпоколенная мобильность — сравнительное изменение социального статуса у различных поколений.</w:t>
-      </w:r>
-    </w:p>
-    <w:p>
-      <w:pPr>
-        <w:widowControl/>
-        <w:spacing w:line="240" w:lineRule="auto" w:after="0"/>
-      </w:pPr>
-      <w:r>
-        <w:rPr>
-          <w:rFonts w:ascii="Times New Roman" w:hAnsi="Times New Roman" w:eastAsia="Times New Roman"/>
-          <w:b w:val="0"/>
-          <w:i w:val="0"/>
-          <w:color w:val="181A1F"/>
-          <w:sz w:val="28"/>
-        </w:rPr>
-        <w:t>4) Социальная мобильность — это разделение общества на группы, занимающие разное положение в социальной иерархии.</w:t>
-      </w:r>
-    </w:p>
-    <w:p>
-      <w:pPr>
-        <w:widowControl/>
-        <w:spacing w:line="240" w:lineRule="auto" w:after="0"/>
-      </w:pPr>
-      <w:r>
-        <w:rPr>
-          <w:rFonts w:ascii="Times New Roman" w:hAnsi="Times New Roman" w:eastAsia="Times New Roman"/>
-          <w:b w:val="0"/>
-          <w:i w:val="0"/>
-          <w:color w:val="181A1F"/>
-          <w:sz w:val="28"/>
-        </w:rPr>
-        <w:t>5) Организованной мобильностью называют перемещения человека или целых групп вверх, вниз или по горизонтали, которые управляются государством, с согласия самих людей или без их согласия.</w:t>
-      </w:r>
-    </w:p>
-    <w:p>
-      <w:pPr>
-        <w:keepNext/>
-        <w:widowControl/>
-        <w:spacing w:line="240" w:lineRule="auto" w:after="0" w:before="120"/>
-      </w:pPr>
-      <w:r>
-        <w:rPr>
-          <w:rFonts w:ascii="Times New Roman" w:hAnsi="Times New Roman" w:eastAsia="Times New Roman"/>
-          <w:b/>
-          <w:color w:val="181A1F"/>
-          <w:sz w:val="28"/>
-        </w:rPr>
-        <w:t>5.</w:t>
-      </w:r>
-    </w:p>
-    <w:p>
-      <w:pPr>
-        <w:widowControl/>
-        <w:spacing w:line="240" w:lineRule="auto" w:after="0"/>
-      </w:pPr>
-      <w:r>
-        <w:rPr>
-          <w:rFonts w:ascii="Times New Roman" w:hAnsi="Times New Roman" w:eastAsia="Times New Roman"/>
-          <w:b w:val="0"/>
-          <w:i w:val="0"/>
-          <w:color w:val="181A1F"/>
-          <w:sz w:val="28"/>
-        </w:rPr>
-        <w:t>Установите соответствие между примерами и видами издержек фирмы в краткосрочном периоде: к каждой позиции, данной в первом столбце, подберите соответствующую позицию из второго столбца.</w:t>
+        <w:t>Установите соответствие между признаками и видами (типами) культуры: к каждой позиции, данной в первом столбце, подберите соответствующую позицию из второго столбца.</w:t>
       </w:r>
     </w:p>
     <w:tbl>
@@ -695,38 +361,52 @@
         <w:tc>
           <w:tcPr>
             <w:tcW w:type="dxa" w:w="5128"/>
+            <w:vAlign w:val="center"/>
+            <w:tcMar>
+              <w:top w:w="80" w:type="dxa"/>
+              <w:start w:w="100" w:type="dxa"/>
+              <w:bottom w:w="80" w:type="dxa"/>
+              <w:end w:w="100" w:type="dxa"/>
+            </w:tcMar>
           </w:tcPr>
           <w:p>
             <w:pPr>
+              <w:keepNext w:val="0"/>
               <w:spacing w:after="0" w:line="240" w:lineRule="auto"/>
+              <w:jc w:val="left"/>
             </w:pPr>
             <w:r>
               <w:rPr>
                 <w:rFonts w:ascii="Times New Roman" w:hAnsi="Times New Roman" w:eastAsia="Times New Roman"/>
-                <w:b/>
-                <w:color w:val="181A1F"/>
                 <w:sz w:val="28"/>
               </w:rPr>
-              <w:t>ПРИМЕРЫ</w:t>
+              <w:t>ПРИЗНАКИ</w:t>
             </w:r>
           </w:p>
         </w:tc>
         <w:tc>
           <w:tcPr>
             <w:tcW w:type="dxa" w:w="5128"/>
+            <w:vAlign w:val="center"/>
+            <w:tcMar>
+              <w:top w:w="80" w:type="dxa"/>
+              <w:start w:w="100" w:type="dxa"/>
+              <w:bottom w:w="80" w:type="dxa"/>
+              <w:end w:w="100" w:type="dxa"/>
+            </w:tcMar>
           </w:tcPr>
           <w:p>
             <w:pPr>
+              <w:keepNext w:val="0"/>
               <w:spacing w:after="0" w:line="240" w:lineRule="auto"/>
+              <w:jc w:val="left"/>
             </w:pPr>
             <w:r>
               <w:rPr>
                 <w:rFonts w:ascii="Times New Roman" w:hAnsi="Times New Roman" w:eastAsia="Times New Roman"/>
-                <w:b/>
-                <w:color w:val="181A1F"/>
                 <w:sz w:val="28"/>
               </w:rPr>
-              <w:t>ВИДЫ ИЗДЕРЖЕК</w:t>
+              <w:t>ВИДЫ (ТИПЫ) КУЛЬТУРЫ</w:t>
             </w:r>
           </w:p>
         </w:tc>
@@ -735,60 +415,69 @@
         <w:tc>
           <w:tcPr>
             <w:tcW w:type="dxa" w:w="5128"/>
+            <w:vAlign w:val="center"/>
+            <w:tcMar>
+              <w:top w:w="80" w:type="dxa"/>
+              <w:start w:w="100" w:type="dxa"/>
+              <w:bottom w:w="80" w:type="dxa"/>
+              <w:end w:w="100" w:type="dxa"/>
+            </w:tcMar>
           </w:tcPr>
           <w:p>
             <w:pPr>
+              <w:keepNext w:val="0"/>
               <w:spacing w:after="0" w:line="240" w:lineRule="auto"/>
+              <w:jc w:val="left"/>
             </w:pPr>
             <w:r>
               <w:rPr>
                 <w:rFonts w:ascii="Times New Roman" w:hAnsi="Times New Roman" w:eastAsia="Times New Roman"/>
-                <w:color w:val="181A1F"/>
                 <w:sz w:val="28"/>
               </w:rPr>
-              <w:t>A) выплаты на застрахованное имущество</w:t>
-              <w:br/>
-              <w:t>Б) приобретение сырьяB) оплата банковских кредитов и процентов по ним</w:t>
-              <w:br/>
-              <w:t>Г) сдельная оплата труда наёмных работников</w:t>
-              <w:br/>
-              <w:t>Д) арендная плата за помещение</w:t>
+              <w:t>А) коммерциализация духовной деятельностиБ) преобладание развлекательных жанровВ) необходимость специальной подготовки потребителяГ) ориентация на запросы широкого круга потребителейД) сложность содержания</w:t>
             </w:r>
           </w:p>
         </w:tc>
         <w:tc>
           <w:tcPr>
             <w:tcW w:type="dxa" w:w="5128"/>
+            <w:vAlign w:val="center"/>
+            <w:tcMar>
+              <w:top w:w="80" w:type="dxa"/>
+              <w:start w:w="100" w:type="dxa"/>
+              <w:bottom w:w="80" w:type="dxa"/>
+              <w:end w:w="100" w:type="dxa"/>
+            </w:tcMar>
           </w:tcPr>
           <w:p>
             <w:pPr>
+              <w:keepNext w:val="0"/>
               <w:spacing w:after="0" w:line="240" w:lineRule="auto"/>
+              <w:jc w:val="left"/>
             </w:pPr>
             <w:r>
               <w:rPr>
                 <w:rFonts w:ascii="Times New Roman" w:hAnsi="Times New Roman" w:eastAsia="Times New Roman"/>
-                <w:color w:val="181A1F"/>
                 <w:sz w:val="28"/>
               </w:rPr>
-              <w:t>1) постоянные</w:t>
-              <w:br/>
-              <w:t>2) переменные</w:t>
+              <w:t>1) массовая2) элитарная</w:t>
             </w:r>
           </w:p>
         </w:tc>
       </w:tr>
     </w:tbl>
+    <w:p/>
     <w:p>
       <w:pPr>
-        <w:widowControl/>
-        <w:spacing w:line="240" w:lineRule="auto" w:after="0"/>
+        <w:keepNext w:val="0"/>
+        <w:spacing w:after="60" w:line="240" w:lineRule="auto"/>
+        <w:jc w:val="both"/>
       </w:pPr>
       <w:r>
         <w:rPr>
           <w:rFonts w:ascii="Times New Roman" w:hAnsi="Times New Roman" w:eastAsia="Times New Roman"/>
           <w:b w:val="0"/>
           <w:i w:val="0"/>
-          <w:color w:val="181A1F"/>
           <w:sz w:val="28"/>
         </w:rPr>
         <w:t>Запишите в ответ цифры, расположив их в порядке, соответствующем буквам:</w:t>
@@ -812,16 +501,23 @@
         <w:tc>
           <w:tcPr>
             <w:tcW w:type="dxa" w:w="2051"/>
+            <w:vAlign w:val="center"/>
+            <w:tcMar>
+              <w:top w:w="80" w:type="dxa"/>
+              <w:start w:w="100" w:type="dxa"/>
+              <w:bottom w:w="80" w:type="dxa"/>
+              <w:end w:w="100" w:type="dxa"/>
+            </w:tcMar>
           </w:tcPr>
           <w:p>
             <w:pPr>
+              <w:keepNext w:val="0"/>
               <w:spacing w:after="0" w:line="240" w:lineRule="auto"/>
+              <w:jc w:val="left"/>
             </w:pPr>
             <w:r>
               <w:rPr>
                 <w:rFonts w:ascii="Times New Roman" w:hAnsi="Times New Roman" w:eastAsia="Times New Roman"/>
-                <w:b/>
-                <w:color w:val="181A1F"/>
                 <w:sz w:val="28"/>
               </w:rPr>
               <w:t>A</w:t>
@@ -831,16 +527,23 @@
         <w:tc>
           <w:tcPr>
             <w:tcW w:type="dxa" w:w="2051"/>
+            <w:vAlign w:val="center"/>
+            <w:tcMar>
+              <w:top w:w="80" w:type="dxa"/>
+              <w:start w:w="100" w:type="dxa"/>
+              <w:bottom w:w="80" w:type="dxa"/>
+              <w:end w:w="100" w:type="dxa"/>
+            </w:tcMar>
           </w:tcPr>
           <w:p>
             <w:pPr>
+              <w:keepNext w:val="0"/>
               <w:spacing w:after="0" w:line="240" w:lineRule="auto"/>
+              <w:jc w:val="left"/>
             </w:pPr>
             <w:r>
               <w:rPr>
                 <w:rFonts w:ascii="Times New Roman" w:hAnsi="Times New Roman" w:eastAsia="Times New Roman"/>
-                <w:b/>
-                <w:color w:val="181A1F"/>
                 <w:sz w:val="28"/>
               </w:rPr>
               <w:t>Б</w:t>
@@ -850,16 +553,23 @@
         <w:tc>
           <w:tcPr>
             <w:tcW w:type="dxa" w:w="2051"/>
+            <w:vAlign w:val="center"/>
+            <w:tcMar>
+              <w:top w:w="80" w:type="dxa"/>
+              <w:start w:w="100" w:type="dxa"/>
+              <w:bottom w:w="80" w:type="dxa"/>
+              <w:end w:w="100" w:type="dxa"/>
+            </w:tcMar>
           </w:tcPr>
           <w:p>
             <w:pPr>
+              <w:keepNext w:val="0"/>
               <w:spacing w:after="0" w:line="240" w:lineRule="auto"/>
+              <w:jc w:val="left"/>
             </w:pPr>
             <w:r>
               <w:rPr>
                 <w:rFonts w:ascii="Times New Roman" w:hAnsi="Times New Roman" w:eastAsia="Times New Roman"/>
-                <w:b/>
-                <w:color w:val="181A1F"/>
                 <w:sz w:val="28"/>
               </w:rPr>
               <w:t>В</w:t>
@@ -869,16 +579,23 @@
         <w:tc>
           <w:tcPr>
             <w:tcW w:type="dxa" w:w="2051"/>
+            <w:vAlign w:val="center"/>
+            <w:tcMar>
+              <w:top w:w="80" w:type="dxa"/>
+              <w:start w:w="100" w:type="dxa"/>
+              <w:bottom w:w="80" w:type="dxa"/>
+              <w:end w:w="100" w:type="dxa"/>
+            </w:tcMar>
           </w:tcPr>
           <w:p>
             <w:pPr>
+              <w:keepNext w:val="0"/>
               <w:spacing w:after="0" w:line="240" w:lineRule="auto"/>
+              <w:jc w:val="left"/>
             </w:pPr>
             <w:r>
               <w:rPr>
                 <w:rFonts w:ascii="Times New Roman" w:hAnsi="Times New Roman" w:eastAsia="Times New Roman"/>
-                <w:b/>
-                <w:color w:val="181A1F"/>
                 <w:sz w:val="28"/>
               </w:rPr>
               <w:t>Г</w:t>
@@ -888,16 +605,23 @@
         <w:tc>
           <w:tcPr>
             <w:tcW w:type="dxa" w:w="2051"/>
+            <w:vAlign w:val="center"/>
+            <w:tcMar>
+              <w:top w:w="80" w:type="dxa"/>
+              <w:start w:w="100" w:type="dxa"/>
+              <w:bottom w:w="80" w:type="dxa"/>
+              <w:end w:w="100" w:type="dxa"/>
+            </w:tcMar>
           </w:tcPr>
           <w:p>
             <w:pPr>
+              <w:keepNext w:val="0"/>
               <w:spacing w:after="0" w:line="240" w:lineRule="auto"/>
+              <w:jc w:val="left"/>
             </w:pPr>
             <w:r>
               <w:rPr>
                 <w:rFonts w:ascii="Times New Roman" w:hAnsi="Times New Roman" w:eastAsia="Times New Roman"/>
-                <w:b/>
-                <w:color w:val="181A1F"/>
                 <w:sz w:val="28"/>
               </w:rPr>
               <w:t>Д</w:t>
@@ -909,15 +633,23 @@
         <w:tc>
           <w:tcPr>
             <w:tcW w:type="dxa" w:w="2051"/>
+            <w:vAlign w:val="center"/>
+            <w:tcMar>
+              <w:top w:w="80" w:type="dxa"/>
+              <w:start w:w="100" w:type="dxa"/>
+              <w:bottom w:w="80" w:type="dxa"/>
+              <w:end w:w="100" w:type="dxa"/>
+            </w:tcMar>
           </w:tcPr>
           <w:p>
             <w:pPr>
+              <w:keepNext w:val="0"/>
               <w:spacing w:after="0" w:line="240" w:lineRule="auto"/>
+              <w:jc w:val="left"/>
             </w:pPr>
             <w:r>
               <w:rPr>
                 <w:rFonts w:ascii="Times New Roman" w:hAnsi="Times New Roman" w:eastAsia="Times New Roman"/>
-                <w:color w:val="181A1F"/>
                 <w:sz w:val="28"/>
               </w:rPr>
             </w:r>
@@ -926,15 +658,23 @@
         <w:tc>
           <w:tcPr>
             <w:tcW w:type="dxa" w:w="2051"/>
+            <w:vAlign w:val="center"/>
+            <w:tcMar>
+              <w:top w:w="80" w:type="dxa"/>
+              <w:start w:w="100" w:type="dxa"/>
+              <w:bottom w:w="80" w:type="dxa"/>
+              <w:end w:w="100" w:type="dxa"/>
+            </w:tcMar>
           </w:tcPr>
           <w:p>
             <w:pPr>
+              <w:keepNext w:val="0"/>
               <w:spacing w:after="0" w:line="240" w:lineRule="auto"/>
+              <w:jc w:val="left"/>
             </w:pPr>
             <w:r>
               <w:rPr>
                 <w:rFonts w:ascii="Times New Roman" w:hAnsi="Times New Roman" w:eastAsia="Times New Roman"/>
-                <w:color w:val="181A1F"/>
                 <w:sz w:val="28"/>
               </w:rPr>
             </w:r>
@@ -943,15 +683,23 @@
         <w:tc>
           <w:tcPr>
             <w:tcW w:type="dxa" w:w="2051"/>
+            <w:vAlign w:val="center"/>
+            <w:tcMar>
+              <w:top w:w="80" w:type="dxa"/>
+              <w:start w:w="100" w:type="dxa"/>
+              <w:bottom w:w="80" w:type="dxa"/>
+              <w:end w:w="100" w:type="dxa"/>
+            </w:tcMar>
           </w:tcPr>
           <w:p>
             <w:pPr>
+              <w:keepNext w:val="0"/>
               <w:spacing w:after="0" w:line="240" w:lineRule="auto"/>
+              <w:jc w:val="left"/>
             </w:pPr>
             <w:r>
               <w:rPr>
                 <w:rFonts w:ascii="Times New Roman" w:hAnsi="Times New Roman" w:eastAsia="Times New Roman"/>
-                <w:color w:val="181A1F"/>
                 <w:sz w:val="28"/>
               </w:rPr>
             </w:r>
@@ -960,15 +708,23 @@
         <w:tc>
           <w:tcPr>
             <w:tcW w:type="dxa" w:w="2051"/>
+            <w:vAlign w:val="center"/>
+            <w:tcMar>
+              <w:top w:w="80" w:type="dxa"/>
+              <w:start w:w="100" w:type="dxa"/>
+              <w:bottom w:w="80" w:type="dxa"/>
+              <w:end w:w="100" w:type="dxa"/>
+            </w:tcMar>
           </w:tcPr>
           <w:p>
             <w:pPr>
+              <w:keepNext w:val="0"/>
               <w:spacing w:after="0" w:line="240" w:lineRule="auto"/>
+              <w:jc w:val="left"/>
             </w:pPr>
             <w:r>
               <w:rPr>
                 <w:rFonts w:ascii="Times New Roman" w:hAnsi="Times New Roman" w:eastAsia="Times New Roman"/>
-                <w:color w:val="181A1F"/>
                 <w:sz w:val="28"/>
               </w:rPr>
             </w:r>
@@ -977,15 +733,23 @@
         <w:tc>
           <w:tcPr>
             <w:tcW w:type="dxa" w:w="2051"/>
+            <w:vAlign w:val="center"/>
+            <w:tcMar>
+              <w:top w:w="80" w:type="dxa"/>
+              <w:start w:w="100" w:type="dxa"/>
+              <w:bottom w:w="80" w:type="dxa"/>
+              <w:end w:w="100" w:type="dxa"/>
+            </w:tcMar>
           </w:tcPr>
           <w:p>
             <w:pPr>
+              <w:keepNext w:val="0"/>
               <w:spacing w:after="0" w:line="240" w:lineRule="auto"/>
+              <w:jc w:val="left"/>
             </w:pPr>
             <w:r>
               <w:rPr>
                 <w:rFonts w:ascii="Times New Roman" w:hAnsi="Times New Roman" w:eastAsia="Times New Roman"/>
-                <w:color w:val="181A1F"/>
                 <w:sz w:val="28"/>
               </w:rPr>
             </w:r>
@@ -993,390 +757,1021 @@
         </w:tc>
       </w:tr>
     </w:tbl>
+    <w:p/>
     <w:p>
       <w:pPr>
-        <w:keepNext/>
-        <w:widowControl/>
-        <w:spacing w:line="240" w:lineRule="auto" w:after="0" w:before="120"/>
-      </w:pPr>
-      <w:r>
-        <w:rPr>
-          <w:rFonts w:ascii="Times New Roman" w:hAnsi="Times New Roman" w:eastAsia="Times New Roman"/>
-          <w:b/>
-          <w:color w:val="181A1F"/>
-          <w:sz w:val="28"/>
-        </w:rPr>
-        <w:t>6.</w:t>
-      </w:r>
-    </w:p>
-    <w:p>
-      <w:pPr>
-        <w:widowControl/>
-        <w:spacing w:line="240" w:lineRule="auto" w:after="0"/>
+        <w:keepNext w:val="0"/>
+        <w:spacing w:after="60" w:line="240" w:lineRule="auto"/>
+        <w:jc w:val="both"/>
       </w:pPr>
       <w:r>
         <w:rPr>
           <w:rFonts w:ascii="Times New Roman" w:hAnsi="Times New Roman" w:eastAsia="Times New Roman"/>
           <w:b w:val="0"/>
           <w:i w:val="0"/>
-          <w:color w:val="181A1F"/>
           <w:sz w:val="28"/>
         </w:rPr>
-        <w:t>Выберите верные суждения о финансовых инструментах и услугах и запишите цифры, под которыми они указаны.</w:t>
+        <w:t>Ответ:</w:t>
       </w:r>
     </w:p>
     <w:p>
       <w:pPr>
-        <w:widowControl/>
-        <w:spacing w:line="240" w:lineRule="auto" w:after="0"/>
-      </w:pPr>
+        <w:keepNext w:val="0"/>
+        <w:spacing w:after="60" w:line="240" w:lineRule="auto"/>
+        <w:jc w:val="both"/>
+      </w:pPr>
+      <w:r>
+        <w:rPr>
+          <w:rFonts w:ascii="Times New Roman" w:hAnsi="Times New Roman" w:eastAsia="Times New Roman"/>
+          <w:b/>
+          <w:sz w:val="28"/>
+        </w:rPr>
+        <w:t xml:space="preserve">№4 </w:t>
+      </w:r>
       <w:r>
         <w:rPr>
           <w:rFonts w:ascii="Times New Roman" w:hAnsi="Times New Roman" w:eastAsia="Times New Roman"/>
           <w:b w:val="0"/>
           <w:i w:val="0"/>
-          <w:color w:val="181A1F"/>
           <w:sz w:val="28"/>
         </w:rPr>
-        <w:t>1) К финансовым услугам относят услуги банков по привлечению денежных средств граждан.</w:t>
+        <w:t>После окончания школы Виталий планирует поступить в медицинский институт. Он посещает специальные кружки. Много внимания Виталий уделяет изучению химии и биологии, читает литературу по биологии. Найдите в приведённом списке примеры средств, используемых для достижения цели, и запишите цифры, под которыми они указаны.</w:t>
       </w:r>
     </w:p>
     <w:p>
       <w:pPr>
-        <w:widowControl/>
-        <w:spacing w:line="240" w:lineRule="auto" w:after="0"/>
+        <w:keepNext w:val="0"/>
+        <w:spacing w:after="60" w:line="240" w:lineRule="auto"/>
+        <w:jc w:val="both"/>
       </w:pPr>
       <w:r>
         <w:rPr>
           <w:rFonts w:ascii="Times New Roman" w:hAnsi="Times New Roman" w:eastAsia="Times New Roman"/>
           <w:b w:val="0"/>
           <w:i w:val="0"/>
-          <w:color w:val="181A1F"/>
           <w:sz w:val="28"/>
         </w:rPr>
-        <w:t>2) Страховые компании выдают кредиты юридическим и физическим лицам.</w:t>
+        <w:t xml:space="preserve">1) чтение литературы по биологии </w:t>
       </w:r>
     </w:p>
     <w:p>
       <w:pPr>
-        <w:widowControl/>
-        <w:spacing w:line="240" w:lineRule="auto" w:after="0"/>
+        <w:keepNext w:val="0"/>
+        <w:spacing w:after="60" w:line="240" w:lineRule="auto"/>
+        <w:jc w:val="both"/>
       </w:pPr>
       <w:r>
         <w:rPr>
           <w:rFonts w:ascii="Times New Roman" w:hAnsi="Times New Roman" w:eastAsia="Times New Roman"/>
           <w:b w:val="0"/>
           <w:i w:val="0"/>
-          <w:color w:val="181A1F"/>
           <w:sz w:val="28"/>
         </w:rPr>
-        <w:t>3) Потребитель имеет право обратиться с иском в суд в случае, если при оказании финансовых услуг нарушены его права.</w:t>
+        <w:t>2) поступление в институт</w:t>
       </w:r>
     </w:p>
     <w:p>
       <w:pPr>
-        <w:widowControl/>
-        <w:spacing w:line="240" w:lineRule="auto" w:after="0"/>
+        <w:keepNext w:val="0"/>
+        <w:spacing w:after="60" w:line="240" w:lineRule="auto"/>
+        <w:jc w:val="both"/>
       </w:pPr>
       <w:r>
         <w:rPr>
           <w:rFonts w:ascii="Times New Roman" w:hAnsi="Times New Roman" w:eastAsia="Times New Roman"/>
           <w:b w:val="0"/>
           <w:i w:val="0"/>
-          <w:color w:val="181A1F"/>
           <w:sz w:val="28"/>
         </w:rPr>
-        <w:t>4) Потребитель вправе обратиться с жалобой в органы государственной власти, имеющие право проводить проверки в отношении оказывающих финансовые услуги организаций и привлекать их к уголовной ответственности.</w:t>
+        <w:t>3) учёба в институте</w:t>
       </w:r>
     </w:p>
     <w:p>
       <w:pPr>
-        <w:widowControl/>
-        <w:spacing w:line="240" w:lineRule="auto" w:after="0"/>
+        <w:keepNext w:val="0"/>
+        <w:spacing w:after="60" w:line="240" w:lineRule="auto"/>
+        <w:jc w:val="both"/>
       </w:pPr>
       <w:r>
         <w:rPr>
           <w:rFonts w:ascii="Times New Roman" w:hAnsi="Times New Roman" w:eastAsia="Times New Roman"/>
           <w:b w:val="0"/>
           <w:i w:val="0"/>
-          <w:color w:val="181A1F"/>
           <w:sz w:val="28"/>
         </w:rPr>
-        <w:t>5) Одна из основных особенностей кредита как финансового инструмента — обязательство заёмщика вернуть полученные деньги с процентами в будущем.</w:t>
+        <w:t>4) изучение химии, биологии</w:t>
       </w:r>
     </w:p>
     <w:p>
       <w:pPr>
-        <w:keepNext/>
-        <w:widowControl/>
-        <w:spacing w:line="240" w:lineRule="auto" w:after="0" w:before="120"/>
-      </w:pPr>
-      <w:r>
-        <w:rPr>
-          <w:rFonts w:ascii="Times New Roman" w:hAnsi="Times New Roman" w:eastAsia="Times New Roman"/>
-          <w:b/>
-          <w:color w:val="181A1F"/>
-          <w:sz w:val="28"/>
-        </w:rPr>
-        <w:t>7.</w:t>
-      </w:r>
-    </w:p>
-    <w:p>
-      <w:pPr>
-        <w:widowControl/>
-        <w:spacing w:line="240" w:lineRule="auto" w:after="0"/>
+        <w:keepNext w:val="0"/>
+        <w:spacing w:after="60" w:line="240" w:lineRule="auto"/>
+        <w:jc w:val="both"/>
       </w:pPr>
       <w:r>
         <w:rPr>
           <w:rFonts w:ascii="Times New Roman" w:hAnsi="Times New Roman" w:eastAsia="Times New Roman"/>
           <w:b w:val="0"/>
           <w:i w:val="0"/>
-          <w:color w:val="181A1F"/>
           <w:sz w:val="28"/>
         </w:rPr>
-        <w:t>Выберите верные суждения об издержках в краткосрочном периоде и запишите цифры, под которыми они указаны.</w:t>
+        <w:t xml:space="preserve">5) получение профессии врача </w:t>
       </w:r>
     </w:p>
     <w:p>
       <w:pPr>
-        <w:widowControl/>
-        <w:spacing w:line="240" w:lineRule="auto" w:after="0"/>
+        <w:keepNext w:val="0"/>
+        <w:spacing w:after="60" w:line="240" w:lineRule="auto"/>
+        <w:jc w:val="both"/>
       </w:pPr>
       <w:r>
         <w:rPr>
           <w:rFonts w:ascii="Times New Roman" w:hAnsi="Times New Roman" w:eastAsia="Times New Roman"/>
           <w:b w:val="0"/>
           <w:i w:val="0"/>
-          <w:color w:val="181A1F"/>
           <w:sz w:val="28"/>
         </w:rPr>
-        <w:t>1) Переменные издержки в краткосрочном периоде непосредственно зависят от объёма производимой продукции.</w:t>
+        <w:t>6) занятия в кружках</w:t>
       </w:r>
     </w:p>
     <w:p>
       <w:pPr>
-        <w:widowControl/>
-        <w:spacing w:line="240" w:lineRule="auto" w:after="0"/>
+        <w:keepNext w:val="0"/>
+        <w:spacing w:after="60" w:line="240" w:lineRule="auto"/>
+        <w:jc w:val="both"/>
       </w:pPr>
       <w:r>
         <w:rPr>
           <w:rFonts w:ascii="Times New Roman" w:hAnsi="Times New Roman" w:eastAsia="Times New Roman"/>
           <w:b w:val="0"/>
           <w:i w:val="0"/>
-          <w:color w:val="181A1F"/>
           <w:sz w:val="28"/>
         </w:rPr>
-        <w:t>2) Постоянные издержки не зависят от объёма производства продукции.</w:t>
+        <w:t>Ответ:</w:t>
       </w:r>
     </w:p>
     <w:p>
       <w:pPr>
-        <w:widowControl/>
-        <w:spacing w:line="240" w:lineRule="auto" w:after="0"/>
-      </w:pPr>
+        <w:keepNext w:val="0"/>
+        <w:spacing w:after="60" w:line="240" w:lineRule="auto"/>
+        <w:jc w:val="both"/>
+      </w:pPr>
+      <w:r>
+        <w:rPr>
+          <w:rFonts w:ascii="Times New Roman" w:hAnsi="Times New Roman" w:eastAsia="Times New Roman"/>
+          <w:b/>
+          <w:sz w:val="28"/>
+        </w:rPr>
+        <w:t xml:space="preserve">№5 </w:t>
+      </w:r>
       <w:r>
         <w:rPr>
           <w:rFonts w:ascii="Times New Roman" w:hAnsi="Times New Roman" w:eastAsia="Times New Roman"/>
           <w:b w:val="0"/>
           <w:i w:val="0"/>
-          <w:color w:val="181A1F"/>
           <w:sz w:val="28"/>
         </w:rPr>
-        <w:t>3) К переменным издержкам в краткосрочном периоде относят выплаты по ранее взятому кредиту.</w:t>
+        <w:t>Выберите верные суждения о роли государства в экономике и запишите цифры, под которыми они указаны.</w:t>
       </w:r>
     </w:p>
     <w:p>
       <w:pPr>
-        <w:widowControl/>
-        <w:spacing w:line="240" w:lineRule="auto" w:after="0"/>
+        <w:keepNext w:val="0"/>
+        <w:spacing w:after="60" w:line="240" w:lineRule="auto"/>
+        <w:jc w:val="both"/>
       </w:pPr>
       <w:r>
         <w:rPr>
           <w:rFonts w:ascii="Times New Roman" w:hAnsi="Times New Roman" w:eastAsia="Times New Roman"/>
           <w:b w:val="0"/>
           <w:i w:val="0"/>
-          <w:color w:val="181A1F"/>
           <w:sz w:val="28"/>
         </w:rPr>
-        <w:t>4) Себестоимость продукции называется также постоянными издержками.</w:t>
+        <w:t>1) В экономике любого типа государство устанавливает цены на все товары и услуги.</w:t>
       </w:r>
     </w:p>
     <w:p>
       <w:pPr>
-        <w:widowControl/>
-        <w:spacing w:line="240" w:lineRule="auto" w:after="0"/>
+        <w:keepNext w:val="0"/>
+        <w:spacing w:after="60" w:line="240" w:lineRule="auto"/>
+        <w:jc w:val="both"/>
       </w:pPr>
       <w:r>
         <w:rPr>
           <w:rFonts w:ascii="Times New Roman" w:hAnsi="Times New Roman" w:eastAsia="Times New Roman"/>
           <w:b w:val="0"/>
           <w:i w:val="0"/>
-          <w:color w:val="181A1F"/>
           <w:sz w:val="28"/>
         </w:rPr>
-        <w:t>5) К постоянным издержкам в краткосрочном периоде относят страховые взносы и оплату охраны.</w:t>
+        <w:t>2) Государство использует инструменты денежно-кредитной политики для регулирования рыночной экономики.</w:t>
       </w:r>
     </w:p>
     <w:p>
       <w:pPr>
-        <w:keepNext/>
-        <w:widowControl/>
-        <w:spacing w:line="240" w:lineRule="auto" w:after="0" w:before="120"/>
-      </w:pPr>
-      <w:r>
-        <w:rPr>
-          <w:rFonts w:ascii="Times New Roman" w:hAnsi="Times New Roman" w:eastAsia="Times New Roman"/>
-          <w:b/>
-          <w:color w:val="181A1F"/>
-          <w:sz w:val="28"/>
-        </w:rPr>
-        <w:t>8.</w:t>
-      </w:r>
-    </w:p>
-    <w:p>
-      <w:pPr>
-        <w:widowControl/>
-        <w:spacing w:line="240" w:lineRule="auto" w:after="0"/>
+        <w:keepNext w:val="0"/>
+        <w:spacing w:after="60" w:line="240" w:lineRule="auto"/>
+        <w:jc w:val="both"/>
       </w:pPr>
       <w:r>
         <w:rPr>
           <w:rFonts w:ascii="Times New Roman" w:hAnsi="Times New Roman" w:eastAsia="Times New Roman"/>
           <w:b w:val="0"/>
           <w:i w:val="0"/>
-          <w:color w:val="181A1F"/>
           <w:sz w:val="28"/>
         </w:rPr>
-        <w:t>Выберите верные суждения о государственном бюджете и запишите цифры, под которыми они указаны.</w:t>
+        <w:t>3) Государство может поддержать отечественных товаропроизводителей, повышая таможенные пошлины на иностранные товары.</w:t>
       </w:r>
     </w:p>
     <w:p>
       <w:pPr>
-        <w:widowControl/>
-        <w:spacing w:line="240" w:lineRule="auto" w:after="0"/>
+        <w:keepNext w:val="0"/>
+        <w:spacing w:after="60" w:line="240" w:lineRule="auto"/>
+        <w:jc w:val="both"/>
       </w:pPr>
       <w:r>
         <w:rPr>
           <w:rFonts w:ascii="Times New Roman" w:hAnsi="Times New Roman" w:eastAsia="Times New Roman"/>
           <w:b w:val="0"/>
           <w:i w:val="0"/>
-          <w:color w:val="181A1F"/>
           <w:sz w:val="28"/>
         </w:rPr>
-        <w:t>1) В структуру расходной части бюджета входят акцизы.</w:t>
+        <w:t>4) Государство в рыночной экономике осуществляет централизованное планирование производства и потребления.</w:t>
       </w:r>
     </w:p>
     <w:p>
       <w:pPr>
-        <w:widowControl/>
-        <w:spacing w:line="240" w:lineRule="auto" w:after="0"/>
+        <w:keepNext w:val="0"/>
+        <w:spacing w:after="60" w:line="240" w:lineRule="auto"/>
+        <w:jc w:val="both"/>
       </w:pPr>
       <w:r>
         <w:rPr>
           <w:rFonts w:ascii="Times New Roman" w:hAnsi="Times New Roman" w:eastAsia="Times New Roman"/>
           <w:b w:val="0"/>
           <w:i w:val="0"/>
-          <w:color w:val="181A1F"/>
           <w:sz w:val="28"/>
         </w:rPr>
-        <w:t>2) К доходам бюджета относится предоставление дотаций предприятиям.</w:t>
+        <w:t>5) Государство в условиях рынка воздействует на структурные изменения экономики.</w:t>
       </w:r>
     </w:p>
     <w:p>
       <w:pPr>
-        <w:widowControl/>
-        <w:spacing w:line="240" w:lineRule="auto" w:after="0"/>
+        <w:keepNext w:val="0"/>
+        <w:spacing w:after="60" w:line="240" w:lineRule="auto"/>
+        <w:jc w:val="both"/>
       </w:pPr>
       <w:r>
         <w:rPr>
           <w:rFonts w:ascii="Times New Roman" w:hAnsi="Times New Roman" w:eastAsia="Times New Roman"/>
           <w:b w:val="0"/>
           <w:i w:val="0"/>
-          <w:color w:val="181A1F"/>
           <w:sz w:val="28"/>
         </w:rPr>
-        <w:t>3) Бюджет может быть сбалансированным, дефицитным или профицитным.</w:t>
+        <w:t>Ответ:</w:t>
       </w:r>
     </w:p>
     <w:p>
       <w:pPr>
-        <w:widowControl/>
-        <w:spacing w:line="240" w:lineRule="auto" w:after="0"/>
-      </w:pPr>
+        <w:keepNext w:val="0"/>
+        <w:spacing w:after="60" w:line="240" w:lineRule="auto"/>
+        <w:jc w:val="both"/>
+      </w:pPr>
+      <w:r>
+        <w:rPr>
+          <w:rFonts w:ascii="Times New Roman" w:hAnsi="Times New Roman" w:eastAsia="Times New Roman"/>
+          <w:b/>
+          <w:sz w:val="28"/>
+        </w:rPr>
+        <w:t xml:space="preserve">№6 </w:t>
+      </w:r>
       <w:r>
         <w:rPr>
           <w:rFonts w:ascii="Times New Roman" w:hAnsi="Times New Roman" w:eastAsia="Times New Roman"/>
           <w:b w:val="0"/>
           <w:i w:val="0"/>
-          <w:color w:val="181A1F"/>
           <w:sz w:val="28"/>
         </w:rPr>
-        <w:t>4) Доходная часть бюджета сформирована различными источниками денежных средств.</w:t>
+        <w:t>Установите соответствие между характеристиками и типами экономических систем: к каждой позиции, данной в первом столбце, подберите соответствующую позицию из второго столбца.</w:t>
       </w:r>
     </w:p>
+    <w:tbl>
+      <w:tblPr>
+        <w:tblStyle w:val="TableGrid"/>
+        <w:tblW w:type="auto" w:w="0"/>
+        <w:tblLayout w:type="autofit"/>
+        <w:tblLook w:firstColumn="1" w:firstRow="1" w:lastColumn="0" w:lastRow="0" w:noHBand="0" w:noVBand="1" w:val="04A0"/>
+      </w:tblPr>
+      <w:tblGrid>
+        <w:gridCol w:w="5128"/>
+        <w:gridCol w:w="5128"/>
+      </w:tblGrid>
+      <w:tr>
+        <w:tc>
+          <w:tcPr>
+            <w:tcW w:type="dxa" w:w="5128"/>
+            <w:vAlign w:val="center"/>
+            <w:tcMar>
+              <w:top w:w="80" w:type="dxa"/>
+              <w:start w:w="100" w:type="dxa"/>
+              <w:bottom w:w="80" w:type="dxa"/>
+              <w:end w:w="100" w:type="dxa"/>
+            </w:tcMar>
+          </w:tcPr>
+          <w:p>
+            <w:pPr>
+              <w:keepNext w:val="0"/>
+              <w:spacing w:after="0" w:line="240" w:lineRule="auto"/>
+              <w:jc w:val="left"/>
+            </w:pPr>
+            <w:r>
+              <w:rPr>
+                <w:rFonts w:ascii="Times New Roman" w:hAnsi="Times New Roman" w:eastAsia="Times New Roman"/>
+                <w:sz w:val="28"/>
+              </w:rPr>
+              <w:t>ХАРАКТЕРИСТИКИ</w:t>
+            </w:r>
+          </w:p>
+        </w:tc>
+        <w:tc>
+          <w:tcPr>
+            <w:tcW w:type="dxa" w:w="5128"/>
+            <w:vAlign w:val="center"/>
+            <w:tcMar>
+              <w:top w:w="80" w:type="dxa"/>
+              <w:start w:w="100" w:type="dxa"/>
+              <w:bottom w:w="80" w:type="dxa"/>
+              <w:end w:w="100" w:type="dxa"/>
+            </w:tcMar>
+          </w:tcPr>
+          <w:p>
+            <w:pPr>
+              <w:keepNext w:val="0"/>
+              <w:spacing w:after="0" w:line="240" w:lineRule="auto"/>
+              <w:jc w:val="left"/>
+            </w:pPr>
+            <w:r>
+              <w:rPr>
+                <w:rFonts w:ascii="Times New Roman" w:hAnsi="Times New Roman" w:eastAsia="Times New Roman"/>
+                <w:sz w:val="28"/>
+              </w:rPr>
+              <w:t>ТИПЫ ЭКОНОМИЧЕСКИХ СИСТЕМ</w:t>
+            </w:r>
+          </w:p>
+        </w:tc>
+      </w:tr>
+      <w:tr>
+        <w:tc>
+          <w:tcPr>
+            <w:tcW w:type="dxa" w:w="5128"/>
+            <w:vAlign w:val="center"/>
+            <w:tcMar>
+              <w:top w:w="80" w:type="dxa"/>
+              <w:start w:w="100" w:type="dxa"/>
+              <w:bottom w:w="80" w:type="dxa"/>
+              <w:end w:w="100" w:type="dxa"/>
+            </w:tcMar>
+          </w:tcPr>
+          <w:p>
+            <w:pPr>
+              <w:keepNext w:val="0"/>
+              <w:spacing w:after="0" w:line="240" w:lineRule="auto"/>
+              <w:jc w:val="left"/>
+            </w:pPr>
+            <w:r>
+              <w:rPr>
+                <w:rFonts w:ascii="Times New Roman" w:hAnsi="Times New Roman" w:eastAsia="Times New Roman"/>
+                <w:sz w:val="28"/>
+              </w:rPr>
+              <w:t>А) конкуренция товаропроизводителейБ) централизованное планирование В) принцип уравнительного распределенияГ) свобода предпринимательства Д) государственное ценообразование</w:t>
+            </w:r>
+          </w:p>
+        </w:tc>
+        <w:tc>
+          <w:tcPr>
+            <w:tcW w:type="dxa" w:w="5128"/>
+            <w:vAlign w:val="center"/>
+            <w:tcMar>
+              <w:top w:w="80" w:type="dxa"/>
+              <w:start w:w="100" w:type="dxa"/>
+              <w:bottom w:w="80" w:type="dxa"/>
+              <w:end w:w="100" w:type="dxa"/>
+            </w:tcMar>
+          </w:tcPr>
+          <w:p>
+            <w:pPr>
+              <w:keepNext w:val="0"/>
+              <w:spacing w:after="0" w:line="240" w:lineRule="auto"/>
+              <w:jc w:val="left"/>
+            </w:pPr>
+            <w:r>
+              <w:rPr>
+                <w:rFonts w:ascii="Times New Roman" w:hAnsi="Times New Roman" w:eastAsia="Times New Roman"/>
+                <w:sz w:val="28"/>
+              </w:rPr>
+              <w:t>1) рыночная2) командная (плановая)</w:t>
+            </w:r>
+          </w:p>
+        </w:tc>
+      </w:tr>
+    </w:tbl>
+    <w:p/>
     <w:p>
       <w:pPr>
-        <w:widowControl/>
-        <w:spacing w:line="240" w:lineRule="auto" w:after="0"/>
+        <w:keepNext w:val="0"/>
+        <w:spacing w:after="60" w:line="240" w:lineRule="auto"/>
+        <w:jc w:val="both"/>
       </w:pPr>
       <w:r>
         <w:rPr>
           <w:rFonts w:ascii="Times New Roman" w:hAnsi="Times New Roman" w:eastAsia="Times New Roman"/>
           <w:b w:val="0"/>
           <w:i w:val="0"/>
-          <w:color w:val="181A1F"/>
           <w:sz w:val="28"/>
         </w:rPr>
-        <w:t>5) Государственный бюджет — это сводный план доходов государства и использования полученных средств на покрытие всех видов государственных расходов.</w:t>
+        <w:t>Запишите в ответ цифры, расположив их в порядке, соответствующем буквам:</w:t>
       </w:r>
     </w:p>
+    <w:tbl>
+      <w:tblPr>
+        <w:tblStyle w:val="TableGrid"/>
+        <w:tblW w:type="auto" w:w="0"/>
+        <w:tblLayout w:type="autofit"/>
+        <w:tblLook w:firstColumn="1" w:firstRow="1" w:lastColumn="0" w:lastRow="0" w:noHBand="0" w:noVBand="1" w:val="04A0"/>
+      </w:tblPr>
+      <w:tblGrid>
+        <w:gridCol w:w="2051"/>
+        <w:gridCol w:w="2051"/>
+        <w:gridCol w:w="2051"/>
+        <w:gridCol w:w="2051"/>
+        <w:gridCol w:w="2051"/>
+      </w:tblGrid>
+      <w:tr>
+        <w:tc>
+          <w:tcPr>
+            <w:tcW w:type="dxa" w:w="2051"/>
+            <w:vAlign w:val="center"/>
+            <w:tcMar>
+              <w:top w:w="80" w:type="dxa"/>
+              <w:start w:w="100" w:type="dxa"/>
+              <w:bottom w:w="80" w:type="dxa"/>
+              <w:end w:w="100" w:type="dxa"/>
+            </w:tcMar>
+          </w:tcPr>
+          <w:p>
+            <w:pPr>
+              <w:keepNext w:val="0"/>
+              <w:spacing w:after="0" w:line="240" w:lineRule="auto"/>
+              <w:jc w:val="left"/>
+            </w:pPr>
+            <w:r>
+              <w:rPr>
+                <w:rFonts w:ascii="Times New Roman" w:hAnsi="Times New Roman" w:eastAsia="Times New Roman"/>
+                <w:sz w:val="28"/>
+              </w:rPr>
+              <w:t>A</w:t>
+            </w:r>
+          </w:p>
+        </w:tc>
+        <w:tc>
+          <w:tcPr>
+            <w:tcW w:type="dxa" w:w="2051"/>
+            <w:vAlign w:val="center"/>
+            <w:tcMar>
+              <w:top w:w="80" w:type="dxa"/>
+              <w:start w:w="100" w:type="dxa"/>
+              <w:bottom w:w="80" w:type="dxa"/>
+              <w:end w:w="100" w:type="dxa"/>
+            </w:tcMar>
+          </w:tcPr>
+          <w:p>
+            <w:pPr>
+              <w:keepNext w:val="0"/>
+              <w:spacing w:after="0" w:line="240" w:lineRule="auto"/>
+              <w:jc w:val="left"/>
+            </w:pPr>
+            <w:r>
+              <w:rPr>
+                <w:rFonts w:ascii="Times New Roman" w:hAnsi="Times New Roman" w:eastAsia="Times New Roman"/>
+                <w:sz w:val="28"/>
+              </w:rPr>
+              <w:t>Б</w:t>
+            </w:r>
+          </w:p>
+        </w:tc>
+        <w:tc>
+          <w:tcPr>
+            <w:tcW w:type="dxa" w:w="2051"/>
+            <w:vAlign w:val="center"/>
+            <w:tcMar>
+              <w:top w:w="80" w:type="dxa"/>
+              <w:start w:w="100" w:type="dxa"/>
+              <w:bottom w:w="80" w:type="dxa"/>
+              <w:end w:w="100" w:type="dxa"/>
+            </w:tcMar>
+          </w:tcPr>
+          <w:p>
+            <w:pPr>
+              <w:keepNext w:val="0"/>
+              <w:spacing w:after="0" w:line="240" w:lineRule="auto"/>
+              <w:jc w:val="left"/>
+            </w:pPr>
+            <w:r>
+              <w:rPr>
+                <w:rFonts w:ascii="Times New Roman" w:hAnsi="Times New Roman" w:eastAsia="Times New Roman"/>
+                <w:sz w:val="28"/>
+              </w:rPr>
+              <w:t>В</w:t>
+            </w:r>
+          </w:p>
+        </w:tc>
+        <w:tc>
+          <w:tcPr>
+            <w:tcW w:type="dxa" w:w="2051"/>
+            <w:vAlign w:val="center"/>
+            <w:tcMar>
+              <w:top w:w="80" w:type="dxa"/>
+              <w:start w:w="100" w:type="dxa"/>
+              <w:bottom w:w="80" w:type="dxa"/>
+              <w:end w:w="100" w:type="dxa"/>
+            </w:tcMar>
+          </w:tcPr>
+          <w:p>
+            <w:pPr>
+              <w:keepNext w:val="0"/>
+              <w:spacing w:after="0" w:line="240" w:lineRule="auto"/>
+              <w:jc w:val="left"/>
+            </w:pPr>
+            <w:r>
+              <w:rPr>
+                <w:rFonts w:ascii="Times New Roman" w:hAnsi="Times New Roman" w:eastAsia="Times New Roman"/>
+                <w:sz w:val="28"/>
+              </w:rPr>
+              <w:t>Г</w:t>
+            </w:r>
+          </w:p>
+        </w:tc>
+        <w:tc>
+          <w:tcPr>
+            <w:tcW w:type="dxa" w:w="2051"/>
+            <w:vAlign w:val="center"/>
+            <w:tcMar>
+              <w:top w:w="80" w:type="dxa"/>
+              <w:start w:w="100" w:type="dxa"/>
+              <w:bottom w:w="80" w:type="dxa"/>
+              <w:end w:w="100" w:type="dxa"/>
+            </w:tcMar>
+          </w:tcPr>
+          <w:p>
+            <w:pPr>
+              <w:keepNext w:val="0"/>
+              <w:spacing w:after="0" w:line="240" w:lineRule="auto"/>
+              <w:jc w:val="left"/>
+            </w:pPr>
+            <w:r>
+              <w:rPr>
+                <w:rFonts w:ascii="Times New Roman" w:hAnsi="Times New Roman" w:eastAsia="Times New Roman"/>
+                <w:sz w:val="28"/>
+              </w:rPr>
+              <w:t>Д</w:t>
+            </w:r>
+          </w:p>
+        </w:tc>
+      </w:tr>
+      <w:tr>
+        <w:tc>
+          <w:tcPr>
+            <w:tcW w:type="dxa" w:w="2051"/>
+            <w:vAlign w:val="center"/>
+            <w:tcMar>
+              <w:top w:w="80" w:type="dxa"/>
+              <w:start w:w="100" w:type="dxa"/>
+              <w:bottom w:w="80" w:type="dxa"/>
+              <w:end w:w="100" w:type="dxa"/>
+            </w:tcMar>
+          </w:tcPr>
+          <w:p>
+            <w:pPr>
+              <w:keepNext w:val="0"/>
+              <w:spacing w:after="0" w:line="240" w:lineRule="auto"/>
+              <w:jc w:val="left"/>
+            </w:pPr>
+            <w:r>
+              <w:rPr>
+                <w:rFonts w:ascii="Times New Roman" w:hAnsi="Times New Roman" w:eastAsia="Times New Roman"/>
+                <w:sz w:val="28"/>
+              </w:rPr>
+            </w:r>
+          </w:p>
+        </w:tc>
+        <w:tc>
+          <w:tcPr>
+            <w:tcW w:type="dxa" w:w="2051"/>
+            <w:vAlign w:val="center"/>
+            <w:tcMar>
+              <w:top w:w="80" w:type="dxa"/>
+              <w:start w:w="100" w:type="dxa"/>
+              <w:bottom w:w="80" w:type="dxa"/>
+              <w:end w:w="100" w:type="dxa"/>
+            </w:tcMar>
+          </w:tcPr>
+          <w:p>
+            <w:pPr>
+              <w:keepNext w:val="0"/>
+              <w:spacing w:after="0" w:line="240" w:lineRule="auto"/>
+              <w:jc w:val="left"/>
+            </w:pPr>
+            <w:r>
+              <w:rPr>
+                <w:rFonts w:ascii="Times New Roman" w:hAnsi="Times New Roman" w:eastAsia="Times New Roman"/>
+                <w:sz w:val="28"/>
+              </w:rPr>
+            </w:r>
+          </w:p>
+        </w:tc>
+        <w:tc>
+          <w:tcPr>
+            <w:tcW w:type="dxa" w:w="2051"/>
+            <w:vAlign w:val="center"/>
+            <w:tcMar>
+              <w:top w:w="80" w:type="dxa"/>
+              <w:start w:w="100" w:type="dxa"/>
+              <w:bottom w:w="80" w:type="dxa"/>
+              <w:end w:w="100" w:type="dxa"/>
+            </w:tcMar>
+          </w:tcPr>
+          <w:p>
+            <w:pPr>
+              <w:keepNext w:val="0"/>
+              <w:spacing w:after="0" w:line="240" w:lineRule="auto"/>
+              <w:jc w:val="left"/>
+            </w:pPr>
+            <w:r>
+              <w:rPr>
+                <w:rFonts w:ascii="Times New Roman" w:hAnsi="Times New Roman" w:eastAsia="Times New Roman"/>
+                <w:sz w:val="28"/>
+              </w:rPr>
+            </w:r>
+          </w:p>
+        </w:tc>
+        <w:tc>
+          <w:tcPr>
+            <w:tcW w:type="dxa" w:w="2051"/>
+            <w:vAlign w:val="center"/>
+            <w:tcMar>
+              <w:top w:w="80" w:type="dxa"/>
+              <w:start w:w="100" w:type="dxa"/>
+              <w:bottom w:w="80" w:type="dxa"/>
+              <w:end w:w="100" w:type="dxa"/>
+            </w:tcMar>
+          </w:tcPr>
+          <w:p>
+            <w:pPr>
+              <w:keepNext w:val="0"/>
+              <w:spacing w:after="0" w:line="240" w:lineRule="auto"/>
+              <w:jc w:val="left"/>
+            </w:pPr>
+            <w:r>
+              <w:rPr>
+                <w:rFonts w:ascii="Times New Roman" w:hAnsi="Times New Roman" w:eastAsia="Times New Roman"/>
+                <w:sz w:val="28"/>
+              </w:rPr>
+            </w:r>
+          </w:p>
+        </w:tc>
+        <w:tc>
+          <w:tcPr>
+            <w:tcW w:type="dxa" w:w="2051"/>
+            <w:vAlign w:val="center"/>
+            <w:tcMar>
+              <w:top w:w="80" w:type="dxa"/>
+              <w:start w:w="100" w:type="dxa"/>
+              <w:bottom w:w="80" w:type="dxa"/>
+              <w:end w:w="100" w:type="dxa"/>
+            </w:tcMar>
+          </w:tcPr>
+          <w:p>
+            <w:pPr>
+              <w:keepNext w:val="0"/>
+              <w:spacing w:after="0" w:line="240" w:lineRule="auto"/>
+              <w:jc w:val="left"/>
+            </w:pPr>
+            <w:r>
+              <w:rPr>
+                <w:rFonts w:ascii="Times New Roman" w:hAnsi="Times New Roman" w:eastAsia="Times New Roman"/>
+                <w:sz w:val="28"/>
+              </w:rPr>
+            </w:r>
+          </w:p>
+        </w:tc>
+      </w:tr>
+    </w:tbl>
+    <w:p/>
     <w:p>
       <w:pPr>
-        <w:keepNext/>
-        <w:widowControl/>
-        <w:spacing w:line="240" w:lineRule="auto" w:after="0" w:before="120"/>
-      </w:pPr>
-      <w:r>
-        <w:rPr>
-          <w:rFonts w:ascii="Times New Roman" w:hAnsi="Times New Roman" w:eastAsia="Times New Roman"/>
-          <w:b/>
-          <w:color w:val="181A1F"/>
-          <w:sz w:val="28"/>
-        </w:rPr>
-        <w:t>9.</w:t>
-      </w:r>
-    </w:p>
-    <w:p>
-      <w:pPr>
-        <w:widowControl/>
-        <w:spacing w:line="240" w:lineRule="auto" w:after="0"/>
+        <w:keepNext w:val="0"/>
+        <w:spacing w:after="60" w:line="240" w:lineRule="auto"/>
+        <w:jc w:val="both"/>
       </w:pPr>
       <w:r>
         <w:rPr>
           <w:rFonts w:ascii="Times New Roman" w:hAnsi="Times New Roman" w:eastAsia="Times New Roman"/>
           <w:b w:val="0"/>
           <w:i w:val="0"/>
-          <w:color w:val="181A1F"/>
           <w:sz w:val="28"/>
         </w:rPr>
-        <w:t>В странах Z и Y учёные проводили опросы общественного мнения. Совершеннолетним гражданам, участвующим в опросе, был задан вопрос: «Что Вы думаете об уплате налогов?». Полученные результаты (в % от числа опрошенных) представлены в виде диаграммы.</w:t>
+        <w:t>Ответ:</w:t>
       </w:r>
     </w:p>
     <w:p>
       <w:pPr>
-        <w:widowControl/>
-        <w:spacing w:line="240" w:lineRule="auto" w:after="0"/>
-        <w:jc w:val="center"/>
+        <w:keepNext w:val="0"/>
+        <w:spacing w:after="60" w:line="240" w:lineRule="auto"/>
+        <w:jc w:val="both"/>
       </w:pPr>
       <w:r>
         <w:rPr>
           <w:rFonts w:ascii="Times New Roman" w:hAnsi="Times New Roman" w:eastAsia="Times New Roman"/>
-          <w:color w:val="181A1F"/>
+          <w:b/>
           <w:sz w:val="28"/>
         </w:rPr>
+        <w:t xml:space="preserve">№7 </w:t>
+      </w:r>
+      <w:r>
+        <w:rPr>
+          <w:rFonts w:ascii="Times New Roman" w:hAnsi="Times New Roman" w:eastAsia="Times New Roman"/>
+          <w:b w:val="0"/>
+          <w:i w:val="0"/>
+          <w:sz w:val="28"/>
+        </w:rPr>
+        <w:t>В городке Z электроэнергию, отопление, подачу воды в дома жителей осуществляет одна компания, другие производители не представлены. Выберите из приведённого ниже списка характеристики данного рынка и запишите цифры, под которыми они указаны.</w:t>
+      </w:r>
+    </w:p>
+    <w:p>
+      <w:pPr>
+        <w:keepNext w:val="0"/>
+        <w:spacing w:after="60" w:line="240" w:lineRule="auto"/>
+        <w:jc w:val="both"/>
+      </w:pPr>
+      <w:r>
+        <w:rPr>
+          <w:rFonts w:ascii="Times New Roman" w:hAnsi="Times New Roman" w:eastAsia="Times New Roman"/>
+          <w:b w:val="0"/>
+          <w:i w:val="0"/>
+          <w:sz w:val="28"/>
+        </w:rPr>
+        <w:t>1) рынок средств производства</w:t>
+      </w:r>
+    </w:p>
+    <w:p>
+      <w:pPr>
+        <w:keepNext w:val="0"/>
+        <w:spacing w:after="60" w:line="240" w:lineRule="auto"/>
+        <w:jc w:val="both"/>
+      </w:pPr>
+      <w:r>
+        <w:rPr>
+          <w:rFonts w:ascii="Times New Roman" w:hAnsi="Times New Roman" w:eastAsia="Times New Roman"/>
+          <w:b w:val="0"/>
+          <w:i w:val="0"/>
+          <w:sz w:val="28"/>
+        </w:rPr>
+        <w:t>2) чистая конкуренция</w:t>
+      </w:r>
+    </w:p>
+    <w:p>
+      <w:pPr>
+        <w:keepNext w:val="0"/>
+        <w:spacing w:after="60" w:line="240" w:lineRule="auto"/>
+        <w:jc w:val="both"/>
+      </w:pPr>
+      <w:r>
+        <w:rPr>
+          <w:rFonts w:ascii="Times New Roman" w:hAnsi="Times New Roman" w:eastAsia="Times New Roman"/>
+          <w:b w:val="0"/>
+          <w:i w:val="0"/>
+          <w:sz w:val="28"/>
+        </w:rPr>
+        <w:t>3) местный рынок</w:t>
+      </w:r>
+    </w:p>
+    <w:p>
+      <w:pPr>
+        <w:keepNext w:val="0"/>
+        <w:spacing w:after="60" w:line="240" w:lineRule="auto"/>
+        <w:jc w:val="both"/>
+      </w:pPr>
+      <w:r>
+        <w:rPr>
+          <w:rFonts w:ascii="Times New Roman" w:hAnsi="Times New Roman" w:eastAsia="Times New Roman"/>
+          <w:b w:val="0"/>
+          <w:i w:val="0"/>
+          <w:sz w:val="28"/>
+        </w:rPr>
+        <w:t>4) рыночный дефицит</w:t>
+      </w:r>
+    </w:p>
+    <w:p>
+      <w:pPr>
+        <w:keepNext w:val="0"/>
+        <w:spacing w:after="60" w:line="240" w:lineRule="auto"/>
+        <w:jc w:val="both"/>
+      </w:pPr>
+      <w:r>
+        <w:rPr>
+          <w:rFonts w:ascii="Times New Roman" w:hAnsi="Times New Roman" w:eastAsia="Times New Roman"/>
+          <w:b w:val="0"/>
+          <w:i w:val="0"/>
+          <w:sz w:val="28"/>
+        </w:rPr>
+        <w:t>5) монополия</w:t>
+      </w:r>
+    </w:p>
+    <w:p>
+      <w:pPr>
+        <w:keepNext w:val="0"/>
+        <w:spacing w:after="60" w:line="240" w:lineRule="auto"/>
+        <w:jc w:val="both"/>
+      </w:pPr>
+      <w:r>
+        <w:rPr>
+          <w:rFonts w:ascii="Times New Roman" w:hAnsi="Times New Roman" w:eastAsia="Times New Roman"/>
+          <w:b w:val="0"/>
+          <w:i w:val="0"/>
+          <w:sz w:val="28"/>
+        </w:rPr>
+        <w:t>6) рынок услуг</w:t>
+      </w:r>
+    </w:p>
+    <w:p>
+      <w:pPr>
+        <w:keepNext w:val="0"/>
+        <w:spacing w:after="60" w:line="240" w:lineRule="auto"/>
+        <w:jc w:val="both"/>
+      </w:pPr>
+      <w:r>
+        <w:rPr>
+          <w:rFonts w:ascii="Times New Roman" w:hAnsi="Times New Roman" w:eastAsia="Times New Roman"/>
+          <w:b w:val="0"/>
+          <w:i w:val="0"/>
+          <w:sz w:val="28"/>
+        </w:rPr>
+        <w:t>Ответ:</w:t>
+      </w:r>
+    </w:p>
+    <w:p>
+      <w:pPr>
+        <w:keepNext w:val="0"/>
+        <w:spacing w:after="60" w:line="240" w:lineRule="auto"/>
+        <w:jc w:val="both"/>
+      </w:pPr>
+      <w:r>
+        <w:rPr>
+          <w:rFonts w:ascii="Times New Roman" w:hAnsi="Times New Roman" w:eastAsia="Times New Roman"/>
+          <w:b/>
+          <w:sz w:val="28"/>
+        </w:rPr>
+        <w:t xml:space="preserve">№8 </w:t>
+      </w:r>
+      <w:r>
+        <w:rPr>
+          <w:rFonts w:ascii="Times New Roman" w:hAnsi="Times New Roman" w:eastAsia="Times New Roman"/>
+          <w:b w:val="0"/>
+          <w:i w:val="0"/>
+          <w:sz w:val="28"/>
+        </w:rPr>
+        <w:t>Выберите верные суждения о социальных группах и запишите цифры, под которыми они указаны.</w:t>
+      </w:r>
+    </w:p>
+    <w:p>
+      <w:pPr>
+        <w:keepNext w:val="0"/>
+        <w:spacing w:after="60" w:line="240" w:lineRule="auto"/>
+        <w:jc w:val="both"/>
+      </w:pPr>
+      <w:r>
+        <w:rPr>
+          <w:rFonts w:ascii="Times New Roman" w:hAnsi="Times New Roman" w:eastAsia="Times New Roman"/>
+          <w:b w:val="0"/>
+          <w:i w:val="0"/>
+          <w:sz w:val="28"/>
+        </w:rPr>
+        <w:t>1) Человек в современном обществе принадлежит, как правило, к нескольким социальным группам.</w:t>
+      </w:r>
+    </w:p>
+    <w:p>
+      <w:pPr>
+        <w:keepNext w:val="0"/>
+        <w:spacing w:after="60" w:line="240" w:lineRule="auto"/>
+        <w:jc w:val="both"/>
+      </w:pPr>
+      <w:r>
+        <w:rPr>
+          <w:rFonts w:ascii="Times New Roman" w:hAnsi="Times New Roman" w:eastAsia="Times New Roman"/>
+          <w:b w:val="0"/>
+          <w:i w:val="0"/>
+          <w:sz w:val="28"/>
+        </w:rPr>
+        <w:t>2) Членство в группе оказывает влияние на поведение человека.</w:t>
+      </w:r>
+    </w:p>
+    <w:p>
+      <w:pPr>
+        <w:keepNext w:val="0"/>
+        <w:spacing w:after="60" w:line="240" w:lineRule="auto"/>
+        <w:jc w:val="both"/>
+      </w:pPr>
+      <w:r>
+        <w:rPr>
+          <w:rFonts w:ascii="Times New Roman" w:hAnsi="Times New Roman" w:eastAsia="Times New Roman"/>
+          <w:b w:val="0"/>
+          <w:i w:val="0"/>
+          <w:sz w:val="28"/>
+        </w:rPr>
+        <w:t>3) Члены вторичной группы опосредованно связаны между собой деятельностью для достижения общей цели.</w:t>
+      </w:r>
+    </w:p>
+    <w:p>
+      <w:pPr>
+        <w:keepNext w:val="0"/>
+        <w:spacing w:after="60" w:line="240" w:lineRule="auto"/>
+        <w:jc w:val="both"/>
+      </w:pPr>
+      <w:r>
+        <w:rPr>
+          <w:rFonts w:ascii="Times New Roman" w:hAnsi="Times New Roman" w:eastAsia="Times New Roman"/>
+          <w:b w:val="0"/>
+          <w:i w:val="0"/>
+          <w:sz w:val="28"/>
+        </w:rPr>
+        <w:t>4) Появление социальных групп связано только с возникновением государства.</w:t>
+      </w:r>
+    </w:p>
+    <w:p>
+      <w:pPr>
+        <w:keepNext w:val="0"/>
+        <w:spacing w:after="60" w:line="240" w:lineRule="auto"/>
+        <w:jc w:val="both"/>
+      </w:pPr>
+      <w:r>
+        <w:rPr>
+          <w:rFonts w:ascii="Times New Roman" w:hAnsi="Times New Roman" w:eastAsia="Times New Roman"/>
+          <w:b w:val="0"/>
+          <w:i w:val="0"/>
+          <w:sz w:val="28"/>
+        </w:rPr>
+        <w:t>5) Первичные группы создаются и существуют лишь в рамках официально признанных организаций.</w:t>
+      </w:r>
+    </w:p>
+    <w:p>
+      <w:pPr>
+        <w:keepNext w:val="0"/>
+        <w:spacing w:after="60" w:line="240" w:lineRule="auto"/>
+        <w:jc w:val="both"/>
+      </w:pPr>
+      <w:r>
+        <w:rPr>
+          <w:rFonts w:ascii="Times New Roman" w:hAnsi="Times New Roman" w:eastAsia="Times New Roman"/>
+          <w:b w:val="0"/>
+          <w:i w:val="0"/>
+          <w:sz w:val="28"/>
+        </w:rPr>
+        <w:t>Ответ:</w:t>
+      </w:r>
+    </w:p>
+    <w:p>
+      <w:pPr>
+        <w:keepNext w:val="0"/>
+        <w:spacing w:after="60" w:line="240" w:lineRule="auto"/>
+        <w:jc w:val="both"/>
+      </w:pPr>
+      <w:r>
+        <w:rPr>
+          <w:rFonts w:ascii="Times New Roman" w:hAnsi="Times New Roman" w:eastAsia="Times New Roman"/>
+          <w:b/>
+          <w:sz w:val="28"/>
+        </w:rPr>
+        <w:t xml:space="preserve">№9 </w:t>
+      </w:r>
+      <w:r>
+        <w:rPr>
+          <w:rFonts w:ascii="Times New Roman" w:hAnsi="Times New Roman" w:eastAsia="Times New Roman"/>
+          <w:b w:val="0"/>
+          <w:i w:val="0"/>
+          <w:sz w:val="28"/>
+        </w:rPr>
+        <w:t xml:space="preserve">В ходе социологического опроса совершеннолетних юношей и девушек страны Z им задавали вопрос: «Что бы Вы предпочли, если бы у Вас была возможность выбирать?». Полученные результаты (в % от числа опрошенных) представлены в виде диаграммы.   </w:t>
+      </w:r>
+    </w:p>
+    <w:p>
+      <w:pPr>
+        <w:spacing w:after="80"/>
+        <w:jc w:val="center"/>
+      </w:pPr>
+      <w:r>
         <w:drawing>
           <wp:inline xmlns:a="http://schemas.openxmlformats.org/drawingml/2006/main" xmlns:pic="http://schemas.openxmlformats.org/drawingml/2006/picture">
-            <wp:extent cx="5400000" cy="4752000"/>
-            <wp:docPr id="2" name="Picture 2"/>
+            <wp:extent cx="3780000" cy="3780000"/>
+            <wp:docPr id="1" name="Picture 1"/>
             <wp:cNvGraphicFramePr>
               <a:graphicFrameLocks noChangeAspect="1"/>
             </wp:cNvGraphicFramePr>
@@ -1384,12 +1779,11 @@
               <a:graphicData uri="http://schemas.openxmlformats.org/drawingml/2006/picture">
                 <pic:pic>
                   <pic:nvPicPr>
-                    <pic:cNvPr id="0" name="asset-0004.png"/>
+                    <pic:cNvPr id="0" name="asset-0077.png"/>
                     <pic:cNvPicPr/>
                   </pic:nvPicPr>
                   <pic:blipFill>
-                    <a:blip r:embed="rId10"/>
-                    <a:srcRect b="12000"/>
+                    <a:blip r:embed="rId9"/>
                     <a:stretch>
                       <a:fillRect/>
                     </a:stretch>
@@ -1397,7 +1791,7 @@
                   <pic:spPr>
                     <a:xfrm>
                       <a:off x="0" y="0"/>
-                      <a:ext cx="5400000" cy="4752000"/>
+                      <a:ext cx="3780000" cy="3780000"/>
                     </a:xfrm>
                     <a:prstGeom prst="rect"/>
                   </pic:spPr>
@@ -1410,1162 +1804,1844 @@
     </w:p>
     <w:p>
       <w:pPr>
-        <w:widowControl/>
-        <w:spacing w:line="240" w:lineRule="auto" w:after="0"/>
+        <w:keepNext w:val="0"/>
+        <w:spacing w:after="60" w:line="240" w:lineRule="auto"/>
+        <w:jc w:val="both"/>
       </w:pPr>
       <w:r>
         <w:rPr>
           <w:rFonts w:ascii="Times New Roman" w:hAnsi="Times New Roman" w:eastAsia="Times New Roman"/>
           <w:b w:val="0"/>
           <w:i w:val="0"/>
-          <w:color w:val="181A1F"/>
           <w:sz w:val="28"/>
         </w:rPr>
-        <w:t>Найдите в приведённом списке выводы, которые можно сделать на основе диаграммы, и запишите цифры, под которыми они указаны.</w:t>
+        <w:t xml:space="preserve">Найдите в приведённом списке выводы, которые можно сделать на основе диаграммы, и запишите цифры, под которыми они указаны.  </w:t>
       </w:r>
     </w:p>
     <w:p>
       <w:pPr>
-        <w:widowControl/>
-        <w:spacing w:line="240" w:lineRule="auto" w:after="0"/>
+        <w:keepNext w:val="0"/>
+        <w:spacing w:after="60" w:line="240" w:lineRule="auto"/>
+        <w:jc w:val="both"/>
       </w:pPr>
       <w:r>
         <w:rPr>
           <w:rFonts w:ascii="Times New Roman" w:hAnsi="Times New Roman" w:eastAsia="Times New Roman"/>
           <w:b w:val="0"/>
           <w:i w:val="0"/>
-          <w:color w:val="181A1F"/>
           <w:sz w:val="28"/>
         </w:rPr>
-        <w:t>1) В стране Y, в отличие от страны Z, пропорциональная система налогообложения.</w:t>
+        <w:t xml:space="preserve">1) Половина опрошенных юношей предпочла бы иметь сравнительно небольшой, но постоянный доход.  </w:t>
       </w:r>
     </w:p>
     <w:p>
       <w:pPr>
-        <w:widowControl/>
-        <w:spacing w:line="240" w:lineRule="auto" w:after="0"/>
+        <w:keepNext w:val="0"/>
+        <w:spacing w:after="60" w:line="240" w:lineRule="auto"/>
+        <w:jc w:val="both"/>
       </w:pPr>
       <w:r>
         <w:rPr>
           <w:rFonts w:ascii="Times New Roman" w:hAnsi="Times New Roman" w:eastAsia="Times New Roman"/>
           <w:b w:val="0"/>
           <w:i w:val="0"/>
-          <w:color w:val="181A1F"/>
           <w:sz w:val="28"/>
         </w:rPr>
-        <w:t>2) В стране Z гражданам приходится платить больше налогов, чем в стране Y.</w:t>
+        <w:t xml:space="preserve">2) Среди девушек доля тех, кто предпочёл бы иметь собственное дело, вести его на свой страх и риск, больше доли тех, кто затруднился ответить.  </w:t>
       </w:r>
     </w:p>
     <w:p>
       <w:pPr>
-        <w:widowControl/>
-        <w:spacing w:line="240" w:lineRule="auto" w:after="0"/>
+        <w:keepNext w:val="0"/>
+        <w:spacing w:after="60" w:line="240" w:lineRule="auto"/>
+        <w:jc w:val="both"/>
       </w:pPr>
       <w:r>
         <w:rPr>
           <w:rFonts w:ascii="Times New Roman" w:hAnsi="Times New Roman" w:eastAsia="Times New Roman"/>
           <w:b w:val="0"/>
           <w:i w:val="0"/>
-          <w:color w:val="181A1F"/>
           <w:sz w:val="28"/>
         </w:rPr>
-        <w:t>3) В обеих странах есть граждане, которых от неуплаты налогов удерживает только страх наказания.</w:t>
+        <w:t xml:space="preserve">3) Доля тех, кто предпочёл бы иметь сравнительно небольшой, но постоянный доход, среди юношей меньше, чем среди девушек.  </w:t>
       </w:r>
     </w:p>
     <w:p>
       <w:pPr>
-        <w:widowControl/>
-        <w:spacing w:line="240" w:lineRule="auto" w:after="0"/>
+        <w:keepNext w:val="0"/>
+        <w:spacing w:after="60" w:line="240" w:lineRule="auto"/>
+        <w:jc w:val="both"/>
       </w:pPr>
       <w:r>
         <w:rPr>
           <w:rFonts w:ascii="Times New Roman" w:hAnsi="Times New Roman" w:eastAsia="Times New Roman"/>
           <w:b w:val="0"/>
           <w:i w:val="0"/>
-          <w:color w:val="181A1F"/>
           <w:sz w:val="28"/>
         </w:rPr>
-        <w:t>4) В стране Z, в отличие от страны Y, законы предусматривают более жёсткое наказание за уклонение от уплаты налогов.</w:t>
+        <w:t xml:space="preserve">4) Наибольшая доля опрошенных юношей предпочла бы много работать и хорошо зарабатывать, даже без гарантий на будущее.  </w:t>
       </w:r>
     </w:p>
     <w:p>
       <w:pPr>
-        <w:widowControl/>
-        <w:spacing w:line="240" w:lineRule="auto" w:after="0"/>
+        <w:keepNext w:val="0"/>
+        <w:spacing w:after="60" w:line="240" w:lineRule="auto"/>
+        <w:jc w:val="both"/>
       </w:pPr>
       <w:r>
         <w:rPr>
           <w:rFonts w:ascii="Times New Roman" w:hAnsi="Times New Roman" w:eastAsia="Times New Roman"/>
           <w:b w:val="0"/>
           <w:i w:val="0"/>
-          <w:color w:val="181A1F"/>
           <w:sz w:val="28"/>
         </w:rPr>
-        <w:t>5) Равные доли опрошенных обеих стран платят налоги, как как за их счёт финансируется здравоохранение и образование.</w:t>
+        <w:t xml:space="preserve">5) Доли юношей и девушек, которые предпочли бы иметь собственное дело, равны.  </w:t>
       </w:r>
     </w:p>
     <w:p>
       <w:pPr>
-        <w:keepNext/>
-        <w:widowControl/>
-        <w:spacing w:line="240" w:lineRule="auto" w:after="0" w:before="120"/>
-      </w:pPr>
-      <w:r>
-        <w:rPr>
-          <w:rFonts w:ascii="Times New Roman" w:hAnsi="Times New Roman" w:eastAsia="Times New Roman"/>
-          <w:b/>
-          <w:color w:val="181A1F"/>
-          <w:sz w:val="28"/>
-        </w:rPr>
-        <w:t>10.</w:t>
-      </w:r>
-    </w:p>
-    <w:p>
-      <w:pPr>
-        <w:widowControl/>
-        <w:spacing w:line="240" w:lineRule="auto" w:after="0"/>
+        <w:keepNext w:val="0"/>
+        <w:spacing w:after="60" w:line="240" w:lineRule="auto"/>
+        <w:jc w:val="both"/>
       </w:pPr>
       <w:r>
         <w:rPr>
           <w:rFonts w:ascii="Times New Roman" w:hAnsi="Times New Roman" w:eastAsia="Times New Roman"/>
           <w:b w:val="0"/>
           <w:i w:val="0"/>
-          <w:color w:val="181A1F"/>
           <w:sz w:val="28"/>
         </w:rPr>
-        <w:t>Фирма Y оказывает бытовые услуги населению. Найдите в приведённом списке примеры постоянных издержек фирмы Y в краткосрочном периоде и запишите цифры, под которыми они указаны.</w:t>
+        <w:t>Ответ:</w:t>
       </w:r>
     </w:p>
     <w:p>
       <w:pPr>
-        <w:widowControl/>
-        <w:spacing w:line="240" w:lineRule="auto" w:after="0"/>
-      </w:pPr>
-      <w:r>
-        <w:rPr>
-          <w:rFonts w:ascii="Times New Roman" w:hAnsi="Times New Roman" w:eastAsia="Times New Roman"/>
-          <w:b w:val="0"/>
-          <w:i w:val="0"/>
-          <w:color w:val="181A1F"/>
-          <w:sz w:val="28"/>
-        </w:rPr>
-        <w:t>1) издержки на приобретение расходных материалов</w:t>
-      </w:r>
-    </w:p>
-    <w:p>
-      <w:pPr>
-        <w:widowControl/>
-        <w:spacing w:line="240" w:lineRule="auto" w:after="0"/>
-      </w:pPr>
-      <w:r>
-        <w:rPr>
-          <w:rFonts w:ascii="Times New Roman" w:hAnsi="Times New Roman" w:eastAsia="Times New Roman"/>
-          <w:b w:val="0"/>
-          <w:i w:val="0"/>
-          <w:color w:val="181A1F"/>
-          <w:sz w:val="28"/>
-        </w:rPr>
-        <w:t>2) арендная плата за офис фирмы</w:t>
-      </w:r>
-    </w:p>
-    <w:p>
-      <w:pPr>
-        <w:widowControl/>
-        <w:spacing w:line="240" w:lineRule="auto" w:after="0"/>
-      </w:pPr>
-      <w:r>
-        <w:rPr>
-          <w:rFonts w:ascii="Times New Roman" w:hAnsi="Times New Roman" w:eastAsia="Times New Roman"/>
-          <w:b w:val="0"/>
-          <w:i w:val="0"/>
-          <w:color w:val="181A1F"/>
-          <w:sz w:val="28"/>
-        </w:rPr>
-        <w:t>3) издержки на выплату окладов работникам административного аппарата</w:t>
-      </w:r>
-    </w:p>
-    <w:p>
-      <w:pPr>
-        <w:widowControl/>
-        <w:spacing w:line="240" w:lineRule="auto" w:after="0"/>
-      </w:pPr>
-      <w:r>
-        <w:rPr>
-          <w:rFonts w:ascii="Times New Roman" w:hAnsi="Times New Roman" w:eastAsia="Times New Roman"/>
-          <w:b w:val="0"/>
-          <w:i w:val="0"/>
-          <w:color w:val="181A1F"/>
-          <w:sz w:val="28"/>
-        </w:rPr>
-        <w:t>4) издержки на погашение процентов по ранее взятому кредиту</w:t>
-      </w:r>
-    </w:p>
-    <w:p>
-      <w:pPr>
-        <w:widowControl/>
-        <w:spacing w:line="240" w:lineRule="auto" w:after="0"/>
-      </w:pPr>
-      <w:r>
-        <w:rPr>
-          <w:rFonts w:ascii="Times New Roman" w:hAnsi="Times New Roman" w:eastAsia="Times New Roman"/>
-          <w:b w:val="0"/>
-          <w:i w:val="0"/>
-          <w:color w:val="181A1F"/>
-          <w:sz w:val="28"/>
-        </w:rPr>
-        <w:t>5) издержки на выплату сдельной заработной платы работников</w:t>
-      </w:r>
-    </w:p>
-    <w:p>
-      <w:pPr>
-        <w:widowControl/>
-        <w:spacing w:line="240" w:lineRule="auto" w:after="0"/>
-      </w:pPr>
-      <w:r>
-        <w:rPr>
-          <w:rFonts w:ascii="Times New Roman" w:hAnsi="Times New Roman" w:eastAsia="Times New Roman"/>
-          <w:b w:val="0"/>
-          <w:i w:val="0"/>
-          <w:color w:val="181A1F"/>
-          <w:sz w:val="28"/>
-        </w:rPr>
-        <w:t>6) оплата потребления электроэнергии</w:t>
-      </w:r>
-    </w:p>
-    <w:p>
-      <w:pPr>
-        <w:keepNext/>
-        <w:widowControl/>
-        <w:spacing w:line="240" w:lineRule="auto" w:after="0" w:before="120"/>
+        <w:keepNext w:val="0"/>
+        <w:spacing w:after="60" w:line="240" w:lineRule="auto"/>
+        <w:jc w:val="both"/>
       </w:pPr>
       <w:r>
         <w:rPr>
           <w:rFonts w:ascii="Times New Roman" w:hAnsi="Times New Roman" w:eastAsia="Times New Roman"/>
           <w:b/>
-          <w:color w:val="181A1F"/>
           <w:sz w:val="28"/>
         </w:rPr>
-        <w:t>11.</w:t>
-      </w:r>
-    </w:p>
-    <w:p>
-      <w:pPr>
-        <w:widowControl/>
-        <w:spacing w:line="240" w:lineRule="auto" w:after="0"/>
-      </w:pPr>
-      <w:r>
-        <w:rPr>
-          <w:rFonts w:ascii="Times New Roman" w:hAnsi="Times New Roman" w:eastAsia="Times New Roman"/>
-          <w:b w:val="0"/>
-          <w:i w:val="0"/>
-          <w:color w:val="181A1F"/>
-          <w:sz w:val="28"/>
-        </w:rPr>
-        <w:t>Выберите верные суждения о социальной стратификации и социальной мобильности и запишите цифры, под которыми они указаны.</w:t>
-      </w:r>
-    </w:p>
-    <w:p>
-      <w:pPr>
-        <w:widowControl/>
-        <w:spacing w:line="240" w:lineRule="auto" w:after="0"/>
-      </w:pPr>
-      <w:r>
-        <w:rPr>
-          <w:rFonts w:ascii="Times New Roman" w:hAnsi="Times New Roman" w:eastAsia="Times New Roman"/>
-          <w:b w:val="0"/>
-          <w:i w:val="0"/>
-          <w:color w:val="181A1F"/>
-          <w:sz w:val="28"/>
-        </w:rPr>
-        <w:t>1) Социологи различают индивидуальную и коллективную мобильность.</w:t>
-      </w:r>
-      <w:r>
-        <w:rPr>
-          <w:rFonts w:ascii="Times New Roman" w:hAnsi="Times New Roman" w:eastAsia="Times New Roman"/>
-          <w:color w:val="181A1F"/>
-          <w:sz w:val="28"/>
-        </w:rPr>
-        <w:br/>
+        <w:t xml:space="preserve">№10 </w:t>
       </w:r>
       <w:r>
         <w:rPr>
           <w:rFonts w:ascii="Times New Roman" w:hAnsi="Times New Roman" w:eastAsia="Times New Roman"/>
           <w:b w:val="0"/>
           <w:i w:val="0"/>
-          <w:color w:val="181A1F"/>
           <w:sz w:val="28"/>
         </w:rPr>
-        <w:t>2) Одним из критериев социальной стратификации общества служит объём власти.</w:t>
+        <w:t xml:space="preserve">Выберите верные суждения о государстве и запишите цифры, под которыми они указаны. </w:t>
       </w:r>
     </w:p>
     <w:p>
       <w:pPr>
-        <w:widowControl/>
-        <w:spacing w:line="240" w:lineRule="auto" w:after="0"/>
+        <w:keepNext w:val="0"/>
+        <w:spacing w:after="60" w:line="240" w:lineRule="auto"/>
+        <w:jc w:val="both"/>
       </w:pPr>
       <w:r>
         <w:rPr>
           <w:rFonts w:ascii="Times New Roman" w:hAnsi="Times New Roman" w:eastAsia="Times New Roman"/>
           <w:b w:val="0"/>
           <w:i w:val="0"/>
-          <w:color w:val="181A1F"/>
           <w:sz w:val="28"/>
         </w:rPr>
-        <w:t>3) Личные качества человека выступают критерием социальной стратификации современного общества.</w:t>
+        <w:t xml:space="preserve">1) В президентской республике президент, будучи главой государства, не возглавляет правительство. </w:t>
       </w:r>
+    </w:p>
+    <w:p>
+      <w:pPr>
+        <w:keepNext w:val="0"/>
+        <w:spacing w:after="60" w:line="240" w:lineRule="auto"/>
+        <w:jc w:val="both"/>
+      </w:pPr>
       <w:r>
         <w:rPr>
           <w:rFonts w:ascii="Times New Roman" w:hAnsi="Times New Roman" w:eastAsia="Times New Roman"/>
-          <w:color w:val="181A1F"/>
+          <w:b w:val="0"/>
+          <w:i w:val="0"/>
           <w:sz w:val="28"/>
         </w:rPr>
-        <w:br/>
+        <w:t xml:space="preserve">2) Государство осуществляет управление обществом и обеспечивает в нём порядок и стабильность. </w:t>
+      </w:r>
+    </w:p>
+    <w:p>
+      <w:pPr>
+        <w:keepNext w:val="0"/>
+        <w:spacing w:after="60" w:line="240" w:lineRule="auto"/>
+        <w:jc w:val="both"/>
+      </w:pPr>
+      <w:r>
+        <w:rPr>
+          <w:rFonts w:ascii="Times New Roman" w:hAnsi="Times New Roman" w:eastAsia="Times New Roman"/>
+          <w:b w:val="0"/>
+          <w:i w:val="0"/>
+          <w:sz w:val="28"/>
+        </w:rPr>
+        <w:t xml:space="preserve">3) Форма государственного (территориального) устройства — это организация верховной государственной власти и порядок её образования. </w:t>
+      </w:r>
+    </w:p>
+    <w:p>
+      <w:pPr>
+        <w:keepNext w:val="0"/>
+        <w:spacing w:after="60" w:line="240" w:lineRule="auto"/>
+        <w:jc w:val="both"/>
+      </w:pPr>
+      <w:r>
+        <w:rPr>
+          <w:rFonts w:ascii="Times New Roman" w:hAnsi="Times New Roman" w:eastAsia="Times New Roman"/>
+          <w:b w:val="0"/>
+          <w:i w:val="0"/>
+          <w:sz w:val="28"/>
+        </w:rPr>
+        <w:t xml:space="preserve">4) Традиционно выделяют две формы правления: демократию и республику. </w:t>
+      </w:r>
+    </w:p>
+    <w:p>
+      <w:pPr>
+        <w:keepNext w:val="0"/>
+        <w:spacing w:after="60" w:line="240" w:lineRule="auto"/>
+        <w:jc w:val="both"/>
+      </w:pPr>
+      <w:r>
+        <w:rPr>
+          <w:rFonts w:ascii="Times New Roman" w:hAnsi="Times New Roman" w:eastAsia="Times New Roman"/>
+          <w:b w:val="0"/>
+          <w:i w:val="0"/>
+          <w:sz w:val="28"/>
+        </w:rPr>
+        <w:t>5) Государственная власть обладает верховенством внутри страны и независимостью в отношениях с другими государствами.</w:t>
+      </w:r>
+    </w:p>
+    <w:p>
+      <w:pPr>
+        <w:keepNext w:val="0"/>
+        <w:spacing w:after="60" w:line="240" w:lineRule="auto"/>
+        <w:jc w:val="both"/>
+      </w:pPr>
+      <w:r>
+        <w:rPr>
+          <w:rFonts w:ascii="Times New Roman" w:hAnsi="Times New Roman" w:eastAsia="Times New Roman"/>
+          <w:b w:val="0"/>
+          <w:i w:val="0"/>
+          <w:sz w:val="28"/>
+        </w:rPr>
+        <w:t>Ответ:</w:t>
+      </w:r>
+    </w:p>
+    <w:p>
+      <w:pPr>
+        <w:keepNext w:val="0"/>
+        <w:spacing w:after="60" w:line="240" w:lineRule="auto"/>
+        <w:jc w:val="both"/>
+      </w:pPr>
+      <w:r>
+        <w:rPr>
+          <w:rFonts w:ascii="Times New Roman" w:hAnsi="Times New Roman" w:eastAsia="Times New Roman"/>
+          <w:b/>
+          <w:sz w:val="28"/>
+        </w:rPr>
+        <w:t xml:space="preserve">№11 </w:t>
       </w:r>
       <w:r>
         <w:rPr>
           <w:rFonts w:ascii="Times New Roman" w:hAnsi="Times New Roman" w:eastAsia="Times New Roman"/>
           <w:b w:val="0"/>
           <w:i w:val="0"/>
-          <w:color w:val="181A1F"/>
           <w:sz w:val="28"/>
         </w:rPr>
-        <w:t>4) Любой вид мобильности сопровождается перемещением по социальной лестнице вверх или вниз.</w:t>
+        <w:t>В государстве Z регулярно проходят выборы в законодательное собрание. Какие факты позволяют сделать вывод о том, что в государстве Z установился тоталитарный политический режим? Запишите цифры, под которыми они указаны.</w:t>
       </w:r>
+    </w:p>
+    <w:p>
+      <w:pPr>
+        <w:keepNext w:val="0"/>
+        <w:spacing w:after="60" w:line="240" w:lineRule="auto"/>
+        <w:jc w:val="both"/>
+      </w:pPr>
       <w:r>
         <w:rPr>
           <w:rFonts w:ascii="Times New Roman" w:hAnsi="Times New Roman" w:eastAsia="Times New Roman"/>
-          <w:color w:val="181A1F"/>
+          <w:b w:val="0"/>
+          <w:i w:val="0"/>
           <w:sz w:val="28"/>
         </w:rPr>
-        <w:br/>
+        <w:t>1) Законодательное собрание принимает законы.</w:t>
+      </w:r>
+    </w:p>
+    <w:p>
+      <w:pPr>
+        <w:keepNext w:val="0"/>
+        <w:spacing w:after="60" w:line="240" w:lineRule="auto"/>
+        <w:jc w:val="both"/>
+      </w:pPr>
+      <w:r>
+        <w:rPr>
+          <w:rFonts w:ascii="Times New Roman" w:hAnsi="Times New Roman" w:eastAsia="Times New Roman"/>
+          <w:b w:val="0"/>
+          <w:i w:val="0"/>
+          <w:sz w:val="28"/>
+        </w:rPr>
+        <w:t>2) Конституция закрепляет руководящую роль единственной партии.</w:t>
+      </w:r>
+    </w:p>
+    <w:p>
+      <w:pPr>
+        <w:keepNext w:val="0"/>
+        <w:spacing w:after="60" w:line="240" w:lineRule="auto"/>
+        <w:jc w:val="both"/>
+      </w:pPr>
+      <w:r>
+        <w:rPr>
+          <w:rFonts w:ascii="Times New Roman" w:hAnsi="Times New Roman" w:eastAsia="Times New Roman"/>
+          <w:b w:val="0"/>
+          <w:i w:val="0"/>
+          <w:sz w:val="28"/>
+        </w:rPr>
+        <w:t>3) Осуществляется прямое регулирование государством всех сфер общественной жизни.</w:t>
+      </w:r>
+    </w:p>
+    <w:p>
+      <w:pPr>
+        <w:keepNext w:val="0"/>
+        <w:spacing w:after="60" w:line="240" w:lineRule="auto"/>
+        <w:jc w:val="both"/>
+      </w:pPr>
+      <w:r>
+        <w:rPr>
+          <w:rFonts w:ascii="Times New Roman" w:hAnsi="Times New Roman" w:eastAsia="Times New Roman"/>
+          <w:b w:val="0"/>
+          <w:i w:val="0"/>
+          <w:sz w:val="28"/>
+        </w:rPr>
+        <w:t>4) Главой государства является президент.</w:t>
+      </w:r>
+    </w:p>
+    <w:p>
+      <w:pPr>
+        <w:keepNext w:val="0"/>
+        <w:spacing w:after="60" w:line="240" w:lineRule="auto"/>
+        <w:jc w:val="both"/>
+      </w:pPr>
+      <w:r>
+        <w:rPr>
+          <w:rFonts w:ascii="Times New Roman" w:hAnsi="Times New Roman" w:eastAsia="Times New Roman"/>
+          <w:b w:val="0"/>
+          <w:i w:val="0"/>
+          <w:sz w:val="28"/>
+        </w:rPr>
+        <w:t>5) Президент избирается законодательным собранием.</w:t>
+      </w:r>
+    </w:p>
+    <w:p>
+      <w:pPr>
+        <w:keepNext w:val="0"/>
+        <w:spacing w:after="60" w:line="240" w:lineRule="auto"/>
+        <w:jc w:val="both"/>
+      </w:pPr>
+      <w:r>
+        <w:rPr>
+          <w:rFonts w:ascii="Times New Roman" w:hAnsi="Times New Roman" w:eastAsia="Times New Roman"/>
+          <w:b w:val="0"/>
+          <w:i w:val="0"/>
+          <w:sz w:val="28"/>
+        </w:rPr>
+        <w:t>6) Осуществляется административный контроль над отправлением правосудия.</w:t>
+      </w:r>
+    </w:p>
+    <w:p>
+      <w:pPr>
+        <w:keepNext w:val="0"/>
+        <w:spacing w:after="60" w:line="240" w:lineRule="auto"/>
+        <w:jc w:val="both"/>
+      </w:pPr>
+      <w:r>
+        <w:rPr>
+          <w:rFonts w:ascii="Times New Roman" w:hAnsi="Times New Roman" w:eastAsia="Times New Roman"/>
+          <w:b w:val="0"/>
+          <w:i w:val="0"/>
+          <w:sz w:val="28"/>
+        </w:rPr>
+        <w:t>Ответ:</w:t>
+      </w:r>
+    </w:p>
+    <w:p>
+      <w:pPr>
+        <w:keepNext w:val="0"/>
+        <w:spacing w:after="60" w:line="240" w:lineRule="auto"/>
+        <w:jc w:val="both"/>
+      </w:pPr>
+      <w:r>
+        <w:rPr>
+          <w:rFonts w:ascii="Times New Roman" w:hAnsi="Times New Roman" w:eastAsia="Times New Roman"/>
+          <w:b/>
+          <w:sz w:val="28"/>
+        </w:rPr>
+        <w:t xml:space="preserve">№12 </w:t>
       </w:r>
       <w:r>
         <w:rPr>
           <w:rFonts w:ascii="Times New Roman" w:hAnsi="Times New Roman" w:eastAsia="Times New Roman"/>
           <w:b w:val="0"/>
           <w:i w:val="0"/>
-          <w:color w:val="181A1F"/>
           <w:sz w:val="28"/>
         </w:rPr>
-        <w:t>5) Один из критериев дифференциации социальных групп — доход.</w:t>
+        <w:t>Выберите в приведённом списке положения, характеризующие основы конституционного строя РФ, и запишите цифры, под которыми они указаны.</w:t>
       </w:r>
     </w:p>
     <w:p>
       <w:pPr>
-        <w:keepNext/>
-        <w:widowControl/>
-        <w:spacing w:line="240" w:lineRule="auto" w:after="0" w:before="120"/>
-      </w:pPr>
-      <w:r>
-        <w:rPr>
-          <w:rFonts w:ascii="Times New Roman" w:hAnsi="Times New Roman" w:eastAsia="Times New Roman"/>
-          <w:b/>
-          <w:color w:val="181A1F"/>
-          <w:sz w:val="28"/>
-        </w:rPr>
-        <w:t>12.</w:t>
-      </w:r>
-    </w:p>
-    <w:p>
-      <w:pPr>
-        <w:widowControl/>
-        <w:spacing w:line="240" w:lineRule="auto" w:after="0"/>
+        <w:keepNext w:val="0"/>
+        <w:spacing w:after="60" w:line="240" w:lineRule="auto"/>
+        <w:jc w:val="both"/>
       </w:pPr>
       <w:r>
         <w:rPr>
           <w:rFonts w:ascii="Times New Roman" w:hAnsi="Times New Roman" w:eastAsia="Times New Roman"/>
           <w:b w:val="0"/>
           <w:i w:val="0"/>
-          <w:color w:val="181A1F"/>
           <w:sz w:val="28"/>
         </w:rPr>
-        <w:t>Ниже приведён перечень терминов. Все они, за исключением двух, относятся к понятию «социальный контроль».</w:t>
+        <w:t>1) Уголовной ответственности подлежит лицо, достигшее ко времени совершения преступления 16-летнего возраста.</w:t>
       </w:r>
     </w:p>
     <w:p>
       <w:pPr>
-        <w:widowControl/>
-        <w:spacing w:line="240" w:lineRule="auto" w:after="0"/>
+        <w:keepNext w:val="0"/>
+        <w:spacing w:after="60" w:line="240" w:lineRule="auto"/>
+        <w:jc w:val="both"/>
       </w:pPr>
       <w:r>
         <w:rPr>
           <w:rFonts w:ascii="Times New Roman" w:hAnsi="Times New Roman" w:eastAsia="Times New Roman"/>
           <w:b w:val="0"/>
           <w:i w:val="0"/>
-          <w:color w:val="181A1F"/>
           <w:sz w:val="28"/>
         </w:rPr>
-        <w:t xml:space="preserve">1) наказание; </w:t>
+        <w:t>2) Преступлением, совершённым умышленно, признаётся деяние, совершённое с прямым или косвенным умыслом.</w:t>
       </w:r>
     </w:p>
     <w:p>
       <w:pPr>
-        <w:widowControl/>
-        <w:spacing w:line="240" w:lineRule="auto" w:after="0"/>
+        <w:keepNext w:val="0"/>
+        <w:spacing w:after="60" w:line="240" w:lineRule="auto"/>
+        <w:jc w:val="both"/>
       </w:pPr>
       <w:r>
         <w:rPr>
           <w:rFonts w:ascii="Times New Roman" w:hAnsi="Times New Roman" w:eastAsia="Times New Roman"/>
           <w:b w:val="0"/>
           <w:i w:val="0"/>
-          <w:color w:val="181A1F"/>
           <w:sz w:val="28"/>
         </w:rPr>
-        <w:t xml:space="preserve">2) санкция; </w:t>
+        <w:t>3) Гражданин РФ не может быть лишён своего гражданства или права изменить его.</w:t>
       </w:r>
     </w:p>
     <w:p>
       <w:pPr>
-        <w:widowControl/>
-        <w:spacing w:line="240" w:lineRule="auto" w:after="0"/>
+        <w:keepNext w:val="0"/>
+        <w:spacing w:after="60" w:line="240" w:lineRule="auto"/>
+        <w:jc w:val="both"/>
       </w:pPr>
       <w:r>
         <w:rPr>
           <w:rFonts w:ascii="Times New Roman" w:hAnsi="Times New Roman" w:eastAsia="Times New Roman"/>
           <w:b w:val="0"/>
           <w:i w:val="0"/>
-          <w:color w:val="181A1F"/>
           <w:sz w:val="28"/>
         </w:rPr>
-        <w:t xml:space="preserve">3) правило; </w:t>
+        <w:t>4) Коллективный договор — правовой акт, регулирующий социально-трудовые отношения в организации или у индивидуального предпринимателя и заключаемый работниками и работодателем в лице их представителей.</w:t>
       </w:r>
     </w:p>
     <w:p>
       <w:pPr>
-        <w:widowControl/>
-        <w:spacing w:line="240" w:lineRule="auto" w:after="0"/>
+        <w:keepNext w:val="0"/>
+        <w:spacing w:after="60" w:line="240" w:lineRule="auto"/>
+        <w:jc w:val="both"/>
       </w:pPr>
       <w:r>
         <w:rPr>
           <w:rFonts w:ascii="Times New Roman" w:hAnsi="Times New Roman" w:eastAsia="Times New Roman"/>
           <w:b w:val="0"/>
           <w:i w:val="0"/>
-          <w:color w:val="181A1F"/>
           <w:sz w:val="28"/>
         </w:rPr>
-        <w:t xml:space="preserve">4) неравенство; </w:t>
+        <w:t>5) Органы законодательной, исполнительной и судебной власти самостоятельны.</w:t>
       </w:r>
     </w:p>
     <w:p>
       <w:pPr>
-        <w:widowControl/>
-        <w:spacing w:line="240" w:lineRule="auto" w:after="0"/>
+        <w:keepNext w:val="0"/>
+        <w:spacing w:after="60" w:line="240" w:lineRule="auto"/>
+        <w:jc w:val="both"/>
       </w:pPr>
       <w:r>
         <w:rPr>
           <w:rFonts w:ascii="Times New Roman" w:hAnsi="Times New Roman" w:eastAsia="Times New Roman"/>
           <w:b w:val="0"/>
           <w:i w:val="0"/>
-          <w:color w:val="181A1F"/>
           <w:sz w:val="28"/>
         </w:rPr>
-        <w:t xml:space="preserve">5) осуждение; </w:t>
+        <w:t>Ответ:</w:t>
       </w:r>
     </w:p>
     <w:p>
       <w:pPr>
-        <w:widowControl/>
-        <w:spacing w:line="240" w:lineRule="auto" w:after="0"/>
-      </w:pPr>
-      <w:r>
-        <w:rPr>
-          <w:rFonts w:ascii="Times New Roman" w:hAnsi="Times New Roman" w:eastAsia="Times New Roman"/>
-          <w:b w:val="0"/>
-          <w:i w:val="0"/>
-          <w:color w:val="181A1F"/>
-          <w:sz w:val="28"/>
-        </w:rPr>
-        <w:t>6) мобильность.</w:t>
-      </w:r>
-    </w:p>
-    <w:p>
-      <w:pPr>
-        <w:widowControl/>
-        <w:spacing w:line="240" w:lineRule="auto" w:after="0"/>
-      </w:pPr>
-      <w:r>
-        <w:rPr>
-          <w:rFonts w:ascii="Times New Roman" w:hAnsi="Times New Roman" w:eastAsia="Times New Roman"/>
-          <w:b w:val="0"/>
-          <w:i w:val="0"/>
-          <w:color w:val="181A1F"/>
-          <w:sz w:val="28"/>
-        </w:rPr>
-        <w:t>Найдите два термина, «выпадающих» из общего ряда, и запишите в таблицу цифры, под которыми они указаны.</w:t>
-      </w:r>
-    </w:p>
-    <w:p>
-      <w:pPr>
-        <w:keepNext/>
-        <w:widowControl/>
-        <w:spacing w:line="240" w:lineRule="auto" w:after="0" w:before="120"/>
+        <w:keepNext w:val="0"/>
+        <w:spacing w:after="60" w:line="240" w:lineRule="auto"/>
+        <w:jc w:val="both"/>
       </w:pPr>
       <w:r>
         <w:rPr>
           <w:rFonts w:ascii="Times New Roman" w:hAnsi="Times New Roman" w:eastAsia="Times New Roman"/>
           <w:b/>
-          <w:color w:val="181A1F"/>
           <w:sz w:val="28"/>
         </w:rPr>
-        <w:t>13.</w:t>
-      </w:r>
-    </w:p>
-    <w:p>
-      <w:pPr>
-        <w:widowControl/>
-        <w:spacing w:line="240" w:lineRule="auto" w:after="0"/>
-      </w:pPr>
-      <w:r>
-        <w:rPr>
-          <w:rFonts w:ascii="Times New Roman" w:hAnsi="Times New Roman" w:eastAsia="Times New Roman"/>
-          <w:b w:val="0"/>
-          <w:i w:val="0"/>
-          <w:color w:val="181A1F"/>
-          <w:sz w:val="28"/>
-        </w:rPr>
-        <w:t>В стране Z активно развивается крупное машинное производство, растут города. Работники добились от правительства принятия справедливого законодательства о труде. Какие признаки подтверждают наличие в стране Z рыночной экономики? Запишите цифры, под которыми они указаны.</w:t>
-      </w:r>
-    </w:p>
-    <w:p>
-      <w:pPr>
-        <w:widowControl/>
-        <w:spacing w:line="240" w:lineRule="auto" w:after="0"/>
-      </w:pPr>
-      <w:r>
-        <w:rPr>
-          <w:rFonts w:ascii="Times New Roman" w:hAnsi="Times New Roman" w:eastAsia="Times New Roman"/>
-          <w:b w:val="0"/>
-          <w:i w:val="0"/>
-          <w:color w:val="181A1F"/>
-          <w:sz w:val="28"/>
-        </w:rPr>
-        <w:t>1) Сельское хозяйство производит широкий ассортимент продукции.</w:t>
-      </w:r>
-    </w:p>
-    <w:p>
-      <w:pPr>
-        <w:widowControl/>
-        <w:spacing w:line="240" w:lineRule="auto" w:after="0"/>
-      </w:pPr>
-      <w:r>
-        <w:rPr>
-          <w:rFonts w:ascii="Times New Roman" w:hAnsi="Times New Roman" w:eastAsia="Times New Roman"/>
-          <w:b w:val="0"/>
-          <w:i w:val="0"/>
-          <w:color w:val="181A1F"/>
-          <w:sz w:val="28"/>
-        </w:rPr>
-        <w:t>2) Собственниками земли, предприятий являются частные лица, организации.</w:t>
-      </w:r>
-    </w:p>
-    <w:p>
-      <w:pPr>
-        <w:widowControl/>
-        <w:spacing w:line="240" w:lineRule="auto" w:after="0"/>
-      </w:pPr>
-      <w:r>
-        <w:rPr>
-          <w:rFonts w:ascii="Times New Roman" w:hAnsi="Times New Roman" w:eastAsia="Times New Roman"/>
-          <w:b w:val="0"/>
-          <w:i w:val="0"/>
-          <w:color w:val="181A1F"/>
-          <w:sz w:val="28"/>
-        </w:rPr>
-        <w:t>3) Фирмы конкурируют за спрос потребителей.</w:t>
-      </w:r>
-    </w:p>
-    <w:p>
-      <w:pPr>
-        <w:widowControl/>
-        <w:spacing w:line="240" w:lineRule="auto" w:after="0"/>
-      </w:pPr>
-      <w:r>
-        <w:rPr>
-          <w:rFonts w:ascii="Times New Roman" w:hAnsi="Times New Roman" w:eastAsia="Times New Roman"/>
-          <w:b w:val="0"/>
-          <w:i w:val="0"/>
-          <w:color w:val="181A1F"/>
-          <w:sz w:val="28"/>
-        </w:rPr>
-        <w:t>4) Промышленное производство растёт быстрыми темпами.</w:t>
-      </w:r>
-    </w:p>
-    <w:p>
-      <w:pPr>
-        <w:widowControl/>
-        <w:spacing w:line="240" w:lineRule="auto" w:after="0"/>
-      </w:pPr>
-      <w:r>
-        <w:rPr>
-          <w:rFonts w:ascii="Times New Roman" w:hAnsi="Times New Roman" w:eastAsia="Times New Roman"/>
-          <w:b w:val="0"/>
-          <w:i w:val="0"/>
-          <w:color w:val="181A1F"/>
-          <w:sz w:val="28"/>
-        </w:rPr>
-        <w:t>5) Валюта страны Z высоко котируется по отношению к валютам других государств.</w:t>
-      </w:r>
-    </w:p>
-    <w:p>
-      <w:pPr>
-        <w:widowControl/>
-        <w:spacing w:line="240" w:lineRule="auto" w:after="0"/>
-      </w:pPr>
-      <w:r>
-        <w:rPr>
-          <w:rFonts w:ascii="Times New Roman" w:hAnsi="Times New Roman" w:eastAsia="Times New Roman"/>
-          <w:b w:val="0"/>
-          <w:i w:val="0"/>
-          <w:color w:val="181A1F"/>
-          <w:sz w:val="28"/>
-        </w:rPr>
-        <w:t>6) В стране Z каждый собственник факторов производства свободно распоряжается ими.</w:t>
-      </w:r>
-    </w:p>
-    <w:p>
-      <w:pPr>
-        <w:keepNext/>
-        <w:widowControl/>
-        <w:spacing w:line="240" w:lineRule="auto" w:after="0" w:before="120"/>
-      </w:pPr>
-      <w:r>
-        <w:rPr>
-          <w:rFonts w:ascii="Times New Roman" w:hAnsi="Times New Roman" w:eastAsia="Times New Roman"/>
-          <w:b/>
-          <w:color w:val="181A1F"/>
-          <w:sz w:val="28"/>
-        </w:rPr>
-        <w:t>14.</w:t>
-      </w:r>
-    </w:p>
-    <w:p>
-      <w:pPr>
-        <w:widowControl/>
-        <w:spacing w:line="240" w:lineRule="auto" w:after="0"/>
-      </w:pPr>
-      <w:r>
-        <w:rPr>
-          <w:rFonts w:ascii="Times New Roman" w:hAnsi="Times New Roman" w:eastAsia="Times New Roman"/>
-          <w:b w:val="0"/>
-          <w:i w:val="0"/>
-          <w:color w:val="181A1F"/>
-          <w:sz w:val="28"/>
-        </w:rPr>
-        <w:t>Выберите верные суждения о социализации и запишите цифры, под которыми они указаны.</w:t>
-      </w:r>
-    </w:p>
-    <w:p>
-      <w:pPr>
-        <w:widowControl/>
-        <w:spacing w:line="240" w:lineRule="auto" w:after="0"/>
-      </w:pPr>
-      <w:r>
-        <w:rPr>
-          <w:rFonts w:ascii="Times New Roman" w:hAnsi="Times New Roman" w:eastAsia="Times New Roman"/>
-          <w:b w:val="0"/>
-          <w:i w:val="0"/>
-          <w:color w:val="181A1F"/>
-          <w:sz w:val="28"/>
-        </w:rPr>
-        <w:t>1) Социализация индивида начинается с рождения и продолжается в течение всей его жизни.</w:t>
-      </w:r>
-    </w:p>
-    <w:p>
-      <w:pPr>
-        <w:widowControl/>
-        <w:spacing w:line="240" w:lineRule="auto" w:after="0"/>
-      </w:pPr>
-      <w:r>
-        <w:rPr>
-          <w:rFonts w:ascii="Times New Roman" w:hAnsi="Times New Roman" w:eastAsia="Times New Roman"/>
-          <w:b w:val="0"/>
-          <w:i w:val="0"/>
-          <w:color w:val="181A1F"/>
-          <w:sz w:val="28"/>
-        </w:rPr>
-        <w:t>2) Институтами первичной социализации индивидов являются политические партии и общественные движения.</w:t>
-      </w:r>
-    </w:p>
-    <w:p>
-      <w:pPr>
-        <w:widowControl/>
-        <w:spacing w:line="240" w:lineRule="auto" w:after="0"/>
-      </w:pPr>
-      <w:r>
-        <w:rPr>
-          <w:rFonts w:ascii="Times New Roman" w:hAnsi="Times New Roman" w:eastAsia="Times New Roman"/>
-          <w:b w:val="0"/>
-          <w:i w:val="0"/>
-          <w:color w:val="181A1F"/>
-          <w:sz w:val="28"/>
-        </w:rPr>
-        <w:t>3) Социализация индивида проходит всегда в организованной форме.</w:t>
-      </w:r>
-    </w:p>
-    <w:p>
-      <w:pPr>
-        <w:widowControl/>
-        <w:spacing w:line="240" w:lineRule="auto" w:after="0"/>
-      </w:pPr>
-      <w:r>
-        <w:rPr>
-          <w:rFonts w:ascii="Times New Roman" w:hAnsi="Times New Roman" w:eastAsia="Times New Roman"/>
-          <w:b w:val="0"/>
-          <w:i w:val="0"/>
-          <w:color w:val="181A1F"/>
-          <w:sz w:val="28"/>
-        </w:rPr>
-        <w:t>4) Семья является одним из главных социальных институтов, влияющих на социализацию индивида.</w:t>
-      </w:r>
-    </w:p>
-    <w:p>
-      <w:pPr>
-        <w:widowControl/>
-        <w:spacing w:line="240" w:lineRule="auto" w:after="0"/>
-      </w:pPr>
-      <w:r>
-        <w:rPr>
-          <w:rFonts w:ascii="Times New Roman" w:hAnsi="Times New Roman" w:eastAsia="Times New Roman"/>
-          <w:b w:val="0"/>
-          <w:i w:val="0"/>
-          <w:color w:val="181A1F"/>
-          <w:sz w:val="28"/>
-        </w:rPr>
-        <w:t>5) Социализация представляет собой усвоение индивидом социальных ценностей, норм и образцов поведения.</w:t>
-      </w:r>
-    </w:p>
-    <w:p>
-      <w:pPr>
-        <w:keepNext/>
-        <w:widowControl/>
-        <w:spacing w:line="240" w:lineRule="auto" w:after="0" w:before="120"/>
-      </w:pPr>
-      <w:r>
-        <w:rPr>
-          <w:rFonts w:ascii="Times New Roman" w:hAnsi="Times New Roman" w:eastAsia="Times New Roman"/>
-          <w:b/>
-          <w:color w:val="181A1F"/>
-          <w:sz w:val="28"/>
-        </w:rPr>
-        <w:t>15.</w:t>
-      </w:r>
-    </w:p>
-    <w:p>
-      <w:pPr>
-        <w:widowControl/>
-        <w:spacing w:line="240" w:lineRule="auto" w:after="0"/>
-      </w:pPr>
-      <w:r>
-        <w:rPr>
-          <w:rFonts w:ascii="Times New Roman" w:hAnsi="Times New Roman" w:eastAsia="Times New Roman"/>
-          <w:b w:val="0"/>
-          <w:i w:val="0"/>
-          <w:color w:val="181A1F"/>
-          <w:sz w:val="28"/>
-        </w:rPr>
-        <w:t>Выберите верные суждения о социальной стратификации. Запишите цифры, под которыми они указаны.</w:t>
-      </w:r>
-    </w:p>
-    <w:p>
-      <w:pPr>
-        <w:widowControl/>
-        <w:spacing w:line="240" w:lineRule="auto" w:after="0"/>
-      </w:pPr>
-      <w:r>
-        <w:rPr>
-          <w:rFonts w:ascii="Times New Roman" w:hAnsi="Times New Roman" w:eastAsia="Times New Roman"/>
-          <w:b w:val="0"/>
-          <w:i w:val="0"/>
-          <w:color w:val="181A1F"/>
-          <w:sz w:val="28"/>
-        </w:rPr>
-        <w:t xml:space="preserve">1) Понятие «социальная стратификация» обозначает систему признаков и критериев социального расслоения в обществе. </w:t>
-      </w:r>
-    </w:p>
-    <w:p>
-      <w:pPr>
-        <w:widowControl/>
-        <w:spacing w:line="240" w:lineRule="auto" w:after="0"/>
-      </w:pPr>
-      <w:r>
-        <w:rPr>
-          <w:rFonts w:ascii="Times New Roman" w:hAnsi="Times New Roman" w:eastAsia="Times New Roman"/>
-          <w:b w:val="0"/>
-          <w:i w:val="0"/>
-          <w:color w:val="181A1F"/>
-          <w:sz w:val="28"/>
-        </w:rPr>
-        <w:t>2) Доход как критерий социальной стратификации учитывает количество денежных поступлений индивида или семьи за определённый период времени.</w:t>
-      </w:r>
-    </w:p>
-    <w:p>
-      <w:pPr>
-        <w:widowControl/>
-        <w:spacing w:line="240" w:lineRule="auto" w:after="0"/>
-      </w:pPr>
-      <w:r>
-        <w:rPr>
-          <w:rFonts w:ascii="Times New Roman" w:hAnsi="Times New Roman" w:eastAsia="Times New Roman"/>
-          <w:b w:val="0"/>
-          <w:i w:val="0"/>
-          <w:color w:val="181A1F"/>
-          <w:sz w:val="28"/>
-        </w:rPr>
-        <w:t>3) Динамический характер общества — основной критерий социальной стратификации.</w:t>
-      </w:r>
-    </w:p>
-    <w:p>
-      <w:pPr>
-        <w:widowControl/>
-        <w:spacing w:line="240" w:lineRule="auto" w:after="0"/>
-      </w:pPr>
-      <w:r>
-        <w:rPr>
-          <w:rFonts w:ascii="Times New Roman" w:hAnsi="Times New Roman" w:eastAsia="Times New Roman"/>
-          <w:b w:val="0"/>
-          <w:i w:val="0"/>
-          <w:color w:val="181A1F"/>
-          <w:sz w:val="28"/>
-        </w:rPr>
-        <w:t>4) Стратификационная структура общества отражает сложившееся в нём социальное неравенство.</w:t>
-      </w:r>
-    </w:p>
-    <w:p>
-      <w:pPr>
-        <w:widowControl/>
-        <w:spacing w:line="240" w:lineRule="auto" w:after="0"/>
-      </w:pPr>
-      <w:r>
-        <w:rPr>
-          <w:rFonts w:ascii="Times New Roman" w:hAnsi="Times New Roman" w:eastAsia="Times New Roman"/>
-          <w:b w:val="0"/>
-          <w:i w:val="0"/>
-          <w:color w:val="181A1F"/>
-          <w:sz w:val="28"/>
-        </w:rPr>
-        <w:t>5) Учёные выделяют два вида социальной стратификации: прогрессивную и регрессивную.</w:t>
-      </w:r>
-    </w:p>
-    <w:p>
-      <w:pPr>
-        <w:keepNext/>
-        <w:widowControl/>
-        <w:spacing w:line="240" w:lineRule="auto" w:after="0" w:before="120"/>
-      </w:pPr>
-      <w:r>
-        <w:rPr>
-          <w:rFonts w:ascii="Times New Roman" w:hAnsi="Times New Roman" w:eastAsia="Times New Roman"/>
-          <w:b/>
-          <w:color w:val="181A1F"/>
-          <w:sz w:val="28"/>
-        </w:rPr>
-        <w:t>16.</w:t>
-      </w:r>
-    </w:p>
-    <w:p>
-      <w:pPr>
-        <w:widowControl/>
-        <w:spacing w:line="240" w:lineRule="auto" w:after="0"/>
-      </w:pPr>
-      <w:r>
-        <w:rPr>
-          <w:rFonts w:ascii="Times New Roman" w:hAnsi="Times New Roman" w:eastAsia="Times New Roman"/>
-          <w:b w:val="0"/>
-          <w:i w:val="0"/>
-          <w:color w:val="181A1F"/>
-          <w:sz w:val="28"/>
-        </w:rPr>
-        <w:t>Выберите верные суждения о социальном конфликте и запишите цифры, под которыми они указаны.</w:t>
-      </w:r>
-    </w:p>
-    <w:p>
-      <w:pPr>
-        <w:widowControl/>
-        <w:spacing w:line="240" w:lineRule="auto" w:after="0"/>
-      </w:pPr>
-      <w:r>
-        <w:rPr>
-          <w:rFonts w:ascii="Times New Roman" w:hAnsi="Times New Roman" w:eastAsia="Times New Roman"/>
-          <w:b w:val="0"/>
-          <w:i w:val="0"/>
-          <w:color w:val="181A1F"/>
-          <w:sz w:val="28"/>
-        </w:rPr>
-        <w:t>1) Институциональные конфликты запрещены во всех обществах.</w:t>
-      </w:r>
-      <w:r>
-        <w:rPr>
-          <w:rFonts w:ascii="Times New Roman" w:hAnsi="Times New Roman" w:eastAsia="Times New Roman"/>
-          <w:color w:val="181A1F"/>
-          <w:sz w:val="28"/>
-        </w:rPr>
-        <w:br/>
+        <w:t xml:space="preserve">№13 </w:t>
       </w:r>
       <w:r>
         <w:rPr>
           <w:rFonts w:ascii="Times New Roman" w:hAnsi="Times New Roman" w:eastAsia="Times New Roman"/>
           <w:b w:val="0"/>
           <w:i w:val="0"/>
-          <w:color w:val="181A1F"/>
           <w:sz w:val="28"/>
         </w:rPr>
-        <w:t>2) Социальный конфликт — это наивысшая стадия развития противоречий в отношениях между людьми, социальными группами, общества в целом.</w:t>
+        <w:t>Установите соответствие между полномочиями и субъектами государственной власти Российской Федерации, реализующими эти полномочия: к каждой позиции, данной в первом столбце, подберите соответствующую позицию из второго столбца.</w:t>
       </w:r>
+    </w:p>
+    <w:tbl>
+      <w:tblPr>
+        <w:tblStyle w:val="TableGrid"/>
+        <w:tblW w:type="auto" w:w="0"/>
+        <w:tblLayout w:type="autofit"/>
+        <w:tblLook w:firstColumn="1" w:firstRow="1" w:lastColumn="0" w:lastRow="0" w:noHBand="0" w:noVBand="1" w:val="04A0"/>
+      </w:tblPr>
+      <w:tblGrid>
+        <w:gridCol w:w="5128"/>
+        <w:gridCol w:w="5128"/>
+      </w:tblGrid>
+      <w:tr>
+        <w:tc>
+          <w:tcPr>
+            <w:tcW w:type="dxa" w:w="5128"/>
+            <w:vAlign w:val="center"/>
+            <w:tcMar>
+              <w:top w:w="80" w:type="dxa"/>
+              <w:start w:w="100" w:type="dxa"/>
+              <w:bottom w:w="80" w:type="dxa"/>
+              <w:end w:w="100" w:type="dxa"/>
+            </w:tcMar>
+          </w:tcPr>
+          <w:p>
+            <w:pPr>
+              <w:keepNext w:val="0"/>
+              <w:spacing w:after="0" w:line="240" w:lineRule="auto"/>
+              <w:jc w:val="left"/>
+            </w:pPr>
+            <w:r>
+              <w:rPr>
+                <w:rFonts w:ascii="Times New Roman" w:hAnsi="Times New Roman" w:eastAsia="Times New Roman"/>
+                <w:sz w:val="28"/>
+              </w:rPr>
+              <w:t>ПОЛНОМОЧИЯ</w:t>
+            </w:r>
+          </w:p>
+        </w:tc>
+        <w:tc>
+          <w:tcPr>
+            <w:tcW w:type="dxa" w:w="5128"/>
+            <w:vAlign w:val="center"/>
+            <w:tcMar>
+              <w:top w:w="80" w:type="dxa"/>
+              <w:start w:w="100" w:type="dxa"/>
+              <w:bottom w:w="80" w:type="dxa"/>
+              <w:end w:w="100" w:type="dxa"/>
+            </w:tcMar>
+          </w:tcPr>
+          <w:p>
+            <w:pPr>
+              <w:keepNext w:val="0"/>
+              <w:spacing w:after="0" w:line="240" w:lineRule="auto"/>
+              <w:jc w:val="left"/>
+            </w:pPr>
+            <w:r>
+              <w:rPr>
+                <w:rFonts w:ascii="Times New Roman" w:hAnsi="Times New Roman" w:eastAsia="Times New Roman"/>
+                <w:sz w:val="28"/>
+              </w:rPr>
+              <w:t>СУБЪЕКТЫ ГОСУДАРСТВЕННОЙ ВЛАСТИ РОССИЙСКОЙ ФЕДЕРАЦИИ</w:t>
+            </w:r>
+          </w:p>
+        </w:tc>
+      </w:tr>
+      <w:tr>
+        <w:tc>
+          <w:tcPr>
+            <w:tcW w:type="dxa" w:w="5128"/>
+            <w:vAlign w:val="center"/>
+            <w:tcMar>
+              <w:top w:w="80" w:type="dxa"/>
+              <w:start w:w="100" w:type="dxa"/>
+              <w:bottom w:w="80" w:type="dxa"/>
+              <w:end w:w="100" w:type="dxa"/>
+            </w:tcMar>
+          </w:tcPr>
+          <w:p>
+            <w:pPr>
+              <w:keepNext w:val="0"/>
+              <w:spacing w:after="0" w:line="240" w:lineRule="auto"/>
+              <w:jc w:val="left"/>
+            </w:pPr>
+            <w:r>
+              <w:rPr>
+                <w:rFonts w:ascii="Times New Roman" w:hAnsi="Times New Roman" w:eastAsia="Times New Roman"/>
+                <w:sz w:val="28"/>
+              </w:rPr>
+              <w:t>А) осуществление мер по поддержке институтов гражданского обществаБ) утверждение изменения границ между субъектами Российской ФедерацииВ) разрешение споров о компетенции между высшими государственными органами субъектов Российской ФедерацииГ) назначение выборов Президента Российской ФедерацииД) обеспечение функционирования системы социальной защиты инвалидов</w:t>
+            </w:r>
+          </w:p>
+        </w:tc>
+        <w:tc>
+          <w:tcPr>
+            <w:tcW w:type="dxa" w:w="5128"/>
+            <w:vAlign w:val="center"/>
+            <w:tcMar>
+              <w:top w:w="80" w:type="dxa"/>
+              <w:start w:w="100" w:type="dxa"/>
+              <w:bottom w:w="80" w:type="dxa"/>
+              <w:end w:w="100" w:type="dxa"/>
+            </w:tcMar>
+          </w:tcPr>
+          <w:p>
+            <w:pPr>
+              <w:keepNext w:val="0"/>
+              <w:spacing w:after="0" w:line="240" w:lineRule="auto"/>
+              <w:jc w:val="left"/>
+            </w:pPr>
+            <w:r>
+              <w:rPr>
+                <w:rFonts w:ascii="Times New Roman" w:hAnsi="Times New Roman" w:eastAsia="Times New Roman"/>
+                <w:sz w:val="28"/>
+              </w:rPr>
+              <w:t>1) Совет Федерации2) Правительство Российской Федерации3) Конституционный Суд Российской Федерации</w:t>
+            </w:r>
+          </w:p>
+        </w:tc>
+      </w:tr>
+    </w:tbl>
+    <w:p/>
+    <w:p>
+      <w:pPr>
+        <w:keepNext w:val="0"/>
+        <w:spacing w:after="60" w:line="240" w:lineRule="auto"/>
+        <w:jc w:val="both"/>
+      </w:pPr>
       <w:r>
         <w:rPr>
           <w:rFonts w:ascii="Times New Roman" w:hAnsi="Times New Roman" w:eastAsia="Times New Roman"/>
-          <w:color w:val="181A1F"/>
+          <w:b w:val="0"/>
+          <w:i w:val="0"/>
           <w:sz w:val="28"/>
         </w:rPr>
-        <w:br/>
+        <w:t>Запишите в таблицу выбранные цифры под соответствующими буквами:</w:t>
+      </w:r>
+    </w:p>
+    <w:tbl>
+      <w:tblPr>
+        <w:tblStyle w:val="TableGrid"/>
+        <w:tblW w:type="auto" w:w="0"/>
+        <w:tblLayout w:type="autofit"/>
+        <w:tblLook w:firstColumn="1" w:firstRow="1" w:lastColumn="0" w:lastRow="0" w:noHBand="0" w:noVBand="1" w:val="04A0"/>
+      </w:tblPr>
+      <w:tblGrid>
+        <w:gridCol w:w="2051"/>
+        <w:gridCol w:w="2051"/>
+        <w:gridCol w:w="2051"/>
+        <w:gridCol w:w="2051"/>
+        <w:gridCol w:w="2051"/>
+      </w:tblGrid>
+      <w:tr>
+        <w:tc>
+          <w:tcPr>
+            <w:tcW w:type="dxa" w:w="2051"/>
+            <w:vAlign w:val="center"/>
+            <w:tcMar>
+              <w:top w:w="80" w:type="dxa"/>
+              <w:start w:w="100" w:type="dxa"/>
+              <w:bottom w:w="80" w:type="dxa"/>
+              <w:end w:w="100" w:type="dxa"/>
+            </w:tcMar>
+          </w:tcPr>
+          <w:p>
+            <w:pPr>
+              <w:keepNext w:val="0"/>
+              <w:spacing w:after="0" w:line="240" w:lineRule="auto"/>
+              <w:jc w:val="left"/>
+            </w:pPr>
+            <w:r>
+              <w:rPr>
+                <w:rFonts w:ascii="Times New Roman" w:hAnsi="Times New Roman" w:eastAsia="Times New Roman"/>
+                <w:sz w:val="28"/>
+              </w:rPr>
+              <w:t>A</w:t>
+            </w:r>
+          </w:p>
+        </w:tc>
+        <w:tc>
+          <w:tcPr>
+            <w:tcW w:type="dxa" w:w="2051"/>
+            <w:vAlign w:val="center"/>
+            <w:tcMar>
+              <w:top w:w="80" w:type="dxa"/>
+              <w:start w:w="100" w:type="dxa"/>
+              <w:bottom w:w="80" w:type="dxa"/>
+              <w:end w:w="100" w:type="dxa"/>
+            </w:tcMar>
+          </w:tcPr>
+          <w:p>
+            <w:pPr>
+              <w:keepNext w:val="0"/>
+              <w:spacing w:after="0" w:line="240" w:lineRule="auto"/>
+              <w:jc w:val="left"/>
+            </w:pPr>
+            <w:r>
+              <w:rPr>
+                <w:rFonts w:ascii="Times New Roman" w:hAnsi="Times New Roman" w:eastAsia="Times New Roman"/>
+                <w:sz w:val="28"/>
+              </w:rPr>
+              <w:t>Б</w:t>
+            </w:r>
+          </w:p>
+        </w:tc>
+        <w:tc>
+          <w:tcPr>
+            <w:tcW w:type="dxa" w:w="2051"/>
+            <w:vAlign w:val="center"/>
+            <w:tcMar>
+              <w:top w:w="80" w:type="dxa"/>
+              <w:start w:w="100" w:type="dxa"/>
+              <w:bottom w:w="80" w:type="dxa"/>
+              <w:end w:w="100" w:type="dxa"/>
+            </w:tcMar>
+          </w:tcPr>
+          <w:p>
+            <w:pPr>
+              <w:keepNext w:val="0"/>
+              <w:spacing w:after="0" w:line="240" w:lineRule="auto"/>
+              <w:jc w:val="left"/>
+            </w:pPr>
+            <w:r>
+              <w:rPr>
+                <w:rFonts w:ascii="Times New Roman" w:hAnsi="Times New Roman" w:eastAsia="Times New Roman"/>
+                <w:sz w:val="28"/>
+              </w:rPr>
+              <w:t>В</w:t>
+            </w:r>
+          </w:p>
+        </w:tc>
+        <w:tc>
+          <w:tcPr>
+            <w:tcW w:type="dxa" w:w="2051"/>
+            <w:vAlign w:val="center"/>
+            <w:tcMar>
+              <w:top w:w="80" w:type="dxa"/>
+              <w:start w:w="100" w:type="dxa"/>
+              <w:bottom w:w="80" w:type="dxa"/>
+              <w:end w:w="100" w:type="dxa"/>
+            </w:tcMar>
+          </w:tcPr>
+          <w:p>
+            <w:pPr>
+              <w:keepNext w:val="0"/>
+              <w:spacing w:after="0" w:line="240" w:lineRule="auto"/>
+              <w:jc w:val="left"/>
+            </w:pPr>
+            <w:r>
+              <w:rPr>
+                <w:rFonts w:ascii="Times New Roman" w:hAnsi="Times New Roman" w:eastAsia="Times New Roman"/>
+                <w:sz w:val="28"/>
+              </w:rPr>
+              <w:t>Г</w:t>
+            </w:r>
+          </w:p>
+        </w:tc>
+        <w:tc>
+          <w:tcPr>
+            <w:tcW w:type="dxa" w:w="2051"/>
+            <w:vAlign w:val="center"/>
+            <w:tcMar>
+              <w:top w:w="80" w:type="dxa"/>
+              <w:start w:w="100" w:type="dxa"/>
+              <w:bottom w:w="80" w:type="dxa"/>
+              <w:end w:w="100" w:type="dxa"/>
+            </w:tcMar>
+          </w:tcPr>
+          <w:p>
+            <w:pPr>
+              <w:keepNext w:val="0"/>
+              <w:spacing w:after="0" w:line="240" w:lineRule="auto"/>
+              <w:jc w:val="left"/>
+            </w:pPr>
+            <w:r>
+              <w:rPr>
+                <w:rFonts w:ascii="Times New Roman" w:hAnsi="Times New Roman" w:eastAsia="Times New Roman"/>
+                <w:sz w:val="28"/>
+              </w:rPr>
+              <w:t>Д</w:t>
+            </w:r>
+          </w:p>
+        </w:tc>
+      </w:tr>
+      <w:tr>
+        <w:tc>
+          <w:tcPr>
+            <w:tcW w:type="dxa" w:w="2051"/>
+            <w:vAlign w:val="center"/>
+            <w:tcMar>
+              <w:top w:w="80" w:type="dxa"/>
+              <w:start w:w="100" w:type="dxa"/>
+              <w:bottom w:w="80" w:type="dxa"/>
+              <w:end w:w="100" w:type="dxa"/>
+            </w:tcMar>
+          </w:tcPr>
+          <w:p>
+            <w:pPr>
+              <w:keepNext w:val="0"/>
+              <w:spacing w:after="0" w:line="240" w:lineRule="auto"/>
+              <w:jc w:val="left"/>
+            </w:pPr>
+            <w:r>
+              <w:rPr>
+                <w:rFonts w:ascii="Times New Roman" w:hAnsi="Times New Roman" w:eastAsia="Times New Roman"/>
+                <w:sz w:val="28"/>
+              </w:rPr>
+            </w:r>
+          </w:p>
+        </w:tc>
+        <w:tc>
+          <w:tcPr>
+            <w:tcW w:type="dxa" w:w="2051"/>
+            <w:vAlign w:val="center"/>
+            <w:tcMar>
+              <w:top w:w="80" w:type="dxa"/>
+              <w:start w:w="100" w:type="dxa"/>
+              <w:bottom w:w="80" w:type="dxa"/>
+              <w:end w:w="100" w:type="dxa"/>
+            </w:tcMar>
+          </w:tcPr>
+          <w:p>
+            <w:pPr>
+              <w:keepNext w:val="0"/>
+              <w:spacing w:after="0" w:line="240" w:lineRule="auto"/>
+              <w:jc w:val="left"/>
+            </w:pPr>
+            <w:r>
+              <w:rPr>
+                <w:rFonts w:ascii="Times New Roman" w:hAnsi="Times New Roman" w:eastAsia="Times New Roman"/>
+                <w:sz w:val="28"/>
+              </w:rPr>
+            </w:r>
+          </w:p>
+        </w:tc>
+        <w:tc>
+          <w:tcPr>
+            <w:tcW w:type="dxa" w:w="2051"/>
+            <w:vAlign w:val="center"/>
+            <w:tcMar>
+              <w:top w:w="80" w:type="dxa"/>
+              <w:start w:w="100" w:type="dxa"/>
+              <w:bottom w:w="80" w:type="dxa"/>
+              <w:end w:w="100" w:type="dxa"/>
+            </w:tcMar>
+          </w:tcPr>
+          <w:p>
+            <w:pPr>
+              <w:keepNext w:val="0"/>
+              <w:spacing w:after="0" w:line="240" w:lineRule="auto"/>
+              <w:jc w:val="left"/>
+            </w:pPr>
+            <w:r>
+              <w:rPr>
+                <w:rFonts w:ascii="Times New Roman" w:hAnsi="Times New Roman" w:eastAsia="Times New Roman"/>
+                <w:sz w:val="28"/>
+              </w:rPr>
+            </w:r>
+          </w:p>
+        </w:tc>
+        <w:tc>
+          <w:tcPr>
+            <w:tcW w:type="dxa" w:w="2051"/>
+            <w:vAlign w:val="center"/>
+            <w:tcMar>
+              <w:top w:w="80" w:type="dxa"/>
+              <w:start w:w="100" w:type="dxa"/>
+              <w:bottom w:w="80" w:type="dxa"/>
+              <w:end w:w="100" w:type="dxa"/>
+            </w:tcMar>
+          </w:tcPr>
+          <w:p>
+            <w:pPr>
+              <w:keepNext w:val="0"/>
+              <w:spacing w:after="0" w:line="240" w:lineRule="auto"/>
+              <w:jc w:val="left"/>
+            </w:pPr>
+            <w:r>
+              <w:rPr>
+                <w:rFonts w:ascii="Times New Roman" w:hAnsi="Times New Roman" w:eastAsia="Times New Roman"/>
+                <w:sz w:val="28"/>
+              </w:rPr>
+            </w:r>
+          </w:p>
+        </w:tc>
+        <w:tc>
+          <w:tcPr>
+            <w:tcW w:type="dxa" w:w="2051"/>
+            <w:vAlign w:val="center"/>
+            <w:tcMar>
+              <w:top w:w="80" w:type="dxa"/>
+              <w:start w:w="100" w:type="dxa"/>
+              <w:bottom w:w="80" w:type="dxa"/>
+              <w:end w:w="100" w:type="dxa"/>
+            </w:tcMar>
+          </w:tcPr>
+          <w:p>
+            <w:pPr>
+              <w:keepNext w:val="0"/>
+              <w:spacing w:after="0" w:line="240" w:lineRule="auto"/>
+              <w:jc w:val="left"/>
+            </w:pPr>
+            <w:r>
+              <w:rPr>
+                <w:rFonts w:ascii="Times New Roman" w:hAnsi="Times New Roman" w:eastAsia="Times New Roman"/>
+                <w:sz w:val="28"/>
+              </w:rPr>
+            </w:r>
+          </w:p>
+        </w:tc>
+      </w:tr>
+    </w:tbl>
+    <w:p/>
+    <w:p>
+      <w:pPr>
+        <w:keepNext w:val="0"/>
+        <w:spacing w:after="60" w:line="240" w:lineRule="auto"/>
+        <w:jc w:val="both"/>
+      </w:pPr>
+      <w:r>
+        <w:rPr>
+          <w:rFonts w:ascii="Times New Roman" w:hAnsi="Times New Roman" w:eastAsia="Times New Roman"/>
+          <w:b w:val="0"/>
+          <w:i w:val="0"/>
+          <w:sz w:val="28"/>
+        </w:rPr>
+        <w:t>Ответ:</w:t>
+      </w:r>
+    </w:p>
+    <w:p>
+      <w:pPr>
+        <w:keepNext w:val="0"/>
+        <w:spacing w:after="60" w:line="240" w:lineRule="auto"/>
+        <w:jc w:val="both"/>
+      </w:pPr>
+      <w:r>
+        <w:rPr>
+          <w:rFonts w:ascii="Times New Roman" w:hAnsi="Times New Roman" w:eastAsia="Times New Roman"/>
+          <w:b/>
+          <w:sz w:val="28"/>
+        </w:rPr>
+        <w:t xml:space="preserve">№14 </w:t>
       </w:r>
       <w:r>
         <w:rPr>
           <w:rFonts w:ascii="Times New Roman" w:hAnsi="Times New Roman" w:eastAsia="Times New Roman"/>
           <w:b w:val="0"/>
           <w:i w:val="0"/>
-          <w:color w:val="181A1F"/>
           <w:sz w:val="28"/>
         </w:rPr>
-        <w:t>3) В зависимости от масштабов социальных коллизий выделяют легитимные и противоправные конфликты.</w:t>
+        <w:t xml:space="preserve">Выберите верные суждения о правоотношениях и запишите цифры, под которыми они указаны. </w:t>
       </w:r>
+    </w:p>
+    <w:p>
+      <w:pPr>
+        <w:keepNext w:val="0"/>
+        <w:spacing w:after="60" w:line="240" w:lineRule="auto"/>
+        <w:jc w:val="both"/>
+      </w:pPr>
       <w:r>
         <w:rPr>
           <w:rFonts w:ascii="Times New Roman" w:hAnsi="Times New Roman" w:eastAsia="Times New Roman"/>
-          <w:color w:val="181A1F"/>
+          <w:b w:val="0"/>
+          <w:i w:val="0"/>
           <w:sz w:val="28"/>
         </w:rPr>
-        <w:br/>
+        <w:t>1) Гражданские правоотношения связаны с деятельностью государственных органов, осуществляющих функции государства.</w:t>
+      </w:r>
+    </w:p>
+    <w:p>
+      <w:pPr>
+        <w:keepNext w:val="0"/>
+        <w:spacing w:after="60" w:line="240" w:lineRule="auto"/>
+        <w:jc w:val="both"/>
+      </w:pPr>
+      <w:r>
+        <w:rPr>
+          <w:rFonts w:ascii="Times New Roman" w:hAnsi="Times New Roman" w:eastAsia="Times New Roman"/>
+          <w:b w:val="0"/>
+          <w:i w:val="0"/>
+          <w:sz w:val="28"/>
+        </w:rPr>
+        <w:t>2) Для возникновения уголовного правоотношения требуется воля всех его участников.</w:t>
+      </w:r>
+    </w:p>
+    <w:p>
+      <w:pPr>
+        <w:keepNext w:val="0"/>
+        <w:spacing w:after="60" w:line="240" w:lineRule="auto"/>
+        <w:jc w:val="both"/>
+      </w:pPr>
+      <w:r>
+        <w:rPr>
+          <w:rFonts w:ascii="Times New Roman" w:hAnsi="Times New Roman" w:eastAsia="Times New Roman"/>
+          <w:b w:val="0"/>
+          <w:i w:val="0"/>
+          <w:sz w:val="28"/>
+        </w:rPr>
+        <w:t>3) Правоотношение выступает в качестве одной из форм реализации права.</w:t>
+      </w:r>
+    </w:p>
+    <w:p>
+      <w:pPr>
+        <w:keepNext w:val="0"/>
+        <w:spacing w:after="60" w:line="240" w:lineRule="auto"/>
+        <w:jc w:val="both"/>
+      </w:pPr>
+      <w:r>
+        <w:rPr>
+          <w:rFonts w:ascii="Times New Roman" w:hAnsi="Times New Roman" w:eastAsia="Times New Roman"/>
+          <w:b w:val="0"/>
+          <w:i w:val="0"/>
+          <w:sz w:val="28"/>
+        </w:rPr>
+        <w:t>4) Правоотношения возникают, прекращаются или изменяются только на основе правовых норм, которые непосредственно порождают правоотношения и реализуются через них.</w:t>
+      </w:r>
+    </w:p>
+    <w:p>
+      <w:pPr>
+        <w:keepNext w:val="0"/>
+        <w:spacing w:after="60" w:line="240" w:lineRule="auto"/>
+        <w:jc w:val="both"/>
+      </w:pPr>
+      <w:r>
+        <w:rPr>
+          <w:rFonts w:ascii="Times New Roman" w:hAnsi="Times New Roman" w:eastAsia="Times New Roman"/>
+          <w:b w:val="0"/>
+          <w:i w:val="0"/>
+          <w:sz w:val="28"/>
+        </w:rPr>
+        <w:t>5) Правоотношение представляет собой связь между субъектами через субъективные права и юридические обязанности.</w:t>
+      </w:r>
+    </w:p>
+    <w:p>
+      <w:pPr>
+        <w:keepNext w:val="0"/>
+        <w:spacing w:after="60" w:line="240" w:lineRule="auto"/>
+        <w:jc w:val="both"/>
+      </w:pPr>
+      <w:r>
+        <w:rPr>
+          <w:rFonts w:ascii="Times New Roman" w:hAnsi="Times New Roman" w:eastAsia="Times New Roman"/>
+          <w:b w:val="0"/>
+          <w:i w:val="0"/>
+          <w:sz w:val="28"/>
+        </w:rPr>
+        <w:t>Ответ:</w:t>
+      </w:r>
+    </w:p>
+    <w:p>
+      <w:pPr>
+        <w:keepNext w:val="0"/>
+        <w:spacing w:after="60" w:line="240" w:lineRule="auto"/>
+        <w:jc w:val="both"/>
+      </w:pPr>
+      <w:r>
+        <w:rPr>
+          <w:rFonts w:ascii="Times New Roman" w:hAnsi="Times New Roman" w:eastAsia="Times New Roman"/>
+          <w:b/>
+          <w:sz w:val="28"/>
+        </w:rPr>
+        <w:t xml:space="preserve">№15 </w:t>
       </w:r>
       <w:r>
         <w:rPr>
           <w:rFonts w:ascii="Times New Roman" w:hAnsi="Times New Roman" w:eastAsia="Times New Roman"/>
           <w:b w:val="0"/>
           <w:i w:val="0"/>
-          <w:color w:val="181A1F"/>
           <w:sz w:val="28"/>
         </w:rPr>
-        <w:t>4) Социальный конфликт характеризуется столкновением противоположно направленных интересов, целей, позиций субъектов взаимодействия.</w:t>
+        <w:t>Установите соответствие между примерами и видами субъектов гражданского права: к каждой позиции, данной в первом столбце, подберите соответствующую позицию из второго столбца.</w:t>
       </w:r>
+    </w:p>
+    <w:tbl>
+      <w:tblPr>
+        <w:tblStyle w:val="TableGrid"/>
+        <w:tblW w:type="auto" w:w="0"/>
+        <w:tblLayout w:type="autofit"/>
+        <w:tblLook w:firstColumn="1" w:firstRow="1" w:lastColumn="0" w:lastRow="0" w:noHBand="0" w:noVBand="1" w:val="04A0"/>
+      </w:tblPr>
+      <w:tblGrid>
+        <w:gridCol w:w="5128"/>
+        <w:gridCol w:w="5128"/>
+      </w:tblGrid>
+      <w:tr>
+        <w:tc>
+          <w:tcPr>
+            <w:tcW w:type="dxa" w:w="5128"/>
+            <w:vAlign w:val="center"/>
+            <w:tcMar>
+              <w:top w:w="80" w:type="dxa"/>
+              <w:start w:w="100" w:type="dxa"/>
+              <w:bottom w:w="80" w:type="dxa"/>
+              <w:end w:w="100" w:type="dxa"/>
+            </w:tcMar>
+          </w:tcPr>
+          <w:p>
+            <w:pPr>
+              <w:keepNext w:val="0"/>
+              <w:spacing w:after="0" w:line="240" w:lineRule="auto"/>
+              <w:jc w:val="left"/>
+            </w:pPr>
+            <w:r>
+              <w:rPr>
+                <w:rFonts w:ascii="Times New Roman" w:hAnsi="Times New Roman" w:eastAsia="Times New Roman"/>
+                <w:sz w:val="28"/>
+              </w:rPr>
+              <w:t>ПРИМЕРЫ</w:t>
+            </w:r>
+          </w:p>
+        </w:tc>
+        <w:tc>
+          <w:tcPr>
+            <w:tcW w:type="dxa" w:w="5128"/>
+            <w:vAlign w:val="center"/>
+            <w:tcMar>
+              <w:top w:w="80" w:type="dxa"/>
+              <w:start w:w="100" w:type="dxa"/>
+              <w:bottom w:w="80" w:type="dxa"/>
+              <w:end w:w="100" w:type="dxa"/>
+            </w:tcMar>
+          </w:tcPr>
+          <w:p>
+            <w:pPr>
+              <w:keepNext w:val="0"/>
+              <w:spacing w:after="0" w:line="240" w:lineRule="auto"/>
+              <w:jc w:val="left"/>
+            </w:pPr>
+            <w:r>
+              <w:rPr>
+                <w:rFonts w:ascii="Times New Roman" w:hAnsi="Times New Roman" w:eastAsia="Times New Roman"/>
+                <w:sz w:val="28"/>
+              </w:rPr>
+              <w:t>ВИДЫ СУБЪЕКТОВ</w:t>
+            </w:r>
+          </w:p>
+        </w:tc>
+      </w:tr>
+      <w:tr>
+        <w:tc>
+          <w:tcPr>
+            <w:tcW w:type="dxa" w:w="5128"/>
+            <w:vAlign w:val="center"/>
+            <w:tcMar>
+              <w:top w:w="80" w:type="dxa"/>
+              <w:start w:w="100" w:type="dxa"/>
+              <w:bottom w:w="80" w:type="dxa"/>
+              <w:end w:w="100" w:type="dxa"/>
+            </w:tcMar>
+          </w:tcPr>
+          <w:p>
+            <w:pPr>
+              <w:keepNext w:val="0"/>
+              <w:spacing w:after="0" w:line="240" w:lineRule="auto"/>
+              <w:jc w:val="left"/>
+            </w:pPr>
+            <w:r>
+              <w:rPr>
+                <w:rFonts w:ascii="Times New Roman" w:hAnsi="Times New Roman" w:eastAsia="Times New Roman"/>
+                <w:sz w:val="28"/>
+              </w:rPr>
+              <w:t>А) Республика КарелияБ) производственный кооператив «Солнышко»В) муниципальное унитарное предприятие «Транспорт»Г) собственник четырёхкомнатной квартиры В.В. ПетроваД) Ростовская область</w:t>
+            </w:r>
+          </w:p>
+        </w:tc>
+        <w:tc>
+          <w:tcPr>
+            <w:tcW w:type="dxa" w:w="5128"/>
+            <w:vAlign w:val="center"/>
+            <w:tcMar>
+              <w:top w:w="80" w:type="dxa"/>
+              <w:start w:w="100" w:type="dxa"/>
+              <w:bottom w:w="80" w:type="dxa"/>
+              <w:end w:w="100" w:type="dxa"/>
+            </w:tcMar>
+          </w:tcPr>
+          <w:p>
+            <w:pPr>
+              <w:keepNext w:val="0"/>
+              <w:spacing w:after="0" w:line="240" w:lineRule="auto"/>
+              <w:jc w:val="left"/>
+            </w:pPr>
+            <w:r>
+              <w:rPr>
+                <w:rFonts w:ascii="Times New Roman" w:hAnsi="Times New Roman" w:eastAsia="Times New Roman"/>
+                <w:sz w:val="28"/>
+              </w:rPr>
+              <w:t>1) физическое лицо2) юридическое лицо3) публично-правовое образование</w:t>
+            </w:r>
+          </w:p>
+        </w:tc>
+      </w:tr>
+    </w:tbl>
+    <w:p/>
+    <w:p>
+      <w:pPr>
+        <w:keepNext w:val="0"/>
+        <w:spacing w:after="60" w:line="240" w:lineRule="auto"/>
+        <w:jc w:val="both"/>
+      </w:pPr>
       <w:r>
         <w:rPr>
           <w:rFonts w:ascii="Times New Roman" w:hAnsi="Times New Roman" w:eastAsia="Times New Roman"/>
-          <w:color w:val="181A1F"/>
+          <w:b w:val="0"/>
+          <w:i w:val="0"/>
           <w:sz w:val="28"/>
         </w:rPr>
-        <w:br/>
+        <w:t>Запишите в ответ цифры, расположив их в порядке, соответствующем буквам:</w:t>
+      </w:r>
+    </w:p>
+    <w:tbl>
+      <w:tblPr>
+        <w:tblStyle w:val="TableGrid"/>
+        <w:tblW w:type="auto" w:w="0"/>
+        <w:tblLayout w:type="autofit"/>
+        <w:tblLook w:firstColumn="1" w:firstRow="1" w:lastColumn="0" w:lastRow="0" w:noHBand="0" w:noVBand="1" w:val="04A0"/>
+      </w:tblPr>
+      <w:tblGrid>
+        <w:gridCol w:w="2051"/>
+        <w:gridCol w:w="2051"/>
+        <w:gridCol w:w="2051"/>
+        <w:gridCol w:w="2051"/>
+        <w:gridCol w:w="2051"/>
+      </w:tblGrid>
+      <w:tr>
+        <w:tc>
+          <w:tcPr>
+            <w:tcW w:type="dxa" w:w="2051"/>
+            <w:vAlign w:val="center"/>
+            <w:tcMar>
+              <w:top w:w="80" w:type="dxa"/>
+              <w:start w:w="100" w:type="dxa"/>
+              <w:bottom w:w="80" w:type="dxa"/>
+              <w:end w:w="100" w:type="dxa"/>
+            </w:tcMar>
+          </w:tcPr>
+          <w:p>
+            <w:pPr>
+              <w:keepNext w:val="0"/>
+              <w:spacing w:after="0" w:line="240" w:lineRule="auto"/>
+              <w:jc w:val="left"/>
+            </w:pPr>
+            <w:r>
+              <w:rPr>
+                <w:rFonts w:ascii="Times New Roman" w:hAnsi="Times New Roman" w:eastAsia="Times New Roman"/>
+                <w:sz w:val="28"/>
+              </w:rPr>
+              <w:t>А</w:t>
+            </w:r>
+          </w:p>
+        </w:tc>
+        <w:tc>
+          <w:tcPr>
+            <w:tcW w:type="dxa" w:w="2051"/>
+            <w:vAlign w:val="center"/>
+            <w:tcMar>
+              <w:top w:w="80" w:type="dxa"/>
+              <w:start w:w="100" w:type="dxa"/>
+              <w:bottom w:w="80" w:type="dxa"/>
+              <w:end w:w="100" w:type="dxa"/>
+            </w:tcMar>
+          </w:tcPr>
+          <w:p>
+            <w:pPr>
+              <w:keepNext w:val="0"/>
+              <w:spacing w:after="0" w:line="240" w:lineRule="auto"/>
+              <w:jc w:val="left"/>
+            </w:pPr>
+            <w:r>
+              <w:rPr>
+                <w:rFonts w:ascii="Times New Roman" w:hAnsi="Times New Roman" w:eastAsia="Times New Roman"/>
+                <w:sz w:val="28"/>
+              </w:rPr>
+              <w:t>Б</w:t>
+            </w:r>
+          </w:p>
+        </w:tc>
+        <w:tc>
+          <w:tcPr>
+            <w:tcW w:type="dxa" w:w="2051"/>
+            <w:vAlign w:val="center"/>
+            <w:tcMar>
+              <w:top w:w="80" w:type="dxa"/>
+              <w:start w:w="100" w:type="dxa"/>
+              <w:bottom w:w="80" w:type="dxa"/>
+              <w:end w:w="100" w:type="dxa"/>
+            </w:tcMar>
+          </w:tcPr>
+          <w:p>
+            <w:pPr>
+              <w:keepNext w:val="0"/>
+              <w:spacing w:after="0" w:line="240" w:lineRule="auto"/>
+              <w:jc w:val="left"/>
+            </w:pPr>
+            <w:r>
+              <w:rPr>
+                <w:rFonts w:ascii="Times New Roman" w:hAnsi="Times New Roman" w:eastAsia="Times New Roman"/>
+                <w:sz w:val="28"/>
+              </w:rPr>
+              <w:t>В</w:t>
+            </w:r>
+          </w:p>
+        </w:tc>
+        <w:tc>
+          <w:tcPr>
+            <w:tcW w:type="dxa" w:w="2051"/>
+            <w:vAlign w:val="center"/>
+            <w:tcMar>
+              <w:top w:w="80" w:type="dxa"/>
+              <w:start w:w="100" w:type="dxa"/>
+              <w:bottom w:w="80" w:type="dxa"/>
+              <w:end w:w="100" w:type="dxa"/>
+            </w:tcMar>
+          </w:tcPr>
+          <w:p>
+            <w:pPr>
+              <w:keepNext w:val="0"/>
+              <w:spacing w:after="0" w:line="240" w:lineRule="auto"/>
+              <w:jc w:val="left"/>
+            </w:pPr>
+            <w:r>
+              <w:rPr>
+                <w:rFonts w:ascii="Times New Roman" w:hAnsi="Times New Roman" w:eastAsia="Times New Roman"/>
+                <w:sz w:val="28"/>
+              </w:rPr>
+              <w:t>Г</w:t>
+            </w:r>
+          </w:p>
+        </w:tc>
+        <w:tc>
+          <w:tcPr>
+            <w:tcW w:type="dxa" w:w="2051"/>
+            <w:vAlign w:val="center"/>
+            <w:tcMar>
+              <w:top w:w="80" w:type="dxa"/>
+              <w:start w:w="100" w:type="dxa"/>
+              <w:bottom w:w="80" w:type="dxa"/>
+              <w:end w:w="100" w:type="dxa"/>
+            </w:tcMar>
+          </w:tcPr>
+          <w:p>
+            <w:pPr>
+              <w:keepNext w:val="0"/>
+              <w:spacing w:after="0" w:line="240" w:lineRule="auto"/>
+              <w:jc w:val="left"/>
+            </w:pPr>
+            <w:r>
+              <w:rPr>
+                <w:rFonts w:ascii="Times New Roman" w:hAnsi="Times New Roman" w:eastAsia="Times New Roman"/>
+                <w:sz w:val="28"/>
+              </w:rPr>
+              <w:t>Д</w:t>
+            </w:r>
+          </w:p>
+        </w:tc>
+      </w:tr>
+      <w:tr>
+        <w:tc>
+          <w:tcPr>
+            <w:tcW w:type="dxa" w:w="2051"/>
+            <w:vAlign w:val="center"/>
+            <w:tcMar>
+              <w:top w:w="80" w:type="dxa"/>
+              <w:start w:w="100" w:type="dxa"/>
+              <w:bottom w:w="80" w:type="dxa"/>
+              <w:end w:w="100" w:type="dxa"/>
+            </w:tcMar>
+          </w:tcPr>
+          <w:p>
+            <w:pPr>
+              <w:keepNext w:val="0"/>
+              <w:spacing w:after="0" w:line="240" w:lineRule="auto"/>
+              <w:jc w:val="left"/>
+            </w:pPr>
+            <w:r>
+              <w:rPr>
+                <w:rFonts w:ascii="Times New Roman" w:hAnsi="Times New Roman" w:eastAsia="Times New Roman"/>
+                <w:sz w:val="28"/>
+              </w:rPr>
+            </w:r>
+          </w:p>
+        </w:tc>
+        <w:tc>
+          <w:tcPr>
+            <w:tcW w:type="dxa" w:w="2051"/>
+            <w:vAlign w:val="center"/>
+            <w:tcMar>
+              <w:top w:w="80" w:type="dxa"/>
+              <w:start w:w="100" w:type="dxa"/>
+              <w:bottom w:w="80" w:type="dxa"/>
+              <w:end w:w="100" w:type="dxa"/>
+            </w:tcMar>
+          </w:tcPr>
+          <w:p>
+            <w:pPr>
+              <w:keepNext w:val="0"/>
+              <w:spacing w:after="0" w:line="240" w:lineRule="auto"/>
+              <w:jc w:val="left"/>
+            </w:pPr>
+            <w:r>
+              <w:rPr>
+                <w:rFonts w:ascii="Times New Roman" w:hAnsi="Times New Roman" w:eastAsia="Times New Roman"/>
+                <w:sz w:val="28"/>
+              </w:rPr>
+            </w:r>
+          </w:p>
+        </w:tc>
+        <w:tc>
+          <w:tcPr>
+            <w:tcW w:type="dxa" w:w="2051"/>
+            <w:vAlign w:val="center"/>
+            <w:tcMar>
+              <w:top w:w="80" w:type="dxa"/>
+              <w:start w:w="100" w:type="dxa"/>
+              <w:bottom w:w="80" w:type="dxa"/>
+              <w:end w:w="100" w:type="dxa"/>
+            </w:tcMar>
+          </w:tcPr>
+          <w:p>
+            <w:pPr>
+              <w:keepNext w:val="0"/>
+              <w:spacing w:after="0" w:line="240" w:lineRule="auto"/>
+              <w:jc w:val="left"/>
+            </w:pPr>
+            <w:r>
+              <w:rPr>
+                <w:rFonts w:ascii="Times New Roman" w:hAnsi="Times New Roman" w:eastAsia="Times New Roman"/>
+                <w:sz w:val="28"/>
+              </w:rPr>
+            </w:r>
+          </w:p>
+        </w:tc>
+        <w:tc>
+          <w:tcPr>
+            <w:tcW w:type="dxa" w:w="2051"/>
+            <w:vAlign w:val="center"/>
+            <w:tcMar>
+              <w:top w:w="80" w:type="dxa"/>
+              <w:start w:w="100" w:type="dxa"/>
+              <w:bottom w:w="80" w:type="dxa"/>
+              <w:end w:w="100" w:type="dxa"/>
+            </w:tcMar>
+          </w:tcPr>
+          <w:p>
+            <w:pPr>
+              <w:keepNext w:val="0"/>
+              <w:spacing w:after="0" w:line="240" w:lineRule="auto"/>
+              <w:jc w:val="left"/>
+            </w:pPr>
+            <w:r>
+              <w:rPr>
+                <w:rFonts w:ascii="Times New Roman" w:hAnsi="Times New Roman" w:eastAsia="Times New Roman"/>
+                <w:sz w:val="28"/>
+              </w:rPr>
+            </w:r>
+          </w:p>
+        </w:tc>
+        <w:tc>
+          <w:tcPr>
+            <w:tcW w:type="dxa" w:w="2051"/>
+            <w:vAlign w:val="center"/>
+            <w:tcMar>
+              <w:top w:w="80" w:type="dxa"/>
+              <w:start w:w="100" w:type="dxa"/>
+              <w:bottom w:w="80" w:type="dxa"/>
+              <w:end w:w="100" w:type="dxa"/>
+            </w:tcMar>
+          </w:tcPr>
+          <w:p>
+            <w:pPr>
+              <w:keepNext w:val="0"/>
+              <w:spacing w:after="0" w:line="240" w:lineRule="auto"/>
+              <w:jc w:val="left"/>
+            </w:pPr>
+            <w:r>
+              <w:rPr>
+                <w:rFonts w:ascii="Times New Roman" w:hAnsi="Times New Roman" w:eastAsia="Times New Roman"/>
+                <w:sz w:val="28"/>
+              </w:rPr>
+            </w:r>
+          </w:p>
+        </w:tc>
+      </w:tr>
+    </w:tbl>
+    <w:p/>
+    <w:p>
+      <w:pPr>
+        <w:keepNext w:val="0"/>
+        <w:spacing w:after="60" w:line="240" w:lineRule="auto"/>
+        <w:jc w:val="both"/>
+      </w:pPr>
+      <w:r>
+        <w:rPr>
+          <w:rFonts w:ascii="Times New Roman" w:hAnsi="Times New Roman" w:eastAsia="Times New Roman"/>
+          <w:b w:val="0"/>
+          <w:i w:val="0"/>
+          <w:sz w:val="28"/>
+        </w:rPr>
+        <w:t>Ответ:</w:t>
+      </w:r>
+    </w:p>
+    <w:p>
+      <w:pPr>
+        <w:keepNext w:val="0"/>
+        <w:spacing w:after="60" w:line="240" w:lineRule="auto"/>
+        <w:jc w:val="both"/>
+      </w:pPr>
+      <w:r>
+        <w:rPr>
+          <w:rFonts w:ascii="Times New Roman" w:hAnsi="Times New Roman" w:eastAsia="Times New Roman"/>
+          <w:b/>
+          <w:sz w:val="28"/>
+        </w:rPr>
+        <w:t xml:space="preserve">№16 </w:t>
       </w:r>
       <w:r>
         <w:rPr>
           <w:rFonts w:ascii="Times New Roman" w:hAnsi="Times New Roman" w:eastAsia="Times New Roman"/>
           <w:b w:val="0"/>
           <w:i w:val="0"/>
-          <w:color w:val="181A1F"/>
           <w:sz w:val="28"/>
         </w:rPr>
-        <w:t>5) Конфликтное взаимодействие может проявляться в таких формах, как спор, ультиматум, демонстрация силы, вооружённое столкновение и т.п.</w:t>
+        <w:t>Энрике, совершеннолетний дееспособный гражданин государства Z, обратился в полномочный орган государства Z с заявлением об отказе от гражданства государства Z, так как решил стать гражданином России. При каких условиях Энрике может подать заявление о приёме в гражданство РФ в общем порядке? Запишите цифры, под которыми указаны эти условия.</w:t>
       </w:r>
     </w:p>
     <w:p>
       <w:pPr>
-        <w:widowControl/>
-        <w:spacing w:line="240" w:lineRule="auto" w:after="0"/>
-      </w:pPr>
-      <w:r>
-        <w:rPr>
-          <w:rFonts w:ascii="Times New Roman" w:hAnsi="Times New Roman" w:eastAsia="Times New Roman"/>
-          <w:color w:val="181A1F"/>
-          <w:sz w:val="28"/>
-        </w:rPr>
-        <w:br w:type="page"/>
-      </w:r>
-    </w:p>
-    <w:p>
-      <w:pPr>
-        <w:pStyle w:val="Heading1"/>
-        <w:keepNext/>
-        <w:widowControl/>
-        <w:spacing w:line="240" w:lineRule="auto" w:after="60" w:before="160"/>
-      </w:pPr>
-      <w:r>
-        <w:rPr>
-          <w:rFonts w:ascii="Times New Roman" w:hAnsi="Times New Roman" w:eastAsia="Times New Roman"/>
-          <w:b/>
-          <w:color w:val="181A1F"/>
-          <w:sz w:val="28"/>
-        </w:rPr>
-        <w:t>Часть 2</w:t>
-      </w:r>
-    </w:p>
-    <w:p>
-      <w:pPr>
-        <w:widowControl/>
-        <w:spacing w:line="240" w:lineRule="auto" w:after="0"/>
-      </w:pPr>
-      <w:r>
-        <w:rPr>
-          <w:rFonts w:ascii="Times New Roman" w:hAnsi="Times New Roman" w:eastAsia="Times New Roman"/>
-          <w:color w:val="181A1F"/>
-          <w:sz w:val="28"/>
-        </w:rPr>
-        <w:t>Для заданий 17–25 запишите полный развёрнутый ответ. Каждый вопрос самодостаточен и тематически соответствует варианту.</w:t>
-      </w:r>
-    </w:p>
-    <w:p>
-      <w:pPr>
-        <w:keepNext/>
-        <w:widowControl/>
-        <w:spacing w:line="240" w:lineRule="auto" w:after="0" w:before="120"/>
-      </w:pPr>
-      <w:r>
-        <w:rPr>
-          <w:rFonts w:ascii="Times New Roman" w:hAnsi="Times New Roman" w:eastAsia="Times New Roman"/>
-          <w:b/>
-          <w:color w:val="181A1F"/>
-          <w:sz w:val="28"/>
-        </w:rPr>
-        <w:t>17.</w:t>
-      </w:r>
-    </w:p>
-    <w:p>
-      <w:pPr>
-        <w:widowControl/>
-        <w:spacing w:line="240" w:lineRule="auto" w:after="0"/>
+        <w:keepNext w:val="0"/>
+        <w:spacing w:after="60" w:line="240" w:lineRule="auto"/>
+        <w:jc w:val="both"/>
       </w:pPr>
       <w:r>
         <w:rPr>
           <w:rFonts w:ascii="Times New Roman" w:hAnsi="Times New Roman" w:eastAsia="Times New Roman"/>
           <w:b w:val="0"/>
           <w:i w:val="0"/>
-          <w:color w:val="181A1F"/>
           <w:sz w:val="28"/>
         </w:rPr>
-        <w:t>Применительно к рынку (рыночной экономике) инфраструктура представляет собой совокупность организационно-правовых и экономических отношений, связывающую эти отношения при всём их многообразии в одно целое.</w:t>
+        <w:t>1) наличие документа о профессиональном образовании</w:t>
       </w:r>
     </w:p>
     <w:p>
       <w:pPr>
-        <w:widowControl/>
-        <w:spacing w:line="240" w:lineRule="auto" w:after="0"/>
+        <w:keepNext w:val="0"/>
+        <w:spacing w:after="60" w:line="240" w:lineRule="auto"/>
+        <w:jc w:val="both"/>
       </w:pPr>
       <w:r>
         <w:rPr>
           <w:rFonts w:ascii="Times New Roman" w:hAnsi="Times New Roman" w:eastAsia="Times New Roman"/>
           <w:b w:val="0"/>
           <w:i w:val="0"/>
-          <w:color w:val="181A1F"/>
           <w:sz w:val="28"/>
         </w:rPr>
-        <w:t>Полноправными субъектами рыночной инфраструктуры выступают предприятия оптовой и розничной торговли, фондовые и товарные биржи, коммерческие банки, инвестиционные и страховые организации, ипотечные банки, биржи труда.</w:t>
+        <w:t>2) наличие родственных связей РФ</w:t>
       </w:r>
     </w:p>
     <w:p>
       <w:pPr>
-        <w:widowControl/>
-        <w:spacing w:line="240" w:lineRule="auto" w:after="0"/>
+        <w:keepNext w:val="0"/>
+        <w:spacing w:after="60" w:line="240" w:lineRule="auto"/>
+        <w:jc w:val="both"/>
       </w:pPr>
       <w:r>
         <w:rPr>
           <w:rFonts w:ascii="Times New Roman" w:hAnsi="Times New Roman" w:eastAsia="Times New Roman"/>
           <w:b w:val="0"/>
           <w:i w:val="0"/>
-          <w:color w:val="181A1F"/>
           <w:sz w:val="28"/>
         </w:rPr>
-        <w:t>Субъектами рыночной инфраструктуры могут быть как частные, так и государственные предприятия и организации. Критерием отнесения последних к инфраструктуре рынка может служить их реальная хозяйственная самостоятельность, нацеленность на максимизацию конечных результатов при минимуме затрат, выполнение своих задач на основе купли продажи товаров и услуг.</w:t>
+        <w:t>3) владение русским языком</w:t>
       </w:r>
     </w:p>
     <w:p>
       <w:pPr>
-        <w:widowControl/>
-        <w:spacing w:line="240" w:lineRule="auto" w:after="0"/>
+        <w:keepNext w:val="0"/>
+        <w:spacing w:after="60" w:line="240" w:lineRule="auto"/>
+        <w:jc w:val="both"/>
       </w:pPr>
       <w:r>
         <w:rPr>
           <w:rFonts w:ascii="Times New Roman" w:hAnsi="Times New Roman" w:eastAsia="Times New Roman"/>
           <w:b w:val="0"/>
           <w:i w:val="0"/>
-          <w:color w:val="181A1F"/>
           <w:sz w:val="28"/>
         </w:rPr>
-        <w:t>Предприятия и организации рыночной инфраструктуры выполняют многообразные функции. Они обеспечивают экономию времени и финансовых средств при заключении сделок купли-продажи; ускорение распространения во времени и пространстве коммерческой, научно технической и другой информации; формирование равновесных цен на все виды товаров и услуг; ускорение процессов концентрации капитала.</w:t>
+        <w:t>4) наличие законного источника средств к существованию</w:t>
       </w:r>
     </w:p>
     <w:p>
       <w:pPr>
-        <w:widowControl/>
-        <w:spacing w:line="240" w:lineRule="auto" w:after="0"/>
+        <w:keepNext w:val="0"/>
+        <w:spacing w:after="60" w:line="240" w:lineRule="auto"/>
+        <w:jc w:val="both"/>
       </w:pPr>
       <w:r>
         <w:rPr>
           <w:rFonts w:ascii="Times New Roman" w:hAnsi="Times New Roman" w:eastAsia="Times New Roman"/>
           <w:b w:val="0"/>
           <w:i w:val="0"/>
-          <w:color w:val="181A1F"/>
           <w:sz w:val="28"/>
         </w:rPr>
-        <w:t>Формой организации рыночной инфраструктуры выступают разнообразные биржи.</w:t>
+        <w:t xml:space="preserve">5) обязательство соблюдать Конституцию РФ и законодательство </w:t>
       </w:r>
     </w:p>
     <w:p>
       <w:pPr>
-        <w:widowControl/>
-        <w:spacing w:line="240" w:lineRule="auto" w:after="0"/>
+        <w:keepNext w:val="0"/>
+        <w:spacing w:after="60" w:line="240" w:lineRule="auto"/>
+        <w:jc w:val="both"/>
       </w:pPr>
       <w:r>
         <w:rPr>
           <w:rFonts w:ascii="Times New Roman" w:hAnsi="Times New Roman" w:eastAsia="Times New Roman"/>
           <w:b w:val="0"/>
           <w:i w:val="0"/>
-          <w:color w:val="181A1F"/>
           <w:sz w:val="28"/>
         </w:rPr>
-        <w:t>Биржа — организованный оптовый рынок. По типу биржевого товара различают товарные, фондовые и валютные биржи, биржи труда. Биржа, как барометр, характеризует состояние всего народного хозяйства, индикаторами которого являются биржевые курсы (рыночные цены). Они формируются под влиянием спроса и предложения. Структура спроса на ценные бумаги во многом определяется общеэкономическими факторами, динамику которых предугадать довольно сложно. Структура предложения ценных бумаг зависит от микроэкономических факторов.</w:t>
+        <w:t>6) наличие собственности РФ</w:t>
       </w:r>
     </w:p>
     <w:p>
       <w:pPr>
-        <w:widowControl/>
-        <w:spacing w:line="240" w:lineRule="auto" w:after="0"/>
+        <w:keepNext w:val="0"/>
+        <w:spacing w:after="60" w:line="240" w:lineRule="auto"/>
+        <w:jc w:val="both"/>
       </w:pPr>
       <w:r>
         <w:rPr>
           <w:rFonts w:ascii="Times New Roman" w:hAnsi="Times New Roman" w:eastAsia="Times New Roman"/>
           <w:b w:val="0"/>
           <w:i w:val="0"/>
-          <w:color w:val="181A1F"/>
           <w:sz w:val="28"/>
         </w:rPr>
-        <w:t xml:space="preserve">На фондовом рынке (рынке ценных бумаг) в качестве объектов сделок представлены различные виды ценных бумаг. Ценные бумаги представляют собой накопленное в результате прошлого труда богатство, вновь вложенное (инвестированное) в расширенное воспроизводство. На покупку ценных бумаг инвестор тратит деньги сверх тех, которые он использовал для удовлетворения текущих потребностей. Это накопленные деньги. Для экономики страны в целом приобретение инвесторами ценных бумаг означает дополнительный приток в хозяйственный оборот страны инвестиционных ресурсов, которые направляются предпринимателями на приобретение дополнительных факторов производства и на его модернизацию. </w:t>
+        <w:t>Ответ:</w:t>
       </w:r>
     </w:p>
     <w:p>
-      <w:pPr>
-        <w:widowControl/>
-        <w:spacing w:line="240" w:lineRule="auto" w:after="0"/>
+      <w:r>
+        <w:br w:type="page"/>
+      </w:r>
+    </w:p>
+    <w:p>
+      <w:pPr>
+        <w:keepNext/>
+        <w:spacing w:after="60" w:line="240" w:lineRule="auto"/>
+        <w:jc w:val="both"/>
+      </w:pPr>
+      <w:r>
+        <w:rPr>
+          <w:rFonts w:ascii="Times New Roman" w:hAnsi="Times New Roman" w:eastAsia="Times New Roman"/>
+          <w:b/>
+          <w:i w:val="0"/>
+          <w:sz w:val="28"/>
+        </w:rPr>
+        <w:t>Вторая часть</w:t>
+      </w:r>
+    </w:p>
+    <w:p>
+      <w:pPr>
+        <w:keepNext w:val="0"/>
+        <w:spacing w:after="60" w:line="240" w:lineRule="auto"/>
+        <w:jc w:val="both"/>
       </w:pPr>
       <w:r>
         <w:rPr>
           <w:rFonts w:ascii="Times New Roman" w:hAnsi="Times New Roman" w:eastAsia="Times New Roman"/>
           <w:b w:val="0"/>
           <w:i w:val="0"/>
-          <w:color w:val="181A1F"/>
           <w:sz w:val="28"/>
         </w:rPr>
-        <w:t>Под механизмом рынка ценных бумаг понимается регулируемое посредниками движение потоков денежных средств от продавцов (инвесторов) к покупателю (эмитенту) посредством совершения сделок. Цель существования рынка ценных бумаг — обеспечение инвестиционного процесса посредством привлечения дополнительных финансовых ресурсов в инвестиционную сферу и перелива денежных ресурсов из менее эффективных сфер хозяйствования в более эффективные. (По О.В. Касимову)</w:t>
+        <w:t>Конкуренция между наёмными работниками усиливает экономическую мотивацию труда, побуждает их совершенствовать свою квалификацию, стимулирует повышение дисциплины труда. Конкуренция между работодателями за привлечение рабочей силы в нужном им количестве и необходимого качества мотивирует их повышать заработную плату, улучшать условия труда.</w:t>
       </w:r>
     </w:p>
     <w:p>
       <w:pPr>
-        <w:widowControl/>
-        <w:spacing w:line="240" w:lineRule="auto" w:after="0"/>
+        <w:keepNext w:val="0"/>
+        <w:spacing w:after="60" w:line="240" w:lineRule="auto"/>
+        <w:jc w:val="both"/>
       </w:pPr>
       <w:r>
         <w:rPr>
           <w:rFonts w:ascii="Times New Roman" w:hAnsi="Times New Roman" w:eastAsia="Times New Roman"/>
           <w:b w:val="0"/>
           <w:i w:val="0"/>
-          <w:color w:val="181A1F"/>
+          <w:sz w:val="28"/>
+        </w:rPr>
+        <w:t>Рыночные отношения предполагают саморегулирование рынка труда. Элементами механизма саморегулирования являются спрос и предложение на рынке труда, конкуренция среди работников и работодателей, заработная плата. В результате действия этого механизма устанавливается уровень и пропорции занятости, величина заработной платы, размеры и структура безработицы. К занятым в экономике согласно принятой методике относятся лица, которые в рассматриваемый период выполняли работу по найму за вознаграждение, а также приносящую доход работу не по найму самостоятельно или с одним или несколькими компаньонами, как с привлечением, так и без привлечения наёмных работников &lt;...&gt;.</w:t>
+      </w:r>
+    </w:p>
+    <w:p>
+      <w:pPr>
+        <w:keepNext w:val="0"/>
+        <w:spacing w:after="60" w:line="240" w:lineRule="auto"/>
+        <w:jc w:val="both"/>
+      </w:pPr>
+      <w:r>
+        <w:rPr>
+          <w:rFonts w:ascii="Times New Roman" w:hAnsi="Times New Roman" w:eastAsia="Times New Roman"/>
+          <w:b w:val="0"/>
+          <w:i w:val="0"/>
+          <w:sz w:val="28"/>
+        </w:rPr>
+        <w:t>Уровень и характер занятости населения — это важные макроэкономические показатели, отражающие демографические и социальные процессы в обществе &lt;...&gt;.</w:t>
+      </w:r>
+    </w:p>
+    <w:p>
+      <w:pPr>
+        <w:keepNext w:val="0"/>
+        <w:spacing w:after="60" w:line="240" w:lineRule="auto"/>
+        <w:jc w:val="both"/>
+      </w:pPr>
+      <w:r>
+        <w:rPr>
+          <w:rFonts w:ascii="Times New Roman" w:hAnsi="Times New Roman" w:eastAsia="Times New Roman"/>
+          <w:b w:val="0"/>
+          <w:i w:val="0"/>
+          <w:sz w:val="28"/>
+        </w:rPr>
+        <w:t>Государство проводит целенаправленную политику регулирования рынка труда. Создана мощная система законодательства, упорядочивающая трудовые отношения (порядок найма и увольнения, продолжительность рабочего дня, безопасность труда, минимальную заработную плату, предоставление выходных дней и отпусков, разрешение трудовых конфликтов, проведение забастовок и пр.) на</w:t>
+      </w:r>
+    </w:p>
+    <w:p>
+      <w:pPr>
+        <w:keepNext w:val="0"/>
+        <w:spacing w:after="60" w:line="240" w:lineRule="auto"/>
+        <w:jc w:val="both"/>
+      </w:pPr>
+      <w:r>
+        <w:rPr>
+          <w:rFonts w:ascii="Times New Roman" w:hAnsi="Times New Roman" w:eastAsia="Times New Roman"/>
+          <w:b w:val="0"/>
+          <w:i w:val="0"/>
+          <w:sz w:val="28"/>
+        </w:rPr>
+        <w:t>Главные цели государственного регулирования рынка труда: обеспечение полной занятости, под которой понимается отсутствие циклической безработицы при сохранении «естественного уровня безработицы», определяемого размерами её фрикционной и структурной форм; создание «гибкого рынка труда», способного быстро адаптироваться к изменениям внутренних и внешних условий развития экономики, сохранять управляемость и стабильность. (По Е.В. Галаевой, А. А. Корсаковой и др.)</w:t>
+      </w:r>
+    </w:p>
+    <w:p>
+      <w:pPr>
+        <w:keepNext/>
+        <w:spacing w:after="60" w:line="240" w:lineRule="auto"/>
+        <w:jc w:val="both"/>
+      </w:pPr>
+      <w:r>
+        <w:rPr>
+          <w:rFonts w:ascii="Times New Roman" w:hAnsi="Times New Roman" w:eastAsia="Times New Roman"/>
+          <w:b/>
+          <w:i w:val="0"/>
+          <w:sz w:val="28"/>
+        </w:rPr>
+        <w:t>№17</w:t>
+      </w:r>
+    </w:p>
+    <w:p>
+      <w:pPr>
+        <w:keepNext w:val="0"/>
+        <w:spacing w:after="60" w:line="240" w:lineRule="auto"/>
+        <w:jc w:val="both"/>
+      </w:pPr>
+      <w:r>
+        <w:rPr>
+          <w:rFonts w:ascii="Times New Roman" w:hAnsi="Times New Roman" w:eastAsia="Times New Roman"/>
+          <w:b w:val="0"/>
+          <w:i w:val="0"/>
+          <w:sz w:val="28"/>
+        </w:rPr>
+        <w:t>национальном и интернациональном уровне.</w:t>
+      </w:r>
+    </w:p>
+    <w:p>
+      <w:pPr>
+        <w:keepNext w:val="0"/>
+        <w:spacing w:after="60" w:line="240" w:lineRule="auto"/>
+        <w:jc w:val="both"/>
+      </w:pPr>
+      <w:r>
+        <w:rPr>
+          <w:rFonts w:ascii="Times New Roman" w:hAnsi="Times New Roman" w:eastAsia="Times New Roman"/>
+          <w:b w:val="0"/>
+          <w:i w:val="0"/>
+          <w:sz w:val="28"/>
+        </w:rPr>
+        <w:t>Каковы последствия конкуренции между работодателями за привлечение рабочей силы в нужном им количестве и необходимого качества? Кого согласно принятой методике относят к занятым в экономике? Какие трудовые отношения регулирует система законодательства? (Укажите любые три вида отношений.)</w:t>
+      </w:r>
+    </w:p>
+    <w:p>
+      <w:pPr>
+        <w:keepNext w:val="0"/>
+        <w:spacing w:after="60" w:line="240" w:lineRule="auto"/>
+        <w:jc w:val="both"/>
+      </w:pPr>
+      <w:r>
+        <w:rPr>
+          <w:rFonts w:ascii="Times New Roman" w:hAnsi="Times New Roman" w:eastAsia="Times New Roman"/>
+          <w:b w:val="0"/>
+          <w:i w:val="0"/>
+          <w:sz w:val="28"/>
+        </w:rPr>
+        <w:t>Ответ:</w:t>
+      </w:r>
+    </w:p>
+    <w:p>
+      <w:pPr>
+        <w:keepNext/>
+        <w:spacing w:after="60" w:line="240" w:lineRule="auto"/>
+        <w:jc w:val="both"/>
+      </w:pPr>
+      <w:r>
+        <w:rPr>
+          <w:rFonts w:ascii="Times New Roman" w:hAnsi="Times New Roman" w:eastAsia="Times New Roman"/>
+          <w:b/>
+          <w:i w:val="0"/>
+          <w:sz w:val="28"/>
+        </w:rPr>
+        <w:t>№18</w:t>
+      </w:r>
+    </w:p>
+    <w:p>
+      <w:pPr>
+        <w:keepNext w:val="0"/>
+        <w:spacing w:after="60" w:line="240" w:lineRule="auto"/>
+        <w:jc w:val="both"/>
+      </w:pPr>
+      <w:r>
+        <w:rPr>
+          <w:rFonts w:ascii="Times New Roman" w:hAnsi="Times New Roman" w:eastAsia="Times New Roman"/>
+          <w:b w:val="0"/>
+          <w:i w:val="0"/>
           <w:sz w:val="28"/>
         </w:rPr>
         <w:t>В тексте упомянуты ключевые понятия социально-гуманитарных наук.</w:t>
@@ -2573,61 +3649,63 @@
     </w:p>
     <w:p>
       <w:pPr>
-        <w:widowControl/>
-        <w:spacing w:line="240" w:lineRule="auto" w:after="0"/>
+        <w:keepNext w:val="0"/>
+        <w:spacing w:after="60" w:line="240" w:lineRule="auto"/>
+        <w:jc w:val="both"/>
       </w:pPr>
       <w:r>
         <w:rPr>
           <w:rFonts w:ascii="Times New Roman" w:hAnsi="Times New Roman" w:eastAsia="Times New Roman"/>
           <w:b w:val="0"/>
           <w:i w:val="0"/>
-          <w:color w:val="181A1F"/>
           <w:sz w:val="28"/>
         </w:rPr>
-        <w:t>Используя обществоведческие знания,</w:t>
+        <w:t>Используя обществоведческие знания.</w:t>
       </w:r>
     </w:p>
     <w:p>
       <w:pPr>
-        <w:widowControl/>
-        <w:spacing w:line="240" w:lineRule="auto" w:after="0"/>
+        <w:keepNext w:val="0"/>
+        <w:spacing w:after="60" w:line="240" w:lineRule="auto"/>
+        <w:jc w:val="both"/>
       </w:pPr>
       <w:r>
         <w:rPr>
           <w:rFonts w:ascii="Times New Roman" w:hAnsi="Times New Roman" w:eastAsia="Times New Roman"/>
           <w:b w:val="0"/>
           <w:i w:val="0"/>
-          <w:color w:val="181A1F"/>
           <w:sz w:val="28"/>
         </w:rPr>
-        <w:t>— укажите не менее двух основных характеристик факторов производства;</w:t>
+        <w:t>— укажите не менее двух основных характеристик безработицы как социально-экономического явления;</w:t>
       </w:r>
     </w:p>
     <w:p>
       <w:pPr>
-        <w:widowControl/>
-        <w:spacing w:line="240" w:lineRule="auto" w:after="0"/>
+        <w:keepNext w:val="0"/>
+        <w:spacing w:after="60" w:line="240" w:lineRule="auto"/>
+        <w:jc w:val="both"/>
       </w:pPr>
       <w:r>
         <w:rPr>
           <w:rFonts w:ascii="Times New Roman" w:hAnsi="Times New Roman" w:eastAsia="Times New Roman"/>
           <w:b w:val="0"/>
           <w:i w:val="0"/>
-          <w:color w:val="181A1F"/>
           <w:sz w:val="28"/>
         </w:rPr>
-        <w:t>— объясните влияние цикличности экономического развития на реализацию рассмотренной автором роли приобретения инвестором ценных бумаг в экономике страны. (Объяснение может быть дано в одном или нескольких распространённых предложениях.)</w:t>
+        <w:t>— объясните связь между любым из названных авторами важных макроэкономических показателей и развитием системы образования. (Объяснение может быть дано в одном или нескольких распространённых предложениях.)</w:t>
       </w:r>
     </w:p>
     <w:p>
       <w:pPr>
-        <w:widowControl/>
-        <w:spacing w:line="240" w:lineRule="auto" w:after="0"/>
+        <w:keepNext w:val="0"/>
+        <w:spacing w:after="60" w:line="240" w:lineRule="auto"/>
+        <w:jc w:val="both"/>
       </w:pPr>
       <w:r>
         <w:rPr>
           <w:rFonts w:ascii="Times New Roman" w:hAnsi="Times New Roman" w:eastAsia="Times New Roman"/>
-          <w:color w:val="181A1F"/>
+          <w:b w:val="0"/>
+          <w:i w:val="0"/>
           <w:sz w:val="28"/>
         </w:rPr>
         <w:t>Ответ:</w:t>
@@ -2635,141 +3713,39 @@
     </w:p>
     <w:p>
       <w:pPr>
-        <w:keepNext/>
-        <w:widowControl/>
-        <w:spacing w:line="240" w:lineRule="auto" w:after="0" w:before="120"/>
+        <w:keepNext w:val="0"/>
+        <w:spacing w:after="60" w:line="240" w:lineRule="auto"/>
+        <w:jc w:val="both"/>
       </w:pPr>
       <w:r>
         <w:rPr>
           <w:rFonts w:ascii="Times New Roman" w:hAnsi="Times New Roman" w:eastAsia="Times New Roman"/>
           <w:b/>
-          <w:color w:val="181A1F"/>
           <w:sz w:val="28"/>
         </w:rPr>
-        <w:t>18.</w:t>
+        <w:t xml:space="preserve">№19 </w:t>
       </w:r>
-    </w:p>
-    <w:p>
-      <w:pPr>
-        <w:widowControl/>
-        <w:spacing w:line="240" w:lineRule="auto" w:after="0"/>
-      </w:pPr>
       <w:r>
         <w:rPr>
           <w:rFonts w:ascii="Times New Roman" w:hAnsi="Times New Roman" w:eastAsia="Times New Roman"/>
           <w:b w:val="0"/>
           <w:i w:val="0"/>
-          <w:color w:val="181A1F"/>
           <w:sz w:val="28"/>
         </w:rPr>
-        <w:t>Какие изменения социальной структуры на микроуровне отмечены в тексте? Какой пример излишней социальной мобильности приводит автор? Какие показатели, по его мнению, не влияют на положение человека в демократическом обществе? (Назовите любые два показателя.)</w:t>
+        <w:t>Проиллюстрируйте выполнение производственной, финансовой и социальной функций российскими предприятиями. (Всего должны быть названы три функции и приведено три примера. Каждый пример должен быть сформулирован развёрнуто.)</w:t>
       </w:r>
     </w:p>
     <w:p>
       <w:pPr>
-        <w:widowControl/>
-        <w:spacing w:line="240" w:lineRule="auto" w:after="0"/>
+        <w:keepNext w:val="0"/>
+        <w:spacing w:after="60" w:line="240" w:lineRule="auto"/>
+        <w:jc w:val="both"/>
       </w:pPr>
       <w:r>
         <w:rPr>
           <w:rFonts w:ascii="Times New Roman" w:hAnsi="Times New Roman" w:eastAsia="Times New Roman"/>
           <w:b w:val="0"/>
           <w:i w:val="0"/>
-          <w:color w:val="181A1F"/>
-          <w:sz w:val="28"/>
-        </w:rPr>
-        <w:t>В процессе развития общества его социальная структура не остаётся неизменной. На микроуровне меняются взаимоотношения, социальные связи, состав групп, статусы и роли, отношения между группами. На макроуровне количественный состав нижних и средних слоёв изменяют экономическая конъюнктура и политические решения власти, юридические и нравственные нормы.</w:t>
-      </w:r>
-    </w:p>
-    <w:p>
-      <w:pPr>
-        <w:widowControl/>
-        <w:spacing w:line="240" w:lineRule="auto" w:after="0"/>
-      </w:pPr>
-      <w:r>
-        <w:rPr>
-          <w:rFonts w:ascii="Times New Roman" w:hAnsi="Times New Roman" w:eastAsia="Times New Roman"/>
-          <w:b w:val="0"/>
-          <w:i w:val="0"/>
-          <w:color w:val="181A1F"/>
-          <w:sz w:val="28"/>
-        </w:rPr>
-        <w:t>Кроме того, каждый человек устремлён к повышению своего статуса. Всё это создаёт уже не застывшую, не статическую, а динамическую картину общества. Одним из процессов социальной динамики является социальная мобильность. Интенсивность социальной мобильности зависит от уровня развития общества, экономической конъюнктуры, демократичности отношений, уровня жизни населения.</w:t>
-      </w:r>
-    </w:p>
-    <w:p>
-      <w:pPr>
-        <w:widowControl/>
-        <w:spacing w:line="240" w:lineRule="auto" w:after="0"/>
-      </w:pPr>
-      <w:r>
-        <w:rPr>
-          <w:rFonts w:ascii="Times New Roman" w:hAnsi="Times New Roman" w:eastAsia="Times New Roman"/>
-          <w:b w:val="0"/>
-          <w:i w:val="0"/>
-          <w:color w:val="181A1F"/>
-          <w:sz w:val="28"/>
-        </w:rPr>
-        <w:t>Постиндустриальное общество характеризуется интенсивной вертикальной мобильностью. В демократическом обществе, где положение человека не зависит от его предписанного статуса, национальности, вероисповедания, каналы вертикальной мобильности открыты, и каждый, кто удовлетворяет определённым требованиям, имеет возможность повысить свой социальный статус.</w:t>
-      </w:r>
-    </w:p>
-    <w:p>
-      <w:pPr>
-        <w:widowControl/>
-        <w:spacing w:line="240" w:lineRule="auto" w:after="0"/>
-      </w:pPr>
-      <w:r>
-        <w:rPr>
-          <w:rFonts w:ascii="Times New Roman" w:hAnsi="Times New Roman" w:eastAsia="Times New Roman"/>
-          <w:b w:val="0"/>
-          <w:i w:val="0"/>
-          <w:color w:val="181A1F"/>
-          <w:sz w:val="28"/>
-        </w:rPr>
-        <w:t>По выражению П. Сорокина, в демократическом обществе «много отверстий и лифтов для подъёма и спуска…» Излишняя социальная мобильность, например большое число людей из низших слоёв в управленческих структурах, говорит о какой-то ненормальности, социальном катаклизме (революции, войне, эпидемии, уничтожившей сразу многих представителей высших слоёв).</w:t>
-      </w:r>
-    </w:p>
-    <w:p>
-      <w:pPr>
-        <w:widowControl/>
-        <w:spacing w:line="240" w:lineRule="auto" w:after="0"/>
-      </w:pPr>
-      <w:r>
-        <w:rPr>
-          <w:rFonts w:ascii="Times New Roman" w:hAnsi="Times New Roman" w:eastAsia="Times New Roman"/>
-          <w:b w:val="0"/>
-          <w:i w:val="0"/>
-          <w:color w:val="181A1F"/>
-          <w:sz w:val="28"/>
-        </w:rPr>
-        <w:t>В демократическом обществе, где нет социальных, национальных и других ограничений, тем не менее действует определённый социальный механизм, сдерживающий мобильность... Это механизм конкуренции, которая проявляется не только в экономической борьбе, но и в любой борьбе за повышение социального статуса.</w:t>
-      </w:r>
-    </w:p>
-    <w:p>
-      <w:pPr>
-        <w:widowControl/>
-        <w:spacing w:line="240" w:lineRule="auto" w:after="0"/>
-      </w:pPr>
-      <w:r>
-        <w:rPr>
-          <w:rFonts w:ascii="Times New Roman" w:hAnsi="Times New Roman" w:eastAsia="Times New Roman"/>
-          <w:b w:val="0"/>
-          <w:i w:val="0"/>
-          <w:color w:val="181A1F"/>
-          <w:sz w:val="28"/>
-        </w:rPr>
-        <w:t>(Б.А. Исаев)</w:t>
-      </w:r>
-    </w:p>
-    <w:p>
-      <w:pPr>
-        <w:widowControl/>
-        <w:spacing w:line="240" w:lineRule="auto" w:after="0"/>
-      </w:pPr>
-      <w:r>
-        <w:rPr>
-          <w:rFonts w:ascii="Times New Roman" w:hAnsi="Times New Roman" w:eastAsia="Times New Roman"/>
-          <w:color w:val="181A1F"/>
           <w:sz w:val="28"/>
         </w:rPr>
         <w:t>Ответ:</w:t>
@@ -2777,45 +3753,39 @@
     </w:p>
     <w:p>
       <w:pPr>
-        <w:keepNext/>
-        <w:widowControl/>
-        <w:spacing w:line="240" w:lineRule="auto" w:after="0" w:before="120"/>
+        <w:keepNext w:val="0"/>
+        <w:spacing w:after="60" w:line="240" w:lineRule="auto"/>
+        <w:jc w:val="both"/>
       </w:pPr>
       <w:r>
         <w:rPr>
           <w:rFonts w:ascii="Times New Roman" w:hAnsi="Times New Roman" w:eastAsia="Times New Roman"/>
           <w:b/>
-          <w:color w:val="181A1F"/>
           <w:sz w:val="28"/>
         </w:rPr>
-        <w:t>19.</w:t>
+        <w:t xml:space="preserve">№20 </w:t>
       </w:r>
-    </w:p>
-    <w:p>
-      <w:pPr>
-        <w:widowControl/>
-        <w:spacing w:line="240" w:lineRule="auto" w:after="0"/>
-      </w:pPr>
       <w:r>
         <w:rPr>
           <w:rFonts w:ascii="Times New Roman" w:hAnsi="Times New Roman" w:eastAsia="Times New Roman"/>
           <w:b w:val="0"/>
           <w:i w:val="0"/>
-          <w:color w:val="181A1F"/>
           <w:sz w:val="28"/>
         </w:rPr>
-        <w:t>Используя обществоведческие знания, назовите и проиллюстрируйте примерами любые три различных способа, которыми фирма может бороться за потребителя. (В каждом случае сначала назовите способ, а затем приведите соответствующий пример. Каждый пример должен быть сформулирован развёрнуто.)</w:t>
+        <w:t>Интенсивный рост является «основой роста благосостояния общества». Приведите три аргумента, подтверждающих данное высказывание. (Каждый аргумент должен быть сформулирован как распространенное предложение)</w:t>
       </w:r>
     </w:p>
     <w:p>
       <w:pPr>
-        <w:widowControl/>
-        <w:spacing w:line="240" w:lineRule="auto" w:after="0"/>
+        <w:keepNext w:val="0"/>
+        <w:spacing w:after="60" w:line="240" w:lineRule="auto"/>
+        <w:jc w:val="both"/>
       </w:pPr>
       <w:r>
         <w:rPr>
           <w:rFonts w:ascii="Times New Roman" w:hAnsi="Times New Roman" w:eastAsia="Times New Roman"/>
-          <w:color w:val="181A1F"/>
+          <w:b w:val="0"/>
+          <w:i w:val="0"/>
           <w:sz w:val="28"/>
         </w:rPr>
         <w:t>Ответ:</w:t>
@@ -2823,45 +3793,127 @@
     </w:p>
     <w:p>
       <w:pPr>
-        <w:keepNext/>
-        <w:widowControl/>
-        <w:spacing w:line="240" w:lineRule="auto" w:after="0" w:before="120"/>
+        <w:keepNext w:val="0"/>
+        <w:spacing w:after="60" w:line="240" w:lineRule="auto"/>
+        <w:jc w:val="both"/>
       </w:pPr>
       <w:r>
         <w:rPr>
           <w:rFonts w:ascii="Times New Roman" w:hAnsi="Times New Roman" w:eastAsia="Times New Roman"/>
           <w:b/>
-          <w:color w:val="181A1F"/>
           <w:sz w:val="28"/>
         </w:rPr>
-        <w:t>20.</w:t>
+        <w:t xml:space="preserve">№21 </w:t>
       </w:r>
-    </w:p>
-    <w:p>
-      <w:pPr>
-        <w:widowControl/>
-        <w:spacing w:line="240" w:lineRule="auto" w:after="0"/>
-      </w:pPr>
       <w:r>
         <w:rPr>
           <w:rFonts w:ascii="Times New Roman" w:hAnsi="Times New Roman" w:eastAsia="Times New Roman"/>
           <w:b w:val="0"/>
           <w:i w:val="0"/>
-          <w:color w:val="181A1F"/>
           <w:sz w:val="28"/>
         </w:rPr>
-        <w:t>Используя обществоведческие знания и факты общественной жизни, приведите примеры, иллюстрирующие три разных меры, которые может принять работник для повышения своей конкурентоспособности на рынке труда. (В каждом случае сначала укажите меру, затем приведите соответствующий пример. Каждый пример должен быть сформулирован развёрнуто.)</w:t>
+        <w:t>На графике изображено изменение ситуации на рынке гидроциклов в стране Z. Спрос переместился из положения D в положение D1 при неизменном предложении S. (На графике P — цена товара; Q — количество товара.)</w:t>
       </w:r>
     </w:p>
     <w:p>
       <w:pPr>
-        <w:widowControl/>
-        <w:spacing w:line="240" w:lineRule="auto" w:after="0"/>
+        <w:spacing w:after="80"/>
+        <w:jc w:val="center"/>
+      </w:pPr>
+      <w:r>
+        <w:drawing>
+          <wp:inline xmlns:a="http://schemas.openxmlformats.org/drawingml/2006/main" xmlns:pic="http://schemas.openxmlformats.org/drawingml/2006/picture">
+            <wp:extent cx="3348000" cy="3348000"/>
+            <wp:docPr id="2" name="Picture 2"/>
+            <wp:cNvGraphicFramePr>
+              <a:graphicFrameLocks noChangeAspect="1"/>
+            </wp:cNvGraphicFramePr>
+            <a:graphic>
+              <a:graphicData uri="http://schemas.openxmlformats.org/drawingml/2006/picture">
+                <pic:pic>
+                  <pic:nvPicPr>
+                    <pic:cNvPr id="0" name="asset-0032.png"/>
+                    <pic:cNvPicPr/>
+                  </pic:nvPicPr>
+                  <pic:blipFill>
+                    <a:blip r:embed="rId10"/>
+                    <a:stretch>
+                      <a:fillRect/>
+                    </a:stretch>
+                  </pic:blipFill>
+                  <pic:spPr>
+                    <a:xfrm>
+                      <a:off x="0" y="0"/>
+                      <a:ext cx="3348000" cy="3348000"/>
+                    </a:xfrm>
+                    <a:prstGeom prst="rect"/>
+                  </pic:spPr>
+                </pic:pic>
+              </a:graphicData>
+            </a:graphic>
+          </wp:inline>
+        </w:drawing>
+      </w:r>
+    </w:p>
+    <w:p>
+      <w:pPr>
+        <w:keepNext w:val="0"/>
+        <w:spacing w:after="60" w:line="240" w:lineRule="auto"/>
+        <w:jc w:val="both"/>
       </w:pPr>
       <w:r>
         <w:rPr>
           <w:rFonts w:ascii="Times New Roman" w:hAnsi="Times New Roman" w:eastAsia="Times New Roman"/>
-          <w:color w:val="181A1F"/>
+          <w:b w:val="0"/>
+          <w:i w:val="0"/>
+          <w:sz w:val="28"/>
+        </w:rPr>
+        <w:t xml:space="preserve">Как изменилась равновесная цена? </w:t>
+      </w:r>
+    </w:p>
+    <w:p>
+      <w:pPr>
+        <w:keepNext w:val="0"/>
+        <w:spacing w:after="60" w:line="240" w:lineRule="auto"/>
+        <w:jc w:val="both"/>
+      </w:pPr>
+      <w:r>
+        <w:rPr>
+          <w:rFonts w:ascii="Times New Roman" w:hAnsi="Times New Roman" w:eastAsia="Times New Roman"/>
+          <w:b w:val="0"/>
+          <w:i w:val="0"/>
+          <w:sz w:val="28"/>
+        </w:rPr>
+        <w:t>Что могло вызвать изменение спроса? Сначала укажите любое одно обстоятельство (фактор), затем объясните его влияние на спрос (обязательно укажите характер изменения спроса). (Объяснение должно быть дано применительно к рынку, указанному в тексте задания.)</w:t>
+      </w:r>
+    </w:p>
+    <w:p>
+      <w:pPr>
+        <w:keepNext w:val="0"/>
+        <w:spacing w:after="60" w:line="240" w:lineRule="auto"/>
+        <w:jc w:val="both"/>
+      </w:pPr>
+      <w:r>
+        <w:rPr>
+          <w:rFonts w:ascii="Times New Roman" w:hAnsi="Times New Roman" w:eastAsia="Times New Roman"/>
+          <w:b w:val="0"/>
+          <w:i w:val="0"/>
+          <w:sz w:val="28"/>
+        </w:rPr>
+        <w:t>Как изменятся предложение и равновесная цена на данном рынке, если при прочих равных условиях продавцы гидроциклов ожидают роста цен?</w:t>
+      </w:r>
+    </w:p>
+    <w:p>
+      <w:pPr>
+        <w:keepNext w:val="0"/>
+        <w:spacing w:after="60" w:line="240" w:lineRule="auto"/>
+        <w:jc w:val="both"/>
+      </w:pPr>
+      <w:r>
+        <w:rPr>
+          <w:rFonts w:ascii="Times New Roman" w:hAnsi="Times New Roman" w:eastAsia="Times New Roman"/>
+          <w:b w:val="0"/>
+          <w:i w:val="0"/>
           <w:sz w:val="28"/>
         </w:rPr>
         <w:t>Ответ:</w:t>
@@ -2869,45 +3921,55 @@
     </w:p>
     <w:p>
       <w:pPr>
-        <w:keepNext/>
-        <w:widowControl/>
-        <w:spacing w:line="240" w:lineRule="auto" w:after="0" w:before="120"/>
+        <w:keepNext w:val="0"/>
+        <w:spacing w:after="60" w:line="240" w:lineRule="auto"/>
+        <w:jc w:val="both"/>
       </w:pPr>
       <w:r>
         <w:rPr>
           <w:rFonts w:ascii="Times New Roman" w:hAnsi="Times New Roman" w:eastAsia="Times New Roman"/>
           <w:b/>
-          <w:color w:val="181A1F"/>
           <w:sz w:val="28"/>
         </w:rPr>
-        <w:t>21.</w:t>
+        <w:t xml:space="preserve">№22 </w:t>
       </w:r>
-    </w:p>
-    <w:p>
-      <w:pPr>
-        <w:widowControl/>
-        <w:spacing w:line="240" w:lineRule="auto" w:after="0"/>
-      </w:pPr>
       <w:r>
         <w:rPr>
           <w:rFonts w:ascii="Times New Roman" w:hAnsi="Times New Roman" w:eastAsia="Times New Roman"/>
           <w:b w:val="0"/>
           <w:i w:val="0"/>
-          <w:color w:val="181A1F"/>
           <w:sz w:val="28"/>
         </w:rPr>
-        <w:t>Используя обществоведческие знания, приведите три аргумента в пользу высокого значения деятельности государства по борьбе с несовершенствами рынка. (Каждое суждение должно быть сформулировано как распространённое предложение.)</w:t>
+        <w:t xml:space="preserve">Гражданин России К Л. Миронов работает учителем. За выполнение работы, предусмотренной трудовым договором, должностной инструкцией и типовым положением об оплате труда, он ежемесячно получает фиксированный размер денежных средств. Ежемесячно в бюджет происходит отчисление налога на доходы физических лиц (НДФЛ). Размер составляет 13% от заработной платы. К.Л. Миронов является клиентом крупного банка, оплачивает коммунальные услуги при помощи своей банковской карты, используя свой компьютер. </w:t>
       </w:r>
     </w:p>
     <w:p>
       <w:pPr>
-        <w:widowControl/>
-        <w:spacing w:line="240" w:lineRule="auto" w:after="0"/>
+        <w:keepNext w:val="0"/>
+        <w:spacing w:after="60" w:line="240" w:lineRule="auto"/>
+        <w:jc w:val="both"/>
       </w:pPr>
       <w:r>
         <w:rPr>
           <w:rFonts w:ascii="Times New Roman" w:hAnsi="Times New Roman" w:eastAsia="Times New Roman"/>
-          <w:color w:val="181A1F"/>
+          <w:b w:val="0"/>
+          <w:i w:val="0"/>
+          <w:sz w:val="28"/>
+        </w:rPr>
+        <w:t>Какую форму оплаты труда иллюстрирует приведённый пример? К какому виде налогов (в зависимости от того, в какой бюджет он поступает) относится НДФЛ Какие ещё налоги сборы относятся к этому виду (в соответствии с Налоговым кодексом РФ)? (Укажите любые три других налога сбора этого вида.) Как называют услугу банка, связанную с дистанционным банковским обслуживанием?</w:t>
+      </w:r>
+    </w:p>
+    <w:p>
+      <w:pPr>
+        <w:keepNext w:val="0"/>
+        <w:spacing w:after="60" w:line="240" w:lineRule="auto"/>
+        <w:jc w:val="both"/>
+      </w:pPr>
+      <w:r>
+        <w:rPr>
+          <w:rFonts w:ascii="Times New Roman" w:hAnsi="Times New Roman" w:eastAsia="Times New Roman"/>
+          <w:b w:val="0"/>
+          <w:i w:val="0"/>
           <w:sz w:val="28"/>
         </w:rPr>
         <w:t>Ответ:</w:t>
@@ -2915,61 +3977,88 @@
     </w:p>
     <w:p>
       <w:pPr>
-        <w:keepNext/>
-        <w:widowControl/>
-        <w:spacing w:line="240" w:lineRule="auto" w:after="0" w:before="120"/>
+        <w:keepNext w:val="0"/>
+        <w:spacing w:after="60" w:line="240" w:lineRule="auto"/>
+        <w:jc w:val="both"/>
       </w:pPr>
       <w:r>
         <w:rPr>
           <w:rFonts w:ascii="Times New Roman" w:hAnsi="Times New Roman" w:eastAsia="Times New Roman"/>
           <w:b/>
-          <w:color w:val="181A1F"/>
           <w:sz w:val="28"/>
         </w:rPr>
-        <w:t>22.</w:t>
+        <w:t xml:space="preserve">№23 </w:t>
       </w:r>
-    </w:p>
-    <w:p>
-      <w:pPr>
-        <w:widowControl/>
-        <w:spacing w:line="240" w:lineRule="auto" w:after="0"/>
-      </w:pPr>
       <w:r>
         <w:rPr>
           <w:rFonts w:ascii="Times New Roman" w:hAnsi="Times New Roman" w:eastAsia="Times New Roman"/>
           <w:b w:val="0"/>
           <w:i w:val="0"/>
-          <w:color w:val="181A1F"/>
           <w:sz w:val="28"/>
         </w:rPr>
-        <w:t xml:space="preserve">Иван, используя мобильные приложения, оплачивает услуги ЖКХ, управляет своими банковскими счетами, оформляет страховку на квартиру и автомобиль. </w:t>
+        <w:t xml:space="preserve">Конституция Российской Федерации закрепляет основы конституционного строя нашего государства, права и свободы человека и гражданина. +</w:t>
       </w:r>
     </w:p>
     <w:p>
       <w:pPr>
-        <w:widowControl/>
-        <w:spacing w:line="240" w:lineRule="auto" w:after="0"/>
+        <w:keepNext w:val="0"/>
+        <w:spacing w:after="60" w:line="240" w:lineRule="auto"/>
+        <w:jc w:val="both"/>
       </w:pPr>
       <w:r>
         <w:rPr>
           <w:rFonts w:ascii="Times New Roman" w:hAnsi="Times New Roman" w:eastAsia="Times New Roman"/>
           <w:b w:val="0"/>
           <w:i w:val="0"/>
-          <w:color w:val="181A1F"/>
           <w:sz w:val="28"/>
         </w:rPr>
-        <w:t>Какое понятие используют экономисты для обозначения получаемых Иваном услуг? (Дайте наиболее общее название). Как называют процесс внедрения в экономику информационно-коммуникационных технологий, благодаря которым стало возможным дистанционное получение потребителем различных услуг? Какие действия может включать в себя управления банковским счётом? Почему банки заинтересованы в развитии технологий дистанционного оказания услуг?</w:t>
+        <w:t xml:space="preserve">На основе положений Конституции Российской Федерации объясните смысл следующих характеристик нашего государства: 1) государство с республиканской формой правления; 2) демократическое государство; 3) государство с развитым местным самоуправлением. </w:t>
       </w:r>
     </w:p>
     <w:p>
       <w:pPr>
-        <w:widowControl/>
-        <w:spacing w:line="240" w:lineRule="auto" w:after="0"/>
+        <w:keepNext w:val="0"/>
+        <w:spacing w:after="60" w:line="240" w:lineRule="auto"/>
+        <w:jc w:val="both"/>
       </w:pPr>
       <w:r>
         <w:rPr>
           <w:rFonts w:ascii="Times New Roman" w:hAnsi="Times New Roman" w:eastAsia="Times New Roman"/>
-          <w:color w:val="181A1F"/>
+          <w:b w:val="0"/>
+          <w:i w:val="0"/>
+          <w:sz w:val="28"/>
+        </w:rPr>
+        <w:t xml:space="preserve">(Каждое объяснение должно быть сформулировано как распространенное предложение с опорой на конкретное положение Конституции Российской Федерации. </w:t>
+      </w:r>
+    </w:p>
+    <w:p>
+      <w:pPr>
+        <w:keepNext w:val="0"/>
+        <w:spacing w:after="60" w:line="240" w:lineRule="auto"/>
+        <w:jc w:val="both"/>
+      </w:pPr>
+      <w:r>
+        <w:rPr>
+          <w:rFonts w:ascii="Times New Roman" w:hAnsi="Times New Roman" w:eastAsia="Times New Roman"/>
+          <w:b w:val="0"/>
+          <w:i w:val="0"/>
+          <w:sz w:val="28"/>
+        </w:rPr>
+        <w:t>Обратите внимание на то, что правильное выполнение задания не требует указания в ответе номеров соответствующих статей Конституции и дословного воспроизведения их содержания.)</w:t>
+      </w:r>
+    </w:p>
+    <w:p>
+      <w:pPr>
+        <w:keepNext w:val="0"/>
+        <w:spacing w:after="60" w:line="240" w:lineRule="auto"/>
+        <w:jc w:val="both"/>
+      </w:pPr>
+      <w:r>
+        <w:rPr>
+          <w:rFonts w:ascii="Times New Roman" w:hAnsi="Times New Roman" w:eastAsia="Times New Roman"/>
+          <w:b w:val="0"/>
+          <w:i w:val="0"/>
           <w:sz w:val="28"/>
         </w:rPr>
         <w:t>Ответ:</w:t>
@@ -2977,141 +4066,39 @@
     </w:p>
     <w:p>
       <w:pPr>
-        <w:keepNext/>
-        <w:widowControl/>
-        <w:spacing w:line="240" w:lineRule="auto" w:after="0" w:before="120"/>
+        <w:keepNext w:val="0"/>
+        <w:spacing w:after="60" w:line="240" w:lineRule="auto"/>
+        <w:jc w:val="both"/>
       </w:pPr>
       <w:r>
         <w:rPr>
           <w:rFonts w:ascii="Times New Roman" w:hAnsi="Times New Roman" w:eastAsia="Times New Roman"/>
           <w:b/>
-          <w:color w:val="181A1F"/>
           <w:sz w:val="28"/>
         </w:rPr>
-        <w:t>23.</w:t>
+        <w:t xml:space="preserve">№24 </w:t>
       </w:r>
-    </w:p>
-    <w:p>
-      <w:pPr>
-        <w:widowControl/>
-        <w:spacing w:line="240" w:lineRule="auto" w:after="0"/>
-      </w:pPr>
       <w:r>
         <w:rPr>
           <w:rFonts w:ascii="Times New Roman" w:hAnsi="Times New Roman" w:eastAsia="Times New Roman"/>
           <w:b w:val="0"/>
           <w:i w:val="0"/>
-          <w:color w:val="181A1F"/>
           <w:sz w:val="28"/>
         </w:rPr>
-        <w:t>Предпринимательство допускается в любой отрасли хозяйственной деятельности, не запрещенной законом: промышленности, сельском хозяйстве, торговле, бытовом обслуживании, юридической, издательской, банковской и консультационной деятельности, в сфере операций с ценными бумагами и т. д.</w:t>
+        <w:t>Используя обществоведческие знания, составьте сложный план, позволяющий раскрыть по существу тему «Виды издержек в краткосрочном периоде». Сложный план должен содержать не менее трёх непосредственно раскрывающих тему по существу пунктов, детализированных в подпунктах. (Количество подпунктов каждого детализированного пункта должно быть не менее трёх, за исключением случаев, когда с точки зрения общественных наук возможны только два подпункта.)</w:t>
       </w:r>
     </w:p>
     <w:p>
       <w:pPr>
-        <w:widowControl/>
-        <w:spacing w:line="240" w:lineRule="auto" w:after="0"/>
+        <w:keepNext w:val="0"/>
+        <w:spacing w:after="60" w:line="240" w:lineRule="auto"/>
+        <w:jc w:val="both"/>
       </w:pPr>
       <w:r>
         <w:rPr>
           <w:rFonts w:ascii="Times New Roman" w:hAnsi="Times New Roman" w:eastAsia="Times New Roman"/>
           <w:b w:val="0"/>
           <w:i w:val="0"/>
-          <w:color w:val="181A1F"/>
-          <w:sz w:val="28"/>
-        </w:rPr>
-        <w:t>Основными сферами предпринимательской деятельности являются: производство (продукции, услуг), коммерция (торговля) и коммерческое посредничество. Следовательно, предпринимательство — это организация полезной производственной деятельности, направленной на производство товаров или оказание услуг.</w:t>
-      </w:r>
-    </w:p>
-    <w:p>
-      <w:pPr>
-        <w:widowControl/>
-        <w:spacing w:line="240" w:lineRule="auto" w:after="0"/>
-      </w:pPr>
-      <w:r>
-        <w:rPr>
-          <w:rFonts w:ascii="Times New Roman" w:hAnsi="Times New Roman" w:eastAsia="Times New Roman"/>
-          <w:b w:val="0"/>
-          <w:i w:val="0"/>
-          <w:color w:val="181A1F"/>
-          <w:sz w:val="28"/>
-        </w:rPr>
-        <w:t>Предприниматель реализует свой деловой интерес (получение прибыли) через новаторство, стремясь вводить в дело на коммерческой основе новые производственные технологии, новые формы организации бизнеса, новые товары. Кроме того, его деловой интерес реализуется через риск, причем предприниматель рискует не только своим временем, трудом и деловой репутацией, но и вложенными средствами.</w:t>
-      </w:r>
-    </w:p>
-    <w:p>
-      <w:pPr>
-        <w:widowControl/>
-        <w:spacing w:line="240" w:lineRule="auto" w:after="0"/>
-      </w:pPr>
-      <w:r>
-        <w:rPr>
-          <w:rFonts w:ascii="Times New Roman" w:hAnsi="Times New Roman" w:eastAsia="Times New Roman"/>
-          <w:b w:val="0"/>
-          <w:i w:val="0"/>
-          <w:color w:val="181A1F"/>
-          <w:sz w:val="28"/>
-        </w:rPr>
-        <w:t>Предпринимательская деятельность в любой сфере регулируется государством через механизм финансовой системы (через налоги, кредиты, страхование и т. п.). В то же время она опирается на правовую базу независимо от видов предпринимательской деятельности и от форм собственности.</w:t>
-      </w:r>
-    </w:p>
-    <w:p>
-      <w:pPr>
-        <w:widowControl/>
-        <w:spacing w:line="240" w:lineRule="auto" w:after="0"/>
-      </w:pPr>
-      <w:r>
-        <w:rPr>
-          <w:rFonts w:ascii="Times New Roman" w:hAnsi="Times New Roman" w:eastAsia="Times New Roman"/>
-          <w:b w:val="0"/>
-          <w:i w:val="0"/>
-          <w:color w:val="181A1F"/>
-          <w:sz w:val="28"/>
-        </w:rPr>
-        <w:t>В современных условиях предпринимательская деятельность — это средство не только дохода, заработка, но и самовыражения. Отсюда огромное стремление многих людей начать свое дело. Конечно, не любое деловое предприятие приносит успех. Более 50% новых фирм закрываются в первый же год своей деятельности из-за низкой рентабельности. Но есть и другая статистика: 90% всех американских миллионеров (их около 2 млн. человек) обязаны своим состоянием созданию собственной фирмы.</w:t>
-      </w:r>
-    </w:p>
-    <w:p>
-      <w:pPr>
-        <w:widowControl/>
-        <w:spacing w:line="240" w:lineRule="auto" w:after="0"/>
-      </w:pPr>
-      <w:r>
-        <w:rPr>
-          <w:rFonts w:ascii="Times New Roman" w:hAnsi="Times New Roman" w:eastAsia="Times New Roman"/>
-          <w:b w:val="0"/>
-          <w:i w:val="0"/>
-          <w:color w:val="181A1F"/>
-          <w:sz w:val="28"/>
-        </w:rPr>
-        <w:t xml:space="preserve">Функционирование современного предпринимательства невозможно без благоприятного социально-экономического климата, который формируется в результате целенаправленных усилий государства. Он характеризуется стабильностью государственной экономической и социальной политики, направленной на поддержку предпринимательства; льготным налоговым режимом, который способствует притоку в предпринимательскую сферу финансовых средств; развитием инфраструктуры предпринимательства: инновационных и внедренческих центров; специальных фирм, оказывающих помощь начинающим предпринимателям; консультационных центров по вопросам управления, маркетинга, рекламы; курсов и школ подготовки предпринимателей; созданием эффективной системы защиты интеллектуальной собственности, формированием позитивного отношения общества к предпринимательской деятельности. Предпринимательские инициативы деловых людей при поддержке государства способствуют эффективному функционированию современной рыночной экономике. (По М. А. Сажиной, Г.Г. Чибрикову) </w:t>
-      </w:r>
-    </w:p>
-    <w:p>
-      <w:pPr>
-        <w:widowControl/>
-        <w:spacing w:line="240" w:lineRule="auto" w:after="0"/>
-      </w:pPr>
-      <w:r>
-        <w:rPr>
-          <w:rFonts w:ascii="Times New Roman" w:hAnsi="Times New Roman" w:eastAsia="Times New Roman"/>
-          <w:b w:val="0"/>
-          <w:i w:val="0"/>
-          <w:color w:val="181A1F"/>
-          <w:sz w:val="28"/>
-        </w:rPr>
-        <w:t>Авторы приводят несколько характеристик благоприятного социально-экономического климата. Найдите и проиллюстрируйте примером три любые из них на примере Российской Федерации. (В каждом случае сначала назовите характеристику, затем приведите соответствующий пример).</w:t>
-      </w:r>
-    </w:p>
-    <w:p>
-      <w:pPr>
-        <w:widowControl/>
-        <w:spacing w:line="240" w:lineRule="auto" w:after="0"/>
-      </w:pPr>
-      <w:r>
-        <w:rPr>
-          <w:rFonts w:ascii="Times New Roman" w:hAnsi="Times New Roman" w:eastAsia="Times New Roman"/>
-          <w:color w:val="181A1F"/>
           <w:sz w:val="28"/>
         </w:rPr>
         <w:t>Ответ:</w:t>
@@ -3119,209 +4106,84 @@
     </w:p>
     <w:p>
       <w:pPr>
-        <w:keepNext/>
-        <w:widowControl/>
-        <w:spacing w:line="240" w:lineRule="auto" w:after="0" w:before="120"/>
+        <w:keepNext w:val="0"/>
+        <w:spacing w:after="60" w:line="240" w:lineRule="auto"/>
+        <w:jc w:val="both"/>
       </w:pPr>
       <w:r>
         <w:rPr>
           <w:rFonts w:ascii="Times New Roman" w:hAnsi="Times New Roman" w:eastAsia="Times New Roman"/>
           <w:b/>
-          <w:color w:val="181A1F"/>
           <w:sz w:val="28"/>
         </w:rPr>
-        <w:t>24.</w:t>
+        <w:t xml:space="preserve">№25 </w:t>
       </w:r>
-    </w:p>
-    <w:p>
-      <w:pPr>
-        <w:widowControl/>
-        <w:spacing w:line="240" w:lineRule="auto" w:after="0"/>
-      </w:pPr>
       <w:r>
         <w:rPr>
           <w:rFonts w:ascii="Times New Roman" w:hAnsi="Times New Roman" w:eastAsia="Times New Roman"/>
           <w:b w:val="0"/>
           <w:i w:val="0"/>
-          <w:color w:val="181A1F"/>
           <w:sz w:val="28"/>
         </w:rPr>
-        <w:t xml:space="preserve">Гражданин РФ Л.А. Кирпичников работает поваром. За выполнение работы, предусмотренной трудовым договором, должностной инструкцией и типовым положением об оплате труда, он ежемесячно получает фиксированный размер денежных средств. Ежемесячно в бюджет происходит отчисление налога на доходы физических лиц (НДФЛ). Размер его составляет 13% заработной платы. Кирпичников открыл депозит в банке, предпочитает срочные вклады вкладам до востребования. </w:t>
+        <w:t>Обоснуйте необходимость конкуренции для развития предпринимательства в РФ. (Обоснование должно быть дано с опорой на обществоведческие знания в нескольких связанных между собой распространённых предложениях, раскрывать причинно-следственные и (или) функциональные связи.)</w:t>
       </w:r>
     </w:p>
     <w:p>
       <w:pPr>
-        <w:widowControl/>
-        <w:spacing w:line="240" w:lineRule="auto" w:after="0"/>
+        <w:keepNext w:val="0"/>
+        <w:spacing w:after="60" w:line="240" w:lineRule="auto"/>
+        <w:jc w:val="both"/>
       </w:pPr>
       <w:r>
         <w:rPr>
           <w:rFonts w:ascii="Times New Roman" w:hAnsi="Times New Roman" w:eastAsia="Times New Roman"/>
           <w:b w:val="0"/>
           <w:i w:val="0"/>
-          <w:color w:val="181A1F"/>
           <w:sz w:val="28"/>
         </w:rPr>
-        <w:t xml:space="preserve">Какую форму заработной платы иллюстрирует приведённый пример? К какому виду налогов в зависимости от того, в какой бюджет он поступает, относится НДФЛ? </w:t>
+        <w:t>Назовите любые три разрешенных законом способа конкурентной борьбы в РФ</w:t>
       </w:r>
     </w:p>
     <w:p>
       <w:pPr>
-        <w:widowControl/>
-        <w:spacing w:line="240" w:lineRule="auto" w:after="0"/>
+        <w:keepNext w:val="0"/>
+        <w:spacing w:after="60" w:line="240" w:lineRule="auto"/>
+        <w:jc w:val="both"/>
       </w:pPr>
       <w:r>
         <w:rPr>
           <w:rFonts w:ascii="Times New Roman" w:hAnsi="Times New Roman" w:eastAsia="Times New Roman"/>
           <w:b w:val="0"/>
           <w:i w:val="0"/>
-          <w:color w:val="181A1F"/>
           <w:sz w:val="28"/>
         </w:rPr>
-        <w:t xml:space="preserve">Какие ещё налоги/сборы относятся к этому виду (в соответствии с Налоговым кодексом РФ)? (Укажите любые три других налога/сбора этого вида.) </w:t>
+        <w:t>Для каждого из способов в п. 2 приведите примеры, показывающие их положительное влияние на развитие предпринимательства в РФ. (Каждый пример должен быть сформулирован развернуто.)</w:t>
       </w:r>
     </w:p>
     <w:p>
       <w:pPr>
-        <w:widowControl/>
-        <w:spacing w:line="240" w:lineRule="auto" w:after="0"/>
+        <w:keepNext w:val="0"/>
+        <w:spacing w:after="60" w:line="240" w:lineRule="auto"/>
+        <w:jc w:val="both"/>
       </w:pPr>
       <w:r>
         <w:rPr>
           <w:rFonts w:ascii="Times New Roman" w:hAnsi="Times New Roman" w:eastAsia="Times New Roman"/>
           <w:b w:val="0"/>
           <w:i w:val="0"/>
-          <w:color w:val="181A1F"/>
-          <w:sz w:val="28"/>
-        </w:rPr>
-        <w:t>Объясните, чем срочный вклад отличается от вклада до востребования?</w:t>
-      </w:r>
-    </w:p>
-    <w:p>
-      <w:pPr>
-        <w:widowControl/>
-        <w:spacing w:line="240" w:lineRule="auto" w:after="0"/>
-      </w:pPr>
-      <w:r>
-        <w:rPr>
-          <w:rFonts w:ascii="Times New Roman" w:hAnsi="Times New Roman" w:eastAsia="Times New Roman"/>
-          <w:color w:val="181A1F"/>
           <w:sz w:val="28"/>
         </w:rPr>
         <w:t>Ответ:</w:t>
       </w:r>
     </w:p>
-    <w:p>
-      <w:pPr>
-        <w:keepNext/>
-        <w:widowControl/>
-        <w:spacing w:line="240" w:lineRule="auto" w:after="0" w:before="120"/>
-      </w:pPr>
-      <w:r>
-        <w:rPr>
-          <w:rFonts w:ascii="Times New Roman" w:hAnsi="Times New Roman" w:eastAsia="Times New Roman"/>
-          <w:b/>
-          <w:color w:val="181A1F"/>
-          <w:sz w:val="28"/>
-        </w:rPr>
-        <w:t>25.</w:t>
-      </w:r>
-    </w:p>
-    <w:p>
-      <w:pPr>
-        <w:widowControl/>
-        <w:spacing w:line="240" w:lineRule="auto" w:after="0"/>
-      </w:pPr>
-      <w:r>
-        <w:rPr>
-          <w:rFonts w:ascii="Times New Roman" w:hAnsi="Times New Roman" w:eastAsia="Times New Roman"/>
-          <w:b w:val="0"/>
-          <w:i w:val="0"/>
-          <w:color w:val="181A1F"/>
-          <w:sz w:val="28"/>
-        </w:rPr>
-        <w:t>Обоснуйте необходимость участия государства в современной экономике. (Обоснование должно быть дано с опорой на обществоведческие знания в нескольких связанных между собой распространённых предложениях, раскрывать причинно- следственные и (или) функциональные связи.)</w:t>
-      </w:r>
-    </w:p>
-    <w:p>
-      <w:pPr>
-        <w:widowControl/>
-        <w:spacing w:line="240" w:lineRule="auto" w:after="0"/>
-      </w:pPr>
-      <w:r>
-        <w:rPr>
-          <w:rFonts w:ascii="Times New Roman" w:hAnsi="Times New Roman" w:eastAsia="Times New Roman"/>
-          <w:b w:val="0"/>
-          <w:i w:val="0"/>
-          <w:color w:val="181A1F"/>
-          <w:sz w:val="28"/>
-        </w:rPr>
-        <w:t>Что относят к общественным благам? (Назовите любые три общественных блага.)</w:t>
-      </w:r>
-    </w:p>
-    <w:p>
-      <w:pPr>
-        <w:widowControl/>
-        <w:spacing w:line="240" w:lineRule="auto" w:after="0"/>
-      </w:pPr>
-      <w:r>
-        <w:rPr>
-          <w:rFonts w:ascii="Times New Roman" w:hAnsi="Times New Roman" w:eastAsia="Times New Roman"/>
-          <w:b w:val="0"/>
-          <w:i w:val="0"/>
-          <w:color w:val="181A1F"/>
-          <w:sz w:val="28"/>
-        </w:rPr>
-        <w:t>Для каждого из них приведите по одному примеру, иллюстрирующему использование данного блага. (Каждый пример должен быть сформулирован развёрнуто. В совокупности примеры должны иллюстрировать три различных признака общественного блага.)</w:t>
-      </w:r>
-    </w:p>
-    <w:p>
-      <w:pPr>
-        <w:widowControl/>
-        <w:spacing w:line="240" w:lineRule="auto" w:after="0"/>
-      </w:pPr>
-      <w:r>
-        <w:rPr>
-          <w:rFonts w:ascii="Times New Roman" w:hAnsi="Times New Roman" w:eastAsia="Times New Roman"/>
-          <w:color w:val="181A1F"/>
-          <w:sz w:val="28"/>
-        </w:rPr>
-        <w:t>Ответ:</w:t>
-      </w:r>
-    </w:p>
-    <w:p>
-      <w:pPr>
-        <w:widowControl/>
-        <w:spacing w:line="240" w:lineRule="auto" w:after="0"/>
-      </w:pPr>
-      <w:r>
-        <w:rPr>
-          <w:rFonts w:ascii="Times New Roman" w:hAnsi="Times New Roman" w:eastAsia="Times New Roman"/>
-          <w:color w:val="181A1F"/>
-          <w:sz w:val="28"/>
-        </w:rPr>
-        <w:br w:type="page"/>
-      </w:r>
-    </w:p>
     <w:sectPr>
-      <w:footerReference w:type="default" r:id="rId11"/>
-      <w:pgSz w:w="11906" w:h="16838"/>
-      <w:pgMar w:top="935" w:right="879" w:bottom="879" w:left="992" w:header="397" w:footer="397" w:gutter="0"/>
+      <w:pgSz w:w="12240" w:h="15840"/>
+      <w:pgMar w:top="964" w:right="850" w:bottom="964" w:left="1134" w:header="720" w:footer="720" w:gutter="0"/>
       <w:cols w:space="720"/>
       <w:docGrid w:linePitch="360"/>
     </w:sectPr>
   </w:body>
 </w:document>
-</file>
-
-<file path=word/footer1.xml><?xml version="1.0" encoding="utf-8"?>
-<w:ftr xmlns:m="http://schemas.openxmlformats.org/officeDocument/2006/math" xmlns:mc="http://schemas.openxmlformats.org/markup-compatibility/2006" xmlns:mo="http://schemas.microsoft.com/office/mac/office/2008/main" xmlns:mv="urn:schemas-microsoft-com:mac:vml" xmlns:o="urn:schemas-microsoft-com:office:office" xmlns:r="http://schemas.openxmlformats.org/officeDocument/2006/relationships" xmlns:v="urn:schemas-microsoft-com:vml" xmlns:w10="urn:schemas-microsoft-com:office:word" xmlns:w14="http://schemas.microsoft.com/office/word/2010/wordml" xmlns:w="http://schemas.openxmlformats.org/wordprocessingml/2006/main" xmlns:wne="http://schemas.microsoft.com/office/word/2006/wordml" xmlns:wp14="http://schemas.microsoft.com/office/word/2010/wordprocessingDrawing" xmlns:wp="http://schemas.openxmlformats.org/drawingml/2006/wordprocessingDrawing" xmlns:wpc="http://schemas.microsoft.com/office/word/2010/wordprocessingCanvas" xmlns:wpg="http://schemas.microsoft.com/office/word/2010/wordprocessingGroup" xmlns:wpi="http://schemas.microsoft.com/office/word/2010/wordprocessingInk" xmlns:wps="http://schemas.microsoft.com/office/word/2010/wordprocessingShape" mc:Ignorable="w14 wp14">
-  <w:p>
-    <w:pPr>
-      <w:pStyle w:val="Footer"/>
-    </w:pPr>
-  </w:p>
-</w:ftr>
 </file>
 
 <file path=word/numbering.xml><?xml version="1.0" encoding="utf-8"?>
@@ -3688,11 +4550,10 @@
     <w:qFormat/>
     <w:rsid w:val="00FC693F"/>
     <w:pPr>
-      <w:spacing w:after="0" w:line="240" w:lineRule="auto"/>
+      <w:spacing w:after="60" w:line="240" w:lineRule="auto"/>
     </w:pPr>
     <w:rPr>
-      <w:rFonts w:ascii="Times New Roman" w:hAnsi="Times New Roman"/>
-      <w:color w:val="181A1F"/>
+      <w:rFonts w:ascii="Times New Roman" w:hAnsi="Times New Roman" w:eastAsia="Times New Roman"/>
       <w:sz w:val="28"/>
     </w:rPr>
   </w:style>
@@ -3755,10 +4616,10 @@
       <w:outlineLvl w:val="0"/>
     </w:pPr>
     <w:rPr>
-      <w:rFonts w:asciiTheme="majorHAnsi" w:eastAsiaTheme="majorEastAsia" w:hAnsiTheme="majorHAnsi" w:cstheme="majorBidi" w:ascii="Times New Roman" w:hAnsi="Times New Roman"/>
+      <w:rFonts w:asciiTheme="majorHAnsi" w:eastAsiaTheme="majorEastAsia" w:hAnsiTheme="majorHAnsi" w:cstheme="majorBidi"/>
       <w:b/>
       <w:bCs/>
-      <w:color w:val="181A1F"/>
+      <w:color w:val="365F91" w:themeColor="accent1" w:themeShade="BF"/>
       <w:sz w:val="28"/>
       <w:szCs w:val="28"/>
     </w:rPr>
@@ -3779,7 +4640,7 @@
       <w:outlineLvl w:val="1"/>
     </w:pPr>
     <w:rPr>
-      <w:rFonts w:asciiTheme="majorHAnsi" w:eastAsiaTheme="majorEastAsia" w:hAnsiTheme="majorHAnsi" w:cstheme="majorBidi" w:ascii="Arial" w:hAnsi="Arial"/>
+      <w:rFonts w:asciiTheme="majorHAnsi" w:eastAsiaTheme="majorEastAsia" w:hAnsiTheme="majorHAnsi" w:cstheme="majorBidi"/>
       <w:b/>
       <w:bCs/>
       <w:color w:val="4F81BD" w:themeColor="accent1"/>
@@ -4044,7 +4905,7 @@
       <w:contextualSpacing/>
     </w:pPr>
     <w:rPr>
-      <w:rFonts w:asciiTheme="majorHAnsi" w:eastAsiaTheme="majorEastAsia" w:hAnsiTheme="majorHAnsi" w:cstheme="majorBidi" w:ascii="Arial" w:hAnsi="Arial"/>
+      <w:rFonts w:asciiTheme="majorHAnsi" w:eastAsiaTheme="majorEastAsia" w:hAnsiTheme="majorHAnsi" w:cstheme="majorBidi"/>
       <w:color w:val="17365D" w:themeColor="text2" w:themeShade="BF"/>
       <w:spacing w:val="5"/>
       <w:kern w:val="28"/>
